--- a/插件详细手册/7.行走图/关于行走图优化核心.docx
+++ b/插件详细手册/7.行走图/关于行走图优化核心.docx
@@ -1,6 +1,6 @@
 
 <file path=word/document.xml><?xml version="1.0" encoding="utf-8"?>
-<w:document xmlns:wpc="http://schemas.microsoft.com/office/word/2010/wordprocessingCanvas" xmlns:mc="http://schemas.openxmlformats.org/markup-compatibility/2006" xmlns:o="urn:schemas-microsoft-com:office:office" xmlns:r="http://schemas.openxmlformats.org/officeDocument/2006/relationships" xmlns:m="http://schemas.openxmlformats.org/officeDocument/2006/math" xmlns:v="urn:schemas-microsoft-com:vml" xmlns:wp14="http://schemas.microsoft.com/office/word/2010/wordprocessingDrawing" xmlns:wp="http://schemas.openxmlformats.org/drawingml/2006/wordprocessingDrawing" xmlns:w="http://schemas.openxmlformats.org/wordprocessingml/2006/main" xmlns:w14="http://schemas.microsoft.com/office/word/2010/wordml" xmlns:w10="urn:schemas-microsoft-com:office:word" xmlns:w15="http://schemas.microsoft.com/office/word/2012/wordml" xmlns:wpg="http://schemas.microsoft.com/office/word/2010/wordprocessingGroup" xmlns:wpi="http://schemas.microsoft.com/office/word/2010/wordprocessingInk" xmlns:wne="http://schemas.microsoft.com/office/word/2006/wordml" xmlns:wps="http://schemas.microsoft.com/office/word/2010/wordprocessingShape" xmlns:wpsCustomData="http://www.wps.cn/officeDocument/2013/wpsCustomData" mc:Ignorable="w14 w15 wp14">
+<w:document xmlns:wpc="http://schemas.microsoft.com/office/word/2010/wordprocessingCanvas" xmlns:cx="http://schemas.microsoft.com/office/drawing/2014/chartex" xmlns:cx1="http://schemas.microsoft.com/office/drawing/2015/9/8/chartex" xmlns:cx2="http://schemas.microsoft.com/office/drawing/2015/10/21/chartex" xmlns:cx3="http://schemas.microsoft.com/office/drawing/2016/5/9/chartex" xmlns:cx4="http://schemas.microsoft.com/office/drawing/2016/5/10/chartex" xmlns:cx5="http://schemas.microsoft.com/office/drawing/2016/5/11/chartex" xmlns:cx6="http://schemas.microsoft.com/office/drawing/2016/5/12/chartex" xmlns:cx7="http://schemas.microsoft.com/office/drawing/2016/5/13/chartex" xmlns:cx8="http://schemas.microsoft.com/office/drawing/2016/5/14/chartex" xmlns:mc="http://schemas.openxmlformats.org/markup-compatibility/2006" xmlns:aink="http://schemas.microsoft.com/office/drawing/2016/ink" xmlns:am3d="http://schemas.microsoft.com/office/drawing/2017/model3d" xmlns:o="urn:schemas-microsoft-com:office:office" xmlns:oel="http://schemas.microsoft.com/office/2019/extlst" xmlns:r="http://schemas.openxmlformats.org/officeDocument/2006/relationships" xmlns:m="http://schemas.openxmlformats.org/officeDocument/2006/math" xmlns:v="urn:schemas-microsoft-com:vml" xmlns:wp14="http://schemas.microsoft.com/office/word/2010/wordprocessingDrawing" xmlns:wp="http://schemas.openxmlformats.org/drawingml/2006/wordprocessingDrawing" xmlns:w10="urn:schemas-microsoft-com:office:word" xmlns:w="http://schemas.openxmlformats.org/wordprocessingml/2006/main" xmlns:w14="http://schemas.microsoft.com/office/word/2010/wordml" xmlns:w15="http://schemas.microsoft.com/office/word/2012/wordml" xmlns:w16cex="http://schemas.microsoft.com/office/word/2018/wordml/cex" xmlns:w16cid="http://schemas.microsoft.com/office/word/2016/wordml/cid" xmlns:w16="http://schemas.microsoft.com/office/word/2018/wordml" xmlns:w16du="http://schemas.microsoft.com/office/word/2023/wordml/word16du" xmlns:w16sdtdh="http://schemas.microsoft.com/office/word/2020/wordml/sdtdatahash" xmlns:w16sdtfl="http://schemas.microsoft.com/office/word/2024/wordml/sdtformatlock" xmlns:w16se="http://schemas.microsoft.com/office/word/2015/wordml/symex" xmlns:wpg="http://schemas.microsoft.com/office/word/2010/wordprocessingGroup" xmlns:wpi="http://schemas.microsoft.com/office/word/2010/wordprocessingInk" xmlns:wne="http://schemas.microsoft.com/office/word/2006/wordml" xmlns:wps="http://schemas.microsoft.com/office/word/2010/wordprocessingShape" mc:Ignorable="w14 w15 w16se w16cid w16 w16cex w16sdtdh w16sdtfl w16du wp14">
   <w:body>
     <w:p>
       <w:pPr>
@@ -9,8 +9,6 @@
           <w:rFonts w:hint="eastAsia"/>
         </w:rPr>
       </w:pPr>
-      <w:bookmarkStart w:id="7" w:name="_GoBack"/>
-      <w:bookmarkEnd w:id="7"/>
       <w:r>
         <w:rPr>
           <w:rFonts w:hint="eastAsia"/>
@@ -48,7 +46,21 @@
           <w:rFonts w:hint="eastAsia"/>
           <w:bCs/>
         </w:rPr>
-        <w:t>核心插件：</w:t>
+        <w:t>核心</w:t>
+      </w:r>
+      <w:r>
+        <w:rPr>
+          <w:rFonts w:hint="eastAsia"/>
+          <w:bCs/>
+        </w:rPr>
+        <w:t>插件</w:t>
+      </w:r>
+      <w:r>
+        <w:rPr>
+          <w:rFonts w:hint="eastAsia"/>
+          <w:bCs/>
+        </w:rPr>
+        <w:t>：</w:t>
       </w:r>
     </w:p>
     <w:p>
@@ -83,7 +95,19 @@
         <w:rPr>
           <w:rFonts w:hint="eastAsia"/>
         </w:rPr>
-        <w:t>行走图 - 行走图优化核心</w:t>
+        <w:t>行走图</w:t>
+      </w:r>
+      <w:r>
+        <w:rPr>
+          <w:rFonts w:hint="eastAsia"/>
+        </w:rPr>
+        <w:t xml:space="preserve"> - </w:t>
+      </w:r>
+      <w:r>
+        <w:rPr>
+          <w:rFonts w:hint="eastAsia"/>
+        </w:rPr>
+        <w:t>行走图优化核心</w:t>
       </w:r>
     </w:p>
     <w:p>
@@ -102,7 +126,14 @@
           <w:rFonts w:hint="eastAsia"/>
           <w:bCs/>
         </w:rPr>
-        <w:t>子插件：</w:t>
+        <w:t>子插件</w:t>
+      </w:r>
+      <w:r>
+        <w:rPr>
+          <w:rFonts w:hint="eastAsia"/>
+          <w:bCs/>
+        </w:rPr>
+        <w:t>：</w:t>
       </w:r>
     </w:p>
     <w:p>
@@ -119,7 +150,13 @@
         <w:t>◆</w:t>
       </w:r>
       <w:r>
-        <w:t>Drill_EventFrameLayerAndZIndex</w:t>
+        <w:t>Drill_</w:t>
+      </w:r>
+      <w:r>
+        <w:t>EventFrame</w:t>
+      </w:r>
+      <w:r>
+        <w:t>LayerAndZIndex</w:t>
       </w:r>
       <w:r>
         <w:tab/>
@@ -128,7 +165,25 @@
         <w:rPr>
           <w:rFonts w:hint="eastAsia"/>
         </w:rPr>
-        <w:t>行走图 - 层级与堆叠级</w:t>
+        <w:t>行走图</w:t>
+      </w:r>
+      <w:r>
+        <w:rPr>
+          <w:rFonts w:hint="eastAsia"/>
+        </w:rPr>
+        <w:t xml:space="preserve"> - </w:t>
+      </w:r>
+      <w:r>
+        <w:rPr>
+          <w:rFonts w:hint="eastAsia"/>
+        </w:rPr>
+        <w:t>层级与</w:t>
+      </w:r>
+      <w:r>
+        <w:rPr>
+          <w:rFonts w:hint="eastAsia"/>
+        </w:rPr>
+        <w:t>堆叠级</w:t>
       </w:r>
     </w:p>
     <w:p>
@@ -145,7 +200,13 @@
         <w:t>◆</w:t>
       </w:r>
       <w:r>
-        <w:t>Drill_CoreOfEventFrameWithMouse</w:t>
+        <w:t>Drill_CoreOf</w:t>
+      </w:r>
+      <w:r>
+        <w:t>EventFrame</w:t>
+      </w:r>
+      <w:r>
+        <w:t>WithMouse</w:t>
       </w:r>
       <w:r>
         <w:tab/>
@@ -154,7 +215,37 @@
         <w:rPr>
           <w:rFonts w:hint="eastAsia"/>
         </w:rPr>
-        <w:t>行走图 - 行走图与鼠标控制核心</w:t>
+        <w:t>行走图</w:t>
+      </w:r>
+      <w:r>
+        <w:rPr>
+          <w:rFonts w:hint="eastAsia"/>
+        </w:rPr>
+        <w:t xml:space="preserve"> </w:t>
+      </w:r>
+      <w:r>
+        <w:rPr>
+          <w:rFonts w:hint="eastAsia"/>
+        </w:rPr>
+        <w:t>-</w:t>
+      </w:r>
+      <w:r>
+        <w:rPr>
+          <w:rFonts w:hint="eastAsia"/>
+        </w:rPr>
+        <w:t xml:space="preserve"> </w:t>
+      </w:r>
+      <w:r>
+        <w:rPr>
+          <w:rFonts w:hint="eastAsia"/>
+        </w:rPr>
+        <w:t>行走图</w:t>
+      </w:r>
+      <w:r>
+        <w:rPr>
+          <w:rFonts w:hint="eastAsia"/>
+        </w:rPr>
+        <w:t>与鼠标控制核心</w:t>
       </w:r>
     </w:p>
     <w:p>
@@ -180,92 +271,98 @@
           <w:rFonts w:hint="eastAsia"/>
           <w:iCs/>
         </w:rPr>
-        <w:t>核心提供行走图的各种基本功能，优化功能结构。</w:t>
-      </w:r>
-    </w:p>
-    <w:p>
-      <w:pPr>
-        <w:spacing w:after="0"/>
-      </w:pPr>
-      <w:r>
-        <w:rPr>
-          <w:rFonts w:hint="eastAsia"/>
-        </w:rPr>
-        <w:t xml:space="preserve">并且定义了 </w:t>
-      </w:r>
-      <w:r>
-        <w:fldChar w:fldCharType="begin"/>
-      </w:r>
-      <w:r>
-        <w:instrText xml:space="preserve"> HYPERLINK \l "_行走图碰撞体" </w:instrText>
-      </w:r>
-      <w:r>
-        <w:fldChar w:fldCharType="separate"/>
-      </w:r>
-      <w:r>
-        <w:rPr>
-          <w:rStyle w:val="17"/>
-          <w:rFonts w:hint="eastAsia"/>
-        </w:rPr>
-        <w:t>行走图碰撞体</w:t>
-      </w:r>
-      <w:r>
-        <w:rPr>
-          <w:rStyle w:val="17"/>
-          <w:rFonts w:hint="eastAsia"/>
-        </w:rPr>
-        <w:fldChar w:fldCharType="end"/>
-      </w:r>
-      <w:r>
-        <w:rPr>
-          <w:rFonts w:hint="eastAsia"/>
-        </w:rPr>
-        <w:t xml:space="preserve"> 的结构。</w:t>
+        <w:t>核</w:t>
+      </w:r>
+      <w:r>
+        <w:rPr>
+          <w:rFonts w:hint="eastAsia"/>
+          <w:iCs/>
+        </w:rPr>
+        <w:t>心提供</w:t>
+      </w:r>
+      <w:r>
+        <w:rPr>
+          <w:rFonts w:hint="eastAsia"/>
+          <w:iCs/>
+        </w:rPr>
+        <w:t>行走图</w:t>
+      </w:r>
+      <w:r>
+        <w:rPr>
+          <w:rFonts w:hint="eastAsia"/>
+          <w:iCs/>
+        </w:rPr>
+        <w:t>的各种基本功能，优化功能结构</w:t>
+      </w:r>
+      <w:r>
+        <w:rPr>
+          <w:rFonts w:hint="eastAsia"/>
+          <w:iCs/>
+        </w:rPr>
+        <w:t>。</w:t>
+      </w:r>
+    </w:p>
+    <w:p>
+      <w:pPr>
+        <w:spacing w:after="0"/>
+      </w:pPr>
+      <w:r>
+        <w:rPr>
+          <w:rFonts w:hint="eastAsia"/>
+        </w:rPr>
+        <w:t>并且</w:t>
+      </w:r>
+      <w:r>
+        <w:rPr>
+          <w:rFonts w:hint="eastAsia"/>
+        </w:rPr>
+        <w:t>定义了</w:t>
+      </w:r>
+      <w:r>
+        <w:rPr>
+          <w:rFonts w:hint="eastAsia"/>
+        </w:rPr>
+        <w:t xml:space="preserve"> </w:t>
+      </w:r>
+      <w:hyperlink w:anchor="_行走图碰撞体" w:history="1">
+        <w:r>
+          <w:rPr>
+            <w:rStyle w:val="a4"/>
+            <w:rFonts w:hint="eastAsia"/>
+          </w:rPr>
+          <w:t>行走图碰撞体</w:t>
+        </w:r>
+      </w:hyperlink>
+      <w:r>
+        <w:rPr>
+          <w:rFonts w:hint="eastAsia"/>
+        </w:rPr>
+        <w:t xml:space="preserve"> </w:t>
+      </w:r>
+      <w:r>
+        <w:rPr>
+          <w:rFonts w:hint="eastAsia"/>
+        </w:rPr>
+        <w:t>的结构</w:t>
+      </w:r>
+      <w:r>
+        <w:rPr>
+          <w:rFonts w:hint="eastAsia"/>
+        </w:rPr>
+        <w:t>。</w:t>
       </w:r>
     </w:p>
     <w:tbl>
       <w:tblPr>
-        <w:tblStyle w:val="12"/>
+        <w:tblStyle w:val="af"/>
         <w:tblW w:w="0" w:type="auto"/>
-        <w:tblInd w:w="0" w:type="dxa"/>
-        <w:tblBorders>
-          <w:top w:val="single" w:color="auto" w:sz="4" w:space="0"/>
-          <w:left w:val="single" w:color="auto" w:sz="4" w:space="0"/>
-          <w:bottom w:val="single" w:color="auto" w:sz="4" w:space="0"/>
-          <w:right w:val="single" w:color="auto" w:sz="4" w:space="0"/>
-          <w:insideH w:val="single" w:color="auto" w:sz="4" w:space="0"/>
-          <w:insideV w:val="single" w:color="auto" w:sz="4" w:space="0"/>
-        </w:tblBorders>
         <w:shd w:val="clear" w:color="auto" w:fill="DEEAF6" w:themeFill="accent1" w:themeFillTint="33"/>
-        <w:tblLayout w:type="autofit"/>
-        <w:tblCellMar>
-          <w:top w:w="0" w:type="dxa"/>
-          <w:left w:w="108" w:type="dxa"/>
-          <w:bottom w:w="0" w:type="dxa"/>
-          <w:right w:w="108" w:type="dxa"/>
-        </w:tblCellMar>
+        <w:tblLook w:val="04A0" w:firstRow="1" w:lastRow="0" w:firstColumn="1" w:lastColumn="0" w:noHBand="0" w:noVBand="1"/>
       </w:tblPr>
       <w:tblGrid>
         <w:gridCol w:w="8522"/>
       </w:tblGrid>
       <w:tr>
-        <w:tblPrEx>
-          <w:tblBorders>
-            <w:top w:val="single" w:color="auto" w:sz="4" w:space="0"/>
-            <w:left w:val="single" w:color="auto" w:sz="4" w:space="0"/>
-            <w:bottom w:val="single" w:color="auto" w:sz="4" w:space="0"/>
-            <w:right w:val="single" w:color="auto" w:sz="4" w:space="0"/>
-            <w:insideH w:val="single" w:color="auto" w:sz="4" w:space="0"/>
-            <w:insideV w:val="single" w:color="auto" w:sz="4" w:space="0"/>
-          </w:tblBorders>
-          <w:shd w:val="clear" w:color="auto" w:fill="DEEAF6" w:themeFill="accent1" w:themeFillTint="33"/>
-          <w:tblCellMar>
-            <w:top w:w="0" w:type="dxa"/>
-            <w:left w:w="108" w:type="dxa"/>
-            <w:bottom w:w="0" w:type="dxa"/>
-            <w:right w:w="108" w:type="dxa"/>
-          </w:tblCellMar>
-        </w:tblPrEx>
         <w:tc>
           <w:tcPr>
             <w:tcW w:w="8522" w:type="dxa"/>
@@ -280,7 +377,13 @@
               <w:rPr>
                 <w:rFonts w:hint="eastAsia"/>
               </w:rPr>
-              <w:t xml:space="preserve">该文档主要介绍 </w:t>
+              <w:t>该文档主要介绍</w:t>
+            </w:r>
+            <w:r>
+              <w:rPr>
+                <w:rFonts w:hint="eastAsia"/>
+              </w:rPr>
+              <w:t xml:space="preserve"> </w:t>
             </w:r>
             <w:r>
               <w:rPr>
@@ -288,13 +391,27 @@
                 <w:b/>
                 <w:bCs/>
               </w:rPr>
-              <w:t>行走图自身属性</w:t>
-            </w:r>
-            <w:r>
-              <w:rPr>
-                <w:rFonts w:hint="eastAsia"/>
-              </w:rPr>
-              <w:t xml:space="preserve"> 的定义、控制。</w:t>
+              <w:t>行走图</w:t>
+            </w:r>
+            <w:r>
+              <w:rPr>
+                <w:rFonts w:hint="eastAsia"/>
+                <w:b/>
+                <w:bCs/>
+              </w:rPr>
+              <w:t>自身属性</w:t>
+            </w:r>
+            <w:r>
+              <w:rPr>
+                <w:rFonts w:hint="eastAsia"/>
+              </w:rPr>
+              <w:t xml:space="preserve"> </w:t>
+            </w:r>
+            <w:r>
+              <w:rPr>
+                <w:rFonts w:hint="eastAsia"/>
+              </w:rPr>
+              <w:t>的定义、控制。</w:t>
             </w:r>
           </w:p>
         </w:tc>
@@ -303,9 +420,6 @@
     <w:p>
       <w:pPr>
         <w:spacing w:after="0"/>
-        <w:rPr>
-          <w:rFonts w:hint="eastAsia"/>
-        </w:rPr>
       </w:pPr>
     </w:p>
     <w:p>
@@ -323,15 +437,22 @@
           <w:rFonts w:hint="eastAsia"/>
         </w:rPr>
       </w:pPr>
-      <w:bookmarkStart w:id="0" w:name="_行走图碰撞体"/>
+      <w:bookmarkStart w:id="0" w:name="_图片碰撞体"/>
+      <w:bookmarkStart w:id="1" w:name="_行走图碰撞体"/>
       <w:bookmarkEnd w:id="0"/>
-      <w:bookmarkStart w:id="1" w:name="_图片碰撞体"/>
       <w:bookmarkEnd w:id="1"/>
       <w:r>
         <w:rPr>
           <w:rFonts w:hint="eastAsia"/>
         </w:rPr>
-        <w:t>行走图碰撞体</w:t>
+        <w:lastRenderedPageBreak/>
+        <w:t>行走图</w:t>
+      </w:r>
+      <w:r>
+        <w:rPr>
+          <w:rFonts w:hint="eastAsia"/>
+        </w:rPr>
+        <w:t>碰撞体</w:t>
       </w:r>
     </w:p>
     <w:p>
@@ -375,7 +496,19 @@
         <w:rPr>
           <w:rFonts w:hint="eastAsia"/>
         </w:rPr>
-        <w:t>（你可以百度搜索“碰撞体”，这里只是一个2d多边形检测用的对象）</w:t>
+        <w:t>（你可以百度搜索“碰撞体”，这里只是一个</w:t>
+      </w:r>
+      <w:r>
+        <w:rPr>
+          <w:rFonts w:hint="eastAsia"/>
+        </w:rPr>
+        <w:t>2d</w:t>
+      </w:r>
+      <w:r>
+        <w:rPr>
+          <w:rFonts w:hint="eastAsia"/>
+        </w:rPr>
+        <w:t>多边形检测用的对象）</w:t>
       </w:r>
     </w:p>
     <w:p>
@@ -393,24 +526,80 @@
           <w:b/>
           <w:bCs/>
         </w:rPr>
-        <w:t>矩形碰撞体：</w:t>
-      </w:r>
-      <w:r>
-        <w:rPr>
-          <w:rFonts w:hint="eastAsia"/>
-        </w:rPr>
-        <w:t>是指设置资源后，系统自动根据 资源大小+贴图变换 来确定的碰撞体。</w:t>
-      </w:r>
-    </w:p>
-    <w:p>
-      <w:pPr>
-        <w:spacing w:after="0"/>
-      </w:pPr>
-      <w:r>
-        <w:rPr>
-          <w:rFonts w:hint="eastAsia"/>
-        </w:rPr>
-        <w:t>目前常用于检测鼠标是否接触到行走图。</w:t>
+        <w:t>矩形</w:t>
+      </w:r>
+      <w:r>
+        <w:rPr>
+          <w:rFonts w:hint="eastAsia"/>
+          <w:b/>
+          <w:bCs/>
+        </w:rPr>
+        <w:t>碰撞体：</w:t>
+      </w:r>
+      <w:r>
+        <w:rPr>
+          <w:rFonts w:hint="eastAsia"/>
+        </w:rPr>
+        <w:t>是指设置资源后，系统自动根据</w:t>
+      </w:r>
+      <w:r>
+        <w:rPr>
+          <w:rFonts w:hint="eastAsia"/>
+        </w:rPr>
+        <w:t xml:space="preserve"> </w:t>
+      </w:r>
+      <w:r>
+        <w:rPr>
+          <w:rFonts w:hint="eastAsia"/>
+        </w:rPr>
+        <w:t>资源大小</w:t>
+      </w:r>
+      <w:r>
+        <w:rPr>
+          <w:rFonts w:hint="eastAsia"/>
+        </w:rPr>
+        <w:t>+</w:t>
+      </w:r>
+      <w:r>
+        <w:rPr>
+          <w:rFonts w:hint="eastAsia"/>
+        </w:rPr>
+        <w:t>贴图变换</w:t>
+      </w:r>
+      <w:r>
+        <w:rPr>
+          <w:rFonts w:hint="eastAsia"/>
+        </w:rPr>
+        <w:t xml:space="preserve"> </w:t>
+      </w:r>
+      <w:r>
+        <w:rPr>
+          <w:rFonts w:hint="eastAsia"/>
+        </w:rPr>
+        <w:t>来确定的碰撞体。</w:t>
+      </w:r>
+    </w:p>
+    <w:p>
+      <w:pPr>
+        <w:spacing w:after="0"/>
+      </w:pPr>
+      <w:r>
+        <w:rPr>
+          <w:rFonts w:hint="eastAsia"/>
+        </w:rPr>
+        <w:t>目前常用于检测鼠标是否接触到</w:t>
+      </w:r>
+      <w:r>
+        <w:rPr>
+          <w:rFonts w:hint="eastAsia"/>
+        </w:rPr>
+        <w:t>行走图</w:t>
+      </w:r>
+      <w:r>
+        <w:rPr>
+          <w:rFonts w:hint="eastAsia"/>
+        </w:rPr>
+        <w:t>。</w:t>
       </w:r>
     </w:p>
     <w:p>
@@ -440,7 +629,37 @@
         <w:rPr>
           <w:rFonts w:hint="eastAsia"/>
         </w:rPr>
-        <w:t>核心中提供了 行走图碰撞体 的显示。</w:t>
+        <w:t>核心中提供了</w:t>
+      </w:r>
+      <w:r>
+        <w:rPr>
+          <w:rFonts w:hint="eastAsia"/>
+        </w:rPr>
+        <w:t xml:space="preserve"> </w:t>
+      </w:r>
+      <w:r>
+        <w:rPr>
+          <w:rFonts w:hint="eastAsia"/>
+        </w:rPr>
+        <w:t>行走图</w:t>
+      </w:r>
+      <w:r>
+        <w:rPr>
+          <w:rFonts w:hint="eastAsia"/>
+        </w:rPr>
+        <w:t>碰撞体</w:t>
+      </w:r>
+      <w:r>
+        <w:rPr>
+          <w:rFonts w:hint="eastAsia"/>
+        </w:rPr>
+        <w:t xml:space="preserve"> </w:t>
+      </w:r>
+      <w:r>
+        <w:rPr>
+          <w:rFonts w:hint="eastAsia"/>
+        </w:rPr>
+        <w:t>的显示。</w:t>
       </w:r>
     </w:p>
     <w:p>
@@ -461,19 +680,20 @@
         <w:spacing w:after="0"/>
         <w:jc w:val="center"/>
         <w:rPr>
-          <w:rFonts w:hint="eastAsia" w:ascii="宋体" w:hAnsi="宋体" w:eastAsia="宋体" w:cs="宋体"/>
+          <w:rFonts w:ascii="宋体" w:eastAsia="宋体" w:hAnsi="宋体" w:cs="宋体" w:hint="eastAsia"/>
           <w:sz w:val="24"/>
           <w:szCs w:val="24"/>
         </w:rPr>
       </w:pPr>
       <w:r>
         <w:rPr>
-          <w:rFonts w:ascii="宋体" w:hAnsi="宋体" w:eastAsia="宋体" w:cs="宋体"/>
+          <w:rFonts w:ascii="宋体" w:eastAsia="宋体" w:hAnsi="宋体" w:cs="宋体"/>
+          <w:noProof/>
           <w:sz w:val="24"/>
           <w:szCs w:val="24"/>
         </w:rPr>
         <w:drawing>
-          <wp:inline distT="0" distB="0" distL="0" distR="0">
+          <wp:inline distT="0" distB="0" distL="0" distR="0" wp14:anchorId="293E68B9" wp14:editId="44CC7923">
             <wp:extent cx="4351020" cy="457200"/>
             <wp:effectExtent l="0" t="0" r="0" b="0"/>
             <wp:docPr id="762098093" name="图片 3"/>
@@ -484,13 +704,13 @@
               <a:graphicData uri="http://schemas.openxmlformats.org/drawingml/2006/picture">
                 <pic:pic xmlns:pic="http://schemas.openxmlformats.org/drawingml/2006/picture">
                   <pic:nvPicPr>
-                    <pic:cNvPr id="762098093" name="图片 3"/>
+                    <pic:cNvPr id="0" name="Picture 8"/>
                     <pic:cNvPicPr>
                       <a:picLocks noChangeAspect="1" noChangeArrowheads="1"/>
                     </pic:cNvPicPr>
                   </pic:nvPicPr>
                   <pic:blipFill>
-                    <a:blip r:embed="rId6">
+                    <a:blip r:embed="rId7">
                       <a:extLst>
                         <a:ext uri="{28A0092B-C50C-407E-A947-70E740481C1C}">
                           <a14:useLocalDpi xmlns:a14="http://schemas.microsoft.com/office/drawing/2010/main" val="0"/>
@@ -502,7 +722,7 @@
                       <a:fillRect/>
                     </a:stretch>
                   </pic:blipFill>
-                  <pic:spPr>
+                  <pic:spPr bwMode="auto">
                     <a:xfrm>
                       <a:off x="0" y="0"/>
                       <a:ext cx="4351020" cy="457200"/>
@@ -530,20 +750,76 @@
         <w:rPr>
           <w:rFonts w:hint="eastAsia"/>
         </w:rPr>
-        <w:t xml:space="preserve">示例中 </w:t>
+        <w:t>示例中</w:t>
+      </w:r>
+      <w:r>
+        <w:rPr>
+          <w:rFonts w:hint="eastAsia"/>
+        </w:rPr>
+        <w:t xml:space="preserve"> </w:t>
       </w:r>
       <w:r>
         <w:rPr>
           <w:rFonts w:hint="eastAsia"/>
           <w:color w:val="00B050"/>
         </w:rPr>
-        <w:t xml:space="preserve">行走图管理层 </w:t>
-      </w:r>
-      <w:r>
-        <w:rPr>
-          <w:rFonts w:hint="eastAsia"/>
-        </w:rPr>
-        <w:t>显示效果是 紫红色的矩形+锚点：</w:t>
+        <w:t>行走图</w:t>
+      </w:r>
+      <w:r>
+        <w:rPr>
+          <w:rFonts w:hint="eastAsia"/>
+          <w:color w:val="00B050"/>
+        </w:rPr>
+        <w:t>管理层</w:t>
+      </w:r>
+      <w:r>
+        <w:rPr>
+          <w:rFonts w:hint="eastAsia"/>
+          <w:color w:val="00B050"/>
+        </w:rPr>
+        <w:t xml:space="preserve"> </w:t>
+      </w:r>
+      <w:r>
+        <w:rPr>
+          <w:rFonts w:hint="eastAsia"/>
+        </w:rPr>
+        <w:t>显示效果是</w:t>
+      </w:r>
+      <w:r>
+        <w:rPr>
+          <w:rFonts w:hint="eastAsia"/>
+        </w:rPr>
+        <w:t xml:space="preserve"> </w:t>
+      </w:r>
+      <w:r>
+        <w:rPr>
+          <w:rFonts w:hint="eastAsia"/>
+        </w:rPr>
+        <w:t>紫红色</w:t>
+      </w:r>
+      <w:r>
+        <w:rPr>
+          <w:rFonts w:hint="eastAsia"/>
+        </w:rPr>
+        <w:t>的</w:t>
+      </w:r>
+      <w:r>
+        <w:rPr>
+          <w:rFonts w:hint="eastAsia"/>
+        </w:rPr>
+        <w:t>矩形</w:t>
+      </w:r>
+      <w:r>
+        <w:rPr>
+          <w:rFonts w:hint="eastAsia"/>
+        </w:rPr>
+        <w:t>+</w:t>
+      </w:r>
+      <w:r>
+        <w:rPr>
+          <w:rFonts w:hint="eastAsia"/>
+        </w:rPr>
+        <w:t>锚点：</w:t>
       </w:r>
     </w:p>
     <w:p>
@@ -553,20 +829,21 @@
         <w:spacing w:after="0"/>
         <w:jc w:val="center"/>
         <w:rPr>
-          <w:rFonts w:hint="eastAsia" w:ascii="宋体" w:hAnsi="宋体" w:eastAsia="宋体" w:cs="宋体"/>
+          <w:rFonts w:ascii="宋体" w:eastAsia="宋体" w:hAnsi="宋体" w:cs="宋体" w:hint="eastAsia"/>
           <w:sz w:val="24"/>
           <w:szCs w:val="24"/>
         </w:rPr>
       </w:pPr>
       <w:r>
         <w:rPr>
-          <w:rFonts w:ascii="宋体" w:hAnsi="宋体" w:eastAsia="宋体" w:cs="宋体"/>
+          <w:rFonts w:ascii="宋体" w:eastAsia="宋体" w:hAnsi="宋体" w:cs="宋体"/>
+          <w:noProof/>
           <w:sz w:val="24"/>
           <w:szCs w:val="24"/>
         </w:rPr>
         <w:drawing>
-          <wp:inline distT="0" distB="0" distL="0" distR="0">
-            <wp:extent cx="3407410" cy="2199005"/>
+          <wp:inline distT="0" distB="0" distL="0" distR="0" wp14:anchorId="3E1E3106" wp14:editId="60B2E039">
+            <wp:extent cx="3407932" cy="2199196"/>
             <wp:effectExtent l="0" t="0" r="2540" b="0"/>
             <wp:docPr id="942538808" name="图片 4"/>
             <wp:cNvGraphicFramePr>
@@ -576,13 +853,13 @@
               <a:graphicData uri="http://schemas.openxmlformats.org/drawingml/2006/picture">
                 <pic:pic xmlns:pic="http://schemas.openxmlformats.org/drawingml/2006/picture">
                   <pic:nvPicPr>
-                    <pic:cNvPr id="942538808" name="图片 4"/>
+                    <pic:cNvPr id="0" name="Picture 10"/>
                     <pic:cNvPicPr>
                       <a:picLocks noChangeAspect="1" noChangeArrowheads="1"/>
                     </pic:cNvPicPr>
                   </pic:nvPicPr>
                   <pic:blipFill>
-                    <a:blip r:embed="rId7">
+                    <a:blip r:embed="rId8">
                       <a:extLst>
                         <a:ext uri="{28A0092B-C50C-407E-A947-70E740481C1C}">
                           <a14:useLocalDpi xmlns:a14="http://schemas.microsoft.com/office/drawing/2010/main" val="0"/>
@@ -594,7 +871,7 @@
                       <a:fillRect/>
                     </a:stretch>
                   </pic:blipFill>
-                  <pic:spPr>
+                  <pic:spPr bwMode="auto">
                     <a:xfrm>
                       <a:off x="0" y="0"/>
                       <a:ext cx="3414652" cy="2203533"/>
@@ -620,7 +897,7 @@
         <w:snapToGrid/>
         <w:spacing w:after="0"/>
         <w:rPr>
-          <w:rFonts w:hint="eastAsia" w:ascii="宋体" w:hAnsi="宋体" w:eastAsia="宋体" w:cs="宋体"/>
+          <w:rFonts w:ascii="宋体" w:eastAsia="宋体" w:hAnsi="宋体" w:cs="宋体" w:hint="eastAsia"/>
           <w:sz w:val="24"/>
           <w:szCs w:val="24"/>
         </w:rPr>
@@ -642,6 +919,7 @@
         </w:rPr>
       </w:pPr>
       <w:r>
+        <w:lastRenderedPageBreak/>
         <w:t>物体i</w:t>
       </w:r>
       <w:r>
@@ -659,7 +937,13 @@
         <w:rPr>
           <w:rFonts w:hint="eastAsia"/>
         </w:rPr>
-        <w:t xml:space="preserve">打开 </w:t>
+        <w:t>打开</w:t>
+      </w:r>
+      <w:r>
+        <w:rPr>
+          <w:rFonts w:hint="eastAsia"/>
+        </w:rPr>
+        <w:t xml:space="preserve"> </w:t>
       </w:r>
       <w:r>
         <w:t>”</w:t>
@@ -668,7 +952,13 @@
         <w:rPr>
           <w:rFonts w:hint="eastAsia"/>
         </w:rPr>
-        <w:t>DEBUG碰撞体查看</w:t>
+        <w:t>DEBUG</w:t>
+      </w:r>
+      <w:r>
+        <w:rPr>
+          <w:rFonts w:hint="eastAsia"/>
+        </w:rPr>
+        <w:t>碰撞体查看</w:t>
       </w:r>
       <w:r>
         <w:t>”</w:t>
@@ -677,7 +967,13 @@
         <w:rPr>
           <w:rFonts w:hint="eastAsia"/>
         </w:rPr>
-        <w:t xml:space="preserve"> 时，你会发现玩家、事件、玩家队员的编号不一样。</w:t>
+        <w:t xml:space="preserve"> </w:t>
+      </w:r>
+      <w:r>
+        <w:rPr>
+          <w:rFonts w:hint="eastAsia"/>
+        </w:rPr>
+        <w:t>时，你会发现玩家、事件、玩家队员的编号不一样。</w:t>
       </w:r>
     </w:p>
     <w:p>
@@ -687,13 +983,14 @@
       </w:pPr>
       <w:r>
         <w:rPr>
-          <w:rFonts w:ascii="宋体" w:hAnsi="宋体" w:eastAsia="宋体" w:cs="宋体"/>
+          <w:rFonts w:ascii="宋体" w:eastAsia="宋体" w:hAnsi="宋体" w:cs="宋体"/>
+          <w:noProof/>
           <w:sz w:val="24"/>
           <w:szCs w:val="24"/>
         </w:rPr>
         <w:drawing>
-          <wp:inline distT="0" distB="0" distL="0" distR="0">
-            <wp:extent cx="3407410" cy="2199005"/>
+          <wp:inline distT="0" distB="0" distL="0" distR="0" wp14:anchorId="574473D4" wp14:editId="781C6BC5">
+            <wp:extent cx="3407932" cy="2199196"/>
             <wp:effectExtent l="0" t="0" r="2540" b="0"/>
             <wp:docPr id="1543493461" name="图片 4"/>
             <wp:cNvGraphicFramePr>
@@ -703,13 +1000,13 @@
               <a:graphicData uri="http://schemas.openxmlformats.org/drawingml/2006/picture">
                 <pic:pic xmlns:pic="http://schemas.openxmlformats.org/drawingml/2006/picture">
                   <pic:nvPicPr>
-                    <pic:cNvPr id="1543493461" name="图片 4"/>
+                    <pic:cNvPr id="0" name="Picture 10"/>
                     <pic:cNvPicPr>
                       <a:picLocks noChangeAspect="1" noChangeArrowheads="1"/>
                     </pic:cNvPicPr>
                   </pic:nvPicPr>
                   <pic:blipFill>
-                    <a:blip r:embed="rId7">
+                    <a:blip r:embed="rId8">
                       <a:extLst>
                         <a:ext uri="{28A0092B-C50C-407E-A947-70E740481C1C}">
                           <a14:useLocalDpi xmlns:a14="http://schemas.microsoft.com/office/drawing/2010/main" val="0"/>
@@ -721,7 +1018,7 @@
                       <a:fillRect/>
                     </a:stretch>
                   </pic:blipFill>
-                  <pic:spPr>
+                  <pic:spPr bwMode="auto">
                     <a:xfrm>
                       <a:off x="0" y="0"/>
                       <a:ext cx="3414652" cy="2203533"/>
@@ -755,13 +1052,40 @@
         <w:t xml:space="preserve"> </w:t>
       </w:r>
       <w:r>
-        <w:t>事件id</w:t>
-      </w:r>
-      <w:r>
-        <w:rPr>
-          <w:rFonts w:hint="eastAsia"/>
-        </w:rPr>
-        <w:t>、玩家队员id、载具id 时。</w:t>
+        <w:t>事件</w:t>
+      </w:r>
+      <w:r>
+        <w:t>id</w:t>
+      </w:r>
+      <w:r>
+        <w:rPr>
+          <w:rFonts w:hint="eastAsia"/>
+        </w:rPr>
+        <w:t>、玩家队员</w:t>
+      </w:r>
+      <w:r>
+        <w:rPr>
+          <w:rFonts w:hint="eastAsia"/>
+        </w:rPr>
+        <w:t>id</w:t>
+      </w:r>
+      <w:r>
+        <w:rPr>
+          <w:rFonts w:hint="eastAsia"/>
+        </w:rPr>
+        <w:t>、载具</w:t>
+      </w:r>
+      <w:r>
+        <w:rPr>
+          <w:rFonts w:hint="eastAsia"/>
+        </w:rPr>
+        <w:t xml:space="preserve">id </w:t>
+      </w:r>
+      <w:r>
+        <w:rPr>
+          <w:rFonts w:hint="eastAsia"/>
+        </w:rPr>
+        <w:t>时。</w:t>
       </w:r>
     </w:p>
     <w:p>
@@ -781,7 +1105,31 @@
         <w:rPr>
           <w:rFonts w:hint="eastAsia"/>
         </w:rPr>
-        <w:t>返回-1，若为玩家则返回-2。</w:t>
+        <w:t>返回</w:t>
+      </w:r>
+      <w:r>
+        <w:rPr>
+          <w:rFonts w:hint="eastAsia"/>
+        </w:rPr>
+        <w:t>-1</w:t>
+      </w:r>
+      <w:r>
+        <w:rPr>
+          <w:rFonts w:hint="eastAsia"/>
+        </w:rPr>
+        <w:t>，若为玩家则返回</w:t>
+      </w:r>
+      <w:r>
+        <w:rPr>
+          <w:rFonts w:hint="eastAsia"/>
+        </w:rPr>
+        <w:t>-2</w:t>
+      </w:r>
+      <w:r>
+        <w:rPr>
+          <w:rFonts w:hint="eastAsia"/>
+        </w:rPr>
+        <w:t>。</w:t>
       </w:r>
     </w:p>
     <w:p>
@@ -791,20 +1139,21 @@
         <w:spacing w:after="0"/>
         <w:jc w:val="center"/>
         <w:rPr>
-          <w:rFonts w:hint="eastAsia" w:ascii="宋体" w:hAnsi="宋体" w:eastAsia="宋体" w:cs="宋体"/>
+          <w:rFonts w:ascii="宋体" w:eastAsia="宋体" w:hAnsi="宋体" w:cs="宋体" w:hint="eastAsia"/>
           <w:sz w:val="24"/>
           <w:szCs w:val="24"/>
         </w:rPr>
       </w:pPr>
       <w:r>
         <w:rPr>
-          <w:rFonts w:ascii="宋体" w:hAnsi="宋体" w:eastAsia="宋体" w:cs="宋体"/>
+          <w:rFonts w:ascii="宋体" w:eastAsia="宋体" w:hAnsi="宋体" w:cs="宋体"/>
+          <w:noProof/>
           <w:sz w:val="24"/>
           <w:szCs w:val="24"/>
         </w:rPr>
         <w:drawing>
-          <wp:inline distT="0" distB="0" distL="0" distR="0">
-            <wp:extent cx="4801870" cy="1553210"/>
+          <wp:inline distT="0" distB="0" distL="0" distR="0" wp14:anchorId="1BFC4410" wp14:editId="37CBDB3A">
+            <wp:extent cx="4802362" cy="1553569"/>
             <wp:effectExtent l="0" t="0" r="0" b="8890"/>
             <wp:docPr id="1202095886" name="图片 1"/>
             <wp:cNvGraphicFramePr>
@@ -814,13 +1163,13 @@
               <a:graphicData uri="http://schemas.openxmlformats.org/drawingml/2006/picture">
                 <pic:pic xmlns:pic="http://schemas.openxmlformats.org/drawingml/2006/picture">
                   <pic:nvPicPr>
-                    <pic:cNvPr id="1202095886" name="图片 1"/>
+                    <pic:cNvPr id="0" name="Picture 27"/>
                     <pic:cNvPicPr>
                       <a:picLocks noChangeAspect="1" noChangeArrowheads="1"/>
                     </pic:cNvPicPr>
                   </pic:nvPicPr>
                   <pic:blipFill>
-                    <a:blip r:embed="rId8">
+                    <a:blip r:embed="rId9">
                       <a:extLst>
                         <a:ext uri="{28A0092B-C50C-407E-A947-70E740481C1C}">
                           <a14:useLocalDpi xmlns:a14="http://schemas.microsoft.com/office/drawing/2010/main" val="0"/>
@@ -832,7 +1181,7 @@
                       <a:fillRect/>
                     </a:stretch>
                   </pic:blipFill>
-                  <pic:spPr>
+                  <pic:spPr bwMode="auto">
                     <a:xfrm>
                       <a:off x="0" y="0"/>
                       <a:ext cx="4810212" cy="1556109"/>
@@ -868,24 +1217,18 @@
     </w:p>
     <w:tbl>
       <w:tblPr>
-        <w:tblStyle w:val="12"/>
+        <w:tblStyle w:val="af"/>
         <w:tblW w:w="9072" w:type="dxa"/>
         <w:jc w:val="center"/>
         <w:tblBorders>
-          <w:top w:val="single" w:color="D8D8D8" w:themeColor="background1" w:themeShade="D9" w:sz="4" w:space="0"/>
-          <w:left w:val="single" w:color="D8D8D8" w:themeColor="background1" w:themeShade="D9" w:sz="4" w:space="0"/>
-          <w:bottom w:val="single" w:color="D8D8D8" w:themeColor="background1" w:themeShade="D9" w:sz="4" w:space="0"/>
-          <w:right w:val="single" w:color="D8D8D8" w:themeColor="background1" w:themeShade="D9" w:sz="4" w:space="0"/>
-          <w:insideH w:val="single" w:color="D8D8D8" w:themeColor="background1" w:themeShade="D9" w:sz="4" w:space="0"/>
-          <w:insideV w:val="single" w:color="D8D8D8" w:themeColor="background1" w:themeShade="D9" w:sz="4" w:space="0"/>
+          <w:top w:val="single" w:sz="4" w:space="0" w:color="D9D9D9" w:themeColor="background1" w:themeShade="D9"/>
+          <w:left w:val="single" w:sz="4" w:space="0" w:color="D9D9D9" w:themeColor="background1" w:themeShade="D9"/>
+          <w:bottom w:val="single" w:sz="4" w:space="0" w:color="D9D9D9" w:themeColor="background1" w:themeShade="D9"/>
+          <w:right w:val="single" w:sz="4" w:space="0" w:color="D9D9D9" w:themeColor="background1" w:themeShade="D9"/>
+          <w:insideH w:val="single" w:sz="4" w:space="0" w:color="D9D9D9" w:themeColor="background1" w:themeShade="D9"/>
+          <w:insideV w:val="single" w:sz="4" w:space="0" w:color="D9D9D9" w:themeColor="background1" w:themeShade="D9"/>
         </w:tblBorders>
-        <w:tblLayout w:type="autofit"/>
-        <w:tblCellMar>
-          <w:top w:w="0" w:type="dxa"/>
-          <w:left w:w="108" w:type="dxa"/>
-          <w:bottom w:w="0" w:type="dxa"/>
-          <w:right w:w="108" w:type="dxa"/>
-        </w:tblCellMar>
+        <w:tblLook w:val="04A0" w:firstRow="1" w:lastRow="0" w:firstColumn="1" w:lastColumn="0" w:noHBand="0" w:noVBand="1"/>
       </w:tblPr>
       <w:tblGrid>
         <w:gridCol w:w="1717"/>
@@ -895,22 +1238,6 @@
         <w:gridCol w:w="1134"/>
       </w:tblGrid>
       <w:tr>
-        <w:tblPrEx>
-          <w:tblBorders>
-            <w:top w:val="single" w:color="D8D8D8" w:themeColor="background1" w:themeShade="D9" w:sz="4" w:space="0"/>
-            <w:left w:val="single" w:color="D8D8D8" w:themeColor="background1" w:themeShade="D9" w:sz="4" w:space="0"/>
-            <w:bottom w:val="single" w:color="D8D8D8" w:themeColor="background1" w:themeShade="D9" w:sz="4" w:space="0"/>
-            <w:right w:val="single" w:color="D8D8D8" w:themeColor="background1" w:themeShade="D9" w:sz="4" w:space="0"/>
-            <w:insideH w:val="single" w:color="D8D8D8" w:themeColor="background1" w:themeShade="D9" w:sz="4" w:space="0"/>
-            <w:insideV w:val="single" w:color="D8D8D8" w:themeColor="background1" w:themeShade="D9" w:sz="4" w:space="0"/>
-          </w:tblBorders>
-          <w:tblCellMar>
-            <w:top w:w="0" w:type="dxa"/>
-            <w:left w:w="108" w:type="dxa"/>
-            <w:bottom w:w="0" w:type="dxa"/>
-            <w:right w:w="108" w:type="dxa"/>
-          </w:tblCellMar>
-        </w:tblPrEx>
         <w:trPr>
           <w:jc w:val="center"/>
         </w:trPr>
@@ -939,7 +1266,17 @@
                 <w:sz w:val="21"/>
                 <w:szCs w:val="18"/>
               </w:rPr>
-              <w:t>类型\id</w:t>
+              <w:t>类型</w:t>
+            </w:r>
+            <w:r>
+              <w:rPr>
+                <w:rFonts w:hint="eastAsia"/>
+                <w:b/>
+                <w:bCs/>
+                <w:sz w:val="21"/>
+                <w:szCs w:val="18"/>
+              </w:rPr>
+              <w:t>\id</w:t>
             </w:r>
             <w:r>
               <w:rPr>
@@ -977,7 +1314,17 @@
                 <w:sz w:val="21"/>
                 <w:szCs w:val="18"/>
               </w:rPr>
-              <w:t>大于0</w:t>
+              <w:t>大于</w:t>
+            </w:r>
+            <w:r>
+              <w:rPr>
+                <w:rFonts w:hint="eastAsia"/>
+                <w:b/>
+                <w:bCs/>
+                <w:sz w:val="21"/>
+                <w:szCs w:val="18"/>
+              </w:rPr>
+              <w:t>0</w:t>
             </w:r>
           </w:p>
         </w:tc>
@@ -1070,22 +1417,6 @@
         </w:tc>
       </w:tr>
       <w:tr>
-        <w:tblPrEx>
-          <w:tblBorders>
-            <w:top w:val="single" w:color="D8D8D8" w:themeColor="background1" w:themeShade="D9" w:sz="4" w:space="0"/>
-            <w:left w:val="single" w:color="D8D8D8" w:themeColor="background1" w:themeShade="D9" w:sz="4" w:space="0"/>
-            <w:bottom w:val="single" w:color="D8D8D8" w:themeColor="background1" w:themeShade="D9" w:sz="4" w:space="0"/>
-            <w:right w:val="single" w:color="D8D8D8" w:themeColor="background1" w:themeShade="D9" w:sz="4" w:space="0"/>
-            <w:insideH w:val="single" w:color="D8D8D8" w:themeColor="background1" w:themeShade="D9" w:sz="4" w:space="0"/>
-            <w:insideV w:val="single" w:color="D8D8D8" w:themeColor="background1" w:themeShade="D9" w:sz="4" w:space="0"/>
-          </w:tblBorders>
-          <w:tblCellMar>
-            <w:top w:w="0" w:type="dxa"/>
-            <w:left w:w="108" w:type="dxa"/>
-            <w:bottom w:w="0" w:type="dxa"/>
-            <w:right w:w="108" w:type="dxa"/>
-          </w:tblCellMar>
-        </w:tblPrEx>
         <w:trPr>
           <w:jc w:val="center"/>
         </w:trPr>
@@ -1105,7 +1436,13 @@
               <w:rPr>
                 <w:rFonts w:hint="eastAsia"/>
               </w:rPr>
-              <w:t>事件id</w:t>
+              <w:t>事件</w:t>
+            </w:r>
+            <w:r>
+              <w:rPr>
+                <w:rFonts w:hint="eastAsia"/>
+              </w:rPr>
+              <w:t>id</w:t>
             </w:r>
           </w:p>
           <w:p>
@@ -1118,7 +1455,19 @@
               <w:rPr>
                 <w:rFonts w:hint="eastAsia"/>
               </w:rPr>
-              <w:t>（event_id）</w:t>
+              <w:t>（</w:t>
+            </w:r>
+            <w:r>
+              <w:rPr>
+                <w:rFonts w:hint="eastAsia"/>
+              </w:rPr>
+              <w:t>event_id</w:t>
+            </w:r>
+            <w:r>
+              <w:rPr>
+                <w:rFonts w:hint="eastAsia"/>
+              </w:rPr>
+              <w:t>）</w:t>
             </w:r>
           </w:p>
         </w:tc>
@@ -1141,7 +1490,23 @@
                 <w:sz w:val="21"/>
                 <w:szCs w:val="21"/>
               </w:rPr>
-              <w:t>正常id值</w:t>
+              <w:t>正常</w:t>
+            </w:r>
+            <w:r>
+              <w:rPr>
+                <w:rFonts w:hint="eastAsia"/>
+                <w:sz w:val="21"/>
+                <w:szCs w:val="21"/>
+              </w:rPr>
+              <w:t>id</w:t>
+            </w:r>
+            <w:r>
+              <w:rPr>
+                <w:rFonts w:hint="eastAsia"/>
+                <w:sz w:val="21"/>
+                <w:szCs w:val="21"/>
+              </w:rPr>
+              <w:t>值</w:t>
             </w:r>
           </w:p>
           <w:p>
@@ -1158,22 +1523,46 @@
                 <w:sz w:val="21"/>
                 <w:szCs w:val="21"/>
               </w:rPr>
-              <w:t>（1</w:t>
-            </w:r>
-            <w:r>
-              <w:rPr>
+              <w:t>（</w:t>
+            </w:r>
+            <w:r>
+              <w:rPr>
+                <w:rFonts w:hint="eastAsia"/>
                 <w:sz w:val="21"/>
                 <w:szCs w:val="21"/>
               </w:rPr>
-              <w:t>表示地图里</w:t>
-            </w:r>
-            <w:r>
-              <w:rPr>
-                <w:rFonts w:hint="eastAsia"/>
+              <w:t>1</w:t>
+            </w:r>
+            <w:r>
+              <w:rPr>
                 <w:sz w:val="21"/>
                 <w:szCs w:val="21"/>
               </w:rPr>
-              <w:t>id为1</w:t>
+              <w:t>表示地图里</w:t>
+            </w:r>
+            <w:r>
+              <w:rPr>
+                <w:rFonts w:hint="eastAsia"/>
+                <w:sz w:val="21"/>
+                <w:szCs w:val="21"/>
+              </w:rPr>
+              <w:t>id</w:t>
+            </w:r>
+            <w:r>
+              <w:rPr>
+                <w:rFonts w:hint="eastAsia"/>
+                <w:sz w:val="21"/>
+                <w:szCs w:val="21"/>
+              </w:rPr>
+              <w:t>为</w:t>
+            </w:r>
+            <w:r>
+              <w:rPr>
+                <w:rFonts w:hint="eastAsia"/>
+                <w:sz w:val="21"/>
+                <w:szCs w:val="21"/>
+              </w:rPr>
+              <w:t>1</w:t>
             </w:r>
             <w:r>
               <w:rPr>
@@ -1242,22 +1631,6 @@
         </w:tc>
       </w:tr>
       <w:tr>
-        <w:tblPrEx>
-          <w:tblBorders>
-            <w:top w:val="single" w:color="D8D8D8" w:themeColor="background1" w:themeShade="D9" w:sz="4" w:space="0"/>
-            <w:left w:val="single" w:color="D8D8D8" w:themeColor="background1" w:themeShade="D9" w:sz="4" w:space="0"/>
-            <w:bottom w:val="single" w:color="D8D8D8" w:themeColor="background1" w:themeShade="D9" w:sz="4" w:space="0"/>
-            <w:right w:val="single" w:color="D8D8D8" w:themeColor="background1" w:themeShade="D9" w:sz="4" w:space="0"/>
-            <w:insideH w:val="single" w:color="D8D8D8" w:themeColor="background1" w:themeShade="D9" w:sz="4" w:space="0"/>
-            <w:insideV w:val="single" w:color="D8D8D8" w:themeColor="background1" w:themeShade="D9" w:sz="4" w:space="0"/>
-          </w:tblBorders>
-          <w:tblCellMar>
-            <w:top w:w="0" w:type="dxa"/>
-            <w:left w:w="108" w:type="dxa"/>
-            <w:bottom w:w="0" w:type="dxa"/>
-            <w:right w:w="108" w:type="dxa"/>
-          </w:tblCellMar>
-        </w:tblPrEx>
         <w:trPr>
           <w:jc w:val="center"/>
         </w:trPr>
@@ -1277,7 +1650,13 @@
               <w:rPr>
                 <w:rFonts w:hint="eastAsia"/>
               </w:rPr>
-              <w:t>玩家队员id</w:t>
+              <w:t>玩家队员</w:t>
+            </w:r>
+            <w:r>
+              <w:rPr>
+                <w:rFonts w:hint="eastAsia"/>
+              </w:rPr>
+              <w:t>id</w:t>
             </w:r>
           </w:p>
           <w:p>
@@ -1290,7 +1669,19 @@
               <w:rPr>
                 <w:rFonts w:hint="eastAsia"/>
               </w:rPr>
-              <w:t>（follower_id）</w:t>
+              <w:t>（</w:t>
+            </w:r>
+            <w:r>
+              <w:rPr>
+                <w:rFonts w:hint="eastAsia"/>
+              </w:rPr>
+              <w:t>follower_id</w:t>
+            </w:r>
+            <w:r>
+              <w:rPr>
+                <w:rFonts w:hint="eastAsia"/>
+              </w:rPr>
+              <w:t>）</w:t>
             </w:r>
           </w:p>
         </w:tc>
@@ -1314,7 +1705,23 @@
                 <w:sz w:val="21"/>
                 <w:szCs w:val="21"/>
               </w:rPr>
-              <w:t>正常id值</w:t>
+              <w:t>正常</w:t>
+            </w:r>
+            <w:r>
+              <w:rPr>
+                <w:rFonts w:hint="eastAsia"/>
+                <w:sz w:val="21"/>
+                <w:szCs w:val="21"/>
+              </w:rPr>
+              <w:t>id</w:t>
+            </w:r>
+            <w:r>
+              <w:rPr>
+                <w:rFonts w:hint="eastAsia"/>
+                <w:sz w:val="21"/>
+                <w:szCs w:val="21"/>
+              </w:rPr>
+              <w:t>值</w:t>
             </w:r>
           </w:p>
           <w:p>
@@ -1332,22 +1739,38 @@
                 <w:sz w:val="21"/>
                 <w:szCs w:val="21"/>
               </w:rPr>
-              <w:t>（1</w:t>
-            </w:r>
-            <w:r>
-              <w:rPr>
+              <w:t>（</w:t>
+            </w:r>
+            <w:r>
+              <w:rPr>
+                <w:rFonts w:hint="eastAsia"/>
                 <w:sz w:val="21"/>
                 <w:szCs w:val="21"/>
               </w:rPr>
-              <w:t>表示玩家</w:t>
-            </w:r>
-            <w:r>
-              <w:rPr>
-                <w:rFonts w:hint="eastAsia"/>
+              <w:t>1</w:t>
+            </w:r>
+            <w:r>
+              <w:rPr>
                 <w:sz w:val="21"/>
                 <w:szCs w:val="21"/>
               </w:rPr>
-              <w:t>身后第1</w:t>
+              <w:t>表示玩家</w:t>
+            </w:r>
+            <w:r>
+              <w:rPr>
+                <w:rFonts w:hint="eastAsia"/>
+                <w:sz w:val="21"/>
+                <w:szCs w:val="21"/>
+              </w:rPr>
+              <w:t>身后第</w:t>
+            </w:r>
+            <w:r>
+              <w:rPr>
+                <w:rFonts w:hint="eastAsia"/>
+                <w:sz w:val="21"/>
+                <w:szCs w:val="21"/>
+              </w:rPr>
+              <w:t>1</w:t>
             </w:r>
             <w:r>
               <w:rPr>
@@ -1419,22 +1842,6 @@
         </w:tc>
       </w:tr>
       <w:tr>
-        <w:tblPrEx>
-          <w:tblBorders>
-            <w:top w:val="single" w:color="D8D8D8" w:themeColor="background1" w:themeShade="D9" w:sz="4" w:space="0"/>
-            <w:left w:val="single" w:color="D8D8D8" w:themeColor="background1" w:themeShade="D9" w:sz="4" w:space="0"/>
-            <w:bottom w:val="single" w:color="D8D8D8" w:themeColor="background1" w:themeShade="D9" w:sz="4" w:space="0"/>
-            <w:right w:val="single" w:color="D8D8D8" w:themeColor="background1" w:themeShade="D9" w:sz="4" w:space="0"/>
-            <w:insideH w:val="single" w:color="D8D8D8" w:themeColor="background1" w:themeShade="D9" w:sz="4" w:space="0"/>
-            <w:insideV w:val="single" w:color="D8D8D8" w:themeColor="background1" w:themeShade="D9" w:sz="4" w:space="0"/>
-          </w:tblBorders>
-          <w:tblCellMar>
-            <w:top w:w="0" w:type="dxa"/>
-            <w:left w:w="108" w:type="dxa"/>
-            <w:bottom w:w="0" w:type="dxa"/>
-            <w:right w:w="108" w:type="dxa"/>
-          </w:tblCellMar>
-        </w:tblPrEx>
         <w:trPr>
           <w:jc w:val="center"/>
         </w:trPr>
@@ -1454,7 +1861,13 @@
               <w:rPr>
                 <w:rFonts w:hint="eastAsia"/>
               </w:rPr>
-              <w:t>载具id</w:t>
+              <w:t>载具</w:t>
+            </w:r>
+            <w:r>
+              <w:rPr>
+                <w:rFonts w:hint="eastAsia"/>
+              </w:rPr>
+              <w:t>id</w:t>
             </w:r>
           </w:p>
           <w:p>
@@ -1467,7 +1880,13 @@
               <w:rPr>
                 <w:rFonts w:hint="eastAsia"/>
               </w:rPr>
-              <w:t>（v</w:t>
+              <w:t>（</w:t>
+            </w:r>
+            <w:r>
+              <w:rPr>
+                <w:rFonts w:hint="eastAsia"/>
+              </w:rPr>
+              <w:t>v</w:t>
             </w:r>
             <w:r>
               <w:t>ehicle</w:t>
@@ -1476,7 +1895,13 @@
               <w:rPr>
                 <w:rFonts w:hint="eastAsia"/>
               </w:rPr>
-              <w:t>_id）</w:t>
+              <w:t>_id</w:t>
+            </w:r>
+            <w:r>
+              <w:rPr>
+                <w:rFonts w:hint="eastAsia"/>
+              </w:rPr>
+              <w:t>）</w:t>
             </w:r>
           </w:p>
         </w:tc>
@@ -1500,7 +1925,23 @@
                 <w:sz w:val="21"/>
                 <w:szCs w:val="21"/>
               </w:rPr>
-              <w:t>正常id值</w:t>
+              <w:t>正常</w:t>
+            </w:r>
+            <w:r>
+              <w:rPr>
+                <w:rFonts w:hint="eastAsia"/>
+                <w:sz w:val="21"/>
+                <w:szCs w:val="21"/>
+              </w:rPr>
+              <w:t>id</w:t>
+            </w:r>
+            <w:r>
+              <w:rPr>
+                <w:rFonts w:hint="eastAsia"/>
+                <w:sz w:val="21"/>
+                <w:szCs w:val="21"/>
+              </w:rPr>
+              <w:t>值</w:t>
             </w:r>
           </w:p>
           <w:p>
@@ -1555,7 +1996,15 @@
                 <w:sz w:val="21"/>
                 <w:szCs w:val="21"/>
               </w:rPr>
-              <w:t>，2</w:t>
+              <w:t>，</w:t>
+            </w:r>
+            <w:r>
+              <w:rPr>
+                <w:rFonts w:hint="eastAsia"/>
+                <w:sz w:val="21"/>
+                <w:szCs w:val="21"/>
+              </w:rPr>
+              <w:t>2</w:t>
             </w:r>
             <w:r>
               <w:rPr>
@@ -1662,7 +2111,25 @@
         <w:rPr>
           <w:rFonts w:hint="eastAsia"/>
         </w:rPr>
-        <w:t>所以这里插件指令获取id值时，如果是玩家，都按-2</w:t>
+        <w:t>所以这里插件指令获取</w:t>
+      </w:r>
+      <w:r>
+        <w:rPr>
+          <w:rFonts w:hint="eastAsia"/>
+        </w:rPr>
+        <w:t>id</w:t>
+      </w:r>
+      <w:r>
+        <w:rPr>
+          <w:rFonts w:hint="eastAsia"/>
+        </w:rPr>
+        <w:t>值时，如果是玩家，都按</w:t>
+      </w:r>
+      <w:r>
+        <w:rPr>
+          <w:rFonts w:hint="eastAsia"/>
+        </w:rPr>
+        <w:t>-2</w:t>
       </w:r>
       <w:r>
         <w:t>表示。</w:t>
@@ -1691,14 +2158,21 @@
         </w:rPr>
       </w:pPr>
       <w:bookmarkStart w:id="2" w:name="_输入设备"/>
+      <w:bookmarkStart w:id="3" w:name="_按键关系表"/>
       <w:bookmarkEnd w:id="2"/>
-      <w:bookmarkStart w:id="3" w:name="_按键关系表"/>
       <w:bookmarkEnd w:id="3"/>
       <w:r>
         <w:rPr>
           <w:rFonts w:hint="eastAsia"/>
         </w:rPr>
-        <w:t>层级与堆叠级</w:t>
+        <w:lastRenderedPageBreak/>
+        <w:t>层级与</w:t>
+      </w:r>
+      <w:r>
+        <w:rPr>
+          <w:rFonts w:hint="eastAsia"/>
+        </w:rPr>
+        <w:t>堆叠级</w:t>
       </w:r>
     </w:p>
     <w:p>
@@ -1730,15 +2204,57 @@
         <w:rPr>
           <w:rFonts w:hint="eastAsia"/>
         </w:rPr>
-        <w:t>指界面中 固定定义 并且用于区分层次的 贴图。</w:t>
-      </w:r>
-    </w:p>
-    <w:p>
-      <w:r>
-        <w:rPr>
-          <w:rFonts w:hint="eastAsia"/>
-        </w:rPr>
-        <w:t xml:space="preserve">每个层级都有名字，比如：下层、图块层、中层、图片对象层 </w:t>
+        <w:t>指界面中</w:t>
+      </w:r>
+      <w:r>
+        <w:rPr>
+          <w:rFonts w:hint="eastAsia"/>
+        </w:rPr>
+        <w:t xml:space="preserve"> </w:t>
+      </w:r>
+      <w:r>
+        <w:rPr>
+          <w:rFonts w:hint="eastAsia"/>
+        </w:rPr>
+        <w:t>固定定义</w:t>
+      </w:r>
+      <w:r>
+        <w:rPr>
+          <w:rFonts w:hint="eastAsia"/>
+        </w:rPr>
+        <w:t xml:space="preserve"> </w:t>
+      </w:r>
+      <w:r>
+        <w:rPr>
+          <w:rFonts w:hint="eastAsia"/>
+        </w:rPr>
+        <w:t>并且用于区分层次的</w:t>
+      </w:r>
+      <w:r>
+        <w:rPr>
+          <w:rFonts w:hint="eastAsia"/>
+        </w:rPr>
+        <w:t xml:space="preserve"> </w:t>
+      </w:r>
+      <w:r>
+        <w:rPr>
+          <w:rFonts w:hint="eastAsia"/>
+        </w:rPr>
+        <w:t>贴图。</w:t>
+      </w:r>
+    </w:p>
+    <w:p>
+      <w:r>
+        <w:rPr>
+          <w:rFonts w:hint="eastAsia"/>
+        </w:rPr>
+        <w:t>每个层级都有名字，比如：下层、图块层、中层、图片对象层</w:t>
+      </w:r>
+      <w:r>
+        <w:rPr>
+          <w:rFonts w:hint="eastAsia"/>
+        </w:rPr>
+        <w:t xml:space="preserve"> </w:t>
       </w:r>
       <w:r>
         <w:t>等。</w:t>
@@ -1767,7 +2283,19 @@
         <w:rPr>
           <w:rFonts w:hint="eastAsia"/>
         </w:rPr>
-        <w:t>指处于相同层级下，区分贴图先后顺序的 数字</w:t>
+        <w:t>指处于相同层级下，区分贴图先后顺序的</w:t>
+      </w:r>
+      <w:r>
+        <w:rPr>
+          <w:rFonts w:hint="eastAsia"/>
+        </w:rPr>
+        <w:t xml:space="preserve"> </w:t>
+      </w:r>
+      <w:r>
+        <w:rPr>
+          <w:rFonts w:hint="eastAsia"/>
+        </w:rPr>
+        <w:t>数字</w:t>
       </w:r>
       <w:r>
         <w:t>参数</w:t>
@@ -1813,19 +2341,30 @@
         <w:jc w:val="center"/>
       </w:pPr>
       <w:r>
-        <w:object>
-          <v:shape id="_x0000_i1025" o:spt="75" type="#_x0000_t75" style="height:166.2pt;width:334.2pt;" o:ole="t" filled="f" o:preferrelative="t" stroked="f" coordsize="21600,21600">
-            <v:path/>
-            <v:fill on="f" focussize="0,0"/>
-            <v:stroke on="f" joinstyle="miter"/>
+        <w:object w:dxaOrig="8917" w:dyaOrig="4416" w14:anchorId="6366EE09">
+          <v:shapetype id="_x0000_t75" coordsize="21600,21600" o:spt="75" o:preferrelative="t" path="m@4@5l@4@11@9@11@9@5xe" filled="f" stroked="f">
+            <v:stroke joinstyle="miter"/>
+            <v:formulas>
+              <v:f eqn="if lineDrawn pixelLineWidth 0"/>
+              <v:f eqn="sum @0 1 0"/>
+              <v:f eqn="sum 0 0 @1"/>
+              <v:f eqn="prod @2 1 2"/>
+              <v:f eqn="prod @3 21600 pixelWidth"/>
+              <v:f eqn="prod @3 21600 pixelHeight"/>
+              <v:f eqn="sum @0 0 1"/>
+              <v:f eqn="prod @6 1 2"/>
+              <v:f eqn="prod @7 21600 pixelWidth"/>
+              <v:f eqn="sum @8 21600 0"/>
+              <v:f eqn="prod @7 21600 pixelHeight"/>
+              <v:f eqn="sum @10 21600 0"/>
+            </v:formulas>
+            <v:path o:extrusionok="f" gradientshapeok="t" o:connecttype="rect"/>
+            <o:lock v:ext="edit" aspectratio="t"/>
+          </v:shapetype>
+          <v:shape id="_x0000_i1025" type="#_x0000_t75" style="width:334.2pt;height:166.2pt" o:ole="">
             <v:imagedata r:id="rId10" o:title=""/>
-            <o:lock v:ext="edit" aspectratio="t"/>
-            <w10:wrap type="none"/>
-            <w10:anchorlock/>
           </v:shape>
-          <o:OLEObject Type="Embed" ProgID="Visio.Drawing.15" ShapeID="_x0000_i1025" DrawAspect="Content" ObjectID="_1468075725" r:id="rId9">
-            <o:LockedField>false</o:LockedField>
-          </o:OLEObject>
+          <o:OLEObject Type="Embed" ProgID="Visio.Drawing.15" ShapeID="_x0000_i1025" DrawAspect="Content" ObjectID="_1807766968" r:id="rId11"/>
         </w:object>
       </w:r>
     </w:p>
@@ -1866,19 +2405,32 @@
         <w:rPr>
           <w:color w:val="0070C0"/>
         </w:rPr>
-        <w:t>0.基本定义</w:t>
-      </w:r>
-      <w:r>
-        <w:rPr>
-          <w:rFonts w:hint="eastAsia"/>
+        <w:t>0.</w:t>
+      </w:r>
+      <w:r>
+        <w:rPr>
           <w:color w:val="0070C0"/>
         </w:rPr>
-        <w:t xml:space="preserve"> &gt; 界面</w:t>
-      </w:r>
-      <w:r>
-        <w:rPr>
+        <w:t>基本定义</w:t>
+      </w:r>
+      <w:r>
+        <w:rPr>
+          <w:rFonts w:hint="eastAsia"/>
           <w:color w:val="0070C0"/>
         </w:rPr>
+        <w:t xml:space="preserve"> &gt; </w:t>
+      </w:r>
+      <w:r>
+        <w:rPr>
+          <w:rFonts w:hint="eastAsia"/>
+          <w:color w:val="0070C0"/>
+        </w:rPr>
+        <w:t>界面</w:t>
+      </w:r>
+      <w:r>
+        <w:rPr>
+          <w:color w:val="0070C0"/>
+        </w:rPr>
         <w:t>.docx</w:t>
       </w:r>
       <w:r>
@@ -1926,7 +2478,31 @@
         <w:rPr>
           <w:rFonts w:hint="eastAsia"/>
         </w:rPr>
-        <w:t>核心中提供了 行走图碰撞体 的显示。</w:t>
+        <w:t>核心中提供了</w:t>
+      </w:r>
+      <w:r>
+        <w:rPr>
+          <w:rFonts w:hint="eastAsia"/>
+        </w:rPr>
+        <w:t xml:space="preserve"> </w:t>
+      </w:r>
+      <w:r>
+        <w:rPr>
+          <w:rFonts w:hint="eastAsia"/>
+        </w:rPr>
+        <w:t>行走图碰撞体</w:t>
+      </w:r>
+      <w:r>
+        <w:rPr>
+          <w:rFonts w:hint="eastAsia"/>
+        </w:rPr>
+        <w:t xml:space="preserve"> </w:t>
+      </w:r>
+      <w:r>
+        <w:rPr>
+          <w:rFonts w:hint="eastAsia"/>
+        </w:rPr>
+        <w:t>的显示。</w:t>
       </w:r>
     </w:p>
     <w:p>
@@ -1947,20 +2523,21 @@
         <w:spacing w:after="0"/>
         <w:jc w:val="center"/>
         <w:rPr>
-          <w:rFonts w:hint="eastAsia" w:ascii="宋体" w:hAnsi="宋体" w:eastAsia="宋体" w:cs="宋体"/>
+          <w:rFonts w:ascii="宋体" w:eastAsia="宋体" w:hAnsi="宋体" w:cs="宋体" w:hint="eastAsia"/>
           <w:sz w:val="24"/>
           <w:szCs w:val="24"/>
         </w:rPr>
       </w:pPr>
       <w:r>
         <w:rPr>
-          <w:rFonts w:ascii="宋体" w:hAnsi="宋体" w:eastAsia="宋体" w:cs="宋体"/>
+          <w:rFonts w:ascii="宋体" w:eastAsia="宋体" w:hAnsi="宋体" w:cs="宋体"/>
+          <w:noProof/>
           <w:sz w:val="24"/>
           <w:szCs w:val="24"/>
         </w:rPr>
         <w:drawing>
-          <wp:inline distT="0" distB="0" distL="0" distR="0">
-            <wp:extent cx="4368800" cy="539115"/>
+          <wp:inline distT="0" distB="0" distL="0" distR="0" wp14:anchorId="2BD69424" wp14:editId="0B1DCE77">
+            <wp:extent cx="4368800" cy="539154"/>
             <wp:effectExtent l="0" t="0" r="0" b="0"/>
             <wp:docPr id="697997400" name="图片 1"/>
             <wp:cNvGraphicFramePr>
@@ -1970,13 +2547,13 @@
               <a:graphicData uri="http://schemas.openxmlformats.org/drawingml/2006/picture">
                 <pic:pic xmlns:pic="http://schemas.openxmlformats.org/drawingml/2006/picture">
                   <pic:nvPicPr>
-                    <pic:cNvPr id="697997400" name="图片 1"/>
+                    <pic:cNvPr id="0" name="Picture 2"/>
                     <pic:cNvPicPr>
                       <a:picLocks noChangeAspect="1" noChangeArrowheads="1"/>
                     </pic:cNvPicPr>
                   </pic:nvPicPr>
                   <pic:blipFill>
-                    <a:blip r:embed="rId11">
+                    <a:blip r:embed="rId12">
                       <a:extLst>
                         <a:ext uri="{28A0092B-C50C-407E-A947-70E740481C1C}">
                           <a14:useLocalDpi xmlns:a14="http://schemas.microsoft.com/office/drawing/2010/main" val="0"/>
@@ -1988,7 +2565,7 @@
                       <a:fillRect/>
                     </a:stretch>
                   </pic:blipFill>
-                  <pic:spPr>
+                  <pic:spPr bwMode="auto">
                     <a:xfrm>
                       <a:off x="0" y="0"/>
                       <a:ext cx="4396336" cy="542552"/>
@@ -2016,20 +2593,73 @@
         <w:rPr>
           <w:rFonts w:hint="eastAsia"/>
         </w:rPr>
-        <w:t xml:space="preserve">示例中 </w:t>
+        <w:t>示例中</w:t>
+      </w:r>
+      <w:r>
+        <w:rPr>
+          <w:rFonts w:hint="eastAsia"/>
+        </w:rPr>
+        <w:t xml:space="preserve"> </w:t>
       </w:r>
       <w:r>
         <w:rPr>
           <w:rFonts w:hint="eastAsia"/>
           <w:color w:val="00B050"/>
         </w:rPr>
-        <w:t xml:space="preserve">设计-横版2D模仿 </w:t>
-      </w:r>
-      <w:r>
-        <w:rPr>
-          <w:rFonts w:hint="eastAsia"/>
-        </w:rPr>
-        <w:t>的效果是 绿色的文本显示：</w:t>
+        <w:t>设计</w:t>
+      </w:r>
+      <w:r>
+        <w:rPr>
+          <w:rFonts w:hint="eastAsia"/>
+          <w:color w:val="00B050"/>
+        </w:rPr>
+        <w:t>-</w:t>
+      </w:r>
+      <w:r>
+        <w:rPr>
+          <w:rFonts w:hint="eastAsia"/>
+          <w:color w:val="00B050"/>
+        </w:rPr>
+        <w:t>横版</w:t>
+      </w:r>
+      <w:r>
+        <w:rPr>
+          <w:rFonts w:hint="eastAsia"/>
+          <w:color w:val="00B050"/>
+        </w:rPr>
+        <w:t>2D</w:t>
+      </w:r>
+      <w:r>
+        <w:rPr>
+          <w:rFonts w:hint="eastAsia"/>
+          <w:color w:val="00B050"/>
+        </w:rPr>
+        <w:t>模仿</w:t>
+      </w:r>
+      <w:r>
+        <w:rPr>
+          <w:rFonts w:hint="eastAsia"/>
+          <w:color w:val="00B050"/>
+        </w:rPr>
+        <w:t xml:space="preserve"> </w:t>
+      </w:r>
+      <w:r>
+        <w:rPr>
+          <w:rFonts w:hint="eastAsia"/>
+        </w:rPr>
+        <w:t>的效果是</w:t>
+      </w:r>
+      <w:r>
+        <w:rPr>
+          <w:rFonts w:hint="eastAsia"/>
+        </w:rPr>
+        <w:t xml:space="preserve"> </w:t>
+      </w:r>
+      <w:r>
+        <w:rPr>
+          <w:rFonts w:hint="eastAsia"/>
+        </w:rPr>
+        <w:t>绿色的文本显示：</w:t>
       </w:r>
     </w:p>
     <w:p>
@@ -2039,20 +2669,21 @@
         <w:spacing w:after="0"/>
         <w:jc w:val="center"/>
         <w:rPr>
-          <w:rFonts w:hint="eastAsia" w:ascii="宋体" w:hAnsi="宋体" w:eastAsia="宋体" w:cs="宋体"/>
+          <w:rFonts w:ascii="宋体" w:eastAsia="宋体" w:hAnsi="宋体" w:cs="宋体" w:hint="eastAsia"/>
           <w:sz w:val="24"/>
           <w:szCs w:val="24"/>
         </w:rPr>
       </w:pPr>
       <w:r>
         <w:rPr>
-          <w:rFonts w:ascii="宋体" w:hAnsi="宋体" w:eastAsia="宋体" w:cs="宋体"/>
+          <w:rFonts w:ascii="宋体" w:eastAsia="宋体" w:hAnsi="宋体" w:cs="宋体"/>
+          <w:noProof/>
           <w:sz w:val="24"/>
           <w:szCs w:val="24"/>
         </w:rPr>
         <w:drawing>
-          <wp:inline distT="0" distB="0" distL="0" distR="0">
-            <wp:extent cx="3314700" cy="1297940"/>
+          <wp:inline distT="0" distB="0" distL="0" distR="0" wp14:anchorId="6CA1D050" wp14:editId="3093D666">
+            <wp:extent cx="3314700" cy="1298475"/>
             <wp:effectExtent l="0" t="0" r="0" b="0"/>
             <wp:docPr id="1849110405" name="图片 1"/>
             <wp:cNvGraphicFramePr>
@@ -2062,13 +2693,13 @@
               <a:graphicData uri="http://schemas.openxmlformats.org/drawingml/2006/picture">
                 <pic:pic xmlns:pic="http://schemas.openxmlformats.org/drawingml/2006/picture">
                   <pic:nvPicPr>
-                    <pic:cNvPr id="1849110405" name="图片 1"/>
+                    <pic:cNvPr id="0" name="Picture 2"/>
                     <pic:cNvPicPr>
                       <a:picLocks noChangeAspect="1" noChangeArrowheads="1"/>
                     </pic:cNvPicPr>
                   </pic:nvPicPr>
                   <pic:blipFill>
-                    <a:blip r:embed="rId12">
+                    <a:blip r:embed="rId13">
                       <a:extLst>
                         <a:ext uri="{28A0092B-C50C-407E-A947-70E740481C1C}">
                           <a14:useLocalDpi xmlns:a14="http://schemas.microsoft.com/office/drawing/2010/main" val="0"/>
@@ -2080,7 +2711,7 @@
                       <a:fillRect/>
                     </a:stretch>
                   </pic:blipFill>
-                  <pic:spPr>
+                  <pic:spPr bwMode="auto">
                     <a:xfrm>
                       <a:off x="0" y="0"/>
                       <a:ext cx="3318812" cy="1300086"/>
@@ -2121,7 +2752,14 @@
         <w:rPr>
           <w:rFonts w:hint="eastAsia"/>
         </w:rPr>
-        <w:t>默认层级</w:t>
+        <w:lastRenderedPageBreak/>
+        <w:t>默认</w:t>
+      </w:r>
+      <w:r>
+        <w:rPr>
+          <w:rFonts w:hint="eastAsia"/>
+        </w:rPr>
+        <w:t>层级</w:t>
       </w:r>
     </w:p>
     <w:p>
@@ -2146,7 +2784,31 @@
         <w:rPr>
           <w:rFonts w:hint="eastAsia"/>
         </w:rPr>
-        <w:t>地图界面中，物体和图块被 简单划分 为一类层级。</w:t>
+        <w:t>地图界面中，物体和图块被</w:t>
+      </w:r>
+      <w:r>
+        <w:rPr>
+          <w:rFonts w:hint="eastAsia"/>
+        </w:rPr>
+        <w:t xml:space="preserve"> </w:t>
+      </w:r>
+      <w:r>
+        <w:rPr>
+          <w:rFonts w:hint="eastAsia"/>
+        </w:rPr>
+        <w:t>简单划分</w:t>
+      </w:r>
+      <w:r>
+        <w:rPr>
+          <w:rFonts w:hint="eastAsia"/>
+        </w:rPr>
+        <w:t xml:space="preserve"> </w:t>
+      </w:r>
+      <w:r>
+        <w:rPr>
+          <w:rFonts w:hint="eastAsia"/>
+        </w:rPr>
+        <w:t>为一类层级。</w:t>
       </w:r>
     </w:p>
     <w:p>
@@ -2155,9 +2817,12 @@
         <w:jc w:val="center"/>
       </w:pPr>
       <w:r>
+        <w:rPr>
+          <w:noProof/>
+        </w:rPr>
         <w:drawing>
-          <wp:inline distT="0" distB="0" distL="0" distR="0">
-            <wp:extent cx="3928745" cy="1948815"/>
+          <wp:inline distT="0" distB="0" distL="0" distR="0" wp14:anchorId="14E984FE" wp14:editId="3515F202">
+            <wp:extent cx="3928966" cy="1948873"/>
             <wp:effectExtent l="0" t="0" r="0" b="0"/>
             <wp:docPr id="1167859418" name="图片 2"/>
             <wp:cNvGraphicFramePr>
@@ -2167,13 +2832,13 @@
               <a:graphicData uri="http://schemas.openxmlformats.org/drawingml/2006/picture">
                 <pic:pic xmlns:pic="http://schemas.openxmlformats.org/drawingml/2006/picture">
                   <pic:nvPicPr>
-                    <pic:cNvPr id="1167859418" name="图片 2"/>
+                    <pic:cNvPr id="0" name="Picture 4"/>
                     <pic:cNvPicPr>
                       <a:picLocks noChangeAspect="1" noChangeArrowheads="1"/>
                     </pic:cNvPicPr>
                   </pic:nvPicPr>
                   <pic:blipFill>
-                    <a:blip r:embed="rId13" cstate="print">
+                    <a:blip r:embed="rId14" cstate="print">
                       <a:extLst>
                         <a:ext uri="{28A0092B-C50C-407E-A947-70E740481C1C}">
                           <a14:useLocalDpi xmlns:a14="http://schemas.microsoft.com/office/drawing/2010/main" val="0"/>
@@ -2185,7 +2850,7 @@
                       <a:fillRect/>
                     </a:stretch>
                   </pic:blipFill>
-                  <pic:spPr>
+                  <pic:spPr bwMode="auto">
                     <a:xfrm>
                       <a:off x="0" y="0"/>
                       <a:ext cx="3962875" cy="1965693"/>
@@ -2221,9 +2886,12 @@
         <w:jc w:val="center"/>
       </w:pPr>
       <w:r>
+        <w:rPr>
+          <w:noProof/>
+        </w:rPr>
         <w:drawing>
-          <wp:inline distT="0" distB="0" distL="0" distR="0">
-            <wp:extent cx="4826000" cy="3897630"/>
+          <wp:inline distT="0" distB="0" distL="0" distR="0" wp14:anchorId="16A312E7" wp14:editId="6CCAFC33">
+            <wp:extent cx="4826279" cy="3897745"/>
             <wp:effectExtent l="0" t="0" r="0" b="7620"/>
             <wp:docPr id="1594698690" name="图片 3"/>
             <wp:cNvGraphicFramePr>
@@ -2233,13 +2901,13 @@
               <a:graphicData uri="http://schemas.openxmlformats.org/drawingml/2006/picture">
                 <pic:pic xmlns:pic="http://schemas.openxmlformats.org/drawingml/2006/picture">
                   <pic:nvPicPr>
-                    <pic:cNvPr id="1594698690" name="图片 3"/>
+                    <pic:cNvPr id="0" name="Picture 6"/>
                     <pic:cNvPicPr>
                       <a:picLocks noChangeAspect="1" noChangeArrowheads="1"/>
                     </pic:cNvPicPr>
                   </pic:nvPicPr>
                   <pic:blipFill>
-                    <a:blip r:embed="rId14">
+                    <a:blip r:embed="rId15">
                       <a:extLst>
                         <a:ext uri="{28A0092B-C50C-407E-A947-70E740481C1C}">
                           <a14:useLocalDpi xmlns:a14="http://schemas.microsoft.com/office/drawing/2010/main" val="0"/>
@@ -2251,7 +2919,7 @@
                       <a:fillRect/>
                     </a:stretch>
                   </pic:blipFill>
-                  <pic:spPr>
+                  <pic:spPr bwMode="auto">
                     <a:xfrm>
                       <a:off x="0" y="0"/>
                       <a:ext cx="4848761" cy="3915902"/>
@@ -2273,47 +2941,15 @@
     </w:p>
     <w:tbl>
       <w:tblPr>
-        <w:tblStyle w:val="12"/>
+        <w:tblStyle w:val="af"/>
         <w:tblW w:w="0" w:type="auto"/>
-        <w:tblInd w:w="0" w:type="dxa"/>
-        <w:tblBorders>
-          <w:top w:val="single" w:color="auto" w:sz="4" w:space="0"/>
-          <w:left w:val="single" w:color="auto" w:sz="4" w:space="0"/>
-          <w:bottom w:val="single" w:color="auto" w:sz="4" w:space="0"/>
-          <w:right w:val="single" w:color="auto" w:sz="4" w:space="0"/>
-          <w:insideH w:val="single" w:color="auto" w:sz="4" w:space="0"/>
-          <w:insideV w:val="single" w:color="auto" w:sz="4" w:space="0"/>
-        </w:tblBorders>
         <w:shd w:val="clear" w:color="auto" w:fill="DEEAF6" w:themeFill="accent1" w:themeFillTint="33"/>
-        <w:tblLayout w:type="autofit"/>
-        <w:tblCellMar>
-          <w:top w:w="0" w:type="dxa"/>
-          <w:left w:w="108" w:type="dxa"/>
-          <w:bottom w:w="0" w:type="dxa"/>
-          <w:right w:w="108" w:type="dxa"/>
-        </w:tblCellMar>
+        <w:tblLook w:val="04A0" w:firstRow="1" w:lastRow="0" w:firstColumn="1" w:lastColumn="0" w:noHBand="0" w:noVBand="1"/>
       </w:tblPr>
       <w:tblGrid>
         <w:gridCol w:w="8522"/>
       </w:tblGrid>
       <w:tr>
-        <w:tblPrEx>
-          <w:tblBorders>
-            <w:top w:val="single" w:color="auto" w:sz="4" w:space="0"/>
-            <w:left w:val="single" w:color="auto" w:sz="4" w:space="0"/>
-            <w:bottom w:val="single" w:color="auto" w:sz="4" w:space="0"/>
-            <w:right w:val="single" w:color="auto" w:sz="4" w:space="0"/>
-            <w:insideH w:val="single" w:color="auto" w:sz="4" w:space="0"/>
-            <w:insideV w:val="single" w:color="auto" w:sz="4" w:space="0"/>
-          </w:tblBorders>
-          <w:shd w:val="clear" w:color="auto" w:fill="DEEAF6" w:themeFill="accent1" w:themeFillTint="33"/>
-          <w:tblCellMar>
-            <w:top w:w="0" w:type="dxa"/>
-            <w:left w:w="108" w:type="dxa"/>
-            <w:bottom w:w="0" w:type="dxa"/>
-            <w:right w:w="108" w:type="dxa"/>
-          </w:tblCellMar>
-        </w:tblPrEx>
         <w:tc>
           <w:tcPr>
             <w:tcW w:w="8522" w:type="dxa"/>
@@ -2338,7 +2974,43 @@
               <w:rPr>
                 <w:rFonts w:hint="eastAsia"/>
               </w:rPr>
-              <w:t>星号图块层 在 物体下层和物体中层 的上面，</w:t>
+              <w:t>星号图块层</w:t>
+            </w:r>
+            <w:r>
+              <w:rPr>
+                <w:rFonts w:hint="eastAsia"/>
+              </w:rPr>
+              <w:t xml:space="preserve"> </w:t>
+            </w:r>
+            <w:r>
+              <w:rPr>
+                <w:rFonts w:hint="eastAsia"/>
+              </w:rPr>
+              <w:t>在</w:t>
+            </w:r>
+            <w:r>
+              <w:rPr>
+                <w:rFonts w:hint="eastAsia"/>
+              </w:rPr>
+              <w:t xml:space="preserve"> </w:t>
+            </w:r>
+            <w:r>
+              <w:rPr>
+                <w:rFonts w:hint="eastAsia"/>
+              </w:rPr>
+              <w:t>物体下层和物体中层</w:t>
+            </w:r>
+            <w:r>
+              <w:rPr>
+                <w:rFonts w:hint="eastAsia"/>
+              </w:rPr>
+              <w:t xml:space="preserve"> </w:t>
+            </w:r>
+            <w:r>
+              <w:rPr>
+                <w:rFonts w:hint="eastAsia"/>
+              </w:rPr>
+              <w:t>的上面，</w:t>
             </w:r>
           </w:p>
           <w:p>
@@ -2373,7 +3045,14 @@
         <w:rPr>
           <w:rFonts w:hint="eastAsia"/>
         </w:rPr>
-        <w:t>物体分为四个层级：</w:t>
+        <w:lastRenderedPageBreak/>
+        <w:t>物体分为四个层级</w:t>
+      </w:r>
+      <w:r>
+        <w:rPr>
+          <w:rFonts w:hint="eastAsia"/>
+        </w:rPr>
+        <w:t>：</w:t>
       </w:r>
       <w:r>
         <w:rPr>
@@ -2398,18 +3077,48 @@
         <w:rPr>
           <w:rFonts w:hint="eastAsia"/>
         </w:rPr>
-        <w:t>默认情况下，物体处于“物体原层级”。</w:t>
-      </w:r>
-    </w:p>
-    <w:p>
-      <w:pPr>
-        <w:spacing w:after="0"/>
-      </w:pPr>
-      <w:r>
-        <w:rPr>
-          <w:rFonts w:hint="eastAsia"/>
-        </w:rPr>
-        <w:t>即根据下图的优先级，自动切换 物体下层、物体中层、物体上层。</w:t>
+        <w:t>默认</w:t>
+      </w:r>
+      <w:r>
+        <w:rPr>
+          <w:rFonts w:hint="eastAsia"/>
+        </w:rPr>
+        <w:t>情况下，物体处于“物体原层级”。</w:t>
+      </w:r>
+    </w:p>
+    <w:p>
+      <w:pPr>
+        <w:spacing w:after="0"/>
+      </w:pPr>
+      <w:r>
+        <w:rPr>
+          <w:rFonts w:hint="eastAsia"/>
+        </w:rPr>
+        <w:t>即根据</w:t>
+      </w:r>
+      <w:r>
+        <w:rPr>
+          <w:rFonts w:hint="eastAsia"/>
+        </w:rPr>
+        <w:t>下图的</w:t>
+      </w:r>
+      <w:r>
+        <w:rPr>
+          <w:rFonts w:hint="eastAsia"/>
+        </w:rPr>
+        <w:t>优先级，自动切换</w:t>
+      </w:r>
+      <w:r>
+        <w:rPr>
+          <w:rFonts w:hint="eastAsia"/>
+        </w:rPr>
+        <w:t xml:space="preserve"> </w:t>
+      </w:r>
+      <w:r>
+        <w:rPr>
+          <w:rFonts w:hint="eastAsia"/>
+        </w:rPr>
+        <w:t>物体下层、物体中层、物体上层。</w:t>
       </w:r>
     </w:p>
     <w:p>
@@ -2420,13 +3129,14 @@
       </w:pPr>
       <w:r>
         <w:rPr>
-          <w:rFonts w:ascii="宋体" w:hAnsi="宋体" w:eastAsia="宋体" w:cs="宋体"/>
+          <w:rFonts w:ascii="宋体" w:eastAsia="宋体" w:hAnsi="宋体" w:cs="宋体"/>
+          <w:noProof/>
           <w:sz w:val="24"/>
           <w:szCs w:val="24"/>
         </w:rPr>
         <w:drawing>
-          <wp:inline distT="0" distB="0" distL="0" distR="0">
-            <wp:extent cx="1892935" cy="1219200"/>
+          <wp:inline distT="0" distB="0" distL="0" distR="0" wp14:anchorId="182689F7" wp14:editId="77E10311">
+            <wp:extent cx="1893295" cy="1219200"/>
             <wp:effectExtent l="0" t="0" r="0" b="0"/>
             <wp:docPr id="497987268" name="图片 5"/>
             <wp:cNvGraphicFramePr>
@@ -2436,13 +3146,13 @@
               <a:graphicData uri="http://schemas.openxmlformats.org/drawingml/2006/picture">
                 <pic:pic xmlns:pic="http://schemas.openxmlformats.org/drawingml/2006/picture">
                   <pic:nvPicPr>
-                    <pic:cNvPr id="497987268" name="图片 5"/>
+                    <pic:cNvPr id="0" name="Picture 13"/>
                     <pic:cNvPicPr>
                       <a:picLocks noChangeAspect="1" noChangeArrowheads="1"/>
                     </pic:cNvPicPr>
                   </pic:nvPicPr>
                   <pic:blipFill>
-                    <a:blip r:embed="rId15">
+                    <a:blip r:embed="rId16">
                       <a:extLst>
                         <a:ext uri="{28A0092B-C50C-407E-A947-70E740481C1C}">
                           <a14:useLocalDpi xmlns:a14="http://schemas.microsoft.com/office/drawing/2010/main" val="0"/>
@@ -2454,7 +3164,7 @@
                       <a:fillRect/>
                     </a:stretch>
                   </pic:blipFill>
-                  <pic:spPr>
+                  <pic:spPr bwMode="auto">
                     <a:xfrm>
                       <a:off x="0" y="0"/>
                       <a:ext cx="1927586" cy="1241282"/>
@@ -2476,47 +3186,15 @@
     </w:p>
     <w:tbl>
       <w:tblPr>
-        <w:tblStyle w:val="12"/>
+        <w:tblStyle w:val="af"/>
         <w:tblW w:w="0" w:type="auto"/>
-        <w:tblInd w:w="0" w:type="dxa"/>
-        <w:tblBorders>
-          <w:top w:val="single" w:color="auto" w:sz="4" w:space="0"/>
-          <w:left w:val="single" w:color="auto" w:sz="4" w:space="0"/>
-          <w:bottom w:val="single" w:color="auto" w:sz="4" w:space="0"/>
-          <w:right w:val="single" w:color="auto" w:sz="4" w:space="0"/>
-          <w:insideH w:val="single" w:color="auto" w:sz="4" w:space="0"/>
-          <w:insideV w:val="single" w:color="auto" w:sz="4" w:space="0"/>
-        </w:tblBorders>
         <w:shd w:val="clear" w:color="auto" w:fill="DEEAF6" w:themeFill="accent1" w:themeFillTint="33"/>
-        <w:tblLayout w:type="autofit"/>
-        <w:tblCellMar>
-          <w:top w:w="0" w:type="dxa"/>
-          <w:left w:w="108" w:type="dxa"/>
-          <w:bottom w:w="0" w:type="dxa"/>
-          <w:right w:w="108" w:type="dxa"/>
-        </w:tblCellMar>
+        <w:tblLook w:val="04A0" w:firstRow="1" w:lastRow="0" w:firstColumn="1" w:lastColumn="0" w:noHBand="0" w:noVBand="1"/>
       </w:tblPr>
       <w:tblGrid>
         <w:gridCol w:w="8522"/>
       </w:tblGrid>
       <w:tr>
-        <w:tblPrEx>
-          <w:tblBorders>
-            <w:top w:val="single" w:color="auto" w:sz="4" w:space="0"/>
-            <w:left w:val="single" w:color="auto" w:sz="4" w:space="0"/>
-            <w:bottom w:val="single" w:color="auto" w:sz="4" w:space="0"/>
-            <w:right w:val="single" w:color="auto" w:sz="4" w:space="0"/>
-            <w:insideH w:val="single" w:color="auto" w:sz="4" w:space="0"/>
-            <w:insideV w:val="single" w:color="auto" w:sz="4" w:space="0"/>
-          </w:tblBorders>
-          <w:shd w:val="clear" w:color="auto" w:fill="DEEAF6" w:themeFill="accent1" w:themeFillTint="33"/>
-          <w:tblCellMar>
-            <w:top w:w="0" w:type="dxa"/>
-            <w:left w:w="108" w:type="dxa"/>
-            <w:bottom w:w="0" w:type="dxa"/>
-            <w:right w:w="108" w:type="dxa"/>
-          </w:tblCellMar>
-        </w:tblPrEx>
         <w:tc>
           <w:tcPr>
             <w:tcW w:w="8522" w:type="dxa"/>
@@ -2530,7 +3208,19 @@
               <w:rPr>
                 <w:rFonts w:hint="eastAsia"/>
               </w:rPr>
-              <w:t>你可以使用插件修改层级，</w:t>
+              <w:t>你可以</w:t>
+            </w:r>
+            <w:r>
+              <w:rPr>
+                <w:rFonts w:hint="eastAsia"/>
+              </w:rPr>
+              <w:t>使用</w:t>
+            </w:r>
+            <w:r>
+              <w:rPr>
+                <w:rFonts w:hint="eastAsia"/>
+              </w:rPr>
+              <w:t>插件修改层级，</w:t>
             </w:r>
           </w:p>
           <w:p>
@@ -2554,34 +3244,26 @@
               </w:rPr>
               <w:t>见后面章节：</w:t>
             </w:r>
-            <w:r>
-              <w:fldChar w:fldCharType="begin"/>
-            </w:r>
-            <w:r>
-              <w:instrText xml:space="preserve"> HYPERLINK \l "_修改层级与堆叠级" </w:instrText>
-            </w:r>
-            <w:r>
-              <w:fldChar w:fldCharType="separate"/>
-            </w:r>
-            <w:r>
-              <w:rPr>
-                <w:rStyle w:val="17"/>
-                <w:rFonts w:hint="eastAsia"/>
-              </w:rPr>
-              <w:t>修改层级与堆叠级</w:t>
-            </w:r>
-            <w:r>
-              <w:rPr>
-                <w:rStyle w:val="17"/>
-                <w:rFonts w:hint="eastAsia"/>
-              </w:rPr>
-              <w:fldChar w:fldCharType="end"/>
-            </w:r>
-            <w:r>
-              <w:rPr>
-                <w:rFonts w:hint="eastAsia"/>
-              </w:rPr>
-              <w:t xml:space="preserve"> 。</w:t>
+            <w:hyperlink w:anchor="_修改层级与堆叠级" w:history="1">
+              <w:r>
+                <w:rPr>
+                  <w:rStyle w:val="a4"/>
+                  <w:rFonts w:hint="eastAsia"/>
+                </w:rPr>
+                <w:t>修改层级与堆叠级</w:t>
+              </w:r>
+            </w:hyperlink>
+            <w:r>
+              <w:rPr>
+                <w:rFonts w:hint="eastAsia"/>
+              </w:rPr>
+              <w:t xml:space="preserve"> </w:t>
+            </w:r>
+            <w:r>
+              <w:rPr>
+                <w:rFonts w:hint="eastAsia"/>
+              </w:rPr>
+              <w:t>。</w:t>
             </w:r>
           </w:p>
         </w:tc>
@@ -2606,29 +3288,210 @@
           <w:rFonts w:hint="eastAsia"/>
           <w:bCs/>
         </w:rPr>
-        <w:t>2）层级查看与细节</w:t>
-      </w:r>
-    </w:p>
-    <w:p>
-      <w:pPr>
-        <w:spacing w:after="0"/>
-      </w:pPr>
-      <w:r>
-        <w:rPr>
-          <w:rFonts w:hint="eastAsia"/>
-        </w:rPr>
-        <w:t>使用“DEBUG堆叠级查看”时，由于层级名字太长，这里简化为了两个字：</w:t>
-      </w:r>
-    </w:p>
-    <w:p>
-      <w:pPr>
-        <w:spacing w:after="0"/>
-      </w:pPr>
-      <w:r>
-        <w:rPr>
-          <w:rFonts w:hint="eastAsia"/>
-        </w:rPr>
-        <w:t>"物原"表示"物体原层级"，"物上"表示"物体上层"，"上层"表示"上层"。</w:t>
+        <w:t>2）层级查看</w:t>
+      </w:r>
+      <w:r>
+        <w:rPr>
+          <w:rFonts w:hint="eastAsia"/>
+          <w:bCs/>
+        </w:rPr>
+        <w:t>与细节</w:t>
+      </w:r>
+    </w:p>
+    <w:p>
+      <w:pPr>
+        <w:spacing w:after="0"/>
+      </w:pPr>
+      <w:r>
+        <w:rPr>
+          <w:rFonts w:hint="eastAsia"/>
+        </w:rPr>
+        <w:t>使用</w:t>
+      </w:r>
+      <w:r>
+        <w:rPr>
+          <w:rFonts w:hint="eastAsia"/>
+        </w:rPr>
+        <w:t>“</w:t>
+      </w:r>
+      <w:r>
+        <w:rPr>
+          <w:rFonts w:hint="eastAsia"/>
+        </w:rPr>
+        <w:t>DEBUG</w:t>
+      </w:r>
+      <w:r>
+        <w:rPr>
+          <w:rFonts w:hint="eastAsia"/>
+        </w:rPr>
+        <w:t>堆叠级</w:t>
+      </w:r>
+      <w:r>
+        <w:rPr>
+          <w:rFonts w:hint="eastAsia"/>
+        </w:rPr>
+        <w:t>查看</w:t>
+      </w:r>
+      <w:r>
+        <w:rPr>
+          <w:rFonts w:hint="eastAsia"/>
+        </w:rPr>
+        <w:t>”</w:t>
+      </w:r>
+      <w:r>
+        <w:rPr>
+          <w:rFonts w:hint="eastAsia"/>
+        </w:rPr>
+        <w:t>时，由于层级名字太长，这里简化为了两个字：</w:t>
+      </w:r>
+    </w:p>
+    <w:p>
+      <w:pPr>
+        <w:spacing w:after="0"/>
+      </w:pPr>
+      <w:r>
+        <w:rPr>
+          <w:rFonts w:hint="eastAsia"/>
+        </w:rPr>
+        <w:t>"</w:t>
+      </w:r>
+      <w:r>
+        <w:rPr>
+          <w:rFonts w:hint="eastAsia"/>
+        </w:rPr>
+        <w:t>物原</w:t>
+      </w:r>
+      <w:r>
+        <w:rPr>
+          <w:rFonts w:hint="eastAsia"/>
+        </w:rPr>
+        <w:t>"</w:t>
+      </w:r>
+      <w:r>
+        <w:rPr>
+          <w:rFonts w:hint="eastAsia"/>
+        </w:rPr>
+        <w:t>表示</w:t>
+      </w:r>
+      <w:r>
+        <w:rPr>
+          <w:rFonts w:hint="eastAsia"/>
+        </w:rPr>
+        <w:t>"</w:t>
+      </w:r>
+      <w:r>
+        <w:rPr>
+          <w:rFonts w:hint="eastAsia"/>
+        </w:rPr>
+        <w:t>物体原层级</w:t>
+      </w:r>
+      <w:r>
+        <w:rPr>
+          <w:rFonts w:hint="eastAsia"/>
+        </w:rPr>
+        <w:t>"</w:t>
+      </w:r>
+      <w:r>
+        <w:rPr>
+          <w:rFonts w:hint="eastAsia"/>
+        </w:rPr>
+        <w:t>，</w:t>
+      </w:r>
+      <w:r>
+        <w:rPr>
+          <w:rFonts w:hint="eastAsia"/>
+        </w:rPr>
+        <w:t>"</w:t>
+      </w:r>
+      <w:r>
+        <w:rPr>
+          <w:rFonts w:hint="eastAsia"/>
+        </w:rPr>
+        <w:t>物上</w:t>
+      </w:r>
+      <w:r>
+        <w:rPr>
+          <w:rFonts w:hint="eastAsia"/>
+        </w:rPr>
+        <w:t>"</w:t>
+      </w:r>
+      <w:r>
+        <w:rPr>
+          <w:rFonts w:hint="eastAsia"/>
+        </w:rPr>
+        <w:t>表示</w:t>
+      </w:r>
+      <w:r>
+        <w:rPr>
+          <w:rFonts w:hint="eastAsia"/>
+        </w:rPr>
+        <w:t>"</w:t>
+      </w:r>
+      <w:r>
+        <w:rPr>
+          <w:rFonts w:hint="eastAsia"/>
+        </w:rPr>
+        <w:t>物体上层</w:t>
+      </w:r>
+      <w:r>
+        <w:rPr>
+          <w:rFonts w:hint="eastAsia"/>
+        </w:rPr>
+        <w:t>"</w:t>
+      </w:r>
+      <w:r>
+        <w:rPr>
+          <w:rFonts w:hint="eastAsia"/>
+        </w:rPr>
+        <w:t>，</w:t>
+      </w:r>
+      <w:r>
+        <w:rPr>
+          <w:rFonts w:hint="eastAsia"/>
+        </w:rPr>
+        <w:t>"</w:t>
+      </w:r>
+      <w:r>
+        <w:rPr>
+          <w:rFonts w:hint="eastAsia"/>
+        </w:rPr>
+        <w:t>上层</w:t>
+      </w:r>
+      <w:r>
+        <w:rPr>
+          <w:rFonts w:hint="eastAsia"/>
+        </w:rPr>
+        <w:t>"</w:t>
+      </w:r>
+      <w:r>
+        <w:rPr>
+          <w:rFonts w:hint="eastAsia"/>
+        </w:rPr>
+        <w:t>表示</w:t>
+      </w:r>
+      <w:r>
+        <w:rPr>
+          <w:rFonts w:hint="eastAsia"/>
+        </w:rPr>
+        <w:t>"</w:t>
+      </w:r>
+      <w:r>
+        <w:rPr>
+          <w:rFonts w:hint="eastAsia"/>
+        </w:rPr>
+        <w:t>上层</w:t>
+      </w:r>
+      <w:r>
+        <w:rPr>
+          <w:rFonts w:hint="eastAsia"/>
+        </w:rPr>
+        <w:t>"</w:t>
+      </w:r>
+      <w:r>
+        <w:rPr>
+          <w:rFonts w:hint="eastAsia"/>
+        </w:rPr>
+        <w:t>。</w:t>
       </w:r>
     </w:p>
     <w:p>
@@ -2640,13 +3503,14 @@
       </w:pPr>
       <w:r>
         <w:rPr>
-          <w:rFonts w:ascii="宋体" w:hAnsi="宋体" w:eastAsia="宋体" w:cs="宋体"/>
+          <w:rFonts w:ascii="宋体" w:eastAsia="宋体" w:hAnsi="宋体" w:cs="宋体"/>
+          <w:noProof/>
           <w:sz w:val="24"/>
           <w:szCs w:val="24"/>
         </w:rPr>
         <w:drawing>
-          <wp:inline distT="0" distB="0" distL="0" distR="0">
-            <wp:extent cx="2933700" cy="1148715"/>
+          <wp:inline distT="0" distB="0" distL="0" distR="0" wp14:anchorId="5E3C0C2A" wp14:editId="1F938430">
+            <wp:extent cx="2933700" cy="1149225"/>
             <wp:effectExtent l="0" t="0" r="0" b="0"/>
             <wp:docPr id="368623715" name="图片 1"/>
             <wp:cNvGraphicFramePr>
@@ -2656,13 +3520,13 @@
               <a:graphicData uri="http://schemas.openxmlformats.org/drawingml/2006/picture">
                 <pic:pic xmlns:pic="http://schemas.openxmlformats.org/drawingml/2006/picture">
                   <pic:nvPicPr>
-                    <pic:cNvPr id="368623715" name="图片 1"/>
+                    <pic:cNvPr id="0" name="Picture 2"/>
                     <pic:cNvPicPr>
                       <a:picLocks noChangeAspect="1" noChangeArrowheads="1"/>
                     </pic:cNvPicPr>
                   </pic:nvPicPr>
                   <pic:blipFill>
-                    <a:blip r:embed="rId12">
+                    <a:blip r:embed="rId13">
                       <a:extLst>
                         <a:ext uri="{28A0092B-C50C-407E-A947-70E740481C1C}">
                           <a14:useLocalDpi xmlns:a14="http://schemas.microsoft.com/office/drawing/2010/main" val="0"/>
@@ -2674,7 +3538,7 @@
                       <a:fillRect/>
                     </a:stretch>
                   </pic:blipFill>
-                  <pic:spPr>
+                  <pic:spPr bwMode="auto">
                     <a:xfrm>
                       <a:off x="0" y="0"/>
                       <a:ext cx="2948324" cy="1154954"/>
@@ -2702,18 +3566,90 @@
         <w:rPr>
           <w:rFonts w:hint="eastAsia"/>
         </w:rPr>
-        <w:t>另外注意，记得随时打开debug查看层级，</w:t>
-      </w:r>
-    </w:p>
-    <w:p>
-      <w:pPr>
-        <w:spacing w:after="0"/>
-      </w:pPr>
-      <w:r>
-        <w:rPr>
-          <w:rFonts w:hint="eastAsia"/>
-        </w:rPr>
-        <w:t>并且注意“物中”和“中层”，不要写错了。</w:t>
+        <w:t>另外注意，记得随时</w:t>
+      </w:r>
+      <w:r>
+        <w:rPr>
+          <w:rFonts w:hint="eastAsia"/>
+        </w:rPr>
+        <w:t>打开</w:t>
+      </w:r>
+      <w:r>
+        <w:rPr>
+          <w:rFonts w:hint="eastAsia"/>
+        </w:rPr>
+        <w:t>debug</w:t>
+      </w:r>
+      <w:r>
+        <w:rPr>
+          <w:rFonts w:hint="eastAsia"/>
+        </w:rPr>
+        <w:t>查看</w:t>
+      </w:r>
+      <w:r>
+        <w:rPr>
+          <w:rFonts w:hint="eastAsia"/>
+        </w:rPr>
+        <w:t>层级</w:t>
+      </w:r>
+      <w:r>
+        <w:rPr>
+          <w:rFonts w:hint="eastAsia"/>
+        </w:rPr>
+        <w:t>，</w:t>
+      </w:r>
+    </w:p>
+    <w:p>
+      <w:pPr>
+        <w:spacing w:after="0"/>
+      </w:pPr>
+      <w:r>
+        <w:rPr>
+          <w:rFonts w:hint="eastAsia"/>
+        </w:rPr>
+        <w:t>并且注意“</w:t>
+      </w:r>
+      <w:r>
+        <w:rPr>
+          <w:rFonts w:hint="eastAsia"/>
+        </w:rPr>
+        <w:t>物中</w:t>
+      </w:r>
+      <w:r>
+        <w:rPr>
+          <w:rFonts w:hint="eastAsia"/>
+        </w:rPr>
+        <w:t>”</w:t>
+      </w:r>
+      <w:r>
+        <w:rPr>
+          <w:rFonts w:hint="eastAsia"/>
+        </w:rPr>
+        <w:t>和</w:t>
+      </w:r>
+      <w:r>
+        <w:rPr>
+          <w:rFonts w:hint="eastAsia"/>
+        </w:rPr>
+        <w:t>“</w:t>
+      </w:r>
+      <w:r>
+        <w:rPr>
+          <w:rFonts w:hint="eastAsia"/>
+        </w:rPr>
+        <w:t>中层</w:t>
+      </w:r>
+      <w:r>
+        <w:rPr>
+          <w:rFonts w:hint="eastAsia"/>
+        </w:rPr>
+        <w:t>”</w:t>
+      </w:r>
+      <w:r>
+        <w:rPr>
+          <w:rFonts w:hint="eastAsia"/>
+        </w:rPr>
+        <w:t>，不要写错了。</w:t>
       </w:r>
     </w:p>
     <w:p>
@@ -2733,9 +3669,12 @@
         <w:jc w:val="center"/>
       </w:pPr>
       <w:r>
+        <w:rPr>
+          <w:noProof/>
+        </w:rPr>
         <w:drawing>
-          <wp:inline distT="0" distB="0" distL="0" distR="0">
-            <wp:extent cx="4495800" cy="631825"/>
+          <wp:inline distT="0" distB="0" distL="0" distR="0" wp14:anchorId="03BBB33F" wp14:editId="12E6F110">
+            <wp:extent cx="4495800" cy="631881"/>
             <wp:effectExtent l="0" t="0" r="0" b="0"/>
             <wp:docPr id="1111726536" name="图片 4"/>
             <wp:cNvGraphicFramePr>
@@ -2745,13 +3684,13 @@
               <a:graphicData uri="http://schemas.openxmlformats.org/drawingml/2006/picture">
                 <pic:pic xmlns:pic="http://schemas.openxmlformats.org/drawingml/2006/picture">
                   <pic:nvPicPr>
-                    <pic:cNvPr id="1111726536" name="图片 4"/>
+                    <pic:cNvPr id="0" name="Picture 8"/>
                     <pic:cNvPicPr>
                       <a:picLocks noChangeAspect="1" noChangeArrowheads="1"/>
                     </pic:cNvPicPr>
                   </pic:nvPicPr>
                   <pic:blipFill>
-                    <a:blip r:embed="rId16">
+                    <a:blip r:embed="rId17">
                       <a:extLst>
                         <a:ext uri="{28A0092B-C50C-407E-A947-70E740481C1C}">
                           <a14:useLocalDpi xmlns:a14="http://schemas.microsoft.com/office/drawing/2010/main" val="0"/>
@@ -2763,7 +3702,7 @@
                       <a:fillRect/>
                     </a:stretch>
                   </pic:blipFill>
-                  <pic:spPr>
+                  <pic:spPr bwMode="auto">
                     <a:xfrm>
                       <a:off x="0" y="0"/>
                       <a:ext cx="4535178" cy="637415"/>
@@ -2789,9 +3728,12 @@
         <w:jc w:val="center"/>
       </w:pPr>
       <w:r>
+        <w:rPr>
+          <w:noProof/>
+        </w:rPr>
         <w:drawing>
-          <wp:inline distT="0" distB="0" distL="0" distR="0">
-            <wp:extent cx="4480560" cy="619125"/>
+          <wp:inline distT="0" distB="0" distL="0" distR="0" wp14:anchorId="22BC61F0" wp14:editId="51CDEA11">
+            <wp:extent cx="4480560" cy="619572"/>
             <wp:effectExtent l="0" t="0" r="0" b="9525"/>
             <wp:docPr id="2081438042" name="图片 5"/>
             <wp:cNvGraphicFramePr>
@@ -2801,7 +3743,1369 @@
               <a:graphicData uri="http://schemas.openxmlformats.org/drawingml/2006/picture">
                 <pic:pic xmlns:pic="http://schemas.openxmlformats.org/drawingml/2006/picture">
                   <pic:nvPicPr>
-                    <pic:cNvPr id="2081438042" name="图片 5"/>
+                    <pic:cNvPr id="0" name="Picture 10"/>
+                    <pic:cNvPicPr>
+                      <a:picLocks noChangeAspect="1" noChangeArrowheads="1"/>
+                    </pic:cNvPicPr>
+                  </pic:nvPicPr>
+                  <pic:blipFill>
+                    <a:blip r:embed="rId18">
+                      <a:extLst>
+                        <a:ext uri="{28A0092B-C50C-407E-A947-70E740481C1C}">
+                          <a14:useLocalDpi xmlns:a14="http://schemas.microsoft.com/office/drawing/2010/main" val="0"/>
+                        </a:ext>
+                      </a:extLst>
+                    </a:blip>
+                    <a:srcRect/>
+                    <a:stretch>
+                      <a:fillRect/>
+                    </a:stretch>
+                  </pic:blipFill>
+                  <pic:spPr bwMode="auto">
+                    <a:xfrm>
+                      <a:off x="0" y="0"/>
+                      <a:ext cx="4495888" cy="621692"/>
+                    </a:xfrm>
+                    <a:prstGeom prst="rect">
+                      <a:avLst/>
+                    </a:prstGeom>
+                    <a:noFill/>
+                    <a:ln>
+                      <a:noFill/>
+                    </a:ln>
+                  </pic:spPr>
+                </pic:pic>
+              </a:graphicData>
+            </a:graphic>
+          </wp:inline>
+        </w:drawing>
+      </w:r>
+    </w:p>
+    <w:p>
+      <w:pPr>
+        <w:spacing w:after="0"/>
+        <w:jc w:val="center"/>
+      </w:pPr>
+      <w:r>
+        <w:rPr>
+          <w:noProof/>
+        </w:rPr>
+        <w:drawing>
+          <wp:inline distT="0" distB="0" distL="0" distR="0" wp14:anchorId="273E320A" wp14:editId="652D3A69">
+            <wp:extent cx="1485900" cy="891540"/>
+            <wp:effectExtent l="0" t="0" r="0" b="3810"/>
+            <wp:docPr id="640155696" name="图片 2"/>
+            <wp:cNvGraphicFramePr>
+              <a:graphicFrameLocks xmlns:a="http://schemas.openxmlformats.org/drawingml/2006/main" noChangeAspect="1"/>
+            </wp:cNvGraphicFramePr>
+            <a:graphic xmlns:a="http://schemas.openxmlformats.org/drawingml/2006/main">
+              <a:graphicData uri="http://schemas.openxmlformats.org/drawingml/2006/picture">
+                <pic:pic xmlns:pic="http://schemas.openxmlformats.org/drawingml/2006/picture">
+                  <pic:nvPicPr>
+                    <pic:cNvPr id="0" name="Picture 4"/>
+                    <pic:cNvPicPr>
+                      <a:picLocks noChangeAspect="1" noChangeArrowheads="1"/>
+                    </pic:cNvPicPr>
+                  </pic:nvPicPr>
+                  <pic:blipFill>
+                    <a:blip r:embed="rId19">
+                      <a:extLst>
+                        <a:ext uri="{28A0092B-C50C-407E-A947-70E740481C1C}">
+                          <a14:useLocalDpi xmlns:a14="http://schemas.microsoft.com/office/drawing/2010/main" val="0"/>
+                        </a:ext>
+                      </a:extLst>
+                    </a:blip>
+                    <a:srcRect/>
+                    <a:stretch>
+                      <a:fillRect/>
+                    </a:stretch>
+                  </pic:blipFill>
+                  <pic:spPr bwMode="auto">
+                    <a:xfrm>
+                      <a:off x="0" y="0"/>
+                      <a:ext cx="1485900" cy="891540"/>
+                    </a:xfrm>
+                    <a:prstGeom prst="rect">
+                      <a:avLst/>
+                    </a:prstGeom>
+                    <a:noFill/>
+                    <a:ln>
+                      <a:noFill/>
+                    </a:ln>
+                  </pic:spPr>
+                </pic:pic>
+              </a:graphicData>
+            </a:graphic>
+          </wp:inline>
+        </w:drawing>
+      </w:r>
+      <w:r>
+        <w:rPr>
+          <w:noProof/>
+        </w:rPr>
+        <w:drawing>
+          <wp:inline distT="0" distB="0" distL="0" distR="0" wp14:anchorId="602DE397" wp14:editId="71493368">
+            <wp:extent cx="1181100" cy="876300"/>
+            <wp:effectExtent l="0" t="0" r="0" b="0"/>
+            <wp:docPr id="695332584" name="图片 3"/>
+            <wp:cNvGraphicFramePr>
+              <a:graphicFrameLocks xmlns:a="http://schemas.openxmlformats.org/drawingml/2006/main" noChangeAspect="1"/>
+            </wp:cNvGraphicFramePr>
+            <a:graphic xmlns:a="http://schemas.openxmlformats.org/drawingml/2006/main">
+              <a:graphicData uri="http://schemas.openxmlformats.org/drawingml/2006/picture">
+                <pic:pic xmlns:pic="http://schemas.openxmlformats.org/drawingml/2006/picture">
+                  <pic:nvPicPr>
+                    <pic:cNvPr id="0" name="Picture 6"/>
+                    <pic:cNvPicPr>
+                      <a:picLocks noChangeAspect="1" noChangeArrowheads="1"/>
+                    </pic:cNvPicPr>
+                  </pic:nvPicPr>
+                  <pic:blipFill>
+                    <a:blip r:embed="rId20">
+                      <a:extLst>
+                        <a:ext uri="{28A0092B-C50C-407E-A947-70E740481C1C}">
+                          <a14:useLocalDpi xmlns:a14="http://schemas.microsoft.com/office/drawing/2010/main" val="0"/>
+                        </a:ext>
+                      </a:extLst>
+                    </a:blip>
+                    <a:srcRect/>
+                    <a:stretch>
+                      <a:fillRect/>
+                    </a:stretch>
+                  </pic:blipFill>
+                  <pic:spPr bwMode="auto">
+                    <a:xfrm>
+                      <a:off x="0" y="0"/>
+                      <a:ext cx="1181100" cy="876300"/>
+                    </a:xfrm>
+                    <a:prstGeom prst="rect">
+                      <a:avLst/>
+                    </a:prstGeom>
+                    <a:noFill/>
+                    <a:ln>
+                      <a:noFill/>
+                    </a:ln>
+                  </pic:spPr>
+                </pic:pic>
+              </a:graphicData>
+            </a:graphic>
+          </wp:inline>
+        </w:drawing>
+      </w:r>
+    </w:p>
+    <w:p>
+      <w:pPr>
+        <w:spacing w:after="0"/>
+      </w:pPr>
+    </w:p>
+    <w:p>
+      <w:pPr>
+        <w:adjustRightInd/>
+        <w:snapToGrid/>
+        <w:spacing w:after="0"/>
+      </w:pPr>
+      <w:r>
+        <w:br w:type="page"/>
+      </w:r>
+    </w:p>
+    <w:p>
+      <w:pPr>
+        <w:pStyle w:val="3"/>
+        <w:rPr>
+          <w:rFonts w:hint="eastAsia"/>
+        </w:rPr>
+      </w:pPr>
+      <w:r>
+        <w:rPr>
+          <w:rFonts w:hint="eastAsia"/>
+        </w:rPr>
+        <w:lastRenderedPageBreak/>
+        <w:t>默认堆叠级</w:t>
+      </w:r>
+    </w:p>
+    <w:p>
+      <w:pPr>
+        <w:pStyle w:val="4"/>
+        <w:spacing w:before="120" w:after="120"/>
+        <w:rPr>
+          <w:rFonts w:hint="eastAsia"/>
+          <w:bCs/>
+        </w:rPr>
+      </w:pPr>
+      <w:bookmarkStart w:id="4" w:name="_1）变化的堆叠级"/>
+      <w:bookmarkEnd w:id="4"/>
+      <w:r>
+        <w:rPr>
+          <w:rFonts w:hint="eastAsia"/>
+          <w:bCs/>
+        </w:rPr>
+        <w:t>1）</w:t>
+      </w:r>
+      <w:r>
+        <w:rPr>
+          <w:rFonts w:hint="eastAsia"/>
+          <w:bCs/>
+        </w:rPr>
+        <w:t>变化的</w:t>
+      </w:r>
+      <w:r>
+        <w:rPr>
+          <w:rFonts w:hint="eastAsia"/>
+          <w:bCs/>
+        </w:rPr>
+        <w:t>堆叠级</w:t>
+      </w:r>
+    </w:p>
+    <w:p>
+      <w:pPr>
+        <w:spacing w:after="0"/>
+      </w:pPr>
+      <w:r>
+        <w:rPr>
+          <w:rFonts w:hint="eastAsia"/>
+        </w:rPr>
+        <w:t>当贴图处于</w:t>
+      </w:r>
+      <w:r>
+        <w:rPr>
+          <w:rFonts w:hint="eastAsia"/>
+        </w:rPr>
+        <w:t xml:space="preserve"> </w:t>
+      </w:r>
+      <w:r>
+        <w:rPr>
+          <w:rFonts w:hint="eastAsia"/>
+          <w:b/>
+          <w:bCs/>
+        </w:rPr>
+        <w:t>物体原层级、物体下层、物体中层、物体上层</w:t>
+      </w:r>
+      <w:r>
+        <w:rPr>
+          <w:rFonts w:hint="eastAsia"/>
+          <w:b/>
+          <w:bCs/>
+        </w:rPr>
+        <w:t xml:space="preserve"> </w:t>
+      </w:r>
+      <w:r>
+        <w:rPr>
+          <w:rFonts w:hint="eastAsia"/>
+        </w:rPr>
+        <w:t>时，</w:t>
+      </w:r>
+    </w:p>
+    <w:p>
+      <w:pPr>
+        <w:snapToGrid/>
+        <w:spacing w:after="0"/>
+        <w:ind w:firstLineChars="200" w:firstLine="440"/>
+      </w:pPr>
+      <w:r>
+        <w:rPr>
+          <w:rFonts w:hint="eastAsia"/>
+        </w:rPr>
+        <w:t>物体的堆叠级</w:t>
+      </w:r>
+      <w:r>
+        <w:rPr>
+          <w:rFonts w:hint="eastAsia"/>
+        </w:rPr>
+        <w:t xml:space="preserve"> = </w:t>
+      </w:r>
+      <w:r>
+        <w:rPr>
+          <w:rFonts w:hint="eastAsia"/>
+        </w:rPr>
+        <w:t>贴图</w:t>
+      </w:r>
+      <w:r>
+        <w:rPr>
+          <w:rFonts w:hint="eastAsia"/>
+        </w:rPr>
+        <w:t>y</w:t>
+      </w:r>
+      <w:r>
+        <w:rPr>
+          <w:rFonts w:hint="eastAsia"/>
+        </w:rPr>
+        <w:t>轴值</w:t>
+      </w:r>
+    </w:p>
+    <w:p>
+      <w:pPr>
+        <w:spacing w:after="0"/>
+      </w:pPr>
+      <w:r>
+        <w:rPr>
+          <w:rFonts w:hint="eastAsia"/>
+        </w:rPr>
+        <w:t>因此，打开“</w:t>
+      </w:r>
+      <w:r>
+        <w:rPr>
+          <w:rFonts w:hint="eastAsia"/>
+        </w:rPr>
+        <w:t>DEBUG</w:t>
+      </w:r>
+      <w:r>
+        <w:rPr>
+          <w:rFonts w:hint="eastAsia"/>
+        </w:rPr>
+        <w:t>堆叠级查看”时，</w:t>
+      </w:r>
+    </w:p>
+    <w:p>
+      <w:pPr>
+        <w:spacing w:after="0"/>
+      </w:pPr>
+      <w:r>
+        <w:rPr>
+          <w:rFonts w:hint="eastAsia"/>
+        </w:rPr>
+        <w:t>你会发现堆叠级的值为</w:t>
+      </w:r>
+      <w:r>
+        <w:rPr>
+          <w:rFonts w:hint="eastAsia"/>
+        </w:rPr>
+        <w:t>522</w:t>
+      </w:r>
+      <w:r>
+        <w:rPr>
+          <w:rFonts w:hint="eastAsia"/>
+        </w:rPr>
+        <w:t>，这是因为贴图处于</w:t>
+      </w:r>
+      <w:r>
+        <w:rPr>
+          <w:rFonts w:hint="eastAsia"/>
+        </w:rPr>
+        <w:t>y=522</w:t>
+      </w:r>
+      <w:r>
+        <w:rPr>
+          <w:rFonts w:hint="eastAsia"/>
+        </w:rPr>
+        <w:t>的位置</w:t>
+      </w:r>
+      <w:r>
+        <w:rPr>
+          <w:rFonts w:hint="eastAsia"/>
+        </w:rPr>
+        <w:t>。</w:t>
+      </w:r>
+    </w:p>
+    <w:p>
+      <w:pPr>
+        <w:adjustRightInd/>
+        <w:snapToGrid/>
+        <w:spacing w:after="0"/>
+        <w:jc w:val="center"/>
+        <w:rPr>
+          <w:rFonts w:ascii="宋体" w:eastAsia="宋体" w:hAnsi="宋体" w:cs="宋体" w:hint="eastAsia"/>
+          <w:sz w:val="24"/>
+          <w:szCs w:val="24"/>
+        </w:rPr>
+      </w:pPr>
+      <w:r>
+        <w:rPr>
+          <w:rFonts w:ascii="宋体" w:eastAsia="宋体" w:hAnsi="宋体" w:cs="宋体"/>
+          <w:noProof/>
+          <w:sz w:val="24"/>
+          <w:szCs w:val="24"/>
+        </w:rPr>
+        <w:drawing>
+          <wp:inline distT="0" distB="0" distL="0" distR="0" wp14:anchorId="48E4B5F1" wp14:editId="10363BE3">
+            <wp:extent cx="2031365" cy="938234"/>
+            <wp:effectExtent l="0" t="0" r="6985" b="0"/>
+            <wp:docPr id="142225701" name="图片 6"/>
+            <wp:cNvGraphicFramePr>
+              <a:graphicFrameLocks xmlns:a="http://schemas.openxmlformats.org/drawingml/2006/main" noChangeAspect="1"/>
+            </wp:cNvGraphicFramePr>
+            <a:graphic xmlns:a="http://schemas.openxmlformats.org/drawingml/2006/main">
+              <a:graphicData uri="http://schemas.openxmlformats.org/drawingml/2006/picture">
+                <pic:pic xmlns:pic="http://schemas.openxmlformats.org/drawingml/2006/picture">
+                  <pic:nvPicPr>
+                    <pic:cNvPr id="0" name="Picture 12"/>
+                    <pic:cNvPicPr>
+                      <a:picLocks noChangeAspect="1" noChangeArrowheads="1"/>
+                    </pic:cNvPicPr>
+                  </pic:nvPicPr>
+                  <pic:blipFill>
+                    <a:blip r:embed="rId21">
+                      <a:extLst>
+                        <a:ext uri="{28A0092B-C50C-407E-A947-70E740481C1C}">
+                          <a14:useLocalDpi xmlns:a14="http://schemas.microsoft.com/office/drawing/2010/main" val="0"/>
+                        </a:ext>
+                      </a:extLst>
+                    </a:blip>
+                    <a:srcRect/>
+                    <a:stretch>
+                      <a:fillRect/>
+                    </a:stretch>
+                  </pic:blipFill>
+                  <pic:spPr bwMode="auto">
+                    <a:xfrm>
+                      <a:off x="0" y="0"/>
+                      <a:ext cx="2048010" cy="945922"/>
+                    </a:xfrm>
+                    <a:prstGeom prst="rect">
+                      <a:avLst/>
+                    </a:prstGeom>
+                    <a:noFill/>
+                    <a:ln>
+                      <a:noFill/>
+                    </a:ln>
+                  </pic:spPr>
+                </pic:pic>
+              </a:graphicData>
+            </a:graphic>
+          </wp:inline>
+        </w:drawing>
+      </w:r>
+      <w:r>
+        <w:rPr>
+          <w:rFonts w:ascii="宋体" w:eastAsia="宋体" w:hAnsi="宋体" w:cs="宋体"/>
+          <w:noProof/>
+          <w:sz w:val="24"/>
+          <w:szCs w:val="24"/>
+        </w:rPr>
+        <w:drawing>
+          <wp:inline distT="0" distB="0" distL="0" distR="0" wp14:anchorId="64154017" wp14:editId="4DACE681">
+            <wp:extent cx="2407920" cy="943260"/>
+            <wp:effectExtent l="0" t="0" r="0" b="9525"/>
+            <wp:docPr id="1773634710" name="图片 1"/>
+            <wp:cNvGraphicFramePr>
+              <a:graphicFrameLocks xmlns:a="http://schemas.openxmlformats.org/drawingml/2006/main" noChangeAspect="1"/>
+            </wp:cNvGraphicFramePr>
+            <a:graphic xmlns:a="http://schemas.openxmlformats.org/drawingml/2006/main">
+              <a:graphicData uri="http://schemas.openxmlformats.org/drawingml/2006/picture">
+                <pic:pic xmlns:pic="http://schemas.openxmlformats.org/drawingml/2006/picture">
+                  <pic:nvPicPr>
+                    <pic:cNvPr id="0" name="Picture 2"/>
+                    <pic:cNvPicPr>
+                      <a:picLocks noChangeAspect="1" noChangeArrowheads="1"/>
+                    </pic:cNvPicPr>
+                  </pic:nvPicPr>
+                  <pic:blipFill>
+                    <a:blip r:embed="rId13">
+                      <a:extLst>
+                        <a:ext uri="{28A0092B-C50C-407E-A947-70E740481C1C}">
+                          <a14:useLocalDpi xmlns:a14="http://schemas.microsoft.com/office/drawing/2010/main" val="0"/>
+                        </a:ext>
+                      </a:extLst>
+                    </a:blip>
+                    <a:srcRect/>
+                    <a:stretch>
+                      <a:fillRect/>
+                    </a:stretch>
+                  </pic:blipFill>
+                  <pic:spPr bwMode="auto">
+                    <a:xfrm>
+                      <a:off x="0" y="0"/>
+                      <a:ext cx="2431936" cy="952668"/>
+                    </a:xfrm>
+                    <a:prstGeom prst="rect">
+                      <a:avLst/>
+                    </a:prstGeom>
+                    <a:noFill/>
+                    <a:ln>
+                      <a:noFill/>
+                    </a:ln>
+                  </pic:spPr>
+                </pic:pic>
+              </a:graphicData>
+            </a:graphic>
+          </wp:inline>
+        </w:drawing>
+      </w:r>
+    </w:p>
+    <w:tbl>
+      <w:tblPr>
+        <w:tblStyle w:val="af"/>
+        <w:tblW w:w="0" w:type="auto"/>
+        <w:shd w:val="clear" w:color="auto" w:fill="DEEAF6" w:themeFill="accent1" w:themeFillTint="33"/>
+        <w:tblLook w:val="04A0" w:firstRow="1" w:lastRow="0" w:firstColumn="1" w:lastColumn="0" w:noHBand="0" w:noVBand="1"/>
+      </w:tblPr>
+      <w:tblGrid>
+        <w:gridCol w:w="8522"/>
+      </w:tblGrid>
+      <w:tr>
+        <w:tc>
+          <w:tcPr>
+            <w:tcW w:w="8522" w:type="dxa"/>
+            <w:shd w:val="clear" w:color="auto" w:fill="DEEAF6" w:themeFill="accent1" w:themeFillTint="33"/>
+          </w:tcPr>
+          <w:p>
+            <w:pPr>
+              <w:adjustRightInd/>
+              <w:snapToGrid/>
+              <w:spacing w:after="0"/>
+              <w:rPr>
+                <w:rFonts w:ascii="宋体" w:eastAsia="宋体" w:hAnsi="宋体" w:cs="宋体" w:hint="eastAsia"/>
+                <w:sz w:val="24"/>
+                <w:szCs w:val="24"/>
+              </w:rPr>
+            </w:pPr>
+            <w:r>
+              <w:rPr>
+                <w:rFonts w:hint="eastAsia"/>
+              </w:rPr>
+              <w:t>地图镜头上下移动时也会影响堆叠级，因为镜头会让贴图的</w:t>
+            </w:r>
+            <w:r>
+              <w:rPr>
+                <w:rFonts w:hint="eastAsia"/>
+              </w:rPr>
+              <w:t>y</w:t>
+            </w:r>
+            <w:r>
+              <w:rPr>
+                <w:rFonts w:hint="eastAsia"/>
+              </w:rPr>
+              <w:t>值变化。</w:t>
+            </w:r>
+          </w:p>
+        </w:tc>
+      </w:tr>
+    </w:tbl>
+    <w:p>
+      <w:pPr>
+        <w:adjustRightInd/>
+        <w:snapToGrid/>
+        <w:spacing w:after="0"/>
+      </w:pPr>
+    </w:p>
+    <w:p>
+      <w:pPr>
+        <w:pStyle w:val="4"/>
+        <w:spacing w:before="120" w:after="120"/>
+        <w:rPr>
+          <w:rFonts w:hint="eastAsia"/>
+          <w:bCs/>
+        </w:rPr>
+      </w:pPr>
+      <w:bookmarkStart w:id="5" w:name="_2）固定的堆叠级"/>
+      <w:bookmarkEnd w:id="5"/>
+      <w:r>
+        <w:rPr>
+          <w:rFonts w:hint="eastAsia"/>
+          <w:bCs/>
+        </w:rPr>
+        <w:t>2）</w:t>
+      </w:r>
+      <w:r>
+        <w:rPr>
+          <w:rFonts w:hint="eastAsia"/>
+          <w:bCs/>
+        </w:rPr>
+        <w:t>固定的</w:t>
+      </w:r>
+      <w:r>
+        <w:rPr>
+          <w:rFonts w:hint="eastAsia"/>
+          <w:bCs/>
+        </w:rPr>
+        <w:t>堆叠级</w:t>
+      </w:r>
+    </w:p>
+    <w:p>
+      <w:pPr>
+        <w:spacing w:after="0"/>
+      </w:pPr>
+      <w:r>
+        <w:rPr>
+          <w:rFonts w:hint="eastAsia"/>
+        </w:rPr>
+        <w:t>当贴图处于</w:t>
+      </w:r>
+      <w:r>
+        <w:rPr>
+          <w:rFonts w:hint="eastAsia"/>
+          <w:b/>
+          <w:bCs/>
+        </w:rPr>
+        <w:t xml:space="preserve"> </w:t>
+      </w:r>
+      <w:r>
+        <w:rPr>
+          <w:rFonts w:hint="eastAsia"/>
+          <w:b/>
+          <w:bCs/>
+        </w:rPr>
+        <w:t>下层、中层、上层</w:t>
+      </w:r>
+      <w:r>
+        <w:rPr>
+          <w:rFonts w:hint="eastAsia"/>
+          <w:b/>
+          <w:bCs/>
+        </w:rPr>
+        <w:t xml:space="preserve"> </w:t>
+      </w:r>
+      <w:r>
+        <w:rPr>
+          <w:rFonts w:hint="eastAsia"/>
+        </w:rPr>
+        <w:t>时，</w:t>
+      </w:r>
+    </w:p>
+    <w:p>
+      <w:r>
+        <w:rPr>
+          <w:rFonts w:hint="eastAsia"/>
+        </w:rPr>
+        <w:t>物体的堆叠级是固定值，不会受到任何其他因素影响。</w:t>
+      </w:r>
+    </w:p>
+    <w:p>
+      <w:pPr>
+        <w:spacing w:after="0"/>
+      </w:pPr>
+      <w:r>
+        <w:rPr>
+          <w:rFonts w:hint="eastAsia"/>
+        </w:rPr>
+        <w:t>注意，</w:t>
+      </w:r>
+      <w:r>
+        <w:rPr>
+          <w:rFonts w:hint="eastAsia"/>
+        </w:rPr>
+        <w:t>“</w:t>
+      </w:r>
+      <w:r>
+        <w:rPr>
+          <w:rFonts w:hint="eastAsia"/>
+        </w:rPr>
+        <w:t>堆叠级</w:t>
+      </w:r>
+      <w:r>
+        <w:rPr>
+          <w:rFonts w:hint="eastAsia"/>
+        </w:rPr>
+        <w:t>”</w:t>
+      </w:r>
+      <w:r>
+        <w:rPr>
+          <w:rFonts w:hint="eastAsia"/>
+        </w:rPr>
+        <w:t>与</w:t>
+      </w:r>
+      <w:r>
+        <w:rPr>
+          <w:rFonts w:hint="eastAsia"/>
+        </w:rPr>
+        <w:t>“</w:t>
+      </w:r>
+      <w:r>
+        <w:rPr>
+          <w:rFonts w:hint="eastAsia"/>
+        </w:rPr>
+        <w:t>图片层级</w:t>
+      </w:r>
+      <w:r>
+        <w:rPr>
+          <w:rFonts w:hint="eastAsia"/>
+        </w:rPr>
+        <w:t>”</w:t>
+      </w:r>
+      <w:r>
+        <w:rPr>
+          <w:rFonts w:hint="eastAsia"/>
+        </w:rPr>
+        <w:t xml:space="preserve"> </w:t>
+      </w:r>
+      <w:r>
+        <w:rPr>
+          <w:rFonts w:hint="eastAsia"/>
+        </w:rPr>
+        <w:t>是同一个东西，只是称呼不同。</w:t>
+      </w:r>
+    </w:p>
+    <w:p>
+      <w:r>
+        <w:rPr>
+          <w:rFonts w:hint="eastAsia"/>
+        </w:rPr>
+        <w:t>物体</w:t>
+      </w:r>
+      <w:r>
+        <w:rPr>
+          <w:rFonts w:hint="eastAsia"/>
+        </w:rPr>
+        <w:t>贴图</w:t>
+      </w:r>
+      <w:r>
+        <w:rPr>
+          <w:rFonts w:hint="eastAsia"/>
+        </w:rPr>
+        <w:t>处于这些层级时，会根据堆叠级与界面装饰插件相互排序。</w:t>
+      </w:r>
+    </w:p>
+    <w:p>
+      <w:pPr>
+        <w:spacing w:after="0"/>
+      </w:pPr>
+      <w:r>
+        <w:rPr>
+          <w:rFonts w:hint="eastAsia"/>
+        </w:rPr>
+        <w:t>如下图，</w:t>
+      </w:r>
+      <w:r>
+        <w:rPr>
+          <w:rFonts w:hint="eastAsia"/>
+        </w:rPr>
+        <w:t>小爱丽丝处于</w:t>
+      </w:r>
+      <w:r>
+        <w:rPr>
+          <w:rFonts w:hint="eastAsia"/>
+        </w:rPr>
+        <w:t xml:space="preserve"> </w:t>
+      </w:r>
+      <w:r>
+        <w:rPr>
+          <w:rFonts w:hint="eastAsia"/>
+        </w:rPr>
+        <w:t>中层</w:t>
+      </w:r>
+      <w:r>
+        <w:rPr>
+          <w:rFonts w:hint="eastAsia"/>
+        </w:rPr>
+        <w:t>+</w:t>
+      </w:r>
+      <w:r>
+        <w:rPr>
+          <w:rFonts w:hint="eastAsia"/>
+        </w:rPr>
+        <w:t>堆叠级</w:t>
+      </w:r>
+      <w:r>
+        <w:rPr>
+          <w:rFonts w:hint="eastAsia"/>
+        </w:rPr>
+        <w:t>1</w:t>
+      </w:r>
+      <w:r>
+        <w:rPr>
+          <w:rFonts w:hint="eastAsia"/>
+        </w:rPr>
+        <w:t>，地图背景处于</w:t>
+      </w:r>
+      <w:r>
+        <w:rPr>
+          <w:rFonts w:hint="eastAsia"/>
+        </w:rPr>
+        <w:t xml:space="preserve"> </w:t>
+      </w:r>
+      <w:r>
+        <w:rPr>
+          <w:rFonts w:hint="eastAsia"/>
+        </w:rPr>
+        <w:t>中层</w:t>
+      </w:r>
+      <w:r>
+        <w:rPr>
+          <w:rFonts w:hint="eastAsia"/>
+        </w:rPr>
+        <w:t>+</w:t>
+      </w:r>
+      <w:r>
+        <w:rPr>
+          <w:rFonts w:hint="eastAsia"/>
+        </w:rPr>
+        <w:t>堆叠级</w:t>
+      </w:r>
+      <w:r>
+        <w:rPr>
+          <w:rFonts w:hint="eastAsia"/>
+        </w:rPr>
+        <w:t>8</w:t>
+      </w:r>
+      <w:r>
+        <w:rPr>
+          <w:rFonts w:hint="eastAsia"/>
+        </w:rPr>
+        <w:t>，</w:t>
+      </w:r>
+    </w:p>
+    <w:p>
+      <w:pPr>
+        <w:spacing w:after="0"/>
+      </w:pPr>
+      <w:r>
+        <w:rPr>
+          <w:rFonts w:hint="eastAsia"/>
+        </w:rPr>
+        <w:t>所以这个地图背景在小爱丽丝前面，从而遮挡住小爱丽丝。</w:t>
+      </w:r>
+    </w:p>
+    <w:p>
+      <w:pPr>
+        <w:adjustRightInd/>
+        <w:snapToGrid/>
+        <w:spacing w:after="0"/>
+        <w:jc w:val="center"/>
+      </w:pPr>
+      <w:r>
+        <w:rPr>
+          <w:noProof/>
+        </w:rPr>
+        <w:drawing>
+          <wp:inline distT="0" distB="0" distL="0" distR="0" wp14:anchorId="67ED902E" wp14:editId="1FC11825">
+            <wp:extent cx="1181100" cy="876300"/>
+            <wp:effectExtent l="0" t="0" r="0" b="0"/>
+            <wp:docPr id="1274926424" name="图片 3"/>
+            <wp:cNvGraphicFramePr>
+              <a:graphicFrameLocks xmlns:a="http://schemas.openxmlformats.org/drawingml/2006/main" noChangeAspect="1"/>
+            </wp:cNvGraphicFramePr>
+            <a:graphic xmlns:a="http://schemas.openxmlformats.org/drawingml/2006/main">
+              <a:graphicData uri="http://schemas.openxmlformats.org/drawingml/2006/picture">
+                <pic:pic xmlns:pic="http://schemas.openxmlformats.org/drawingml/2006/picture">
+                  <pic:nvPicPr>
+                    <pic:cNvPr id="0" name="Picture 6"/>
+                    <pic:cNvPicPr>
+                      <a:picLocks noChangeAspect="1" noChangeArrowheads="1"/>
+                    </pic:cNvPicPr>
+                  </pic:nvPicPr>
+                  <pic:blipFill>
+                    <a:blip r:embed="rId20">
+                      <a:extLst>
+                        <a:ext uri="{28A0092B-C50C-407E-A947-70E740481C1C}">
+                          <a14:useLocalDpi xmlns:a14="http://schemas.microsoft.com/office/drawing/2010/main" val="0"/>
+                        </a:ext>
+                      </a:extLst>
+                    </a:blip>
+                    <a:srcRect/>
+                    <a:stretch>
+                      <a:fillRect/>
+                    </a:stretch>
+                  </pic:blipFill>
+                  <pic:spPr bwMode="auto">
+                    <a:xfrm>
+                      <a:off x="0" y="0"/>
+                      <a:ext cx="1181100" cy="876300"/>
+                    </a:xfrm>
+                    <a:prstGeom prst="rect">
+                      <a:avLst/>
+                    </a:prstGeom>
+                    <a:noFill/>
+                    <a:ln>
+                      <a:noFill/>
+                    </a:ln>
+                  </pic:spPr>
+                </pic:pic>
+              </a:graphicData>
+            </a:graphic>
+          </wp:inline>
+        </w:drawing>
+      </w:r>
+      <w:r>
+        <w:rPr>
+          <w:rFonts w:hint="eastAsia"/>
+        </w:rPr>
+        <w:t xml:space="preserve"> </w:t>
+      </w:r>
+      <w:r>
+        <w:rPr>
+          <w:rFonts w:ascii="宋体" w:eastAsia="宋体" w:hAnsi="宋体" w:cs="宋体"/>
+          <w:noProof/>
+          <w:sz w:val="24"/>
+          <w:szCs w:val="24"/>
+        </w:rPr>
+        <w:drawing>
+          <wp:inline distT="0" distB="0" distL="0" distR="0" wp14:anchorId="31338EAA" wp14:editId="2EC2715C">
+            <wp:extent cx="3093720" cy="2051476"/>
+            <wp:effectExtent l="0" t="0" r="0" b="6350"/>
+            <wp:docPr id="180625282" name="图片 1"/>
+            <wp:cNvGraphicFramePr>
+              <a:graphicFrameLocks xmlns:a="http://schemas.openxmlformats.org/drawingml/2006/main" noChangeAspect="1"/>
+            </wp:cNvGraphicFramePr>
+            <a:graphic xmlns:a="http://schemas.openxmlformats.org/drawingml/2006/main">
+              <a:graphicData uri="http://schemas.openxmlformats.org/drawingml/2006/picture">
+                <pic:pic xmlns:pic="http://schemas.openxmlformats.org/drawingml/2006/picture">
+                  <pic:nvPicPr>
+                    <pic:cNvPr id="0" name="Picture 2"/>
+                    <pic:cNvPicPr>
+                      <a:picLocks noChangeAspect="1" noChangeArrowheads="1"/>
+                    </pic:cNvPicPr>
+                  </pic:nvPicPr>
+                  <pic:blipFill>
+                    <a:blip r:embed="rId22">
+                      <a:extLst>
+                        <a:ext uri="{28A0092B-C50C-407E-A947-70E740481C1C}">
+                          <a14:useLocalDpi xmlns:a14="http://schemas.microsoft.com/office/drawing/2010/main" val="0"/>
+                        </a:ext>
+                      </a:extLst>
+                    </a:blip>
+                    <a:srcRect/>
+                    <a:stretch>
+                      <a:fillRect/>
+                    </a:stretch>
+                  </pic:blipFill>
+                  <pic:spPr bwMode="auto">
+                    <a:xfrm>
+                      <a:off x="0" y="0"/>
+                      <a:ext cx="3095961" cy="2052962"/>
+                    </a:xfrm>
+                    <a:prstGeom prst="rect">
+                      <a:avLst/>
+                    </a:prstGeom>
+                    <a:noFill/>
+                    <a:ln>
+                      <a:noFill/>
+                    </a:ln>
+                  </pic:spPr>
+                </pic:pic>
+              </a:graphicData>
+            </a:graphic>
+          </wp:inline>
+        </w:drawing>
+      </w:r>
+    </w:p>
+    <w:p>
+      <w:pPr>
+        <w:adjustRightInd/>
+        <w:snapToGrid/>
+        <w:spacing w:after="0"/>
+      </w:pPr>
+    </w:p>
+    <w:p>
+      <w:pPr>
+        <w:adjustRightInd/>
+        <w:snapToGrid/>
+        <w:spacing w:after="0"/>
+      </w:pPr>
+      <w:r>
+        <w:br w:type="page"/>
+      </w:r>
+    </w:p>
+    <w:p>
+      <w:pPr>
+        <w:pStyle w:val="3"/>
+        <w:rPr>
+          <w:rFonts w:hint="eastAsia"/>
+        </w:rPr>
+      </w:pPr>
+      <w:bookmarkStart w:id="6" w:name="_修改层级与堆叠级"/>
+      <w:bookmarkEnd w:id="6"/>
+      <w:r>
+        <w:rPr>
+          <w:rFonts w:hint="eastAsia"/>
+        </w:rPr>
+        <w:lastRenderedPageBreak/>
+        <w:t>修改层级与堆叠级</w:t>
+      </w:r>
+    </w:p>
+    <w:p>
+      <w:pPr>
+        <w:snapToGrid/>
+        <w:spacing w:after="0"/>
+      </w:pPr>
+      <w:r>
+        <w:rPr>
+          <w:rFonts w:hint="eastAsia"/>
+        </w:rPr>
+        <w:t>能</w:t>
+      </w:r>
+      <w:r>
+        <w:rPr>
+          <w:rFonts w:hint="eastAsia"/>
+        </w:rPr>
+        <w:t>修改</w:t>
+      </w:r>
+      <w:r>
+        <w:rPr>
+          <w:rFonts w:hint="eastAsia"/>
+        </w:rPr>
+        <w:t>的</w:t>
+      </w:r>
+      <w:r>
+        <w:rPr>
+          <w:rFonts w:hint="eastAsia"/>
+        </w:rPr>
+        <w:t>插件</w:t>
+      </w:r>
+      <w:r>
+        <w:rPr>
+          <w:rFonts w:hint="eastAsia"/>
+        </w:rPr>
+        <w:t>如下</w:t>
+      </w:r>
+      <w:r>
+        <w:rPr>
+          <w:rFonts w:hint="eastAsia"/>
+        </w:rPr>
+        <w:t>：</w:t>
+      </w:r>
+    </w:p>
+    <w:p>
+      <w:pPr>
+        <w:spacing w:after="0"/>
+      </w:pPr>
+      <w:r>
+        <w:tab/>
+      </w:r>
+      <w:r>
+        <w:rPr>
+          <w:rFonts w:hint="eastAsia"/>
+        </w:rPr>
+        <w:t>◆</w:t>
+      </w:r>
+      <w:r>
+        <w:t>Drill_</w:t>
+      </w:r>
+      <w:r>
+        <w:t>EventFrame</w:t>
+      </w:r>
+      <w:r>
+        <w:t>LayerAndZIndex</w:t>
+      </w:r>
+      <w:r>
+        <w:tab/>
+      </w:r>
+      <w:r>
+        <w:rPr>
+          <w:rFonts w:hint="eastAsia"/>
+        </w:rPr>
+        <w:t>行走图</w:t>
+      </w:r>
+      <w:r>
+        <w:rPr>
+          <w:rFonts w:hint="eastAsia"/>
+        </w:rPr>
+        <w:t xml:space="preserve"> - </w:t>
+      </w:r>
+      <w:r>
+        <w:rPr>
+          <w:rFonts w:hint="eastAsia"/>
+        </w:rPr>
+        <w:t>层级与</w:t>
+      </w:r>
+      <w:r>
+        <w:rPr>
+          <w:rFonts w:hint="eastAsia"/>
+        </w:rPr>
+        <w:t>堆叠级</w:t>
+      </w:r>
+    </w:p>
+    <w:p>
+      <w:pPr>
+        <w:spacing w:after="0"/>
+      </w:pPr>
+      <w:r>
+        <w:rPr>
+          <w:rFonts w:hint="eastAsia"/>
+        </w:rPr>
+        <w:t>该插件</w:t>
+      </w:r>
+      <w:r>
+        <w:rPr>
+          <w:rFonts w:hint="eastAsia"/>
+        </w:rPr>
+        <w:t>提供了灵活的</w:t>
+      </w:r>
+      <w:r>
+        <w:rPr>
+          <w:rFonts w:hint="eastAsia"/>
+        </w:rPr>
+        <w:t xml:space="preserve"> </w:t>
+      </w:r>
+      <w:r>
+        <w:rPr>
+          <w:rFonts w:hint="eastAsia"/>
+        </w:rPr>
+        <w:t>层级与堆叠级</w:t>
+      </w:r>
+      <w:r>
+        <w:rPr>
+          <w:rFonts w:hint="eastAsia"/>
+        </w:rPr>
+        <w:t xml:space="preserve"> </w:t>
+      </w:r>
+      <w:r>
+        <w:rPr>
+          <w:rFonts w:hint="eastAsia"/>
+        </w:rPr>
+        <w:t>的切换</w:t>
+      </w:r>
+      <w:r>
+        <w:rPr>
+          <w:rFonts w:hint="eastAsia"/>
+        </w:rPr>
+        <w:t>，</w:t>
+      </w:r>
+    </w:p>
+    <w:p>
+      <w:pPr>
+        <w:spacing w:after="0"/>
+      </w:pPr>
+      <w:r>
+        <w:rPr>
+          <w:rFonts w:hint="eastAsia"/>
+        </w:rPr>
+        <w:t>事件注释和</w:t>
+      </w:r>
+      <w:r>
+        <w:rPr>
+          <w:rFonts w:hint="eastAsia"/>
+        </w:rPr>
+        <w:t>插件指令如下</w:t>
+      </w:r>
+      <w:r>
+        <w:rPr>
+          <w:rFonts w:hint="eastAsia"/>
+        </w:rPr>
+        <w:t>。</w:t>
+      </w:r>
+    </w:p>
+    <w:p>
+      <w:pPr>
+        <w:spacing w:after="0"/>
+        <w:jc w:val="center"/>
+        <w:rPr>
+          <w:rFonts w:ascii="宋体" w:eastAsia="宋体" w:hAnsi="宋体" w:cs="宋体" w:hint="eastAsia"/>
+          <w:sz w:val="24"/>
+          <w:szCs w:val="24"/>
+        </w:rPr>
+      </w:pPr>
+      <w:r>
+        <w:rPr>
+          <w:rFonts w:ascii="宋体" w:eastAsia="宋体" w:hAnsi="宋体" w:cs="宋体"/>
+          <w:noProof/>
+          <w:sz w:val="24"/>
+          <w:szCs w:val="24"/>
+        </w:rPr>
+        <w:drawing>
+          <wp:inline distT="0" distB="0" distL="0" distR="0" wp14:anchorId="10910607" wp14:editId="7EF06669">
+            <wp:extent cx="3992880" cy="1326313"/>
+            <wp:effectExtent l="0" t="0" r="7620" b="7620"/>
+            <wp:docPr id="1649230915" name="图片 2"/>
+            <wp:cNvGraphicFramePr>
+              <a:graphicFrameLocks xmlns:a="http://schemas.openxmlformats.org/drawingml/2006/main" noChangeAspect="1"/>
+            </wp:cNvGraphicFramePr>
+            <a:graphic xmlns:a="http://schemas.openxmlformats.org/drawingml/2006/main">
+              <a:graphicData uri="http://schemas.openxmlformats.org/drawingml/2006/picture">
+                <pic:pic xmlns:pic="http://schemas.openxmlformats.org/drawingml/2006/picture">
+                  <pic:nvPicPr>
+                    <pic:cNvPr id="0" name="Picture 4"/>
+                    <pic:cNvPicPr>
+                      <a:picLocks noChangeAspect="1" noChangeArrowheads="1"/>
+                    </pic:cNvPicPr>
+                  </pic:nvPicPr>
+                  <pic:blipFill>
+                    <a:blip r:embed="rId23">
+                      <a:extLst>
+                        <a:ext uri="{28A0092B-C50C-407E-A947-70E740481C1C}">
+                          <a14:useLocalDpi xmlns:a14="http://schemas.microsoft.com/office/drawing/2010/main" val="0"/>
+                        </a:ext>
+                      </a:extLst>
+                    </a:blip>
+                    <a:srcRect/>
+                    <a:stretch>
+                      <a:fillRect/>
+                    </a:stretch>
+                  </pic:blipFill>
+                  <pic:spPr bwMode="auto">
+                    <a:xfrm>
+                      <a:off x="0" y="0"/>
+                      <a:ext cx="4016704" cy="1334227"/>
+                    </a:xfrm>
+                    <a:prstGeom prst="rect">
+                      <a:avLst/>
+                    </a:prstGeom>
+                    <a:noFill/>
+                    <a:ln>
+                      <a:noFill/>
+                    </a:ln>
+                  </pic:spPr>
+                </pic:pic>
+              </a:graphicData>
+            </a:graphic>
+          </wp:inline>
+        </w:drawing>
+      </w:r>
+    </w:p>
+    <w:p>
+      <w:pPr>
+        <w:spacing w:after="0"/>
+        <w:jc w:val="center"/>
+        <w:rPr>
+          <w:rFonts w:ascii="宋体" w:eastAsia="宋体" w:hAnsi="宋体" w:cs="宋体" w:hint="eastAsia"/>
+          <w:sz w:val="24"/>
+          <w:szCs w:val="24"/>
+        </w:rPr>
+      </w:pPr>
+      <w:r>
+        <w:rPr>
+          <w:rFonts w:ascii="宋体" w:eastAsia="宋体" w:hAnsi="宋体" w:cs="宋体"/>
+          <w:noProof/>
+          <w:sz w:val="24"/>
+          <w:szCs w:val="24"/>
+        </w:rPr>
+        <w:drawing>
+          <wp:inline distT="0" distB="0" distL="0" distR="0" wp14:anchorId="79ECED5A" wp14:editId="0798F6D6">
+            <wp:extent cx="4001770" cy="2957243"/>
+            <wp:effectExtent l="0" t="0" r="0" b="0"/>
+            <wp:docPr id="1289436105" name="图片 3"/>
+            <wp:cNvGraphicFramePr>
+              <a:graphicFrameLocks xmlns:a="http://schemas.openxmlformats.org/drawingml/2006/main" noChangeAspect="1"/>
+            </wp:cNvGraphicFramePr>
+            <a:graphic xmlns:a="http://schemas.openxmlformats.org/drawingml/2006/main">
+              <a:graphicData uri="http://schemas.openxmlformats.org/drawingml/2006/picture">
+                <pic:pic xmlns:pic="http://schemas.openxmlformats.org/drawingml/2006/picture">
+                  <pic:nvPicPr>
+                    <pic:cNvPr id="0" name="Picture 6"/>
+                    <pic:cNvPicPr>
+                      <a:picLocks noChangeAspect="1" noChangeArrowheads="1"/>
+                    </pic:cNvPicPr>
+                  </pic:nvPicPr>
+                  <pic:blipFill>
+                    <a:blip r:embed="rId24">
+                      <a:extLst>
+                        <a:ext uri="{28A0092B-C50C-407E-A947-70E740481C1C}">
+                          <a14:useLocalDpi xmlns:a14="http://schemas.microsoft.com/office/drawing/2010/main" val="0"/>
+                        </a:ext>
+                      </a:extLst>
+                    </a:blip>
+                    <a:srcRect/>
+                    <a:stretch>
+                      <a:fillRect/>
+                    </a:stretch>
+                  </pic:blipFill>
+                  <pic:spPr bwMode="auto">
+                    <a:xfrm>
+                      <a:off x="0" y="0"/>
+                      <a:ext cx="4006548" cy="2960774"/>
+                    </a:xfrm>
+                    <a:prstGeom prst="rect">
+                      <a:avLst/>
+                    </a:prstGeom>
+                    <a:noFill/>
+                    <a:ln>
+                      <a:noFill/>
+                    </a:ln>
+                  </pic:spPr>
+                </pic:pic>
+              </a:graphicData>
+            </a:graphic>
+          </wp:inline>
+        </w:drawing>
+      </w:r>
+    </w:p>
+    <w:p>
+      <w:pPr>
+        <w:spacing w:after="0"/>
+      </w:pPr>
+      <w:r>
+        <w:rPr>
+          <w:rFonts w:hint="eastAsia"/>
+        </w:rPr>
+        <w:t>前面章节介绍了</w:t>
+      </w:r>
+      <w:r>
+        <w:rPr>
+          <w:rFonts w:hint="eastAsia"/>
+        </w:rPr>
+        <w:t xml:space="preserve"> </w:t>
+      </w:r>
+      <w:hyperlink w:anchor="_1）变化的堆叠级" w:history="1">
+        <w:r>
+          <w:rPr>
+            <w:rStyle w:val="a4"/>
+            <w:rFonts w:hint="eastAsia"/>
+          </w:rPr>
+          <w:t>变化的堆叠级</w:t>
+        </w:r>
+      </w:hyperlink>
+      <w:r>
+        <w:rPr>
+          <w:rFonts w:hint="eastAsia"/>
+        </w:rPr>
+        <w:t xml:space="preserve"> </w:t>
+      </w:r>
+      <w:r>
+        <w:rPr>
+          <w:rFonts w:hint="eastAsia"/>
+        </w:rPr>
+        <w:t>和</w:t>
+      </w:r>
+      <w:r>
+        <w:rPr>
+          <w:rFonts w:hint="eastAsia"/>
+        </w:rPr>
+        <w:t xml:space="preserve"> </w:t>
+      </w:r>
+      <w:hyperlink w:anchor="_2）固定的堆叠级" w:history="1">
+        <w:r>
+          <w:rPr>
+            <w:rStyle w:val="a4"/>
+            <w:rFonts w:hint="eastAsia"/>
+          </w:rPr>
+          <w:t>固定的堆叠级</w:t>
+        </w:r>
+      </w:hyperlink>
+      <w:r>
+        <w:rPr>
+          <w:rFonts w:hint="eastAsia"/>
+        </w:rPr>
+        <w:t xml:space="preserve"> </w:t>
+      </w:r>
+      <w:r>
+        <w:rPr>
+          <w:rFonts w:hint="eastAsia"/>
+        </w:rPr>
+        <w:t>，</w:t>
+      </w:r>
+    </w:p>
+    <w:p>
+      <w:pPr>
+        <w:spacing w:after="0"/>
+      </w:pPr>
+      <w:r>
+        <w:rPr>
+          <w:rFonts w:hint="eastAsia"/>
+        </w:rPr>
+        <w:t>所以，设置层级后，要注意根据情况使用“附加堆叠级”和“固定堆叠级”指令。</w:t>
+      </w:r>
+    </w:p>
+    <w:p>
+      <w:pPr>
+        <w:spacing w:after="0"/>
+      </w:pPr>
+      <w:r>
+        <w:rPr>
+          <w:rFonts w:hint="eastAsia"/>
+        </w:rPr>
+        <w:t>（堆叠级可以设置为小数、负数）</w:t>
+      </w:r>
+    </w:p>
+    <w:p>
+      <w:pPr>
+        <w:spacing w:after="0"/>
+        <w:jc w:val="center"/>
+      </w:pPr>
+      <w:r>
+        <w:rPr>
+          <w:noProof/>
+        </w:rPr>
+        <w:drawing>
+          <wp:inline distT="0" distB="0" distL="0" distR="0" wp14:anchorId="329DA825" wp14:editId="65485AB2">
+            <wp:extent cx="4495800" cy="631881"/>
+            <wp:effectExtent l="0" t="0" r="0" b="0"/>
+            <wp:docPr id="483271364" name="图片 4"/>
+            <wp:cNvGraphicFramePr>
+              <a:graphicFrameLocks xmlns:a="http://schemas.openxmlformats.org/drawingml/2006/main" noChangeAspect="1"/>
+            </wp:cNvGraphicFramePr>
+            <a:graphic xmlns:a="http://schemas.openxmlformats.org/drawingml/2006/main">
+              <a:graphicData uri="http://schemas.openxmlformats.org/drawingml/2006/picture">
+                <pic:pic xmlns:pic="http://schemas.openxmlformats.org/drawingml/2006/picture">
+                  <pic:nvPicPr>
+                    <pic:cNvPr id="0" name="Picture 8"/>
                     <pic:cNvPicPr>
                       <a:picLocks noChangeAspect="1" noChangeArrowheads="1"/>
                     </pic:cNvPicPr>
@@ -2819,7 +5123,65 @@
                       <a:fillRect/>
                     </a:stretch>
                   </pic:blipFill>
-                  <pic:spPr>
+                  <pic:spPr bwMode="auto">
+                    <a:xfrm>
+                      <a:off x="0" y="0"/>
+                      <a:ext cx="4535178" cy="637415"/>
+                    </a:xfrm>
+                    <a:prstGeom prst="rect">
+                      <a:avLst/>
+                    </a:prstGeom>
+                    <a:noFill/>
+                    <a:ln>
+                      <a:noFill/>
+                    </a:ln>
+                  </pic:spPr>
+                </pic:pic>
+              </a:graphicData>
+            </a:graphic>
+          </wp:inline>
+        </w:drawing>
+      </w:r>
+    </w:p>
+    <w:p>
+      <w:pPr>
+        <w:jc w:val="center"/>
+      </w:pPr>
+      <w:r>
+        <w:rPr>
+          <w:noProof/>
+        </w:rPr>
+        <w:drawing>
+          <wp:inline distT="0" distB="0" distL="0" distR="0" wp14:anchorId="23CC54E7" wp14:editId="70E1ED85">
+            <wp:extent cx="4480560" cy="619572"/>
+            <wp:effectExtent l="0" t="0" r="0" b="9525"/>
+            <wp:docPr id="1298671512" name="图片 5"/>
+            <wp:cNvGraphicFramePr>
+              <a:graphicFrameLocks xmlns:a="http://schemas.openxmlformats.org/drawingml/2006/main" noChangeAspect="1"/>
+            </wp:cNvGraphicFramePr>
+            <a:graphic xmlns:a="http://schemas.openxmlformats.org/drawingml/2006/main">
+              <a:graphicData uri="http://schemas.openxmlformats.org/drawingml/2006/picture">
+                <pic:pic xmlns:pic="http://schemas.openxmlformats.org/drawingml/2006/picture">
+                  <pic:nvPicPr>
+                    <pic:cNvPr id="0" name="Picture 10"/>
+                    <pic:cNvPicPr>
+                      <a:picLocks noChangeAspect="1" noChangeArrowheads="1"/>
+                    </pic:cNvPicPr>
+                  </pic:nvPicPr>
+                  <pic:blipFill>
+                    <a:blip r:embed="rId18">
+                      <a:extLst>
+                        <a:ext uri="{28A0092B-C50C-407E-A947-70E740481C1C}">
+                          <a14:useLocalDpi xmlns:a14="http://schemas.microsoft.com/office/drawing/2010/main" val="0"/>
+                        </a:ext>
+                      </a:extLst>
+                    </a:blip>
+                    <a:srcRect/>
+                    <a:stretch>
+                      <a:fillRect/>
+                    </a:stretch>
+                  </pic:blipFill>
+                  <pic:spPr bwMode="auto">
                     <a:xfrm>
                       <a:off x="0" y="0"/>
                       <a:ext cx="4495888" cy="621692"/>
@@ -2839,1101 +5201,17 @@
         </w:drawing>
       </w:r>
     </w:p>
-    <w:p>
-      <w:pPr>
-        <w:spacing w:after="0"/>
-        <w:jc w:val="center"/>
-      </w:pPr>
-      <w:r>
-        <w:drawing>
-          <wp:inline distT="0" distB="0" distL="0" distR="0">
-            <wp:extent cx="1485900" cy="891540"/>
-            <wp:effectExtent l="0" t="0" r="0" b="3810"/>
-            <wp:docPr id="640155696" name="图片 2"/>
-            <wp:cNvGraphicFramePr>
-              <a:graphicFrameLocks xmlns:a="http://schemas.openxmlformats.org/drawingml/2006/main" noChangeAspect="1"/>
-            </wp:cNvGraphicFramePr>
-            <a:graphic xmlns:a="http://schemas.openxmlformats.org/drawingml/2006/main">
-              <a:graphicData uri="http://schemas.openxmlformats.org/drawingml/2006/picture">
-                <pic:pic xmlns:pic="http://schemas.openxmlformats.org/drawingml/2006/picture">
-                  <pic:nvPicPr>
-                    <pic:cNvPr id="640155696" name="图片 2"/>
-                    <pic:cNvPicPr>
-                      <a:picLocks noChangeAspect="1" noChangeArrowheads="1"/>
-                    </pic:cNvPicPr>
-                  </pic:nvPicPr>
-                  <pic:blipFill>
-                    <a:blip r:embed="rId18">
-                      <a:extLst>
-                        <a:ext uri="{28A0092B-C50C-407E-A947-70E740481C1C}">
-                          <a14:useLocalDpi xmlns:a14="http://schemas.microsoft.com/office/drawing/2010/main" val="0"/>
-                        </a:ext>
-                      </a:extLst>
-                    </a:blip>
-                    <a:srcRect/>
-                    <a:stretch>
-                      <a:fillRect/>
-                    </a:stretch>
-                  </pic:blipFill>
-                  <pic:spPr>
-                    <a:xfrm>
-                      <a:off x="0" y="0"/>
-                      <a:ext cx="1485900" cy="891540"/>
-                    </a:xfrm>
-                    <a:prstGeom prst="rect">
-                      <a:avLst/>
-                    </a:prstGeom>
-                    <a:noFill/>
-                    <a:ln>
-                      <a:noFill/>
-                    </a:ln>
-                  </pic:spPr>
-                </pic:pic>
-              </a:graphicData>
-            </a:graphic>
-          </wp:inline>
-        </w:drawing>
-      </w:r>
-      <w:r>
-        <w:drawing>
-          <wp:inline distT="0" distB="0" distL="0" distR="0">
-            <wp:extent cx="1181100" cy="876300"/>
-            <wp:effectExtent l="0" t="0" r="0" b="0"/>
-            <wp:docPr id="695332584" name="图片 3"/>
-            <wp:cNvGraphicFramePr>
-              <a:graphicFrameLocks xmlns:a="http://schemas.openxmlformats.org/drawingml/2006/main" noChangeAspect="1"/>
-            </wp:cNvGraphicFramePr>
-            <a:graphic xmlns:a="http://schemas.openxmlformats.org/drawingml/2006/main">
-              <a:graphicData uri="http://schemas.openxmlformats.org/drawingml/2006/picture">
-                <pic:pic xmlns:pic="http://schemas.openxmlformats.org/drawingml/2006/picture">
-                  <pic:nvPicPr>
-                    <pic:cNvPr id="695332584" name="图片 3"/>
-                    <pic:cNvPicPr>
-                      <a:picLocks noChangeAspect="1" noChangeArrowheads="1"/>
-                    </pic:cNvPicPr>
-                  </pic:nvPicPr>
-                  <pic:blipFill>
-                    <a:blip r:embed="rId19">
-                      <a:extLst>
-                        <a:ext uri="{28A0092B-C50C-407E-A947-70E740481C1C}">
-                          <a14:useLocalDpi xmlns:a14="http://schemas.microsoft.com/office/drawing/2010/main" val="0"/>
-                        </a:ext>
-                      </a:extLst>
-                    </a:blip>
-                    <a:srcRect/>
-                    <a:stretch>
-                      <a:fillRect/>
-                    </a:stretch>
-                  </pic:blipFill>
-                  <pic:spPr>
-                    <a:xfrm>
-                      <a:off x="0" y="0"/>
-                      <a:ext cx="1181100" cy="876300"/>
-                    </a:xfrm>
-                    <a:prstGeom prst="rect">
-                      <a:avLst/>
-                    </a:prstGeom>
-                    <a:noFill/>
-                    <a:ln>
-                      <a:noFill/>
-                    </a:ln>
-                  </pic:spPr>
-                </pic:pic>
-              </a:graphicData>
-            </a:graphic>
-          </wp:inline>
-        </w:drawing>
-      </w:r>
-    </w:p>
-    <w:p>
-      <w:pPr>
-        <w:spacing w:after="0"/>
-      </w:pPr>
-    </w:p>
-    <w:p>
-      <w:pPr>
-        <w:adjustRightInd/>
-        <w:snapToGrid/>
-        <w:spacing w:after="0"/>
-      </w:pPr>
-      <w:r>
-        <w:br w:type="page"/>
-      </w:r>
-    </w:p>
-    <w:p>
-      <w:pPr>
-        <w:pStyle w:val="3"/>
-        <w:rPr>
-          <w:rFonts w:hint="eastAsia"/>
-        </w:rPr>
-      </w:pPr>
-      <w:r>
-        <w:rPr>
-          <w:rFonts w:hint="eastAsia"/>
-        </w:rPr>
-        <w:t>默认堆叠级</w:t>
-      </w:r>
-    </w:p>
-    <w:p>
-      <w:pPr>
-        <w:pStyle w:val="4"/>
-        <w:spacing w:before="120" w:after="120"/>
-        <w:rPr>
-          <w:rFonts w:hint="eastAsia"/>
-          <w:bCs/>
-        </w:rPr>
-      </w:pPr>
-      <w:bookmarkStart w:id="4" w:name="_1）变化的堆叠级"/>
-      <w:bookmarkEnd w:id="4"/>
-      <w:r>
-        <w:rPr>
-          <w:rFonts w:hint="eastAsia"/>
-          <w:bCs/>
-        </w:rPr>
-        <w:t>1）变化的堆叠级</w:t>
-      </w:r>
-    </w:p>
-    <w:p>
-      <w:pPr>
-        <w:spacing w:after="0"/>
-      </w:pPr>
-      <w:r>
-        <w:rPr>
-          <w:rFonts w:hint="eastAsia"/>
-        </w:rPr>
-        <w:t xml:space="preserve">当贴图处于 </w:t>
-      </w:r>
-      <w:r>
-        <w:rPr>
-          <w:rFonts w:hint="eastAsia"/>
-          <w:b/>
-          <w:bCs/>
-        </w:rPr>
-        <w:t xml:space="preserve">物体原层级、物体下层、物体中层、物体上层 </w:t>
-      </w:r>
-      <w:r>
-        <w:rPr>
-          <w:rFonts w:hint="eastAsia"/>
-        </w:rPr>
-        <w:t>时，</w:t>
-      </w:r>
-    </w:p>
-    <w:p>
-      <w:pPr>
-        <w:snapToGrid/>
-        <w:spacing w:after="0"/>
-        <w:ind w:firstLine="440" w:firstLineChars="200"/>
-      </w:pPr>
-      <w:r>
-        <w:rPr>
-          <w:rFonts w:hint="eastAsia"/>
-        </w:rPr>
-        <w:t>物体的堆叠级 = 贴图y轴值</w:t>
-      </w:r>
-    </w:p>
-    <w:p>
-      <w:pPr>
-        <w:spacing w:after="0"/>
-      </w:pPr>
-      <w:r>
-        <w:rPr>
-          <w:rFonts w:hint="eastAsia"/>
-        </w:rPr>
-        <w:t>因此，打开“DEBUG堆叠级查看”时，</w:t>
-      </w:r>
-    </w:p>
-    <w:p>
-      <w:pPr>
-        <w:spacing w:after="0"/>
-      </w:pPr>
-      <w:r>
-        <w:rPr>
-          <w:rFonts w:hint="eastAsia"/>
-        </w:rPr>
-        <w:t>你会发现堆叠级的值为522，这是因为贴图处于y=522的位置。</w:t>
-      </w:r>
-    </w:p>
-    <w:p>
-      <w:pPr>
-        <w:adjustRightInd/>
-        <w:snapToGrid/>
-        <w:spacing w:after="0"/>
-        <w:jc w:val="center"/>
-        <w:rPr>
-          <w:rFonts w:hint="eastAsia" w:ascii="宋体" w:hAnsi="宋体" w:eastAsia="宋体" w:cs="宋体"/>
-          <w:sz w:val="24"/>
-          <w:szCs w:val="24"/>
-        </w:rPr>
-      </w:pPr>
-      <w:r>
-        <w:rPr>
-          <w:rFonts w:ascii="宋体" w:hAnsi="宋体" w:eastAsia="宋体" w:cs="宋体"/>
-          <w:sz w:val="24"/>
-          <w:szCs w:val="24"/>
-        </w:rPr>
-        <w:drawing>
-          <wp:inline distT="0" distB="0" distL="0" distR="0">
-            <wp:extent cx="2031365" cy="937895"/>
-            <wp:effectExtent l="0" t="0" r="6985" b="0"/>
-            <wp:docPr id="142225701" name="图片 6"/>
-            <wp:cNvGraphicFramePr>
-              <a:graphicFrameLocks xmlns:a="http://schemas.openxmlformats.org/drawingml/2006/main" noChangeAspect="1"/>
-            </wp:cNvGraphicFramePr>
-            <a:graphic xmlns:a="http://schemas.openxmlformats.org/drawingml/2006/main">
-              <a:graphicData uri="http://schemas.openxmlformats.org/drawingml/2006/picture">
-                <pic:pic xmlns:pic="http://schemas.openxmlformats.org/drawingml/2006/picture">
-                  <pic:nvPicPr>
-                    <pic:cNvPr id="142225701" name="图片 6"/>
-                    <pic:cNvPicPr>
-                      <a:picLocks noChangeAspect="1" noChangeArrowheads="1"/>
-                    </pic:cNvPicPr>
-                  </pic:nvPicPr>
-                  <pic:blipFill>
-                    <a:blip r:embed="rId20">
-                      <a:extLst>
-                        <a:ext uri="{28A0092B-C50C-407E-A947-70E740481C1C}">
-                          <a14:useLocalDpi xmlns:a14="http://schemas.microsoft.com/office/drawing/2010/main" val="0"/>
-                        </a:ext>
-                      </a:extLst>
-                    </a:blip>
-                    <a:srcRect/>
-                    <a:stretch>
-                      <a:fillRect/>
-                    </a:stretch>
-                  </pic:blipFill>
-                  <pic:spPr>
-                    <a:xfrm>
-                      <a:off x="0" y="0"/>
-                      <a:ext cx="2048010" cy="945922"/>
-                    </a:xfrm>
-                    <a:prstGeom prst="rect">
-                      <a:avLst/>
-                    </a:prstGeom>
-                    <a:noFill/>
-                    <a:ln>
-                      <a:noFill/>
-                    </a:ln>
-                  </pic:spPr>
-                </pic:pic>
-              </a:graphicData>
-            </a:graphic>
-          </wp:inline>
-        </w:drawing>
-      </w:r>
-      <w:r>
-        <w:rPr>
-          <w:rFonts w:ascii="宋体" w:hAnsi="宋体" w:eastAsia="宋体" w:cs="宋体"/>
-          <w:sz w:val="24"/>
-          <w:szCs w:val="24"/>
-        </w:rPr>
-        <w:drawing>
-          <wp:inline distT="0" distB="0" distL="0" distR="0">
-            <wp:extent cx="2407920" cy="942975"/>
-            <wp:effectExtent l="0" t="0" r="0" b="9525"/>
-            <wp:docPr id="1773634710" name="图片 1"/>
-            <wp:cNvGraphicFramePr>
-              <a:graphicFrameLocks xmlns:a="http://schemas.openxmlformats.org/drawingml/2006/main" noChangeAspect="1"/>
-            </wp:cNvGraphicFramePr>
-            <a:graphic xmlns:a="http://schemas.openxmlformats.org/drawingml/2006/main">
-              <a:graphicData uri="http://schemas.openxmlformats.org/drawingml/2006/picture">
-                <pic:pic xmlns:pic="http://schemas.openxmlformats.org/drawingml/2006/picture">
-                  <pic:nvPicPr>
-                    <pic:cNvPr id="1773634710" name="图片 1"/>
-                    <pic:cNvPicPr>
-                      <a:picLocks noChangeAspect="1" noChangeArrowheads="1"/>
-                    </pic:cNvPicPr>
-                  </pic:nvPicPr>
-                  <pic:blipFill>
-                    <a:blip r:embed="rId12">
-                      <a:extLst>
-                        <a:ext uri="{28A0092B-C50C-407E-A947-70E740481C1C}">
-                          <a14:useLocalDpi xmlns:a14="http://schemas.microsoft.com/office/drawing/2010/main" val="0"/>
-                        </a:ext>
-                      </a:extLst>
-                    </a:blip>
-                    <a:srcRect/>
-                    <a:stretch>
-                      <a:fillRect/>
-                    </a:stretch>
-                  </pic:blipFill>
-                  <pic:spPr>
-                    <a:xfrm>
-                      <a:off x="0" y="0"/>
-                      <a:ext cx="2431936" cy="952668"/>
-                    </a:xfrm>
-                    <a:prstGeom prst="rect">
-                      <a:avLst/>
-                    </a:prstGeom>
-                    <a:noFill/>
-                    <a:ln>
-                      <a:noFill/>
-                    </a:ln>
-                  </pic:spPr>
-                </pic:pic>
-              </a:graphicData>
-            </a:graphic>
-          </wp:inline>
-        </w:drawing>
-      </w:r>
-    </w:p>
     <w:tbl>
       <w:tblPr>
-        <w:tblStyle w:val="12"/>
+        <w:tblStyle w:val="af"/>
         <w:tblW w:w="0" w:type="auto"/>
-        <w:tblInd w:w="0" w:type="dxa"/>
-        <w:tblBorders>
-          <w:top w:val="single" w:color="auto" w:sz="4" w:space="0"/>
-          <w:left w:val="single" w:color="auto" w:sz="4" w:space="0"/>
-          <w:bottom w:val="single" w:color="auto" w:sz="4" w:space="0"/>
-          <w:right w:val="single" w:color="auto" w:sz="4" w:space="0"/>
-          <w:insideH w:val="single" w:color="auto" w:sz="4" w:space="0"/>
-          <w:insideV w:val="single" w:color="auto" w:sz="4" w:space="0"/>
-        </w:tblBorders>
         <w:shd w:val="clear" w:color="auto" w:fill="DEEAF6" w:themeFill="accent1" w:themeFillTint="33"/>
-        <w:tblLayout w:type="autofit"/>
-        <w:tblCellMar>
-          <w:top w:w="0" w:type="dxa"/>
-          <w:left w:w="108" w:type="dxa"/>
-          <w:bottom w:w="0" w:type="dxa"/>
-          <w:right w:w="108" w:type="dxa"/>
-        </w:tblCellMar>
+        <w:tblLook w:val="04A0" w:firstRow="1" w:lastRow="0" w:firstColumn="1" w:lastColumn="0" w:noHBand="0" w:noVBand="1"/>
       </w:tblPr>
       <w:tblGrid>
         <w:gridCol w:w="8522"/>
       </w:tblGrid>
       <w:tr>
-        <w:tblPrEx>
-          <w:tblBorders>
-            <w:top w:val="single" w:color="auto" w:sz="4" w:space="0"/>
-            <w:left w:val="single" w:color="auto" w:sz="4" w:space="0"/>
-            <w:bottom w:val="single" w:color="auto" w:sz="4" w:space="0"/>
-            <w:right w:val="single" w:color="auto" w:sz="4" w:space="0"/>
-            <w:insideH w:val="single" w:color="auto" w:sz="4" w:space="0"/>
-            <w:insideV w:val="single" w:color="auto" w:sz="4" w:space="0"/>
-          </w:tblBorders>
-          <w:shd w:val="clear" w:color="auto" w:fill="DEEAF6" w:themeFill="accent1" w:themeFillTint="33"/>
-          <w:tblCellMar>
-            <w:top w:w="0" w:type="dxa"/>
-            <w:left w:w="108" w:type="dxa"/>
-            <w:bottom w:w="0" w:type="dxa"/>
-            <w:right w:w="108" w:type="dxa"/>
-          </w:tblCellMar>
-        </w:tblPrEx>
-        <w:tc>
-          <w:tcPr>
-            <w:tcW w:w="8522" w:type="dxa"/>
-            <w:shd w:val="clear" w:color="auto" w:fill="DEEAF6" w:themeFill="accent1" w:themeFillTint="33"/>
-          </w:tcPr>
-          <w:p>
-            <w:pPr>
-              <w:adjustRightInd/>
-              <w:snapToGrid/>
-              <w:spacing w:after="0"/>
-              <w:rPr>
-                <w:rFonts w:hint="eastAsia" w:ascii="宋体" w:hAnsi="宋体" w:eastAsia="宋体" w:cs="宋体"/>
-                <w:sz w:val="24"/>
-                <w:szCs w:val="24"/>
-              </w:rPr>
-            </w:pPr>
-            <w:r>
-              <w:rPr>
-                <w:rFonts w:hint="eastAsia"/>
-              </w:rPr>
-              <w:t>地图镜头上下移动时也会影响堆叠级，因为镜头会让贴图的y值变化。</w:t>
-            </w:r>
-          </w:p>
-        </w:tc>
-      </w:tr>
-    </w:tbl>
-    <w:p>
-      <w:pPr>
-        <w:adjustRightInd/>
-        <w:snapToGrid/>
-        <w:spacing w:after="0"/>
-      </w:pPr>
-    </w:p>
-    <w:p>
-      <w:pPr>
-        <w:pStyle w:val="4"/>
-        <w:spacing w:before="120" w:after="120"/>
-        <w:rPr>
-          <w:rFonts w:hint="eastAsia"/>
-          <w:bCs/>
-        </w:rPr>
-      </w:pPr>
-      <w:bookmarkStart w:id="5" w:name="_2）固定的堆叠级"/>
-      <w:bookmarkEnd w:id="5"/>
-      <w:r>
-        <w:rPr>
-          <w:rFonts w:hint="eastAsia"/>
-          <w:bCs/>
-        </w:rPr>
-        <w:t>2）固定的堆叠级</w:t>
-      </w:r>
-    </w:p>
-    <w:p>
-      <w:pPr>
-        <w:spacing w:after="0"/>
-      </w:pPr>
-      <w:r>
-        <w:rPr>
-          <w:rFonts w:hint="eastAsia"/>
-        </w:rPr>
-        <w:t>当贴图处于</w:t>
-      </w:r>
-      <w:r>
-        <w:rPr>
-          <w:rFonts w:hint="eastAsia"/>
-          <w:b/>
-          <w:bCs/>
-        </w:rPr>
-        <w:t xml:space="preserve"> 下层、中层、上层 </w:t>
-      </w:r>
-      <w:r>
-        <w:rPr>
-          <w:rFonts w:hint="eastAsia"/>
-        </w:rPr>
-        <w:t>时，</w:t>
-      </w:r>
-    </w:p>
-    <w:p>
-      <w:r>
-        <w:rPr>
-          <w:rFonts w:hint="eastAsia"/>
-        </w:rPr>
-        <w:t>物体的堆叠级是固定值，不会受到任何其他因素影响。</w:t>
-      </w:r>
-    </w:p>
-    <w:p>
-      <w:pPr>
-        <w:spacing w:after="0"/>
-      </w:pPr>
-      <w:r>
-        <w:rPr>
-          <w:rFonts w:hint="eastAsia"/>
-        </w:rPr>
-        <w:t>注意，“堆叠级”与“图片层级” 是同一个东西，只是称呼不同。</w:t>
-      </w:r>
-    </w:p>
-    <w:p>
-      <w:r>
-        <w:rPr>
-          <w:rFonts w:hint="eastAsia"/>
-        </w:rPr>
-        <w:t>物体贴图处于这些层级时，会根据堆叠级与界面装饰插件相互排序。</w:t>
-      </w:r>
-    </w:p>
-    <w:p>
-      <w:pPr>
-        <w:spacing w:after="0"/>
-      </w:pPr>
-      <w:r>
-        <w:rPr>
-          <w:rFonts w:hint="eastAsia"/>
-        </w:rPr>
-        <w:t>如下图，小爱丽丝处于 中层+堆叠级1，地图背景处于 中层+堆叠级8，</w:t>
-      </w:r>
-    </w:p>
-    <w:p>
-      <w:pPr>
-        <w:spacing w:after="0"/>
-      </w:pPr>
-      <w:r>
-        <w:rPr>
-          <w:rFonts w:hint="eastAsia"/>
-        </w:rPr>
-        <w:t>所以这个地图背景在小爱丽丝前面，从而遮挡住小爱丽丝。</w:t>
-      </w:r>
-    </w:p>
-    <w:p>
-      <w:pPr>
-        <w:adjustRightInd/>
-        <w:snapToGrid/>
-        <w:spacing w:after="0"/>
-        <w:jc w:val="center"/>
-      </w:pPr>
-      <w:r>
-        <w:drawing>
-          <wp:inline distT="0" distB="0" distL="0" distR="0">
-            <wp:extent cx="1181100" cy="876300"/>
-            <wp:effectExtent l="0" t="0" r="0" b="0"/>
-            <wp:docPr id="1274926424" name="图片 3"/>
-            <wp:cNvGraphicFramePr>
-              <a:graphicFrameLocks xmlns:a="http://schemas.openxmlformats.org/drawingml/2006/main" noChangeAspect="1"/>
-            </wp:cNvGraphicFramePr>
-            <a:graphic xmlns:a="http://schemas.openxmlformats.org/drawingml/2006/main">
-              <a:graphicData uri="http://schemas.openxmlformats.org/drawingml/2006/picture">
-                <pic:pic xmlns:pic="http://schemas.openxmlformats.org/drawingml/2006/picture">
-                  <pic:nvPicPr>
-                    <pic:cNvPr id="1274926424" name="图片 3"/>
-                    <pic:cNvPicPr>
-                      <a:picLocks noChangeAspect="1" noChangeArrowheads="1"/>
-                    </pic:cNvPicPr>
-                  </pic:nvPicPr>
-                  <pic:blipFill>
-                    <a:blip r:embed="rId19">
-                      <a:extLst>
-                        <a:ext uri="{28A0092B-C50C-407E-A947-70E740481C1C}">
-                          <a14:useLocalDpi xmlns:a14="http://schemas.microsoft.com/office/drawing/2010/main" val="0"/>
-                        </a:ext>
-                      </a:extLst>
-                    </a:blip>
-                    <a:srcRect/>
-                    <a:stretch>
-                      <a:fillRect/>
-                    </a:stretch>
-                  </pic:blipFill>
-                  <pic:spPr>
-                    <a:xfrm>
-                      <a:off x="0" y="0"/>
-                      <a:ext cx="1181100" cy="876300"/>
-                    </a:xfrm>
-                    <a:prstGeom prst="rect">
-                      <a:avLst/>
-                    </a:prstGeom>
-                    <a:noFill/>
-                    <a:ln>
-                      <a:noFill/>
-                    </a:ln>
-                  </pic:spPr>
-                </pic:pic>
-              </a:graphicData>
-            </a:graphic>
-          </wp:inline>
-        </w:drawing>
-      </w:r>
-      <w:r>
-        <w:rPr>
-          <w:rFonts w:hint="eastAsia"/>
-        </w:rPr>
-        <w:t xml:space="preserve"> </w:t>
-      </w:r>
-      <w:r>
-        <w:rPr>
-          <w:rFonts w:ascii="宋体" w:hAnsi="宋体" w:eastAsia="宋体" w:cs="宋体"/>
-          <w:sz w:val="24"/>
-          <w:szCs w:val="24"/>
-        </w:rPr>
-        <w:drawing>
-          <wp:inline distT="0" distB="0" distL="0" distR="0">
-            <wp:extent cx="3093720" cy="2051050"/>
-            <wp:effectExtent l="0" t="0" r="0" b="6350"/>
-            <wp:docPr id="180625282" name="图片 1"/>
-            <wp:cNvGraphicFramePr>
-              <a:graphicFrameLocks xmlns:a="http://schemas.openxmlformats.org/drawingml/2006/main" noChangeAspect="1"/>
-            </wp:cNvGraphicFramePr>
-            <a:graphic xmlns:a="http://schemas.openxmlformats.org/drawingml/2006/main">
-              <a:graphicData uri="http://schemas.openxmlformats.org/drawingml/2006/picture">
-                <pic:pic xmlns:pic="http://schemas.openxmlformats.org/drawingml/2006/picture">
-                  <pic:nvPicPr>
-                    <pic:cNvPr id="180625282" name="图片 1"/>
-                    <pic:cNvPicPr>
-                      <a:picLocks noChangeAspect="1" noChangeArrowheads="1"/>
-                    </pic:cNvPicPr>
-                  </pic:nvPicPr>
-                  <pic:blipFill>
-                    <a:blip r:embed="rId21">
-                      <a:extLst>
-                        <a:ext uri="{28A0092B-C50C-407E-A947-70E740481C1C}">
-                          <a14:useLocalDpi xmlns:a14="http://schemas.microsoft.com/office/drawing/2010/main" val="0"/>
-                        </a:ext>
-                      </a:extLst>
-                    </a:blip>
-                    <a:srcRect/>
-                    <a:stretch>
-                      <a:fillRect/>
-                    </a:stretch>
-                  </pic:blipFill>
-                  <pic:spPr>
-                    <a:xfrm>
-                      <a:off x="0" y="0"/>
-                      <a:ext cx="3095961" cy="2052962"/>
-                    </a:xfrm>
-                    <a:prstGeom prst="rect">
-                      <a:avLst/>
-                    </a:prstGeom>
-                    <a:noFill/>
-                    <a:ln>
-                      <a:noFill/>
-                    </a:ln>
-                  </pic:spPr>
-                </pic:pic>
-              </a:graphicData>
-            </a:graphic>
-          </wp:inline>
-        </w:drawing>
-      </w:r>
-    </w:p>
-    <w:p>
-      <w:pPr>
-        <w:adjustRightInd/>
-        <w:snapToGrid/>
-        <w:spacing w:after="0"/>
-      </w:pPr>
-    </w:p>
-    <w:p>
-      <w:pPr>
-        <w:adjustRightInd/>
-        <w:snapToGrid/>
-        <w:spacing w:after="0"/>
-      </w:pPr>
-      <w:r>
-        <w:br w:type="page"/>
-      </w:r>
-    </w:p>
-    <w:p>
-      <w:pPr>
-        <w:pStyle w:val="3"/>
-        <w:rPr>
-          <w:rFonts w:hint="eastAsia"/>
-        </w:rPr>
-      </w:pPr>
-      <w:bookmarkStart w:id="6" w:name="_修改层级与堆叠级"/>
-      <w:bookmarkEnd w:id="6"/>
-      <w:r>
-        <w:rPr>
-          <w:rFonts w:hint="eastAsia"/>
-        </w:rPr>
-        <w:t>修改层级与堆叠级</w:t>
-      </w:r>
-    </w:p>
-    <w:p>
-      <w:pPr>
-        <w:snapToGrid/>
-        <w:spacing w:after="0"/>
-      </w:pPr>
-      <w:r>
-        <w:rPr>
-          <w:rFonts w:hint="eastAsia"/>
-        </w:rPr>
-        <w:t>能修改的插件如下：</w:t>
-      </w:r>
-    </w:p>
-    <w:p>
-      <w:pPr>
-        <w:spacing w:after="0"/>
-      </w:pPr>
-      <w:r>
-        <w:tab/>
-      </w:r>
-      <w:r>
-        <w:rPr>
-          <w:rFonts w:hint="eastAsia"/>
-        </w:rPr>
-        <w:t>◆</w:t>
-      </w:r>
-      <w:r>
-        <w:t>Drill_EventFrameLayerAndZIndex</w:t>
-      </w:r>
-      <w:r>
-        <w:tab/>
-      </w:r>
-      <w:r>
-        <w:rPr>
-          <w:rFonts w:hint="eastAsia"/>
-        </w:rPr>
-        <w:t>行走图 - 层级与堆叠级</w:t>
-      </w:r>
-    </w:p>
-    <w:p>
-      <w:pPr>
-        <w:spacing w:after="0"/>
-      </w:pPr>
-      <w:r>
-        <w:rPr>
-          <w:rFonts w:hint="eastAsia"/>
-        </w:rPr>
-        <w:t>该插件提供了灵活的 层级与堆叠级 的切换，</w:t>
-      </w:r>
-    </w:p>
-    <w:p>
-      <w:pPr>
-        <w:spacing w:after="0"/>
-      </w:pPr>
-      <w:r>
-        <w:rPr>
-          <w:rFonts w:hint="eastAsia"/>
-        </w:rPr>
-        <w:t>事件注释和插件指令如下。</w:t>
-      </w:r>
-    </w:p>
-    <w:p>
-      <w:pPr>
-        <w:spacing w:after="0"/>
-        <w:jc w:val="center"/>
-        <w:rPr>
-          <w:rFonts w:hint="eastAsia" w:ascii="宋体" w:hAnsi="宋体" w:eastAsia="宋体" w:cs="宋体"/>
-          <w:sz w:val="24"/>
-          <w:szCs w:val="24"/>
-        </w:rPr>
-      </w:pPr>
-      <w:r>
-        <w:rPr>
-          <w:rFonts w:ascii="宋体" w:hAnsi="宋体" w:eastAsia="宋体" w:cs="宋体"/>
-          <w:sz w:val="24"/>
-          <w:szCs w:val="24"/>
-        </w:rPr>
-        <w:drawing>
-          <wp:inline distT="0" distB="0" distL="0" distR="0">
-            <wp:extent cx="3992880" cy="1325880"/>
-            <wp:effectExtent l="0" t="0" r="7620" b="7620"/>
-            <wp:docPr id="1649230915" name="图片 2"/>
-            <wp:cNvGraphicFramePr>
-              <a:graphicFrameLocks xmlns:a="http://schemas.openxmlformats.org/drawingml/2006/main" noChangeAspect="1"/>
-            </wp:cNvGraphicFramePr>
-            <a:graphic xmlns:a="http://schemas.openxmlformats.org/drawingml/2006/main">
-              <a:graphicData uri="http://schemas.openxmlformats.org/drawingml/2006/picture">
-                <pic:pic xmlns:pic="http://schemas.openxmlformats.org/drawingml/2006/picture">
-                  <pic:nvPicPr>
-                    <pic:cNvPr id="1649230915" name="图片 2"/>
-                    <pic:cNvPicPr>
-                      <a:picLocks noChangeAspect="1" noChangeArrowheads="1"/>
-                    </pic:cNvPicPr>
-                  </pic:nvPicPr>
-                  <pic:blipFill>
-                    <a:blip r:embed="rId22">
-                      <a:extLst>
-                        <a:ext uri="{28A0092B-C50C-407E-A947-70E740481C1C}">
-                          <a14:useLocalDpi xmlns:a14="http://schemas.microsoft.com/office/drawing/2010/main" val="0"/>
-                        </a:ext>
-                      </a:extLst>
-                    </a:blip>
-                    <a:srcRect/>
-                    <a:stretch>
-                      <a:fillRect/>
-                    </a:stretch>
-                  </pic:blipFill>
-                  <pic:spPr>
-                    <a:xfrm>
-                      <a:off x="0" y="0"/>
-                      <a:ext cx="4016704" cy="1334227"/>
-                    </a:xfrm>
-                    <a:prstGeom prst="rect">
-                      <a:avLst/>
-                    </a:prstGeom>
-                    <a:noFill/>
-                    <a:ln>
-                      <a:noFill/>
-                    </a:ln>
-                  </pic:spPr>
-                </pic:pic>
-              </a:graphicData>
-            </a:graphic>
-          </wp:inline>
-        </w:drawing>
-      </w:r>
-    </w:p>
-    <w:p>
-      <w:pPr>
-        <w:spacing w:after="0"/>
-        <w:jc w:val="center"/>
-        <w:rPr>
-          <w:rFonts w:hint="eastAsia" w:ascii="宋体" w:hAnsi="宋体" w:eastAsia="宋体" w:cs="宋体"/>
-          <w:sz w:val="24"/>
-          <w:szCs w:val="24"/>
-        </w:rPr>
-      </w:pPr>
-      <w:r>
-        <w:rPr>
-          <w:rFonts w:ascii="宋体" w:hAnsi="宋体" w:eastAsia="宋体" w:cs="宋体"/>
-          <w:sz w:val="24"/>
-          <w:szCs w:val="24"/>
-        </w:rPr>
-        <w:drawing>
-          <wp:inline distT="0" distB="0" distL="0" distR="0">
-            <wp:extent cx="4001770" cy="2957195"/>
-            <wp:effectExtent l="0" t="0" r="0" b="0"/>
-            <wp:docPr id="1289436105" name="图片 3"/>
-            <wp:cNvGraphicFramePr>
-              <a:graphicFrameLocks xmlns:a="http://schemas.openxmlformats.org/drawingml/2006/main" noChangeAspect="1"/>
-            </wp:cNvGraphicFramePr>
-            <a:graphic xmlns:a="http://schemas.openxmlformats.org/drawingml/2006/main">
-              <a:graphicData uri="http://schemas.openxmlformats.org/drawingml/2006/picture">
-                <pic:pic xmlns:pic="http://schemas.openxmlformats.org/drawingml/2006/picture">
-                  <pic:nvPicPr>
-                    <pic:cNvPr id="1289436105" name="图片 3"/>
-                    <pic:cNvPicPr>
-                      <a:picLocks noChangeAspect="1" noChangeArrowheads="1"/>
-                    </pic:cNvPicPr>
-                  </pic:nvPicPr>
-                  <pic:blipFill>
-                    <a:blip r:embed="rId23">
-                      <a:extLst>
-                        <a:ext uri="{28A0092B-C50C-407E-A947-70E740481C1C}">
-                          <a14:useLocalDpi xmlns:a14="http://schemas.microsoft.com/office/drawing/2010/main" val="0"/>
-                        </a:ext>
-                      </a:extLst>
-                    </a:blip>
-                    <a:srcRect/>
-                    <a:stretch>
-                      <a:fillRect/>
-                    </a:stretch>
-                  </pic:blipFill>
-                  <pic:spPr>
-                    <a:xfrm>
-                      <a:off x="0" y="0"/>
-                      <a:ext cx="4006548" cy="2960774"/>
-                    </a:xfrm>
-                    <a:prstGeom prst="rect">
-                      <a:avLst/>
-                    </a:prstGeom>
-                    <a:noFill/>
-                    <a:ln>
-                      <a:noFill/>
-                    </a:ln>
-                  </pic:spPr>
-                </pic:pic>
-              </a:graphicData>
-            </a:graphic>
-          </wp:inline>
-        </w:drawing>
-      </w:r>
-    </w:p>
-    <w:p>
-      <w:pPr>
-        <w:spacing w:after="0"/>
-      </w:pPr>
-      <w:r>
-        <w:rPr>
-          <w:rFonts w:hint="eastAsia"/>
-        </w:rPr>
-        <w:t xml:space="preserve">前面章节介绍了 </w:t>
-      </w:r>
-      <w:r>
-        <w:fldChar w:fldCharType="begin"/>
-      </w:r>
-      <w:r>
-        <w:instrText xml:space="preserve"> HYPERLINK \l "_1）变化的堆叠级" </w:instrText>
-      </w:r>
-      <w:r>
-        <w:fldChar w:fldCharType="separate"/>
-      </w:r>
-      <w:r>
-        <w:rPr>
-          <w:rStyle w:val="17"/>
-          <w:rFonts w:hint="eastAsia"/>
-        </w:rPr>
-        <w:t>变化的堆叠级</w:t>
-      </w:r>
-      <w:r>
-        <w:rPr>
-          <w:rStyle w:val="17"/>
-          <w:rFonts w:hint="eastAsia"/>
-        </w:rPr>
-        <w:fldChar w:fldCharType="end"/>
-      </w:r>
-      <w:r>
-        <w:rPr>
-          <w:rFonts w:hint="eastAsia"/>
-        </w:rPr>
-        <w:t xml:space="preserve"> 和 </w:t>
-      </w:r>
-      <w:r>
-        <w:fldChar w:fldCharType="begin"/>
-      </w:r>
-      <w:r>
-        <w:instrText xml:space="preserve"> HYPERLINK \l "_2）固定的堆叠级" </w:instrText>
-      </w:r>
-      <w:r>
-        <w:fldChar w:fldCharType="separate"/>
-      </w:r>
-      <w:r>
-        <w:rPr>
-          <w:rStyle w:val="17"/>
-          <w:rFonts w:hint="eastAsia"/>
-        </w:rPr>
-        <w:t>固定的堆叠级</w:t>
-      </w:r>
-      <w:r>
-        <w:rPr>
-          <w:rStyle w:val="17"/>
-          <w:rFonts w:hint="eastAsia"/>
-        </w:rPr>
-        <w:fldChar w:fldCharType="end"/>
-      </w:r>
-      <w:r>
-        <w:rPr>
-          <w:rFonts w:hint="eastAsia"/>
-        </w:rPr>
-        <w:t xml:space="preserve"> ，</w:t>
-      </w:r>
-    </w:p>
-    <w:p>
-      <w:pPr>
-        <w:spacing w:after="0"/>
-      </w:pPr>
-      <w:r>
-        <w:rPr>
-          <w:rFonts w:hint="eastAsia"/>
-        </w:rPr>
-        <w:t>所以，设置层级后，要注意根据情况使用“附加堆叠级”和“固定堆叠级”指令。</w:t>
-      </w:r>
-    </w:p>
-    <w:p>
-      <w:pPr>
-        <w:spacing w:after="0"/>
-      </w:pPr>
-      <w:r>
-        <w:rPr>
-          <w:rFonts w:hint="eastAsia"/>
-        </w:rPr>
-        <w:t>（堆叠级可以设置为小数、负数）</w:t>
-      </w:r>
-    </w:p>
-    <w:p>
-      <w:pPr>
-        <w:spacing w:after="0"/>
-        <w:jc w:val="center"/>
-      </w:pPr>
-      <w:r>
-        <w:drawing>
-          <wp:inline distT="0" distB="0" distL="0" distR="0">
-            <wp:extent cx="4495800" cy="631825"/>
-            <wp:effectExtent l="0" t="0" r="0" b="0"/>
-            <wp:docPr id="483271364" name="图片 4"/>
-            <wp:cNvGraphicFramePr>
-              <a:graphicFrameLocks xmlns:a="http://schemas.openxmlformats.org/drawingml/2006/main" noChangeAspect="1"/>
-            </wp:cNvGraphicFramePr>
-            <a:graphic xmlns:a="http://schemas.openxmlformats.org/drawingml/2006/main">
-              <a:graphicData uri="http://schemas.openxmlformats.org/drawingml/2006/picture">
-                <pic:pic xmlns:pic="http://schemas.openxmlformats.org/drawingml/2006/picture">
-                  <pic:nvPicPr>
-                    <pic:cNvPr id="483271364" name="图片 4"/>
-                    <pic:cNvPicPr>
-                      <a:picLocks noChangeAspect="1" noChangeArrowheads="1"/>
-                    </pic:cNvPicPr>
-                  </pic:nvPicPr>
-                  <pic:blipFill>
-                    <a:blip r:embed="rId16">
-                      <a:extLst>
-                        <a:ext uri="{28A0092B-C50C-407E-A947-70E740481C1C}">
-                          <a14:useLocalDpi xmlns:a14="http://schemas.microsoft.com/office/drawing/2010/main" val="0"/>
-                        </a:ext>
-                      </a:extLst>
-                    </a:blip>
-                    <a:srcRect/>
-                    <a:stretch>
-                      <a:fillRect/>
-                    </a:stretch>
-                  </pic:blipFill>
-                  <pic:spPr>
-                    <a:xfrm>
-                      <a:off x="0" y="0"/>
-                      <a:ext cx="4535178" cy="637415"/>
-                    </a:xfrm>
-                    <a:prstGeom prst="rect">
-                      <a:avLst/>
-                    </a:prstGeom>
-                    <a:noFill/>
-                    <a:ln>
-                      <a:noFill/>
-                    </a:ln>
-                  </pic:spPr>
-                </pic:pic>
-              </a:graphicData>
-            </a:graphic>
-          </wp:inline>
-        </w:drawing>
-      </w:r>
-    </w:p>
-    <w:p>
-      <w:pPr>
-        <w:jc w:val="center"/>
-      </w:pPr>
-      <w:r>
-        <w:drawing>
-          <wp:inline distT="0" distB="0" distL="0" distR="0">
-            <wp:extent cx="4480560" cy="619125"/>
-            <wp:effectExtent l="0" t="0" r="0" b="9525"/>
-            <wp:docPr id="1298671512" name="图片 5"/>
-            <wp:cNvGraphicFramePr>
-              <a:graphicFrameLocks xmlns:a="http://schemas.openxmlformats.org/drawingml/2006/main" noChangeAspect="1"/>
-            </wp:cNvGraphicFramePr>
-            <a:graphic xmlns:a="http://schemas.openxmlformats.org/drawingml/2006/main">
-              <a:graphicData uri="http://schemas.openxmlformats.org/drawingml/2006/picture">
-                <pic:pic xmlns:pic="http://schemas.openxmlformats.org/drawingml/2006/picture">
-                  <pic:nvPicPr>
-                    <pic:cNvPr id="1298671512" name="图片 5"/>
-                    <pic:cNvPicPr>
-                      <a:picLocks noChangeAspect="1" noChangeArrowheads="1"/>
-                    </pic:cNvPicPr>
-                  </pic:nvPicPr>
-                  <pic:blipFill>
-                    <a:blip r:embed="rId17">
-                      <a:extLst>
-                        <a:ext uri="{28A0092B-C50C-407E-A947-70E740481C1C}">
-                          <a14:useLocalDpi xmlns:a14="http://schemas.microsoft.com/office/drawing/2010/main" val="0"/>
-                        </a:ext>
-                      </a:extLst>
-                    </a:blip>
-                    <a:srcRect/>
-                    <a:stretch>
-                      <a:fillRect/>
-                    </a:stretch>
-                  </pic:blipFill>
-                  <pic:spPr>
-                    <a:xfrm>
-                      <a:off x="0" y="0"/>
-                      <a:ext cx="4495888" cy="621692"/>
-                    </a:xfrm>
-                    <a:prstGeom prst="rect">
-                      <a:avLst/>
-                    </a:prstGeom>
-                    <a:noFill/>
-                    <a:ln>
-                      <a:noFill/>
-                    </a:ln>
-                  </pic:spPr>
-                </pic:pic>
-              </a:graphicData>
-            </a:graphic>
-          </wp:inline>
-        </w:drawing>
-      </w:r>
-    </w:p>
-    <w:tbl>
-      <w:tblPr>
-        <w:tblStyle w:val="12"/>
-        <w:tblW w:w="0" w:type="auto"/>
-        <w:tblInd w:w="0" w:type="dxa"/>
-        <w:tblBorders>
-          <w:top w:val="single" w:color="auto" w:sz="4" w:space="0"/>
-          <w:left w:val="single" w:color="auto" w:sz="4" w:space="0"/>
-          <w:bottom w:val="single" w:color="auto" w:sz="4" w:space="0"/>
-          <w:right w:val="single" w:color="auto" w:sz="4" w:space="0"/>
-          <w:insideH w:val="single" w:color="auto" w:sz="4" w:space="0"/>
-          <w:insideV w:val="single" w:color="auto" w:sz="4" w:space="0"/>
-        </w:tblBorders>
-        <w:shd w:val="clear" w:color="auto" w:fill="DEEAF6" w:themeFill="accent1" w:themeFillTint="33"/>
-        <w:tblLayout w:type="autofit"/>
-        <w:tblCellMar>
-          <w:top w:w="0" w:type="dxa"/>
-          <w:left w:w="108" w:type="dxa"/>
-          <w:bottom w:w="0" w:type="dxa"/>
-          <w:right w:w="108" w:type="dxa"/>
-        </w:tblCellMar>
-      </w:tblPr>
-      <w:tblGrid>
-        <w:gridCol w:w="8522"/>
-      </w:tblGrid>
-      <w:tr>
-        <w:tblPrEx>
-          <w:tblBorders>
-            <w:top w:val="single" w:color="auto" w:sz="4" w:space="0"/>
-            <w:left w:val="single" w:color="auto" w:sz="4" w:space="0"/>
-            <w:bottom w:val="single" w:color="auto" w:sz="4" w:space="0"/>
-            <w:right w:val="single" w:color="auto" w:sz="4" w:space="0"/>
-            <w:insideH w:val="single" w:color="auto" w:sz="4" w:space="0"/>
-            <w:insideV w:val="single" w:color="auto" w:sz="4" w:space="0"/>
-          </w:tblBorders>
-          <w:shd w:val="clear" w:color="auto" w:fill="DEEAF6" w:themeFill="accent1" w:themeFillTint="33"/>
-          <w:tblCellMar>
-            <w:top w:w="0" w:type="dxa"/>
-            <w:left w:w="108" w:type="dxa"/>
-            <w:bottom w:w="0" w:type="dxa"/>
-            <w:right w:w="108" w:type="dxa"/>
-          </w:tblCellMar>
-        </w:tblPrEx>
         <w:tc>
           <w:tcPr>
             <w:tcW w:w="8522" w:type="dxa"/>
@@ -3947,14 +5225,55 @@
               <w:rPr>
                 <w:rFonts w:hint="eastAsia"/>
               </w:rPr>
-              <w:t xml:space="preserve">这个插件的具体效果，可以去 </w:t>
+              <w:t>这个插件的具体效果，可以去</w:t>
+            </w:r>
+            <w:r>
+              <w:rPr>
+                <w:rFonts w:hint="eastAsia"/>
+              </w:rPr>
+              <w:t xml:space="preserve"> </w:t>
             </w:r>
             <w:r>
               <w:rPr>
                 <w:rFonts w:hint="eastAsia"/>
                 <w:color w:val="00B050"/>
               </w:rPr>
-              <w:t xml:space="preserve">设计-横版2D模仿 </w:t>
+              <w:t>设计</w:t>
+            </w:r>
+            <w:r>
+              <w:rPr>
+                <w:rFonts w:hint="eastAsia"/>
+                <w:color w:val="00B050"/>
+              </w:rPr>
+              <w:t>-</w:t>
+            </w:r>
+            <w:r>
+              <w:rPr>
+                <w:rFonts w:hint="eastAsia"/>
+                <w:color w:val="00B050"/>
+              </w:rPr>
+              <w:t>横版</w:t>
+            </w:r>
+            <w:r>
+              <w:rPr>
+                <w:rFonts w:hint="eastAsia"/>
+                <w:color w:val="00B050"/>
+              </w:rPr>
+              <w:t>2D</w:t>
+            </w:r>
+            <w:r>
+              <w:rPr>
+                <w:rFonts w:hint="eastAsia"/>
+                <w:color w:val="00B050"/>
+              </w:rPr>
+              <w:t>模仿</w:t>
+            </w:r>
+            <w:r>
+              <w:rPr>
+                <w:rFonts w:hint="eastAsia"/>
+                <w:color w:val="00B050"/>
+              </w:rPr>
+              <w:t xml:space="preserve"> </w:t>
             </w:r>
             <w:r>
               <w:rPr>
@@ -3977,9 +5296,64 @@
               <w:rPr>
                 <w:rFonts w:hint="eastAsia"/>
                 <w:color w:val="0070C0"/>
-                <w:lang w:eastAsia="zh-CN"/>
-              </w:rPr>
-              <w:t>6.地图 &gt; 地图设计-横版2D模仿.docx</w:t>
+              </w:rPr>
+              <w:t>6.</w:t>
+            </w:r>
+            <w:r>
+              <w:rPr>
+                <w:rFonts w:hint="eastAsia"/>
+                <w:color w:val="0070C0"/>
+              </w:rPr>
+              <w:t>地图</w:t>
+            </w:r>
+            <w:r>
+              <w:rPr>
+                <w:rFonts w:hint="eastAsia"/>
+                <w:color w:val="0070C0"/>
+              </w:rPr>
+              <w:t xml:space="preserve"> &gt; </w:t>
+            </w:r>
+            <w:r>
+              <w:rPr>
+                <w:rFonts w:hint="eastAsia"/>
+                <w:color w:val="0070C0"/>
+              </w:rPr>
+              <w:t>地图设计</w:t>
+            </w:r>
+            <w:r>
+              <w:rPr>
+                <w:rFonts w:hint="eastAsia"/>
+                <w:color w:val="0070C0"/>
+              </w:rPr>
+              <w:t>-</w:t>
+            </w:r>
+            <w:r>
+              <w:rPr>
+                <w:rFonts w:hint="eastAsia"/>
+                <w:color w:val="0070C0"/>
+              </w:rPr>
+              <w:t>横版</w:t>
+            </w:r>
+            <w:r>
+              <w:rPr>
+                <w:rFonts w:hint="eastAsia"/>
+                <w:color w:val="0070C0"/>
+              </w:rPr>
+              <w:t>2D</w:t>
+            </w:r>
+            <w:r>
+              <w:rPr>
+                <w:rFonts w:hint="eastAsia"/>
+                <w:color w:val="0070C0"/>
+              </w:rPr>
+              <w:t>模仿</w:t>
+            </w:r>
+            <w:r>
+              <w:rPr>
+                <w:rFonts w:hint="eastAsia"/>
+                <w:color w:val="0070C0"/>
+              </w:rPr>
+              <w:t>.docx</w:t>
             </w:r>
             <w:r>
               <w:rPr>
@@ -3999,33 +5373,46 @@
       </w:pPr>
     </w:p>
     <w:sectPr>
-      <w:headerReference r:id="rId4" w:type="default"/>
+      <w:headerReference w:type="default" r:id="rId25"/>
       <w:pgSz w:w="11906" w:h="16838"/>
       <w:pgMar w:top="1440" w:right="1800" w:bottom="1440" w:left="1800" w:header="851" w:footer="992" w:gutter="0"/>
-      <w:cols w:space="425" w:num="1"/>
-      <w:docGrid w:type="lines" w:linePitch="312" w:charSpace="0"/>
+      <w:cols w:space="425"/>
+      <w:docGrid w:type="lines" w:linePitch="312"/>
     </w:sectPr>
   </w:body>
 </w:document>
 </file>
 
+<file path=word/endnotes.xml><?xml version="1.0" encoding="utf-8"?>
+<w:endnotes xmlns:wpc="http://schemas.microsoft.com/office/word/2010/wordprocessingCanvas" xmlns:cx="http://schemas.microsoft.com/office/drawing/2014/chartex" xmlns:cx1="http://schemas.microsoft.com/office/drawing/2015/9/8/chartex" xmlns:cx2="http://schemas.microsoft.com/office/drawing/2015/10/21/chartex" xmlns:cx3="http://schemas.microsoft.com/office/drawing/2016/5/9/chartex" xmlns:cx4="http://schemas.microsoft.com/office/drawing/2016/5/10/chartex" xmlns:cx5="http://schemas.microsoft.com/office/drawing/2016/5/11/chartex" xmlns:cx6="http://schemas.microsoft.com/office/drawing/2016/5/12/chartex" xmlns:cx7="http://schemas.microsoft.com/office/drawing/2016/5/13/chartex" xmlns:cx8="http://schemas.microsoft.com/office/drawing/2016/5/14/chartex" xmlns:mc="http://schemas.openxmlformats.org/markup-compatibility/2006" xmlns:aink="http://schemas.microsoft.com/office/drawing/2016/ink" xmlns:am3d="http://schemas.microsoft.com/office/drawing/2017/model3d" xmlns:o="urn:schemas-microsoft-com:office:office" xmlns:oel="http://schemas.microsoft.com/office/2019/extlst" xmlns:r="http://schemas.openxmlformats.org/officeDocument/2006/relationships" xmlns:m="http://schemas.openxmlformats.org/officeDocument/2006/math" xmlns:v="urn:schemas-microsoft-com:vml" xmlns:wp14="http://schemas.microsoft.com/office/word/2010/wordprocessingDrawing" xmlns:wp="http://schemas.openxmlformats.org/drawingml/2006/wordprocessingDrawing" xmlns:w10="urn:schemas-microsoft-com:office:word" xmlns:w="http://schemas.openxmlformats.org/wordprocessingml/2006/main" xmlns:w14="http://schemas.microsoft.com/office/word/2010/wordml" xmlns:w15="http://schemas.microsoft.com/office/word/2012/wordml" xmlns:w16cex="http://schemas.microsoft.com/office/word/2018/wordml/cex" xmlns:w16cid="http://schemas.microsoft.com/office/word/2016/wordml/cid" xmlns:w16="http://schemas.microsoft.com/office/word/2018/wordml" xmlns:w16du="http://schemas.microsoft.com/office/word/2023/wordml/word16du" xmlns:w16sdtdh="http://schemas.microsoft.com/office/word/2020/wordml/sdtdatahash" xmlns:w16sdtfl="http://schemas.microsoft.com/office/word/2024/wordml/sdtformatlock" xmlns:w16se="http://schemas.microsoft.com/office/word/2015/wordml/symex" xmlns:wpg="http://schemas.microsoft.com/office/word/2010/wordprocessingGroup" xmlns:wpi="http://schemas.microsoft.com/office/word/2010/wordprocessingInk" xmlns:wne="http://schemas.microsoft.com/office/word/2006/wordml" xmlns:wps="http://schemas.microsoft.com/office/word/2010/wordprocessingShape" mc:Ignorable="w14 w15 w16se w16cid w16 w16cex w16sdtdh w16sdtfl w16du wp14">
+  <w:endnote w:type="separator" w:id="-1">
+    <w:p>
+      <w:r>
+        <w:separator/>
+      </w:r>
+    </w:p>
+  </w:endnote>
+  <w:endnote w:type="continuationSeparator" w:id="0">
+    <w:p>
+      <w:r>
+        <w:continuationSeparator/>
+      </w:r>
+    </w:p>
+  </w:endnote>
+</w:endnotes>
+</file>
+
 <file path=word/footnotes.xml><?xml version="1.0" encoding="utf-8"?>
-<w:footnotes xmlns:wpc="http://schemas.microsoft.com/office/word/2010/wordprocessingCanvas" xmlns:mc="http://schemas.openxmlformats.org/markup-compatibility/2006" xmlns:o="urn:schemas-microsoft-com:office:office" xmlns:r="http://schemas.openxmlformats.org/officeDocument/2006/relationships" xmlns:m="http://schemas.openxmlformats.org/officeDocument/2006/math" xmlns:v="urn:schemas-microsoft-com:vml" xmlns:wp14="http://schemas.microsoft.com/office/word/2010/wordprocessingDrawing" xmlns:wp="http://schemas.openxmlformats.org/drawingml/2006/wordprocessingDrawing" xmlns:w="http://schemas.openxmlformats.org/wordprocessingml/2006/main" xmlns:w14="http://schemas.microsoft.com/office/word/2010/wordml" xmlns:w15="http://schemas.microsoft.com/office/word/2012/wordml" xmlns:w10="urn:schemas-microsoft-com:office:word" xmlns:wpg="http://schemas.microsoft.com/office/word/2010/wordprocessingGroup" xmlns:wpi="http://schemas.microsoft.com/office/word/2010/wordprocessingInk" xmlns:wne="http://schemas.microsoft.com/office/word/2006/wordml" xmlns:wps="http://schemas.microsoft.com/office/word/2010/wordprocessingShape" xmlns:wpsCustomData="http://www.wps.cn/officeDocument/2013/wpsCustomData" mc:Ignorable="w14 w15 wp14">
-  <w:footnote w:type="separator" w:id="0">
-    <w:p>
-      <w:pPr>
-        <w:spacing w:before="0" w:after="0"/>
-      </w:pPr>
+<w:footnotes xmlns:wpc="http://schemas.microsoft.com/office/word/2010/wordprocessingCanvas" xmlns:cx="http://schemas.microsoft.com/office/drawing/2014/chartex" xmlns:cx1="http://schemas.microsoft.com/office/drawing/2015/9/8/chartex" xmlns:cx2="http://schemas.microsoft.com/office/drawing/2015/10/21/chartex" xmlns:cx3="http://schemas.microsoft.com/office/drawing/2016/5/9/chartex" xmlns:cx4="http://schemas.microsoft.com/office/drawing/2016/5/10/chartex" xmlns:cx5="http://schemas.microsoft.com/office/drawing/2016/5/11/chartex" xmlns:cx6="http://schemas.microsoft.com/office/drawing/2016/5/12/chartex" xmlns:cx7="http://schemas.microsoft.com/office/drawing/2016/5/13/chartex" xmlns:cx8="http://schemas.microsoft.com/office/drawing/2016/5/14/chartex" xmlns:mc="http://schemas.openxmlformats.org/markup-compatibility/2006" xmlns:aink="http://schemas.microsoft.com/office/drawing/2016/ink" xmlns:am3d="http://schemas.microsoft.com/office/drawing/2017/model3d" xmlns:o="urn:schemas-microsoft-com:office:office" xmlns:oel="http://schemas.microsoft.com/office/2019/extlst" xmlns:r="http://schemas.openxmlformats.org/officeDocument/2006/relationships" xmlns:m="http://schemas.openxmlformats.org/officeDocument/2006/math" xmlns:v="urn:schemas-microsoft-com:vml" xmlns:wp14="http://schemas.microsoft.com/office/word/2010/wordprocessingDrawing" xmlns:wp="http://schemas.openxmlformats.org/drawingml/2006/wordprocessingDrawing" xmlns:w10="urn:schemas-microsoft-com:office:word" xmlns:w="http://schemas.openxmlformats.org/wordprocessingml/2006/main" xmlns:w14="http://schemas.microsoft.com/office/word/2010/wordml" xmlns:w15="http://schemas.microsoft.com/office/word/2012/wordml" xmlns:w16cex="http://schemas.microsoft.com/office/word/2018/wordml/cex" xmlns:w16cid="http://schemas.microsoft.com/office/word/2016/wordml/cid" xmlns:w16="http://schemas.microsoft.com/office/word/2018/wordml" xmlns:w16du="http://schemas.microsoft.com/office/word/2023/wordml/word16du" xmlns:w16sdtdh="http://schemas.microsoft.com/office/word/2020/wordml/sdtdatahash" xmlns:w16sdtfl="http://schemas.microsoft.com/office/word/2024/wordml/sdtformatlock" xmlns:w16se="http://schemas.microsoft.com/office/word/2015/wordml/symex" xmlns:wpg="http://schemas.microsoft.com/office/word/2010/wordprocessingGroup" xmlns:wpi="http://schemas.microsoft.com/office/word/2010/wordprocessingInk" xmlns:wne="http://schemas.microsoft.com/office/word/2006/wordml" xmlns:wps="http://schemas.microsoft.com/office/word/2010/wordprocessingShape" mc:Ignorable="w14 w15 w16se w16cid w16 w16cex w16sdtdh w16sdtfl w16du wp14">
+  <w:footnote w:type="separator" w:id="-1">
+    <w:p>
       <w:r>
         <w:separator/>
       </w:r>
     </w:p>
   </w:footnote>
-  <w:footnote w:type="continuationSeparator" w:id="1">
-    <w:p>
-      <w:pPr>
-        <w:spacing w:before="0" w:after="0"/>
-      </w:pPr>
+  <w:footnote w:type="continuationSeparator" w:id="0">
+    <w:p>
       <w:r>
         <w:continuationSeparator/>
       </w:r>
@@ -4035,22 +5422,23 @@
 </file>
 
 <file path=word/header1.xml><?xml version="1.0" encoding="utf-8"?>
-<w:hdr xmlns:wpc="http://schemas.microsoft.com/office/word/2010/wordprocessingCanvas" xmlns:mc="http://schemas.openxmlformats.org/markup-compatibility/2006" xmlns:o="urn:schemas-microsoft-com:office:office" xmlns:r="http://schemas.openxmlformats.org/officeDocument/2006/relationships" xmlns:m="http://schemas.openxmlformats.org/officeDocument/2006/math" xmlns:v="urn:schemas-microsoft-com:vml" xmlns:wp14="http://schemas.microsoft.com/office/word/2010/wordprocessingDrawing" xmlns:wp="http://schemas.openxmlformats.org/drawingml/2006/wordprocessingDrawing" xmlns:w10="urn:schemas-microsoft-com:office:word" xmlns:w="http://schemas.openxmlformats.org/wordprocessingml/2006/main" xmlns:w14="http://schemas.microsoft.com/office/word/2010/wordml" xmlns:w15="http://schemas.microsoft.com/office/word/2012/wordml" xmlns:wpg="http://schemas.microsoft.com/office/word/2010/wordprocessingGroup" xmlns:wpi="http://schemas.microsoft.com/office/word/2010/wordprocessingInk" xmlns:wne="http://schemas.microsoft.com/office/word/2006/wordml" xmlns:wps="http://schemas.microsoft.com/office/word/2010/wordprocessingShape" xmlns:wpsCustomData="http://www.wps.cn/officeDocument/2013/wpsCustomData" mc:Ignorable="w14 w15 wp14">
+<w:hdr xmlns:wpc="http://schemas.microsoft.com/office/word/2010/wordprocessingCanvas" xmlns:cx="http://schemas.microsoft.com/office/drawing/2014/chartex" xmlns:cx1="http://schemas.microsoft.com/office/drawing/2015/9/8/chartex" xmlns:cx2="http://schemas.microsoft.com/office/drawing/2015/10/21/chartex" xmlns:cx3="http://schemas.microsoft.com/office/drawing/2016/5/9/chartex" xmlns:cx4="http://schemas.microsoft.com/office/drawing/2016/5/10/chartex" xmlns:cx5="http://schemas.microsoft.com/office/drawing/2016/5/11/chartex" xmlns:cx6="http://schemas.microsoft.com/office/drawing/2016/5/12/chartex" xmlns:cx7="http://schemas.microsoft.com/office/drawing/2016/5/13/chartex" xmlns:cx8="http://schemas.microsoft.com/office/drawing/2016/5/14/chartex" xmlns:mc="http://schemas.openxmlformats.org/markup-compatibility/2006" xmlns:aink="http://schemas.microsoft.com/office/drawing/2016/ink" xmlns:am3d="http://schemas.microsoft.com/office/drawing/2017/model3d" xmlns:o="urn:schemas-microsoft-com:office:office" xmlns:oel="http://schemas.microsoft.com/office/2019/extlst" xmlns:r="http://schemas.openxmlformats.org/officeDocument/2006/relationships" xmlns:m="http://schemas.openxmlformats.org/officeDocument/2006/math" xmlns:v="urn:schemas-microsoft-com:vml" xmlns:wp14="http://schemas.microsoft.com/office/word/2010/wordprocessingDrawing" xmlns:wp="http://schemas.openxmlformats.org/drawingml/2006/wordprocessingDrawing" xmlns:w10="urn:schemas-microsoft-com:office:word" xmlns:w="http://schemas.openxmlformats.org/wordprocessingml/2006/main" xmlns:w14="http://schemas.microsoft.com/office/word/2010/wordml" xmlns:w15="http://schemas.microsoft.com/office/word/2012/wordml" xmlns:w16cex="http://schemas.microsoft.com/office/word/2018/wordml/cex" xmlns:w16cid="http://schemas.microsoft.com/office/word/2016/wordml/cid" xmlns:w16="http://schemas.microsoft.com/office/word/2018/wordml" xmlns:w16du="http://schemas.microsoft.com/office/word/2023/wordml/word16du" xmlns:w16sdtdh="http://schemas.microsoft.com/office/word/2020/wordml/sdtdatahash" xmlns:w16sdtfl="http://schemas.microsoft.com/office/word/2024/wordml/sdtformatlock" xmlns:w16se="http://schemas.microsoft.com/office/word/2015/wordml/symex" xmlns:wpg="http://schemas.microsoft.com/office/word/2010/wordprocessingGroup" xmlns:wpi="http://schemas.microsoft.com/office/word/2010/wordprocessingInk" xmlns:wne="http://schemas.microsoft.com/office/word/2006/wordml" xmlns:wps="http://schemas.microsoft.com/office/word/2010/wordprocessingShape" mc:Ignorable="w14 w15 w16se w16cid w16 w16cex w16sdtdh w16sdtfl w16du wp14">
   <w:p>
     <w:pPr>
       <w:jc w:val="center"/>
       <w:rPr>
-        <w:rFonts w:hint="eastAsia" w:ascii="微软雅黑" w:hAnsi="微软雅黑"/>
+        <w:rFonts w:ascii="微软雅黑" w:hAnsi="微软雅黑" w:hint="eastAsia"/>
         <w:sz w:val="20"/>
       </w:rPr>
     </w:pPr>
     <w:r>
       <w:rPr>
         <w:rFonts w:ascii="微软雅黑" w:hAnsi="微软雅黑"/>
+        <w:noProof/>
         <w:sz w:val="20"/>
       </w:rPr>
       <w:drawing>
-        <wp:anchor distT="0" distB="0" distL="114300" distR="114300" simplePos="0" relativeHeight="251659264" behindDoc="1" locked="0" layoutInCell="1" allowOverlap="1">
+        <wp:anchor distT="0" distB="0" distL="114300" distR="114300" simplePos="0" relativeHeight="251657728" behindDoc="1" locked="0" layoutInCell="1" allowOverlap="1" wp14:anchorId="052B6B9B" wp14:editId="6DCBCD62">
           <wp:simplePos x="0" y="0"/>
           <wp:positionH relativeFrom="column">
             <wp:posOffset>2247900</wp:posOffset>
@@ -4061,7 +5449,7 @@
           <wp:extent cx="266700" cy="266700"/>
           <wp:effectExtent l="0" t="0" r="0" b="0"/>
           <wp:wrapTight wrapText="bothSides">
-            <wp:wrapPolygon>
+            <wp:wrapPolygon edited="0">
               <wp:start x="4629" y="0"/>
               <wp:lineTo x="0" y="6171"/>
               <wp:lineTo x="0" y="12343"/>
@@ -4081,7 +5469,7 @@
             <a:graphicData uri="http://schemas.openxmlformats.org/drawingml/2006/picture">
               <pic:pic xmlns:pic="http://schemas.openxmlformats.org/drawingml/2006/picture">
                 <pic:nvPicPr>
-                  <pic:cNvPr id="27" name="图片 27" descr="F:\ps箱\正式drill logo 100x100.png"/>
+                  <pic:cNvPr id="0" name="Picture 2" descr="F:\ps箱\正式drill logo 100x100.png"/>
                   <pic:cNvPicPr>
                     <a:picLocks noChangeAspect="1" noChangeArrowheads="1"/>
                   </pic:cNvPicPr>
@@ -4099,7 +5487,7 @@
                     <a:fillRect/>
                   </a:stretch>
                 </pic:blipFill>
-                <pic:spPr>
+                <pic:spPr bwMode="auto">
                   <a:xfrm>
                     <a:off x="0" y="0"/>
                     <a:ext cx="266700" cy="266700"/>
@@ -4123,298 +5511,442 @@
         <w:rFonts w:ascii="微软雅黑" w:hAnsi="微软雅黑"/>
         <w:sz w:val="20"/>
       </w:rPr>
-      <w:t xml:space="preserve">    drill_up</w:t>
+      <w:t xml:space="preserve"> </w:t>
+    </w:r>
+    <w:r>
+      <w:rPr>
+        <w:rFonts w:ascii="微软雅黑" w:hAnsi="微软雅黑"/>
+        <w:sz w:val="20"/>
+      </w:rPr>
+      <w:t xml:space="preserve">   </w:t>
+    </w:r>
+    <w:r>
+      <w:rPr>
+        <w:rFonts w:ascii="微软雅黑" w:hAnsi="微软雅黑"/>
+        <w:sz w:val="20"/>
+      </w:rPr>
+      <w:t>drill_up</w:t>
     </w:r>
   </w:p>
 </w:hdr>
 </file>
 
 <file path=word/styles.xml><?xml version="1.0" encoding="utf-8"?>
-<w:styles xmlns:mc="http://schemas.openxmlformats.org/markup-compatibility/2006" xmlns:o="urn:schemas-microsoft-com:office:office" xmlns:r="http://schemas.openxmlformats.org/officeDocument/2006/relationships" xmlns:m="http://schemas.openxmlformats.org/officeDocument/2006/math" xmlns:v="urn:schemas-microsoft-com:vml" xmlns:w="http://schemas.openxmlformats.org/wordprocessingml/2006/main" xmlns:w14="http://schemas.microsoft.com/office/word/2010/wordml" xmlns:w10="urn:schemas-microsoft-com:office:word" xmlns:sl="http://schemas.openxmlformats.org/schemaLibrary/2006/main" xmlns:wpsCustomData="http://www.wps.cn/officeDocument/2013/wpsCustomData" mc:Ignorable="w14">
+<w:styles xmlns:mc="http://schemas.openxmlformats.org/markup-compatibility/2006" xmlns:r="http://schemas.openxmlformats.org/officeDocument/2006/relationships" xmlns:w="http://schemas.openxmlformats.org/wordprocessingml/2006/main" xmlns:w14="http://schemas.microsoft.com/office/word/2010/wordml" xmlns:w15="http://schemas.microsoft.com/office/word/2012/wordml" xmlns:w16cex="http://schemas.microsoft.com/office/word/2018/wordml/cex" xmlns:w16cid="http://schemas.microsoft.com/office/word/2016/wordml/cid" xmlns:w16="http://schemas.microsoft.com/office/word/2018/wordml" xmlns:w16du="http://schemas.microsoft.com/office/word/2023/wordml/word16du" xmlns:w16sdtdh="http://schemas.microsoft.com/office/word/2020/wordml/sdtdatahash" xmlns:w16sdtfl="http://schemas.microsoft.com/office/word/2024/wordml/sdtformatlock" xmlns:w16se="http://schemas.microsoft.com/office/word/2015/wordml/symex" mc:Ignorable="w14 w15 w16se w16cid w16 w16cex w16sdtdh w16sdtfl w16du">
   <w:docDefaults>
     <w:rPrDefault>
       <w:rPr>
-        <w:rFonts w:asciiTheme="minorHAnsi" w:hAnsiTheme="minorHAnsi" w:eastAsiaTheme="minorEastAsia" w:cstheme="minorBidi"/>
+        <w:rFonts w:asciiTheme="minorHAnsi" w:eastAsiaTheme="minorEastAsia" w:hAnsiTheme="minorHAnsi" w:cstheme="minorBidi"/>
+        <w:kern w:val="2"/>
+        <w:sz w:val="21"/>
+        <w:szCs w:val="22"/>
+        <w:lang w:val="en-US" w:eastAsia="zh-CN" w:bidi="ar-SA"/>
       </w:rPr>
     </w:rPrDefault>
     <w:pPrDefault/>
   </w:docDefaults>
-  <w:latentStyles w:count="260" w:defQFormat="0" w:defUnhideWhenUsed="1" w:defSemiHidden="1" w:defUIPriority="99" w:defLockedState="0">
-    <w:lsdException w:qFormat="1" w:unhideWhenUsed="0" w:uiPriority="0" w:semiHidden="0" w:name="Normal"/>
-    <w:lsdException w:qFormat="1" w:unhideWhenUsed="0" w:uiPriority="9" w:semiHidden="0" w:name="heading 1"/>
-    <w:lsdException w:qFormat="1" w:uiPriority="9" w:semiHidden="0" w:name="heading 2"/>
-    <w:lsdException w:qFormat="1" w:uiPriority="9" w:semiHidden="0" w:name="heading 3"/>
-    <w:lsdException w:qFormat="1" w:uiPriority="9" w:semiHidden="0" w:name="heading 4"/>
-    <w:lsdException w:qFormat="1" w:uiPriority="9" w:name="heading 5"/>
-    <w:lsdException w:qFormat="1" w:uiPriority="9" w:name="heading 6"/>
-    <w:lsdException w:qFormat="1" w:uiPriority="9" w:name="heading 7"/>
-    <w:lsdException w:qFormat="1" w:uiPriority="9" w:name="heading 8"/>
-    <w:lsdException w:qFormat="1" w:uiPriority="9" w:name="heading 9"/>
-    <w:lsdException w:uiPriority="99" w:name="index 1"/>
-    <w:lsdException w:uiPriority="99" w:name="index 2"/>
-    <w:lsdException w:uiPriority="99" w:name="index 3"/>
-    <w:lsdException w:uiPriority="99" w:name="index 4"/>
-    <w:lsdException w:uiPriority="99" w:name="index 5"/>
-    <w:lsdException w:uiPriority="99" w:name="index 6"/>
-    <w:lsdException w:uiPriority="99" w:name="index 7"/>
-    <w:lsdException w:uiPriority="99" w:name="index 8"/>
-    <w:lsdException w:uiPriority="99" w:name="index 9"/>
-    <w:lsdException w:uiPriority="39" w:name="toc 1"/>
-    <w:lsdException w:uiPriority="39" w:name="toc 2"/>
-    <w:lsdException w:uiPriority="39" w:name="toc 3"/>
-    <w:lsdException w:uiPriority="39" w:name="toc 4"/>
-    <w:lsdException w:uiPriority="39" w:name="toc 5"/>
-    <w:lsdException w:uiPriority="39" w:name="toc 6"/>
-    <w:lsdException w:uiPriority="39" w:name="toc 7"/>
-    <w:lsdException w:uiPriority="39" w:name="toc 8"/>
-    <w:lsdException w:uiPriority="39" w:name="toc 9"/>
-    <w:lsdException w:uiPriority="99" w:name="Normal Indent"/>
-    <w:lsdException w:uiPriority="99" w:name="footnote text"/>
-    <w:lsdException w:uiPriority="99" w:name="annotation text"/>
-    <w:lsdException w:qFormat="1" w:uiPriority="99" w:semiHidden="0" w:name="header"/>
-    <w:lsdException w:qFormat="1" w:uiPriority="99" w:semiHidden="0" w:name="footer"/>
-    <w:lsdException w:uiPriority="99" w:name="index heading"/>
-    <w:lsdException w:qFormat="1" w:uiPriority="35" w:semiHidden="0" w:name="caption"/>
-    <w:lsdException w:uiPriority="99" w:name="table of figures"/>
-    <w:lsdException w:uiPriority="99" w:name="envelope address"/>
-    <w:lsdException w:uiPriority="99" w:name="envelope return"/>
-    <w:lsdException w:uiPriority="99" w:name="footnote reference"/>
-    <w:lsdException w:uiPriority="99" w:name="annotation reference"/>
-    <w:lsdException w:uiPriority="99" w:name="line number"/>
-    <w:lsdException w:uiPriority="99" w:name="page number"/>
-    <w:lsdException w:uiPriority="99" w:name="endnote reference"/>
-    <w:lsdException w:uiPriority="99" w:name="endnote text"/>
-    <w:lsdException w:uiPriority="99" w:name="table of authorities"/>
-    <w:lsdException w:uiPriority="99" w:name="macro"/>
-    <w:lsdException w:uiPriority="99" w:name="toa heading"/>
-    <w:lsdException w:uiPriority="99" w:name="List"/>
-    <w:lsdException w:uiPriority="99" w:name="List Bullet"/>
-    <w:lsdException w:uiPriority="99" w:name="List Number"/>
-    <w:lsdException w:uiPriority="99" w:name="List 2"/>
-    <w:lsdException w:uiPriority="99" w:name="List 3"/>
-    <w:lsdException w:uiPriority="99" w:name="List 4"/>
-    <w:lsdException w:uiPriority="99" w:name="List 5"/>
-    <w:lsdException w:uiPriority="99" w:name="List Bullet 2"/>
-    <w:lsdException w:uiPriority="99" w:name="List Bullet 3"/>
-    <w:lsdException w:uiPriority="99" w:name="List Bullet 4"/>
-    <w:lsdException w:uiPriority="99" w:name="List Bullet 5"/>
-    <w:lsdException w:uiPriority="99" w:name="List Number 2"/>
-    <w:lsdException w:uiPriority="99" w:name="List Number 3"/>
-    <w:lsdException w:uiPriority="99" w:name="List Number 4"/>
-    <w:lsdException w:uiPriority="99" w:name="List Number 5"/>
-    <w:lsdException w:qFormat="1" w:unhideWhenUsed="0" w:uiPriority="10" w:semiHidden="0" w:name="Title"/>
-    <w:lsdException w:uiPriority="99" w:name="Closing"/>
-    <w:lsdException w:uiPriority="99" w:name="Signature"/>
-    <w:lsdException w:uiPriority="1" w:name="Default Paragraph Font"/>
-    <w:lsdException w:uiPriority="99" w:name="Body Text"/>
-    <w:lsdException w:uiPriority="99" w:name="Body Text Indent"/>
-    <w:lsdException w:uiPriority="99" w:name="List Continue"/>
-    <w:lsdException w:uiPriority="99" w:name="List Continue 2"/>
-    <w:lsdException w:uiPriority="99" w:name="List Continue 3"/>
-    <w:lsdException w:uiPriority="99" w:name="List Continue 4"/>
-    <w:lsdException w:uiPriority="99" w:name="List Continue 5"/>
-    <w:lsdException w:uiPriority="99" w:name="Message Header"/>
-    <w:lsdException w:qFormat="1" w:unhideWhenUsed="0" w:uiPriority="11" w:semiHidden="0" w:name="Subtitle"/>
-    <w:lsdException w:uiPriority="99" w:name="Salutation"/>
-    <w:lsdException w:uiPriority="99" w:name="Date"/>
-    <w:lsdException w:uiPriority="99" w:name="Body Text First Indent"/>
-    <w:lsdException w:uiPriority="99" w:name="Body Text First Indent 2"/>
-    <w:lsdException w:uiPriority="99" w:name="Note Heading"/>
-    <w:lsdException w:uiPriority="99" w:name="Body Text 2"/>
-    <w:lsdException w:uiPriority="99" w:name="Body Text 3"/>
-    <w:lsdException w:uiPriority="99" w:name="Body Text Indent 2"/>
-    <w:lsdException w:uiPriority="99" w:name="Body Text Indent 3"/>
-    <w:lsdException w:uiPriority="99" w:name="Block Text"/>
-    <w:lsdException w:uiPriority="99" w:semiHidden="0" w:name="Hyperlink"/>
-    <w:lsdException w:uiPriority="99" w:name="FollowedHyperlink"/>
-    <w:lsdException w:qFormat="1" w:unhideWhenUsed="0" w:uiPriority="22" w:semiHidden="0" w:name="Strong"/>
-    <w:lsdException w:qFormat="1" w:unhideWhenUsed="0" w:uiPriority="20" w:semiHidden="0" w:name="Emphasis"/>
-    <w:lsdException w:uiPriority="99" w:name="Document Map"/>
-    <w:lsdException w:uiPriority="99" w:name="Plain Text"/>
-    <w:lsdException w:uiPriority="99" w:name="E-mail Signature"/>
-    <w:lsdException w:uiPriority="99" w:semiHidden="0" w:name="Normal (Web)"/>
-    <w:lsdException w:uiPriority="99" w:name="HTML Acronym"/>
-    <w:lsdException w:uiPriority="99" w:name="HTML Address"/>
-    <w:lsdException w:uiPriority="99" w:name="HTML Cite"/>
-    <w:lsdException w:uiPriority="99" w:name="HTML Code"/>
-    <w:lsdException w:uiPriority="99" w:name="HTML Definition"/>
-    <w:lsdException w:uiPriority="99" w:name="HTML Keyboard"/>
-    <w:lsdException w:uiPriority="99" w:name="HTML Preformatted"/>
-    <w:lsdException w:uiPriority="99" w:name="HTML Sample"/>
-    <w:lsdException w:uiPriority="99" w:name="HTML Typewriter"/>
-    <w:lsdException w:uiPriority="99" w:name="HTML Variable"/>
-    <w:lsdException w:uiPriority="99" w:name="Normal Table"/>
-    <w:lsdException w:uiPriority="99" w:name="annotation subject"/>
-    <w:lsdException w:uiPriority="99" w:name="Table Simple 1"/>
-    <w:lsdException w:uiPriority="99" w:name="Table Simple 2"/>
-    <w:lsdException w:uiPriority="99" w:name="Table Simple 3"/>
-    <w:lsdException w:uiPriority="99" w:name="Table Classic 1"/>
-    <w:lsdException w:uiPriority="99" w:name="Table Classic 2"/>
-    <w:lsdException w:uiPriority="99" w:name="Table Classic 3"/>
-    <w:lsdException w:uiPriority="99" w:name="Table Classic 4"/>
-    <w:lsdException w:uiPriority="99" w:name="Table Colorful 1"/>
-    <w:lsdException w:uiPriority="99" w:name="Table Colorful 2"/>
-    <w:lsdException w:uiPriority="99" w:name="Table Colorful 3"/>
-    <w:lsdException w:uiPriority="99" w:name="Table Columns 1"/>
-    <w:lsdException w:uiPriority="99" w:name="Table Columns 2"/>
-    <w:lsdException w:uiPriority="99" w:name="Table Columns 3"/>
-    <w:lsdException w:uiPriority="99" w:name="Table Columns 4"/>
-    <w:lsdException w:uiPriority="99" w:name="Table Columns 5"/>
-    <w:lsdException w:uiPriority="99" w:name="Table Grid 1"/>
-    <w:lsdException w:uiPriority="99" w:name="Table Grid 2"/>
-    <w:lsdException w:uiPriority="99" w:name="Table Grid 3"/>
-    <w:lsdException w:uiPriority="99" w:name="Table Grid 4"/>
-    <w:lsdException w:uiPriority="99" w:name="Table Grid 5"/>
-    <w:lsdException w:uiPriority="99" w:name="Table Grid 6"/>
-    <w:lsdException w:uiPriority="99" w:name="Table Grid 7"/>
-    <w:lsdException w:uiPriority="99" w:name="Table Grid 8"/>
-    <w:lsdException w:uiPriority="99" w:name="Table List 1"/>
-    <w:lsdException w:uiPriority="99" w:name="Table List 2"/>
-    <w:lsdException w:uiPriority="99" w:name="Table List 3"/>
-    <w:lsdException w:uiPriority="99" w:name="Table List 4"/>
-    <w:lsdException w:uiPriority="99" w:name="Table List 5"/>
-    <w:lsdException w:uiPriority="99" w:name="Table List 6"/>
-    <w:lsdException w:uiPriority="99" w:name="Table List 7"/>
-    <w:lsdException w:uiPriority="99" w:name="Table List 8"/>
-    <w:lsdException w:uiPriority="99" w:name="Table 3D effects 1"/>
-    <w:lsdException w:uiPriority="99" w:name="Table 3D effects 2"/>
-    <w:lsdException w:uiPriority="99" w:name="Table 3D effects 3"/>
-    <w:lsdException w:uiPriority="99" w:name="Table Contemporary"/>
-    <w:lsdException w:uiPriority="99" w:name="Table Elegant"/>
-    <w:lsdException w:uiPriority="99" w:name="Table Professional"/>
-    <w:lsdException w:uiPriority="99" w:name="Table Subtle 1"/>
-    <w:lsdException w:uiPriority="99" w:name="Table Subtle 2"/>
-    <w:lsdException w:uiPriority="99" w:name="Table Web 1"/>
-    <w:lsdException w:uiPriority="99" w:name="Table Web 2"/>
-    <w:lsdException w:uiPriority="99" w:name="Table Web 3"/>
-    <w:lsdException w:qFormat="1" w:uiPriority="99" w:name="Balloon Text"/>
-    <w:lsdException w:unhideWhenUsed="0" w:uiPriority="39" w:semiHidden="0" w:name="Table Grid"/>
-    <w:lsdException w:uiPriority="99" w:name="Table Theme"/>
-    <w:lsdException w:unhideWhenUsed="0" w:uiPriority="60" w:semiHidden="0" w:name="Light Shading"/>
-    <w:lsdException w:unhideWhenUsed="0" w:uiPriority="61" w:semiHidden="0" w:name="Light List"/>
-    <w:lsdException w:unhideWhenUsed="0" w:uiPriority="62" w:semiHidden="0" w:name="Light Grid"/>
-    <w:lsdException w:unhideWhenUsed="0" w:uiPriority="63" w:semiHidden="0" w:name="Medium Shading 1"/>
-    <w:lsdException w:unhideWhenUsed="0" w:uiPriority="64" w:semiHidden="0" w:name="Medium Shading 2"/>
-    <w:lsdException w:unhideWhenUsed="0" w:uiPriority="65" w:semiHidden="0" w:name="Medium List 1"/>
-    <w:lsdException w:unhideWhenUsed="0" w:uiPriority="66" w:semiHidden="0" w:name="Medium List 2"/>
-    <w:lsdException w:unhideWhenUsed="0" w:uiPriority="67" w:semiHidden="0" w:name="Medium Grid 1"/>
-    <w:lsdException w:unhideWhenUsed="0" w:uiPriority="68" w:semiHidden="0" w:name="Medium Grid 2"/>
-    <w:lsdException w:unhideWhenUsed="0" w:uiPriority="69" w:semiHidden="0" w:name="Medium Grid 3"/>
-    <w:lsdException w:unhideWhenUsed="0" w:uiPriority="70" w:semiHidden="0" w:name="Dark List"/>
-    <w:lsdException w:unhideWhenUsed="0" w:uiPriority="71" w:semiHidden="0" w:name="Colorful Shading"/>
-    <w:lsdException w:unhideWhenUsed="0" w:uiPriority="72" w:semiHidden="0" w:name="Colorful List"/>
-    <w:lsdException w:unhideWhenUsed="0" w:uiPriority="73" w:semiHidden="0" w:name="Colorful Grid"/>
-    <w:lsdException w:unhideWhenUsed="0" w:uiPriority="60" w:semiHidden="0" w:name="Light Shading Accent 1"/>
-    <w:lsdException w:unhideWhenUsed="0" w:uiPriority="61" w:semiHidden="0" w:name="Light List Accent 1"/>
-    <w:lsdException w:unhideWhenUsed="0" w:uiPriority="62" w:semiHidden="0" w:name="Light Grid Accent 1"/>
-    <w:lsdException w:unhideWhenUsed="0" w:uiPriority="63" w:semiHidden="0" w:name="Medium Shading 1 Accent 1"/>
-    <w:lsdException w:unhideWhenUsed="0" w:uiPriority="64" w:semiHidden="0" w:name="Medium Shading 2 Accent 1"/>
-    <w:lsdException w:unhideWhenUsed="0" w:uiPriority="65" w:semiHidden="0" w:name="Medium List 1 Accent 1"/>
-    <w:lsdException w:qFormat="1" w:unhideWhenUsed="0" w:uiPriority="34" w:semiHidden="0" w:name="List Paragraph"/>
-    <w:lsdException w:unhideWhenUsed="0" w:uiPriority="66" w:semiHidden="0" w:name="Medium List 2 Accent 1"/>
-    <w:lsdException w:unhideWhenUsed="0" w:uiPriority="67" w:semiHidden="0" w:name="Medium Grid 1 Accent 1"/>
-    <w:lsdException w:unhideWhenUsed="0" w:uiPriority="68" w:semiHidden="0" w:name="Medium Grid 2 Accent 1"/>
-    <w:lsdException w:unhideWhenUsed="0" w:uiPriority="69" w:semiHidden="0" w:name="Medium Grid 3 Accent 1"/>
-    <w:lsdException w:unhideWhenUsed="0" w:uiPriority="70" w:semiHidden="0" w:name="Dark List Accent 1"/>
-    <w:lsdException w:unhideWhenUsed="0" w:uiPriority="71" w:semiHidden="0" w:name="Colorful Shading Accent 1"/>
-    <w:lsdException w:unhideWhenUsed="0" w:uiPriority="72" w:semiHidden="0" w:name="Colorful List Accent 1"/>
-    <w:lsdException w:unhideWhenUsed="0" w:uiPriority="73" w:semiHidden="0" w:name="Colorful Grid Accent 1"/>
-    <w:lsdException w:unhideWhenUsed="0" w:uiPriority="60" w:semiHidden="0" w:name="Light Shading Accent 2"/>
-    <w:lsdException w:unhideWhenUsed="0" w:uiPriority="61" w:semiHidden="0" w:name="Light List Accent 2"/>
-    <w:lsdException w:unhideWhenUsed="0" w:uiPriority="62" w:semiHidden="0" w:name="Light Grid Accent 2"/>
-    <w:lsdException w:unhideWhenUsed="0" w:uiPriority="63" w:semiHidden="0" w:name="Medium Shading 1 Accent 2"/>
-    <w:lsdException w:unhideWhenUsed="0" w:uiPriority="64" w:semiHidden="0" w:name="Medium Shading 2 Accent 2"/>
-    <w:lsdException w:unhideWhenUsed="0" w:uiPriority="65" w:semiHidden="0" w:name="Medium List 1 Accent 2"/>
-    <w:lsdException w:unhideWhenUsed="0" w:uiPriority="66" w:semiHidden="0" w:name="Medium List 2 Accent 2"/>
-    <w:lsdException w:unhideWhenUsed="0" w:uiPriority="67" w:semiHidden="0" w:name="Medium Grid 1 Accent 2"/>
-    <w:lsdException w:unhideWhenUsed="0" w:uiPriority="68" w:semiHidden="0" w:name="Medium Grid 2 Accent 2"/>
-    <w:lsdException w:unhideWhenUsed="0" w:uiPriority="69" w:semiHidden="0" w:name="Medium Grid 3 Accent 2"/>
-    <w:lsdException w:unhideWhenUsed="0" w:uiPriority="70" w:semiHidden="0" w:name="Dark List Accent 2"/>
-    <w:lsdException w:unhideWhenUsed="0" w:uiPriority="71" w:semiHidden="0" w:name="Colorful Shading Accent 2"/>
-    <w:lsdException w:unhideWhenUsed="0" w:uiPriority="72" w:semiHidden="0" w:name="Colorful List Accent 2"/>
-    <w:lsdException w:unhideWhenUsed="0" w:uiPriority="73" w:semiHidden="0" w:name="Colorful Grid Accent 2"/>
-    <w:lsdException w:unhideWhenUsed="0" w:uiPriority="60" w:semiHidden="0" w:name="Light Shading Accent 3"/>
-    <w:lsdException w:unhideWhenUsed="0" w:uiPriority="61" w:semiHidden="0" w:name="Light List Accent 3"/>
-    <w:lsdException w:unhideWhenUsed="0" w:uiPriority="62" w:semiHidden="0" w:name="Light Grid Accent 3"/>
-    <w:lsdException w:unhideWhenUsed="0" w:uiPriority="63" w:semiHidden="0" w:name="Medium Shading 1 Accent 3"/>
-    <w:lsdException w:unhideWhenUsed="0" w:uiPriority="64" w:semiHidden="0" w:name="Medium Shading 2 Accent 3"/>
-    <w:lsdException w:unhideWhenUsed="0" w:uiPriority="65" w:semiHidden="0" w:name="Medium List 1 Accent 3"/>
-    <w:lsdException w:unhideWhenUsed="0" w:uiPriority="66" w:semiHidden="0" w:name="Medium List 2 Accent 3"/>
-    <w:lsdException w:unhideWhenUsed="0" w:uiPriority="67" w:semiHidden="0" w:name="Medium Grid 1 Accent 3"/>
-    <w:lsdException w:unhideWhenUsed="0" w:uiPriority="68" w:semiHidden="0" w:name="Medium Grid 2 Accent 3"/>
-    <w:lsdException w:unhideWhenUsed="0" w:uiPriority="69" w:semiHidden="0" w:name="Medium Grid 3 Accent 3"/>
-    <w:lsdException w:unhideWhenUsed="0" w:uiPriority="70" w:semiHidden="0" w:name="Dark List Accent 3"/>
-    <w:lsdException w:unhideWhenUsed="0" w:uiPriority="71" w:semiHidden="0" w:name="Colorful Shading Accent 3"/>
-    <w:lsdException w:unhideWhenUsed="0" w:uiPriority="72" w:semiHidden="0" w:name="Colorful List Accent 3"/>
-    <w:lsdException w:unhideWhenUsed="0" w:uiPriority="73" w:semiHidden="0" w:name="Colorful Grid Accent 3"/>
-    <w:lsdException w:unhideWhenUsed="0" w:uiPriority="60" w:semiHidden="0" w:name="Light Shading Accent 4"/>
-    <w:lsdException w:unhideWhenUsed="0" w:uiPriority="61" w:semiHidden="0" w:name="Light List Accent 4"/>
-    <w:lsdException w:unhideWhenUsed="0" w:uiPriority="62" w:semiHidden="0" w:name="Light Grid Accent 4"/>
-    <w:lsdException w:unhideWhenUsed="0" w:uiPriority="63" w:semiHidden="0" w:name="Medium Shading 1 Accent 4"/>
-    <w:lsdException w:unhideWhenUsed="0" w:uiPriority="64" w:semiHidden="0" w:name="Medium Shading 2 Accent 4"/>
-    <w:lsdException w:unhideWhenUsed="0" w:uiPriority="65" w:semiHidden="0" w:name="Medium List 1 Accent 4"/>
-    <w:lsdException w:unhideWhenUsed="0" w:uiPriority="66" w:semiHidden="0" w:name="Medium List 2 Accent 4"/>
-    <w:lsdException w:unhideWhenUsed="0" w:uiPriority="67" w:semiHidden="0" w:name="Medium Grid 1 Accent 4"/>
-    <w:lsdException w:unhideWhenUsed="0" w:uiPriority="68" w:semiHidden="0" w:name="Medium Grid 2 Accent 4"/>
-    <w:lsdException w:unhideWhenUsed="0" w:uiPriority="69" w:semiHidden="0" w:name="Medium Grid 3 Accent 4"/>
-    <w:lsdException w:unhideWhenUsed="0" w:uiPriority="70" w:semiHidden="0" w:name="Dark List Accent 4"/>
-    <w:lsdException w:unhideWhenUsed="0" w:uiPriority="71" w:semiHidden="0" w:name="Colorful Shading Accent 4"/>
-    <w:lsdException w:unhideWhenUsed="0" w:uiPriority="72" w:semiHidden="0" w:name="Colorful List Accent 4"/>
-    <w:lsdException w:unhideWhenUsed="0" w:uiPriority="73" w:semiHidden="0" w:name="Colorful Grid Accent 4"/>
-    <w:lsdException w:unhideWhenUsed="0" w:uiPriority="60" w:semiHidden="0" w:name="Light Shading Accent 5"/>
-    <w:lsdException w:unhideWhenUsed="0" w:uiPriority="61" w:semiHidden="0" w:name="Light List Accent 5"/>
-    <w:lsdException w:unhideWhenUsed="0" w:uiPriority="62" w:semiHidden="0" w:name="Light Grid Accent 5"/>
-    <w:lsdException w:unhideWhenUsed="0" w:uiPriority="63" w:semiHidden="0" w:name="Medium Shading 1 Accent 5"/>
-    <w:lsdException w:unhideWhenUsed="0" w:uiPriority="64" w:semiHidden="0" w:name="Medium Shading 2 Accent 5"/>
-    <w:lsdException w:unhideWhenUsed="0" w:uiPriority="65" w:semiHidden="0" w:name="Medium List 1 Accent 5"/>
-    <w:lsdException w:unhideWhenUsed="0" w:uiPriority="66" w:semiHidden="0" w:name="Medium List 2 Accent 5"/>
-    <w:lsdException w:unhideWhenUsed="0" w:uiPriority="67" w:semiHidden="0" w:name="Medium Grid 1 Accent 5"/>
-    <w:lsdException w:unhideWhenUsed="0" w:uiPriority="68" w:semiHidden="0" w:name="Medium Grid 2 Accent 5"/>
-    <w:lsdException w:unhideWhenUsed="0" w:uiPriority="69" w:semiHidden="0" w:name="Medium Grid 3 Accent 5"/>
-    <w:lsdException w:unhideWhenUsed="0" w:uiPriority="70" w:semiHidden="0" w:name="Dark List Accent 5"/>
-    <w:lsdException w:unhideWhenUsed="0" w:uiPriority="71" w:semiHidden="0" w:name="Colorful Shading Accent 5"/>
-    <w:lsdException w:unhideWhenUsed="0" w:uiPriority="72" w:semiHidden="0" w:name="Colorful List Accent 5"/>
-    <w:lsdException w:unhideWhenUsed="0" w:uiPriority="73" w:semiHidden="0" w:name="Colorful Grid Accent 5"/>
-    <w:lsdException w:unhideWhenUsed="0" w:uiPriority="60" w:semiHidden="0" w:name="Light Shading Accent 6"/>
-    <w:lsdException w:unhideWhenUsed="0" w:uiPriority="61" w:semiHidden="0" w:name="Light List Accent 6"/>
-    <w:lsdException w:unhideWhenUsed="0" w:uiPriority="62" w:semiHidden="0" w:name="Light Grid Accent 6"/>
-    <w:lsdException w:unhideWhenUsed="0" w:uiPriority="63" w:semiHidden="0" w:name="Medium Shading 1 Accent 6"/>
-    <w:lsdException w:unhideWhenUsed="0" w:uiPriority="64" w:semiHidden="0" w:name="Medium Shading 2 Accent 6"/>
-    <w:lsdException w:unhideWhenUsed="0" w:uiPriority="65" w:semiHidden="0" w:name="Medium List 1 Accent 6"/>
-    <w:lsdException w:unhideWhenUsed="0" w:uiPriority="66" w:semiHidden="0" w:name="Medium List 2 Accent 6"/>
-    <w:lsdException w:unhideWhenUsed="0" w:uiPriority="67" w:semiHidden="0" w:name="Medium Grid 1 Accent 6"/>
-    <w:lsdException w:unhideWhenUsed="0" w:uiPriority="68" w:semiHidden="0" w:name="Medium Grid 2 Accent 6"/>
-    <w:lsdException w:unhideWhenUsed="0" w:uiPriority="69" w:semiHidden="0" w:name="Medium Grid 3 Accent 6"/>
-    <w:lsdException w:unhideWhenUsed="0" w:uiPriority="70" w:semiHidden="0" w:name="Dark List Accent 6"/>
-    <w:lsdException w:unhideWhenUsed="0" w:uiPriority="71" w:semiHidden="0" w:name="Colorful Shading Accent 6"/>
-    <w:lsdException w:unhideWhenUsed="0" w:uiPriority="72" w:semiHidden="0" w:name="Colorful List Accent 6"/>
-    <w:lsdException w:unhideWhenUsed="0" w:uiPriority="73" w:semiHidden="0" w:name="Colorful Grid Accent 6"/>
+  <w:latentStyles w:defLockedState="0" w:defUIPriority="99" w:defSemiHidden="0" w:defUnhideWhenUsed="0" w:defQFormat="0" w:count="376">
+    <w:lsdException w:name="Normal" w:uiPriority="0" w:qFormat="1"/>
+    <w:lsdException w:name="heading 1" w:uiPriority="9" w:qFormat="1"/>
+    <w:lsdException w:name="heading 2" w:semiHidden="1" w:uiPriority="9" w:unhideWhenUsed="1" w:qFormat="1"/>
+    <w:lsdException w:name="heading 3" w:semiHidden="1" w:uiPriority="9" w:unhideWhenUsed="1" w:qFormat="1"/>
+    <w:lsdException w:name="heading 4" w:semiHidden="1" w:uiPriority="9" w:unhideWhenUsed="1" w:qFormat="1"/>
+    <w:lsdException w:name="heading 5" w:semiHidden="1" w:uiPriority="9" w:unhideWhenUsed="1" w:qFormat="1"/>
+    <w:lsdException w:name="heading 6" w:semiHidden="1" w:uiPriority="9" w:unhideWhenUsed="1" w:qFormat="1"/>
+    <w:lsdException w:name="heading 7" w:semiHidden="1" w:uiPriority="9" w:unhideWhenUsed="1" w:qFormat="1"/>
+    <w:lsdException w:name="heading 8" w:semiHidden="1" w:uiPriority="9" w:unhideWhenUsed="1" w:qFormat="1"/>
+    <w:lsdException w:name="heading 9" w:semiHidden="1" w:uiPriority="9" w:unhideWhenUsed="1" w:qFormat="1"/>
+    <w:lsdException w:name="index 1" w:semiHidden="1" w:unhideWhenUsed="1"/>
+    <w:lsdException w:name="index 2" w:semiHidden="1" w:unhideWhenUsed="1"/>
+    <w:lsdException w:name="index 3" w:semiHidden="1" w:unhideWhenUsed="1"/>
+    <w:lsdException w:name="index 4" w:semiHidden="1" w:unhideWhenUsed="1"/>
+    <w:lsdException w:name="index 5" w:semiHidden="1" w:unhideWhenUsed="1"/>
+    <w:lsdException w:name="index 6" w:semiHidden="1" w:unhideWhenUsed="1"/>
+    <w:lsdException w:name="index 7" w:semiHidden="1" w:unhideWhenUsed="1"/>
+    <w:lsdException w:name="index 8" w:semiHidden="1" w:unhideWhenUsed="1"/>
+    <w:lsdException w:name="index 9" w:semiHidden="1" w:unhideWhenUsed="1"/>
+    <w:lsdException w:name="toc 1" w:semiHidden="1" w:uiPriority="39" w:unhideWhenUsed="1"/>
+    <w:lsdException w:name="toc 2" w:semiHidden="1" w:uiPriority="39" w:unhideWhenUsed="1"/>
+    <w:lsdException w:name="toc 3" w:semiHidden="1" w:uiPriority="39" w:unhideWhenUsed="1"/>
+    <w:lsdException w:name="toc 4" w:semiHidden="1" w:uiPriority="39" w:unhideWhenUsed="1"/>
+    <w:lsdException w:name="toc 5" w:semiHidden="1" w:uiPriority="39" w:unhideWhenUsed="1"/>
+    <w:lsdException w:name="toc 6" w:semiHidden="1" w:uiPriority="39" w:unhideWhenUsed="1"/>
+    <w:lsdException w:name="toc 7" w:semiHidden="1" w:uiPriority="39" w:unhideWhenUsed="1"/>
+    <w:lsdException w:name="toc 8" w:semiHidden="1" w:uiPriority="39" w:unhideWhenUsed="1"/>
+    <w:lsdException w:name="toc 9" w:semiHidden="1" w:uiPriority="39" w:unhideWhenUsed="1"/>
+    <w:lsdException w:name="Normal Indent" w:semiHidden="1" w:unhideWhenUsed="1"/>
+    <w:lsdException w:name="footnote text" w:semiHidden="1" w:unhideWhenUsed="1"/>
+    <w:lsdException w:name="annotation text" w:semiHidden="1" w:unhideWhenUsed="1"/>
+    <w:lsdException w:name="header" w:semiHidden="1" w:unhideWhenUsed="1"/>
+    <w:lsdException w:name="footer" w:semiHidden="1" w:unhideWhenUsed="1"/>
+    <w:lsdException w:name="index heading" w:semiHidden="1" w:unhideWhenUsed="1"/>
+    <w:lsdException w:name="caption" w:semiHidden="1" w:uiPriority="35" w:unhideWhenUsed="1" w:qFormat="1"/>
+    <w:lsdException w:name="table of figures" w:semiHidden="1" w:unhideWhenUsed="1"/>
+    <w:lsdException w:name="envelope address" w:semiHidden="1" w:unhideWhenUsed="1"/>
+    <w:lsdException w:name="envelope return" w:semiHidden="1" w:unhideWhenUsed="1"/>
+    <w:lsdException w:name="footnote reference" w:semiHidden="1" w:unhideWhenUsed="1"/>
+    <w:lsdException w:name="annotation reference" w:semiHidden="1" w:unhideWhenUsed="1"/>
+    <w:lsdException w:name="line number" w:semiHidden="1" w:unhideWhenUsed="1"/>
+    <w:lsdException w:name="page number" w:semiHidden="1" w:unhideWhenUsed="1"/>
+    <w:lsdException w:name="endnote reference" w:semiHidden="1" w:unhideWhenUsed="1"/>
+    <w:lsdException w:name="endnote text" w:semiHidden="1" w:unhideWhenUsed="1"/>
+    <w:lsdException w:name="table of authorities" w:semiHidden="1" w:unhideWhenUsed="1"/>
+    <w:lsdException w:name="macro" w:semiHidden="1" w:unhideWhenUsed="1"/>
+    <w:lsdException w:name="toa heading" w:semiHidden="1" w:unhideWhenUsed="1"/>
+    <w:lsdException w:name="List" w:semiHidden="1" w:unhideWhenUsed="1"/>
+    <w:lsdException w:name="List Bullet" w:semiHidden="1" w:unhideWhenUsed="1"/>
+    <w:lsdException w:name="List Number" w:semiHidden="1" w:unhideWhenUsed="1"/>
+    <w:lsdException w:name="List 2" w:semiHidden="1" w:unhideWhenUsed="1"/>
+    <w:lsdException w:name="List 3" w:semiHidden="1" w:unhideWhenUsed="1"/>
+    <w:lsdException w:name="List 4" w:semiHidden="1" w:unhideWhenUsed="1"/>
+    <w:lsdException w:name="List 5" w:semiHidden="1" w:unhideWhenUsed="1"/>
+    <w:lsdException w:name="List Bullet 2" w:semiHidden="1" w:unhideWhenUsed="1"/>
+    <w:lsdException w:name="List Bullet 3" w:semiHidden="1" w:unhideWhenUsed="1"/>
+    <w:lsdException w:name="List Bullet 4" w:semiHidden="1" w:unhideWhenUsed="1"/>
+    <w:lsdException w:name="List Bullet 5" w:semiHidden="1" w:unhideWhenUsed="1"/>
+    <w:lsdException w:name="List Number 2" w:semiHidden="1" w:unhideWhenUsed="1"/>
+    <w:lsdException w:name="List Number 3" w:semiHidden="1" w:unhideWhenUsed="1"/>
+    <w:lsdException w:name="List Number 4" w:semiHidden="1" w:unhideWhenUsed="1"/>
+    <w:lsdException w:name="List Number 5" w:semiHidden="1" w:unhideWhenUsed="1"/>
+    <w:lsdException w:name="Title" w:uiPriority="10" w:qFormat="1"/>
+    <w:lsdException w:name="Closing" w:semiHidden="1" w:unhideWhenUsed="1"/>
+    <w:lsdException w:name="Signature" w:semiHidden="1" w:unhideWhenUsed="1"/>
+    <w:lsdException w:name="Default Paragraph Font" w:semiHidden="1" w:uiPriority="1" w:unhideWhenUsed="1"/>
+    <w:lsdException w:name="Body Text" w:semiHidden="1" w:unhideWhenUsed="1"/>
+    <w:lsdException w:name="Body Text Indent" w:semiHidden="1" w:unhideWhenUsed="1"/>
+    <w:lsdException w:name="List Continue" w:semiHidden="1" w:unhideWhenUsed="1"/>
+    <w:lsdException w:name="List Continue 2" w:semiHidden="1" w:unhideWhenUsed="1"/>
+    <w:lsdException w:name="List Continue 3" w:semiHidden="1" w:unhideWhenUsed="1"/>
+    <w:lsdException w:name="List Continue 4" w:semiHidden="1" w:unhideWhenUsed="1"/>
+    <w:lsdException w:name="List Continue 5" w:semiHidden="1" w:unhideWhenUsed="1"/>
+    <w:lsdException w:name="Message Header" w:semiHidden="1" w:unhideWhenUsed="1"/>
+    <w:lsdException w:name="Subtitle" w:uiPriority="11" w:qFormat="1"/>
+    <w:lsdException w:name="Salutation" w:semiHidden="1" w:unhideWhenUsed="1"/>
+    <w:lsdException w:name="Date" w:semiHidden="1" w:unhideWhenUsed="1"/>
+    <w:lsdException w:name="Body Text First Indent" w:semiHidden="1" w:unhideWhenUsed="1"/>
+    <w:lsdException w:name="Body Text First Indent 2" w:semiHidden="1" w:unhideWhenUsed="1"/>
+    <w:lsdException w:name="Note Heading" w:semiHidden="1" w:unhideWhenUsed="1"/>
+    <w:lsdException w:name="Body Text 2" w:semiHidden="1" w:unhideWhenUsed="1"/>
+    <w:lsdException w:name="Body Text 3" w:semiHidden="1" w:unhideWhenUsed="1"/>
+    <w:lsdException w:name="Body Text Indent 2" w:semiHidden="1" w:unhideWhenUsed="1"/>
+    <w:lsdException w:name="Body Text Indent 3" w:semiHidden="1" w:unhideWhenUsed="1"/>
+    <w:lsdException w:name="Block Text" w:semiHidden="1" w:unhideWhenUsed="1"/>
+    <w:lsdException w:name="Hyperlink" w:semiHidden="1" w:unhideWhenUsed="1"/>
+    <w:lsdException w:name="FollowedHyperlink" w:semiHidden="1" w:unhideWhenUsed="1"/>
+    <w:lsdException w:name="Strong" w:uiPriority="22" w:qFormat="1"/>
+    <w:lsdException w:name="Emphasis" w:uiPriority="20" w:qFormat="1"/>
+    <w:lsdException w:name="Document Map" w:semiHidden="1" w:unhideWhenUsed="1"/>
+    <w:lsdException w:name="Plain Text" w:semiHidden="1" w:unhideWhenUsed="1"/>
+    <w:lsdException w:name="E-mail Signature" w:semiHidden="1" w:unhideWhenUsed="1"/>
+    <w:lsdException w:name="HTML Top of Form" w:semiHidden="1" w:unhideWhenUsed="1"/>
+    <w:lsdException w:name="HTML Bottom of Form" w:semiHidden="1" w:unhideWhenUsed="1"/>
+    <w:lsdException w:name="Normal (Web)" w:semiHidden="1" w:unhideWhenUsed="1"/>
+    <w:lsdException w:name="HTML Acronym" w:semiHidden="1" w:unhideWhenUsed="1"/>
+    <w:lsdException w:name="HTML Address" w:semiHidden="1" w:unhideWhenUsed="1"/>
+    <w:lsdException w:name="HTML Cite" w:semiHidden="1" w:unhideWhenUsed="1"/>
+    <w:lsdException w:name="HTML Code" w:semiHidden="1" w:unhideWhenUsed="1"/>
+    <w:lsdException w:name="HTML Definition" w:semiHidden="1" w:unhideWhenUsed="1"/>
+    <w:lsdException w:name="HTML Keyboard" w:semiHidden="1" w:unhideWhenUsed="1"/>
+    <w:lsdException w:name="HTML Preformatted" w:semiHidden="1" w:unhideWhenUsed="1"/>
+    <w:lsdException w:name="HTML Sample" w:semiHidden="1" w:unhideWhenUsed="1"/>
+    <w:lsdException w:name="HTML Typewriter" w:semiHidden="1" w:unhideWhenUsed="1"/>
+    <w:lsdException w:name="HTML Variable" w:semiHidden="1" w:unhideWhenUsed="1"/>
+    <w:lsdException w:name="Normal Table" w:semiHidden="1" w:unhideWhenUsed="1"/>
+    <w:lsdException w:name="annotation subject" w:semiHidden="1" w:unhideWhenUsed="1"/>
+    <w:lsdException w:name="No List" w:semiHidden="1" w:unhideWhenUsed="1"/>
+    <w:lsdException w:name="Outline List 1" w:semiHidden="1" w:unhideWhenUsed="1"/>
+    <w:lsdException w:name="Outline List 2" w:semiHidden="1" w:unhideWhenUsed="1"/>
+    <w:lsdException w:name="Outline List 3" w:semiHidden="1" w:unhideWhenUsed="1"/>
+    <w:lsdException w:name="Table Simple 1" w:semiHidden="1" w:unhideWhenUsed="1"/>
+    <w:lsdException w:name="Table Simple 2" w:semiHidden="1" w:unhideWhenUsed="1"/>
+    <w:lsdException w:name="Table Simple 3" w:semiHidden="1" w:unhideWhenUsed="1"/>
+    <w:lsdException w:name="Table Classic 1" w:semiHidden="1" w:unhideWhenUsed="1"/>
+    <w:lsdException w:name="Table Classic 2" w:semiHidden="1" w:unhideWhenUsed="1"/>
+    <w:lsdException w:name="Table Classic 3" w:semiHidden="1" w:unhideWhenUsed="1"/>
+    <w:lsdException w:name="Table Classic 4" w:semiHidden="1" w:unhideWhenUsed="1"/>
+    <w:lsdException w:name="Table Colorful 1" w:semiHidden="1" w:unhideWhenUsed="1"/>
+    <w:lsdException w:name="Table Colorful 2" w:semiHidden="1" w:unhideWhenUsed="1"/>
+    <w:lsdException w:name="Table Colorful 3" w:semiHidden="1" w:unhideWhenUsed="1"/>
+    <w:lsdException w:name="Table Columns 1" w:semiHidden="1" w:unhideWhenUsed="1"/>
+    <w:lsdException w:name="Table Columns 2" w:semiHidden="1" w:unhideWhenUsed="1"/>
+    <w:lsdException w:name="Table Columns 3" w:semiHidden="1" w:unhideWhenUsed="1"/>
+    <w:lsdException w:name="Table Columns 4" w:semiHidden="1" w:unhideWhenUsed="1"/>
+    <w:lsdException w:name="Table Columns 5" w:semiHidden="1" w:unhideWhenUsed="1"/>
+    <w:lsdException w:name="Table Grid 1" w:semiHidden="1" w:unhideWhenUsed="1"/>
+    <w:lsdException w:name="Table Grid 2" w:semiHidden="1" w:unhideWhenUsed="1"/>
+    <w:lsdException w:name="Table Grid 3" w:semiHidden="1" w:unhideWhenUsed="1"/>
+    <w:lsdException w:name="Table Grid 4" w:semiHidden="1" w:unhideWhenUsed="1"/>
+    <w:lsdException w:name="Table Grid 5" w:semiHidden="1" w:unhideWhenUsed="1"/>
+    <w:lsdException w:name="Table Grid 6" w:semiHidden="1" w:unhideWhenUsed="1"/>
+    <w:lsdException w:name="Table Grid 7" w:semiHidden="1" w:unhideWhenUsed="1"/>
+    <w:lsdException w:name="Table Grid 8" w:semiHidden="1" w:unhideWhenUsed="1"/>
+    <w:lsdException w:name="Table List 1" w:semiHidden="1" w:unhideWhenUsed="1"/>
+    <w:lsdException w:name="Table List 2" w:semiHidden="1" w:unhideWhenUsed="1"/>
+    <w:lsdException w:name="Table List 3" w:semiHidden="1" w:unhideWhenUsed="1"/>
+    <w:lsdException w:name="Table List 4" w:semiHidden="1" w:unhideWhenUsed="1"/>
+    <w:lsdException w:name="Table List 5" w:semiHidden="1" w:unhideWhenUsed="1"/>
+    <w:lsdException w:name="Table List 6" w:semiHidden="1" w:unhideWhenUsed="1"/>
+    <w:lsdException w:name="Table List 7" w:semiHidden="1" w:unhideWhenUsed="1"/>
+    <w:lsdException w:name="Table List 8" w:semiHidden="1" w:unhideWhenUsed="1"/>
+    <w:lsdException w:name="Table 3D effects 1" w:semiHidden="1" w:unhideWhenUsed="1"/>
+    <w:lsdException w:name="Table 3D effects 2" w:semiHidden="1" w:unhideWhenUsed="1"/>
+    <w:lsdException w:name="Table 3D effects 3" w:semiHidden="1" w:unhideWhenUsed="1"/>
+    <w:lsdException w:name="Table Contemporary" w:semiHidden="1" w:unhideWhenUsed="1"/>
+    <w:lsdException w:name="Table Elegant" w:semiHidden="1" w:unhideWhenUsed="1"/>
+    <w:lsdException w:name="Table Professional" w:semiHidden="1" w:unhideWhenUsed="1"/>
+    <w:lsdException w:name="Table Subtle 1" w:semiHidden="1" w:unhideWhenUsed="1"/>
+    <w:lsdException w:name="Table Subtle 2" w:semiHidden="1" w:unhideWhenUsed="1"/>
+    <w:lsdException w:name="Table Web 1" w:semiHidden="1" w:unhideWhenUsed="1"/>
+    <w:lsdException w:name="Table Web 2" w:semiHidden="1" w:unhideWhenUsed="1"/>
+    <w:lsdException w:name="Table Web 3" w:semiHidden="1" w:unhideWhenUsed="1"/>
+    <w:lsdException w:name="Balloon Text" w:semiHidden="1" w:unhideWhenUsed="1"/>
+    <w:lsdException w:name="Table Grid" w:uiPriority="39"/>
+    <w:lsdException w:name="Table Theme" w:semiHidden="1" w:unhideWhenUsed="1"/>
+    <w:lsdException w:name="Placeholder Text" w:semiHidden="1"/>
+    <w:lsdException w:name="No Spacing" w:uiPriority="1" w:qFormat="1"/>
+    <w:lsdException w:name="Light Shading" w:uiPriority="60"/>
+    <w:lsdException w:name="Light List" w:uiPriority="61"/>
+    <w:lsdException w:name="Light Grid" w:uiPriority="62"/>
+    <w:lsdException w:name="Medium Shading 1" w:uiPriority="63"/>
+    <w:lsdException w:name="Medium Shading 2" w:uiPriority="64"/>
+    <w:lsdException w:name="Medium List 1" w:uiPriority="65"/>
+    <w:lsdException w:name="Medium List 2" w:uiPriority="66"/>
+    <w:lsdException w:name="Medium Grid 1" w:uiPriority="67"/>
+    <w:lsdException w:name="Medium Grid 2" w:uiPriority="68"/>
+    <w:lsdException w:name="Medium Grid 3" w:uiPriority="69"/>
+    <w:lsdException w:name="Dark List" w:uiPriority="70"/>
+    <w:lsdException w:name="Colorful Shading" w:uiPriority="71"/>
+    <w:lsdException w:name="Colorful List" w:uiPriority="72"/>
+    <w:lsdException w:name="Colorful Grid" w:uiPriority="73"/>
+    <w:lsdException w:name="Light Shading Accent 1" w:uiPriority="60"/>
+    <w:lsdException w:name="Light List Accent 1" w:uiPriority="61"/>
+    <w:lsdException w:name="Light Grid Accent 1" w:uiPriority="62"/>
+    <w:lsdException w:name="Medium Shading 1 Accent 1" w:uiPriority="63"/>
+    <w:lsdException w:name="Medium Shading 2 Accent 1" w:uiPriority="64"/>
+    <w:lsdException w:name="Medium List 1 Accent 1" w:uiPriority="65"/>
+    <w:lsdException w:name="Revision" w:semiHidden="1"/>
+    <w:lsdException w:name="List Paragraph" w:uiPriority="34" w:qFormat="1"/>
+    <w:lsdException w:name="Quote" w:uiPriority="29" w:qFormat="1"/>
+    <w:lsdException w:name="Intense Quote" w:uiPriority="30" w:qFormat="1"/>
+    <w:lsdException w:name="Medium List 2 Accent 1" w:uiPriority="66"/>
+    <w:lsdException w:name="Medium Grid 1 Accent 1" w:uiPriority="67"/>
+    <w:lsdException w:name="Medium Grid 2 Accent 1" w:uiPriority="68"/>
+    <w:lsdException w:name="Medium Grid 3 Accent 1" w:uiPriority="69"/>
+    <w:lsdException w:name="Dark List Accent 1" w:uiPriority="70"/>
+    <w:lsdException w:name="Colorful Shading Accent 1" w:uiPriority="71"/>
+    <w:lsdException w:name="Colorful List Accent 1" w:uiPriority="72"/>
+    <w:lsdException w:name="Colorful Grid Accent 1" w:uiPriority="73"/>
+    <w:lsdException w:name="Light Shading Accent 2" w:uiPriority="60"/>
+    <w:lsdException w:name="Light List Accent 2" w:uiPriority="61"/>
+    <w:lsdException w:name="Light Grid Accent 2" w:uiPriority="62"/>
+    <w:lsdException w:name="Medium Shading 1 Accent 2" w:uiPriority="63"/>
+    <w:lsdException w:name="Medium Shading 2 Accent 2" w:uiPriority="64"/>
+    <w:lsdException w:name="Medium List 1 Accent 2" w:uiPriority="65"/>
+    <w:lsdException w:name="Medium List 2 Accent 2" w:uiPriority="66"/>
+    <w:lsdException w:name="Medium Grid 1 Accent 2" w:uiPriority="67"/>
+    <w:lsdException w:name="Medium Grid 2 Accent 2" w:uiPriority="68"/>
+    <w:lsdException w:name="Medium Grid 3 Accent 2" w:uiPriority="69"/>
+    <w:lsdException w:name="Dark List Accent 2" w:uiPriority="70"/>
+    <w:lsdException w:name="Colorful Shading Accent 2" w:uiPriority="71"/>
+    <w:lsdException w:name="Colorful List Accent 2" w:uiPriority="72"/>
+    <w:lsdException w:name="Colorful Grid Accent 2" w:uiPriority="73"/>
+    <w:lsdException w:name="Light Shading Accent 3" w:uiPriority="60"/>
+    <w:lsdException w:name="Light List Accent 3" w:uiPriority="61"/>
+    <w:lsdException w:name="Light Grid Accent 3" w:uiPriority="62"/>
+    <w:lsdException w:name="Medium Shading 1 Accent 3" w:uiPriority="63"/>
+    <w:lsdException w:name="Medium Shading 2 Accent 3" w:uiPriority="64"/>
+    <w:lsdException w:name="Medium List 1 Accent 3" w:uiPriority="65"/>
+    <w:lsdException w:name="Medium List 2 Accent 3" w:uiPriority="66"/>
+    <w:lsdException w:name="Medium Grid 1 Accent 3" w:uiPriority="67"/>
+    <w:lsdException w:name="Medium Grid 2 Accent 3" w:uiPriority="68"/>
+    <w:lsdException w:name="Medium Grid 3 Accent 3" w:uiPriority="69"/>
+    <w:lsdException w:name="Dark List Accent 3" w:uiPriority="70"/>
+    <w:lsdException w:name="Colorful Shading Accent 3" w:uiPriority="71"/>
+    <w:lsdException w:name="Colorful List Accent 3" w:uiPriority="72"/>
+    <w:lsdException w:name="Colorful Grid Accent 3" w:uiPriority="73"/>
+    <w:lsdException w:name="Light Shading Accent 4" w:uiPriority="60"/>
+    <w:lsdException w:name="Light List Accent 4" w:uiPriority="61"/>
+    <w:lsdException w:name="Light Grid Accent 4" w:uiPriority="62"/>
+    <w:lsdException w:name="Medium Shading 1 Accent 4" w:uiPriority="63"/>
+    <w:lsdException w:name="Medium Shading 2 Accent 4" w:uiPriority="64"/>
+    <w:lsdException w:name="Medium List 1 Accent 4" w:uiPriority="65"/>
+    <w:lsdException w:name="Medium List 2 Accent 4" w:uiPriority="66"/>
+    <w:lsdException w:name="Medium Grid 1 Accent 4" w:uiPriority="67"/>
+    <w:lsdException w:name="Medium Grid 2 Accent 4" w:uiPriority="68"/>
+    <w:lsdException w:name="Medium Grid 3 Accent 4" w:uiPriority="69"/>
+    <w:lsdException w:name="Dark List Accent 4" w:uiPriority="70"/>
+    <w:lsdException w:name="Colorful Shading Accent 4" w:uiPriority="71"/>
+    <w:lsdException w:name="Colorful List Accent 4" w:uiPriority="72"/>
+    <w:lsdException w:name="Colorful Grid Accent 4" w:uiPriority="73"/>
+    <w:lsdException w:name="Light Shading Accent 5" w:uiPriority="60"/>
+    <w:lsdException w:name="Light List Accent 5" w:uiPriority="61"/>
+    <w:lsdException w:name="Light Grid Accent 5" w:uiPriority="62"/>
+    <w:lsdException w:name="Medium Shading 1 Accent 5" w:uiPriority="63"/>
+    <w:lsdException w:name="Medium Shading 2 Accent 5" w:uiPriority="64"/>
+    <w:lsdException w:name="Medium List 1 Accent 5" w:uiPriority="65"/>
+    <w:lsdException w:name="Medium List 2 Accent 5" w:uiPriority="66"/>
+    <w:lsdException w:name="Medium Grid 1 Accent 5" w:uiPriority="67"/>
+    <w:lsdException w:name="Medium Grid 2 Accent 5" w:uiPriority="68"/>
+    <w:lsdException w:name="Medium Grid 3 Accent 5" w:uiPriority="69"/>
+    <w:lsdException w:name="Dark List Accent 5" w:uiPriority="70"/>
+    <w:lsdException w:name="Colorful Shading Accent 5" w:uiPriority="71"/>
+    <w:lsdException w:name="Colorful List Accent 5" w:uiPriority="72"/>
+    <w:lsdException w:name="Colorful Grid Accent 5" w:uiPriority="73"/>
+    <w:lsdException w:name="Light Shading Accent 6" w:uiPriority="60"/>
+    <w:lsdException w:name="Light List Accent 6" w:uiPriority="61"/>
+    <w:lsdException w:name="Light Grid Accent 6" w:uiPriority="62"/>
+    <w:lsdException w:name="Medium Shading 1 Accent 6" w:uiPriority="63"/>
+    <w:lsdException w:name="Medium Shading 2 Accent 6" w:uiPriority="64"/>
+    <w:lsdException w:name="Medium List 1 Accent 6" w:uiPriority="65"/>
+    <w:lsdException w:name="Medium List 2 Accent 6" w:uiPriority="66"/>
+    <w:lsdException w:name="Medium Grid 1 Accent 6" w:uiPriority="67"/>
+    <w:lsdException w:name="Medium Grid 2 Accent 6" w:uiPriority="68"/>
+    <w:lsdException w:name="Medium Grid 3 Accent 6" w:uiPriority="69"/>
+    <w:lsdException w:name="Dark List Accent 6" w:uiPriority="70"/>
+    <w:lsdException w:name="Colorful Shading Accent 6" w:uiPriority="71"/>
+    <w:lsdException w:name="Colorful List Accent 6" w:uiPriority="72"/>
+    <w:lsdException w:name="Colorful Grid Accent 6" w:uiPriority="73"/>
+    <w:lsdException w:name="Subtle Emphasis" w:uiPriority="19" w:qFormat="1"/>
+    <w:lsdException w:name="Intense Emphasis" w:uiPriority="21" w:qFormat="1"/>
+    <w:lsdException w:name="Subtle Reference" w:uiPriority="31" w:qFormat="1"/>
+    <w:lsdException w:name="Intense Reference" w:uiPriority="32" w:qFormat="1"/>
+    <w:lsdException w:name="Book Title" w:uiPriority="33" w:qFormat="1"/>
+    <w:lsdException w:name="Bibliography" w:semiHidden="1" w:uiPriority="37" w:unhideWhenUsed="1"/>
+    <w:lsdException w:name="TOC Heading" w:semiHidden="1" w:uiPriority="39" w:unhideWhenUsed="1" w:qFormat="1"/>
+    <w:lsdException w:name="Plain Table 1" w:uiPriority="41"/>
+    <w:lsdException w:name="Plain Table 2" w:uiPriority="42"/>
+    <w:lsdException w:name="Plain Table 3" w:uiPriority="43"/>
+    <w:lsdException w:name="Plain Table 4" w:uiPriority="44"/>
+    <w:lsdException w:name="Plain Table 5" w:uiPriority="45"/>
+    <w:lsdException w:name="Grid Table Light" w:uiPriority="40"/>
+    <w:lsdException w:name="Grid Table 1 Light" w:uiPriority="46"/>
+    <w:lsdException w:name="Grid Table 2" w:uiPriority="47"/>
+    <w:lsdException w:name="Grid Table 3" w:uiPriority="48"/>
+    <w:lsdException w:name="Grid Table 4" w:uiPriority="49"/>
+    <w:lsdException w:name="Grid Table 5 Dark" w:uiPriority="50"/>
+    <w:lsdException w:name="Grid Table 6 Colorful" w:uiPriority="51"/>
+    <w:lsdException w:name="Grid Table 7 Colorful" w:uiPriority="52"/>
+    <w:lsdException w:name="Grid Table 1 Light Accent 1" w:uiPriority="46"/>
+    <w:lsdException w:name="Grid Table 2 Accent 1" w:uiPriority="47"/>
+    <w:lsdException w:name="Grid Table 3 Accent 1" w:uiPriority="48"/>
+    <w:lsdException w:name="Grid Table 4 Accent 1" w:uiPriority="49"/>
+    <w:lsdException w:name="Grid Table 5 Dark Accent 1" w:uiPriority="50"/>
+    <w:lsdException w:name="Grid Table 6 Colorful Accent 1" w:uiPriority="51"/>
+    <w:lsdException w:name="Grid Table 7 Colorful Accent 1" w:uiPriority="52"/>
+    <w:lsdException w:name="Grid Table 1 Light Accent 2" w:uiPriority="46"/>
+    <w:lsdException w:name="Grid Table 2 Accent 2" w:uiPriority="47"/>
+    <w:lsdException w:name="Grid Table 3 Accent 2" w:uiPriority="48"/>
+    <w:lsdException w:name="Grid Table 4 Accent 2" w:uiPriority="49"/>
+    <w:lsdException w:name="Grid Table 5 Dark Accent 2" w:uiPriority="50"/>
+    <w:lsdException w:name="Grid Table 6 Colorful Accent 2" w:uiPriority="51"/>
+    <w:lsdException w:name="Grid Table 7 Colorful Accent 2" w:uiPriority="52"/>
+    <w:lsdException w:name="Grid Table 1 Light Accent 3" w:uiPriority="46"/>
+    <w:lsdException w:name="Grid Table 2 Accent 3" w:uiPriority="47"/>
+    <w:lsdException w:name="Grid Table 3 Accent 3" w:uiPriority="48"/>
+    <w:lsdException w:name="Grid Table 4 Accent 3" w:uiPriority="49"/>
+    <w:lsdException w:name="Grid Table 5 Dark Accent 3" w:uiPriority="50"/>
+    <w:lsdException w:name="Grid Table 6 Colorful Accent 3" w:uiPriority="51"/>
+    <w:lsdException w:name="Grid Table 7 Colorful Accent 3" w:uiPriority="52"/>
+    <w:lsdException w:name="Grid Table 1 Light Accent 4" w:uiPriority="46"/>
+    <w:lsdException w:name="Grid Table 2 Accent 4" w:uiPriority="47"/>
+    <w:lsdException w:name="Grid Table 3 Accent 4" w:uiPriority="48"/>
+    <w:lsdException w:name="Grid Table 4 Accent 4" w:uiPriority="49"/>
+    <w:lsdException w:name="Grid Table 5 Dark Accent 4" w:uiPriority="50"/>
+    <w:lsdException w:name="Grid Table 6 Colorful Accent 4" w:uiPriority="51"/>
+    <w:lsdException w:name="Grid Table 7 Colorful Accent 4" w:uiPriority="52"/>
+    <w:lsdException w:name="Grid Table 1 Light Accent 5" w:uiPriority="46"/>
+    <w:lsdException w:name="Grid Table 2 Accent 5" w:uiPriority="47"/>
+    <w:lsdException w:name="Grid Table 3 Accent 5" w:uiPriority="48"/>
+    <w:lsdException w:name="Grid Table 4 Accent 5" w:uiPriority="49"/>
+    <w:lsdException w:name="Grid Table 5 Dark Accent 5" w:uiPriority="50"/>
+    <w:lsdException w:name="Grid Table 6 Colorful Accent 5" w:uiPriority="51"/>
+    <w:lsdException w:name="Grid Table 7 Colorful Accent 5" w:uiPriority="52"/>
+    <w:lsdException w:name="Grid Table 1 Light Accent 6" w:uiPriority="46"/>
+    <w:lsdException w:name="Grid Table 2 Accent 6" w:uiPriority="47"/>
+    <w:lsdException w:name="Grid Table 3 Accent 6" w:uiPriority="48"/>
+    <w:lsdException w:name="Grid Table 4 Accent 6" w:uiPriority="49"/>
+    <w:lsdException w:name="Grid Table 5 Dark Accent 6" w:uiPriority="50"/>
+    <w:lsdException w:name="Grid Table 6 Colorful Accent 6" w:uiPriority="51"/>
+    <w:lsdException w:name="Grid Table 7 Colorful Accent 6" w:uiPriority="52"/>
+    <w:lsdException w:name="List Table 1 Light" w:uiPriority="46"/>
+    <w:lsdException w:name="List Table 2" w:uiPriority="47"/>
+    <w:lsdException w:name="List Table 3" w:uiPriority="48"/>
+    <w:lsdException w:name="List Table 4" w:uiPriority="49"/>
+    <w:lsdException w:name="List Table 5 Dark" w:uiPriority="50"/>
+    <w:lsdException w:name="List Table 6 Colorful" w:uiPriority="51"/>
+    <w:lsdException w:name="List Table 7 Colorful" w:uiPriority="52"/>
+    <w:lsdException w:name="List Table 1 Light Accent 1" w:uiPriority="46"/>
+    <w:lsdException w:name="List Table 2 Accent 1" w:uiPriority="47"/>
+    <w:lsdException w:name="List Table 3 Accent 1" w:uiPriority="48"/>
+    <w:lsdException w:name="List Table 4 Accent 1" w:uiPriority="49"/>
+    <w:lsdException w:name="List Table 5 Dark Accent 1" w:uiPriority="50"/>
+    <w:lsdException w:name="List Table 6 Colorful Accent 1" w:uiPriority="51"/>
+    <w:lsdException w:name="List Table 7 Colorful Accent 1" w:uiPriority="52"/>
+    <w:lsdException w:name="List Table 1 Light Accent 2" w:uiPriority="46"/>
+    <w:lsdException w:name="List Table 2 Accent 2" w:uiPriority="47"/>
+    <w:lsdException w:name="List Table 3 Accent 2" w:uiPriority="48"/>
+    <w:lsdException w:name="List Table 4 Accent 2" w:uiPriority="49"/>
+    <w:lsdException w:name="List Table 5 Dark Accent 2" w:uiPriority="50"/>
+    <w:lsdException w:name="List Table 6 Colorful Accent 2" w:uiPriority="51"/>
+    <w:lsdException w:name="List Table 7 Colorful Accent 2" w:uiPriority="52"/>
+    <w:lsdException w:name="List Table 1 Light Accent 3" w:uiPriority="46"/>
+    <w:lsdException w:name="List Table 2 Accent 3" w:uiPriority="47"/>
+    <w:lsdException w:name="List Table 3 Accent 3" w:uiPriority="48"/>
+    <w:lsdException w:name="List Table 4 Accent 3" w:uiPriority="49"/>
+    <w:lsdException w:name="List Table 5 Dark Accent 3" w:uiPriority="50"/>
+    <w:lsdException w:name="List Table 6 Colorful Accent 3" w:uiPriority="51"/>
+    <w:lsdException w:name="List Table 7 Colorful Accent 3" w:uiPriority="52"/>
+    <w:lsdException w:name="List Table 1 Light Accent 4" w:uiPriority="46"/>
+    <w:lsdException w:name="List Table 2 Accent 4" w:uiPriority="47"/>
+    <w:lsdException w:name="List Table 3 Accent 4" w:uiPriority="48"/>
+    <w:lsdException w:name="List Table 4 Accent 4" w:uiPriority="49"/>
+    <w:lsdException w:name="List Table 5 Dark Accent 4" w:uiPriority="50"/>
+    <w:lsdException w:name="List Table 6 Colorful Accent 4" w:uiPriority="51"/>
+    <w:lsdException w:name="List Table 7 Colorful Accent 4" w:uiPriority="52"/>
+    <w:lsdException w:name="List Table 1 Light Accent 5" w:uiPriority="46"/>
+    <w:lsdException w:name="List Table 2 Accent 5" w:uiPriority="47"/>
+    <w:lsdException w:name="List Table 3 Accent 5" w:uiPriority="48"/>
+    <w:lsdException w:name="List Table 4 Accent 5" w:uiPriority="49"/>
+    <w:lsdException w:name="List Table 5 Dark Accent 5" w:uiPriority="50"/>
+    <w:lsdException w:name="List Table 6 Colorful Accent 5" w:uiPriority="51"/>
+    <w:lsdException w:name="List Table 7 Colorful Accent 5" w:uiPriority="52"/>
+    <w:lsdException w:name="List Table 1 Light Accent 6" w:uiPriority="46"/>
+    <w:lsdException w:name="List Table 2 Accent 6" w:uiPriority="47"/>
+    <w:lsdException w:name="List Table 3 Accent 6" w:uiPriority="48"/>
+    <w:lsdException w:name="List Table 4 Accent 6" w:uiPriority="49"/>
+    <w:lsdException w:name="List Table 5 Dark Accent 6" w:uiPriority="50"/>
+    <w:lsdException w:name="List Table 6 Colorful Accent 6" w:uiPriority="51"/>
+    <w:lsdException w:name="List Table 7 Colorful Accent 6" w:uiPriority="52"/>
+    <w:lsdException w:name="Mention" w:semiHidden="1" w:unhideWhenUsed="1"/>
+    <w:lsdException w:name="Smart Hyperlink" w:semiHidden="1" w:unhideWhenUsed="1"/>
+    <w:lsdException w:name="Hashtag" w:semiHidden="1" w:unhideWhenUsed="1"/>
+    <w:lsdException w:name="Unresolved Mention" w:semiHidden="1" w:unhideWhenUsed="1"/>
+    <w:lsdException w:name="Smart Link" w:semiHidden="1" w:unhideWhenUsed="1"/>
   </w:latentStyles>
-  <w:style w:type="paragraph" w:default="1" w:styleId="1">
+  <w:style w:type="paragraph" w:default="1" w:styleId="a">
     <w:name w:val="Normal"/>
     <w:qFormat/>
-    <w:uiPriority w:val="0"/>
+    <w:rsid w:val="000F6061"/>
     <w:pPr>
       <w:adjustRightInd w:val="0"/>
       <w:snapToGrid w:val="0"/>
       <w:spacing w:after="200"/>
     </w:pPr>
     <w:rPr>
-      <w:rFonts w:ascii="Tahoma" w:hAnsi="Tahoma" w:eastAsia="微软雅黑" w:cstheme="minorBidi"/>
+      <w:rFonts w:ascii="Tahoma" w:eastAsia="微软雅黑" w:hAnsi="Tahoma"/>
       <w:kern w:val="0"/>
       <w:sz w:val="22"/>
-      <w:szCs w:val="22"/>
-      <w:lang w:val="en-US" w:eastAsia="zh-CN" w:bidi="ar-SA"/>
     </w:rPr>
   </w:style>
   <w:style w:type="paragraph" w:styleId="2">
     <w:name w:val="heading 2"/>
-    <w:basedOn w:val="1"/>
-    <w:next w:val="1"/>
-    <w:link w:val="21"/>
+    <w:basedOn w:val="a"/>
+    <w:next w:val="a"/>
+    <w:link w:val="20"/>
+    <w:uiPriority w:val="9"/>
     <w:unhideWhenUsed/>
     <w:qFormat/>
-    <w:uiPriority w:val="9"/>
+    <w:rsid w:val="00396226"/>
     <w:pPr>
       <w:keepNext/>
       <w:keepLines/>
@@ -4426,7 +5958,7 @@
       <w:outlineLvl w:val="1"/>
     </w:pPr>
     <w:rPr>
-      <w:rFonts w:asciiTheme="majorHAnsi" w:hAnsiTheme="majorHAnsi" w:eastAsiaTheme="majorEastAsia" w:cstheme="majorBidi"/>
+      <w:rFonts w:asciiTheme="majorHAnsi" w:eastAsiaTheme="majorEastAsia" w:hAnsiTheme="majorHAnsi" w:cstheme="majorBidi"/>
       <w:b/>
       <w:bCs/>
       <w:kern w:val="2"/>
@@ -4436,12 +5968,13 @@
   </w:style>
   <w:style w:type="paragraph" w:styleId="3">
     <w:name w:val="heading 3"/>
-    <w:basedOn w:val="1"/>
-    <w:next w:val="1"/>
-    <w:link w:val="26"/>
+    <w:basedOn w:val="a"/>
+    <w:next w:val="a"/>
+    <w:link w:val="30"/>
+    <w:uiPriority w:val="9"/>
     <w:unhideWhenUsed/>
     <w:qFormat/>
-    <w:uiPriority w:val="9"/>
+    <w:rsid w:val="00B1012D"/>
     <w:pPr>
       <w:keepNext/>
       <w:keepLines/>
@@ -4453,7 +5986,7 @@
       <w:outlineLvl w:val="2"/>
     </w:pPr>
     <w:rPr>
-      <w:rFonts w:asciiTheme="minorHAnsi" w:hAnsiTheme="minorHAnsi" w:eastAsiaTheme="minorEastAsia"/>
+      <w:rFonts w:asciiTheme="minorHAnsi" w:eastAsiaTheme="minorEastAsia" w:hAnsiTheme="minorHAnsi"/>
       <w:b/>
       <w:bCs/>
       <w:kern w:val="2"/>
@@ -4463,12 +5996,14 @@
   </w:style>
   <w:style w:type="paragraph" w:styleId="4">
     <w:name w:val="heading 4"/>
-    <w:basedOn w:val="1"/>
-    <w:next w:val="1"/>
-    <w:link w:val="33"/>
+    <w:aliases w:val="第三层条,第四层,(１)黑小三,36标题4,标题 4 Char Char,1.1.1.1,1.1.1.1标题 4,H4,h4,PIM 4,第四层1 Char,第四层1,四级标题,四级,bullet,bl,bb,论文标题 3,论文标题3,四级标题 Char,36标题 4,第三层条1.1,1.1.1.1 标题 4,第三层条1,第三层条2,第三层条3,第三层条4,第三层条5,第三层条6,第三层条7,第三层条8,第三层条9,第三层条10,第三层条11,第三层条12,第三层条13,标题 4-lzg"/>
+    <w:basedOn w:val="a"/>
+    <w:next w:val="a"/>
+    <w:link w:val="40"/>
+    <w:uiPriority w:val="9"/>
     <w:unhideWhenUsed/>
     <w:qFormat/>
-    <w:uiPriority w:val="9"/>
+    <w:rsid w:val="005F2F94"/>
     <w:pPr>
       <w:keepNext/>
       <w:keepLines/>
@@ -4484,18 +6019,19 @@
       <w:kern w:val="2"/>
     </w:rPr>
   </w:style>
-  <w:style w:type="character" w:default="1" w:styleId="13">
+  <w:style w:type="character" w:default="1" w:styleId="a0">
     <w:name w:val="Default Paragraph Font"/>
+    <w:uiPriority w:val="1"/>
     <w:semiHidden/>
     <w:unhideWhenUsed/>
-    <w:uiPriority w:val="1"/>
   </w:style>
-  <w:style w:type="table" w:default="1" w:styleId="11">
+  <w:style w:type="table" w:default="1" w:styleId="a1">
     <w:name w:val="Normal Table"/>
+    <w:uiPriority w:val="99"/>
     <w:semiHidden/>
     <w:unhideWhenUsed/>
-    <w:uiPriority w:val="99"/>
     <w:tblPr>
+      <w:tblInd w:w="0" w:type="dxa"/>
       <w:tblCellMar>
         <w:top w:w="0" w:type="dxa"/>
         <w:left w:w="108" w:type="dxa"/>
@@ -4504,60 +6040,79 @@
       </w:tblCellMar>
     </w:tblPr>
   </w:style>
-  <w:style w:type="paragraph" w:styleId="5">
-    <w:name w:val="caption"/>
-    <w:basedOn w:val="1"/>
-    <w:next w:val="1"/>
+  <w:style w:type="numbering" w:default="1" w:styleId="a2">
+    <w:name w:val="No List"/>
+    <w:uiPriority w:val="99"/>
+    <w:semiHidden/>
     <w:unhideWhenUsed/>
+  </w:style>
+  <w:style w:type="character" w:styleId="a3">
+    <w:name w:val="Strong"/>
+    <w:basedOn w:val="a0"/>
+    <w:uiPriority w:val="22"/>
     <w:qFormat/>
-    <w:uiPriority w:val="35"/>
+    <w:rsid w:val="00285013"/>
     <w:rPr>
-      <w:rFonts w:eastAsia="黑体" w:asciiTheme="majorHAnsi" w:hAnsiTheme="majorHAnsi" w:cstheme="majorBidi"/>
-      <w:sz w:val="20"/>
-      <w:szCs w:val="20"/>
+      <w:b/>
+      <w:bCs/>
     </w:rPr>
   </w:style>
-  <w:style w:type="paragraph" w:styleId="6">
-    <w:name w:val="Balloon Text"/>
-    <w:basedOn w:val="1"/>
-    <w:link w:val="24"/>
-    <w:semiHidden/>
+  <w:style w:type="character" w:customStyle="1" w:styleId="skimlinks-unlinked">
+    <w:name w:val="skimlinks-unlinked"/>
+    <w:basedOn w:val="a0"/>
+    <w:rsid w:val="00285013"/>
+  </w:style>
+  <w:style w:type="character" w:styleId="a4">
+    <w:name w:val="Hyperlink"/>
+    <w:basedOn w:val="a0"/>
+    <w:uiPriority w:val="99"/>
     <w:unhideWhenUsed/>
-    <w:qFormat/>
-    <w:uiPriority w:val="99"/>
+    <w:rsid w:val="00285013"/>
     <w:rPr>
-      <w:sz w:val="18"/>
-      <w:szCs w:val="18"/>
+      <w:color w:val="0563C1" w:themeColor="hyperlink"/>
+      <w:u w:val="single"/>
     </w:rPr>
   </w:style>
-  <w:style w:type="paragraph" w:styleId="7">
-    <w:name w:val="footer"/>
-    <w:basedOn w:val="1"/>
-    <w:link w:val="23"/>
-    <w:unhideWhenUsed/>
+  <w:style w:type="character" w:customStyle="1" w:styleId="apple-converted-space">
+    <w:name w:val="apple-converted-space"/>
+    <w:basedOn w:val="a0"/>
+    <w:rsid w:val="00285013"/>
+  </w:style>
+  <w:style w:type="character" w:styleId="a5">
+    <w:name w:val="Emphasis"/>
+    <w:basedOn w:val="a0"/>
+    <w:uiPriority w:val="20"/>
     <w:qFormat/>
-    <w:uiPriority w:val="99"/>
-    <w:pPr>
-      <w:tabs>
-        <w:tab w:val="center" w:pos="4153"/>
-        <w:tab w:val="right" w:pos="8306"/>
-      </w:tabs>
-    </w:pPr>
+    <w:rsid w:val="00285013"/>
     <w:rPr>
-      <w:sz w:val="18"/>
-      <w:szCs w:val="18"/>
+      <w:i/>
+      <w:iCs/>
     </w:rPr>
   </w:style>
-  <w:style w:type="paragraph" w:styleId="8">
+  <w:style w:type="character" w:customStyle="1" w:styleId="20">
+    <w:name w:val="标题 2 字符"/>
+    <w:basedOn w:val="a0"/>
+    <w:link w:val="2"/>
+    <w:uiPriority w:val="9"/>
+    <w:rsid w:val="00396226"/>
+    <w:rPr>
+      <w:rFonts w:asciiTheme="majorHAnsi" w:eastAsiaTheme="majorEastAsia" w:hAnsiTheme="majorHAnsi" w:cstheme="majorBidi"/>
+      <w:b/>
+      <w:bCs/>
+      <w:sz w:val="32"/>
+      <w:szCs w:val="32"/>
+    </w:rPr>
+  </w:style>
+  <w:style w:type="paragraph" w:styleId="a6">
     <w:name w:val="header"/>
-    <w:basedOn w:val="1"/>
-    <w:link w:val="22"/>
+    <w:basedOn w:val="a"/>
+    <w:link w:val="a7"/>
+    <w:uiPriority w:val="99"/>
     <w:unhideWhenUsed/>
-    <w:qFormat/>
-    <w:uiPriority w:val="99"/>
+    <w:rsid w:val="00F268BE"/>
     <w:pPr>
       <w:pBdr>
-        <w:bottom w:val="single" w:color="auto" w:sz="6" w:space="1"/>
+        <w:bottom w:val="single" w:sz="6" w:space="1" w:color="auto"/>
       </w:pBdr>
       <w:tabs>
         <w:tab w:val="center" w:pos="4153"/>
@@ -4570,182 +6125,144 @@
       <w:szCs w:val="18"/>
     </w:rPr>
   </w:style>
-  <w:style w:type="paragraph" w:styleId="9">
-    <w:name w:val="footnote text"/>
-    <w:basedOn w:val="1"/>
-    <w:link w:val="25"/>
-    <w:semiHidden/>
-    <w:unhideWhenUsed/>
+  <w:style w:type="character" w:customStyle="1" w:styleId="a7">
+    <w:name w:val="页眉 字符"/>
+    <w:basedOn w:val="a0"/>
+    <w:link w:val="a6"/>
     <w:uiPriority w:val="99"/>
+    <w:rsid w:val="00F268BE"/>
     <w:rPr>
       <w:sz w:val="18"/>
       <w:szCs w:val="18"/>
     </w:rPr>
   </w:style>
-  <w:style w:type="paragraph" w:styleId="10">
-    <w:name w:val="Normal (Web)"/>
-    <w:basedOn w:val="1"/>
+  <w:style w:type="paragraph" w:styleId="a8">
+    <w:name w:val="footer"/>
+    <w:basedOn w:val="a"/>
+    <w:link w:val="a9"/>
+    <w:uiPriority w:val="99"/>
     <w:unhideWhenUsed/>
-    <w:uiPriority w:val="99"/>
+    <w:rsid w:val="00F268BE"/>
     <w:pPr>
-      <w:spacing w:before="100" w:beforeAutospacing="1" w:after="100" w:afterAutospacing="1"/>
+      <w:tabs>
+        <w:tab w:val="center" w:pos="4153"/>
+        <w:tab w:val="right" w:pos="8306"/>
+      </w:tabs>
     </w:pPr>
-    <w:rPr>
-      <w:rFonts w:ascii="宋体" w:hAnsi="宋体" w:eastAsia="宋体" w:cs="宋体"/>
-      <w:sz w:val="24"/>
-      <w:szCs w:val="24"/>
-    </w:rPr>
-  </w:style>
-  <w:style w:type="table" w:styleId="12">
-    <w:name w:val="Table Grid"/>
-    <w:basedOn w:val="11"/>
-    <w:uiPriority w:val="39"/>
-    <w:tblPr>
-      <w:tblBorders>
-        <w:top w:val="single" w:color="auto" w:sz="4" w:space="0"/>
-        <w:left w:val="single" w:color="auto" w:sz="4" w:space="0"/>
-        <w:bottom w:val="single" w:color="auto" w:sz="4" w:space="0"/>
-        <w:right w:val="single" w:color="auto" w:sz="4" w:space="0"/>
-        <w:insideH w:val="single" w:color="auto" w:sz="4" w:space="0"/>
-        <w:insideV w:val="single" w:color="auto" w:sz="4" w:space="0"/>
-      </w:tblBorders>
-    </w:tblPr>
-  </w:style>
-  <w:style w:type="character" w:styleId="14">
-    <w:name w:val="Strong"/>
-    <w:basedOn w:val="13"/>
-    <w:qFormat/>
-    <w:uiPriority w:val="22"/>
-    <w:rPr>
-      <w:b/>
-      <w:bCs/>
-    </w:rPr>
-  </w:style>
-  <w:style w:type="character" w:styleId="15">
-    <w:name w:val="FollowedHyperlink"/>
-    <w:basedOn w:val="13"/>
-    <w:semiHidden/>
-    <w:unhideWhenUsed/>
-    <w:uiPriority w:val="99"/>
-    <w:rPr>
-      <w:color w:val="954F72" w:themeColor="followedHyperlink"/>
-      <w:u w:val="single"/>
-      <w14:textFill>
-        <w14:solidFill>
-          <w14:schemeClr w14:val="folHlink"/>
-        </w14:solidFill>
-      </w14:textFill>
-    </w:rPr>
-  </w:style>
-  <w:style w:type="character" w:styleId="16">
-    <w:name w:val="Emphasis"/>
-    <w:basedOn w:val="13"/>
-    <w:qFormat/>
-    <w:uiPriority w:val="20"/>
-    <w:rPr>
-      <w:i/>
-      <w:iCs/>
-    </w:rPr>
-  </w:style>
-  <w:style w:type="character" w:styleId="17">
-    <w:name w:val="Hyperlink"/>
-    <w:basedOn w:val="13"/>
-    <w:unhideWhenUsed/>
-    <w:uiPriority w:val="99"/>
-    <w:rPr>
-      <w:color w:val="0563C1" w:themeColor="hyperlink"/>
-      <w:u w:val="single"/>
-      <w14:textFill>
-        <w14:solidFill>
-          <w14:schemeClr w14:val="hlink"/>
-        </w14:solidFill>
-      </w14:textFill>
-    </w:rPr>
-  </w:style>
-  <w:style w:type="character" w:styleId="18">
-    <w:name w:val="footnote reference"/>
-    <w:basedOn w:val="13"/>
-    <w:semiHidden/>
-    <w:unhideWhenUsed/>
-    <w:uiPriority w:val="99"/>
-    <w:rPr>
-      <w:vertAlign w:val="superscript"/>
-    </w:rPr>
-  </w:style>
-  <w:style w:type="character" w:customStyle="1" w:styleId="19">
-    <w:name w:val="skimlinks-unlinked"/>
-    <w:basedOn w:val="13"/>
-    <w:qFormat/>
-    <w:uiPriority w:val="0"/>
-  </w:style>
-  <w:style w:type="character" w:customStyle="1" w:styleId="20">
-    <w:name w:val="apple-converted-space"/>
-    <w:basedOn w:val="13"/>
-    <w:qFormat/>
-    <w:uiPriority w:val="0"/>
-  </w:style>
-  <w:style w:type="character" w:customStyle="1" w:styleId="21">
-    <w:name w:val="标题 2 字符"/>
-    <w:basedOn w:val="13"/>
-    <w:link w:val="2"/>
-    <w:uiPriority w:val="9"/>
-    <w:rPr>
-      <w:rFonts w:asciiTheme="majorHAnsi" w:hAnsiTheme="majorHAnsi" w:eastAsiaTheme="majorEastAsia" w:cstheme="majorBidi"/>
-      <w:b/>
-      <w:bCs/>
-      <w:sz w:val="32"/>
-      <w:szCs w:val="32"/>
-    </w:rPr>
-  </w:style>
-  <w:style w:type="character" w:customStyle="1" w:styleId="22">
-    <w:name w:val="页眉 字符"/>
-    <w:basedOn w:val="13"/>
-    <w:link w:val="8"/>
-    <w:qFormat/>
-    <w:uiPriority w:val="99"/>
     <w:rPr>
       <w:sz w:val="18"/>
       <w:szCs w:val="18"/>
     </w:rPr>
   </w:style>
-  <w:style w:type="character" w:customStyle="1" w:styleId="23">
+  <w:style w:type="character" w:customStyle="1" w:styleId="a9">
     <w:name w:val="页脚 字符"/>
-    <w:basedOn w:val="13"/>
-    <w:link w:val="7"/>
-    <w:qFormat/>
+    <w:basedOn w:val="a0"/>
+    <w:link w:val="a8"/>
     <w:uiPriority w:val="99"/>
+    <w:rsid w:val="00F268BE"/>
     <w:rPr>
       <w:sz w:val="18"/>
       <w:szCs w:val="18"/>
     </w:rPr>
   </w:style>
-  <w:style w:type="character" w:customStyle="1" w:styleId="24">
-    <w:name w:val="批注框文本 字符"/>
-    <w:basedOn w:val="13"/>
-    <w:link w:val="6"/>
+  <w:style w:type="paragraph" w:styleId="aa">
+    <w:name w:val="Balloon Text"/>
+    <w:basedOn w:val="a"/>
+    <w:link w:val="ab"/>
+    <w:uiPriority w:val="99"/>
     <w:semiHidden/>
-    <w:uiPriority w:val="99"/>
+    <w:unhideWhenUsed/>
+    <w:rsid w:val="00C91888"/>
     <w:rPr>
       <w:sz w:val="18"/>
       <w:szCs w:val="18"/>
     </w:rPr>
   </w:style>
-  <w:style w:type="character" w:customStyle="1" w:styleId="25">
-    <w:name w:val="脚注文本 字符"/>
-    <w:basedOn w:val="13"/>
-    <w:link w:val="9"/>
+  <w:style w:type="character" w:customStyle="1" w:styleId="ab">
+    <w:name w:val="批注框文本 字符"/>
+    <w:basedOn w:val="a0"/>
+    <w:link w:val="aa"/>
+    <w:uiPriority w:val="99"/>
     <w:semiHidden/>
-    <w:uiPriority w:val="99"/>
+    <w:rsid w:val="00C91888"/>
     <w:rPr>
       <w:sz w:val="18"/>
       <w:szCs w:val="18"/>
     </w:rPr>
   </w:style>
-  <w:style w:type="character" w:customStyle="1" w:styleId="26">
+  <w:style w:type="paragraph" w:styleId="ac">
+    <w:name w:val="footnote text"/>
+    <w:basedOn w:val="a"/>
+    <w:link w:val="ad"/>
+    <w:uiPriority w:val="99"/>
+    <w:semiHidden/>
+    <w:unhideWhenUsed/>
+    <w:rsid w:val="00C91888"/>
+    <w:rPr>
+      <w:sz w:val="18"/>
+      <w:szCs w:val="18"/>
+    </w:rPr>
+  </w:style>
+  <w:style w:type="character" w:customStyle="1" w:styleId="ad">
+    <w:name w:val="脚注文本 字符"/>
+    <w:basedOn w:val="a0"/>
+    <w:link w:val="ac"/>
+    <w:uiPriority w:val="99"/>
+    <w:semiHidden/>
+    <w:rsid w:val="00C91888"/>
+    <w:rPr>
+      <w:sz w:val="18"/>
+      <w:szCs w:val="18"/>
+    </w:rPr>
+  </w:style>
+  <w:style w:type="character" w:styleId="ae">
+    <w:name w:val="footnote reference"/>
+    <w:basedOn w:val="a0"/>
+    <w:uiPriority w:val="99"/>
+    <w:semiHidden/>
+    <w:unhideWhenUsed/>
+    <w:rsid w:val="00C91888"/>
+    <w:rPr>
+      <w:vertAlign w:val="superscript"/>
+    </w:rPr>
+  </w:style>
+  <w:style w:type="table" w:styleId="af">
+    <w:name w:val="Table Grid"/>
+    <w:basedOn w:val="a1"/>
+    <w:uiPriority w:val="39"/>
+    <w:rsid w:val="006D31D0"/>
+    <w:tblPr>
+      <w:tblBorders>
+        <w:top w:val="single" w:sz="4" w:space="0" w:color="auto"/>
+        <w:left w:val="single" w:sz="4" w:space="0" w:color="auto"/>
+        <w:bottom w:val="single" w:sz="4" w:space="0" w:color="auto"/>
+        <w:right w:val="single" w:sz="4" w:space="0" w:color="auto"/>
+        <w:insideH w:val="single" w:sz="4" w:space="0" w:color="auto"/>
+        <w:insideV w:val="single" w:sz="4" w:space="0" w:color="auto"/>
+      </w:tblBorders>
+    </w:tblPr>
+  </w:style>
+  <w:style w:type="paragraph" w:styleId="af0">
+    <w:name w:val="Normal (Web)"/>
+    <w:basedOn w:val="a"/>
+    <w:uiPriority w:val="99"/>
+    <w:unhideWhenUsed/>
+    <w:rsid w:val="00B74258"/>
+    <w:pPr>
+      <w:spacing w:before="100" w:beforeAutospacing="1" w:after="100" w:afterAutospacing="1"/>
+    </w:pPr>
+    <w:rPr>
+      <w:rFonts w:ascii="宋体" w:eastAsia="宋体" w:hAnsi="宋体" w:cs="宋体"/>
+      <w:sz w:val="24"/>
+      <w:szCs w:val="24"/>
+    </w:rPr>
+  </w:style>
+  <w:style w:type="character" w:customStyle="1" w:styleId="30">
     <w:name w:val="标题 3 字符"/>
-    <w:basedOn w:val="13"/>
+    <w:basedOn w:val="a0"/>
     <w:link w:val="3"/>
     <w:uiPriority w:val="9"/>
+    <w:rsid w:val="00B1012D"/>
     <w:rPr>
       <w:b/>
       <w:bCs/>
@@ -4753,78 +6270,111 @@
       <w:szCs w:val="28"/>
     </w:rPr>
   </w:style>
-  <w:style w:type="paragraph" w:styleId="27">
+  <w:style w:type="paragraph" w:styleId="af1">
     <w:name w:val="List Paragraph"/>
-    <w:basedOn w:val="1"/>
+    <w:basedOn w:val="a"/>
+    <w:uiPriority w:val="34"/>
     <w:qFormat/>
-    <w:uiPriority w:val="34"/>
+    <w:rsid w:val="00806A12"/>
     <w:pPr>
-      <w:ind w:firstLine="420" w:firstLineChars="200"/>
+      <w:ind w:firstLineChars="200" w:firstLine="420"/>
     </w:pPr>
   </w:style>
-  <w:style w:type="character" w:customStyle="1" w:styleId="28">
-    <w:name w:val="未处理的提及1"/>
-    <w:basedOn w:val="13"/>
+  <w:style w:type="paragraph" w:styleId="af2">
+    <w:name w:val="caption"/>
+    <w:basedOn w:val="a"/>
+    <w:next w:val="a"/>
+    <w:uiPriority w:val="35"/>
+    <w:unhideWhenUsed/>
+    <w:qFormat/>
+    <w:rsid w:val="006F19DE"/>
+    <w:rPr>
+      <w:rFonts w:asciiTheme="majorHAnsi" w:eastAsia="黑体" w:hAnsiTheme="majorHAnsi" w:cstheme="majorBidi"/>
+      <w:sz w:val="20"/>
+      <w:szCs w:val="20"/>
+    </w:rPr>
+  </w:style>
+  <w:style w:type="character" w:styleId="af3">
+    <w:name w:val="FollowedHyperlink"/>
+    <w:basedOn w:val="a0"/>
+    <w:uiPriority w:val="99"/>
     <w:semiHidden/>
     <w:unhideWhenUsed/>
+    <w:rsid w:val="00303FB3"/>
+    <w:rPr>
+      <w:color w:val="954F72" w:themeColor="followedHyperlink"/>
+      <w:u w:val="single"/>
+    </w:rPr>
+  </w:style>
+  <w:style w:type="character" w:customStyle="1" w:styleId="1">
+    <w:name w:val="未处理的提及1"/>
+    <w:basedOn w:val="a0"/>
     <w:uiPriority w:val="99"/>
+    <w:semiHidden/>
+    <w:unhideWhenUsed/>
+    <w:rsid w:val="00FB2241"/>
     <w:rPr>
       <w:color w:val="605E5C"/>
       <w:shd w:val="clear" w:color="auto" w:fill="E1DFDD"/>
     </w:rPr>
   </w:style>
-  <w:style w:type="character" w:customStyle="1" w:styleId="29">
+  <w:style w:type="character" w:customStyle="1" w:styleId="21">
     <w:name w:val="未处理的提及2"/>
-    <w:basedOn w:val="13"/>
+    <w:basedOn w:val="a0"/>
+    <w:uiPriority w:val="99"/>
     <w:semiHidden/>
     <w:unhideWhenUsed/>
-    <w:uiPriority w:val="99"/>
-    <w:rPr>
-      <w:color w:val="605E5C"/>
-      <w:shd w:val="clear" w:color="auto" w:fill="E1DFDD"/>
-    </w:rPr>
-  </w:style>
-  <w:style w:type="character" w:customStyle="1" w:styleId="30">
-    <w:name w:val="未处理的提及3"/>
-    <w:basedOn w:val="13"/>
-    <w:semiHidden/>
-    <w:unhideWhenUsed/>
-    <w:uiPriority w:val="99"/>
+    <w:rsid w:val="0031762F"/>
     <w:rPr>
       <w:color w:val="605E5C"/>
       <w:shd w:val="clear" w:color="auto" w:fill="E1DFDD"/>
     </w:rPr>
   </w:style>
   <w:style w:type="character" w:customStyle="1" w:styleId="31">
-    <w:name w:val="未处理的提及4"/>
-    <w:basedOn w:val="13"/>
+    <w:name w:val="未处理的提及3"/>
+    <w:basedOn w:val="a0"/>
+    <w:uiPriority w:val="99"/>
     <w:semiHidden/>
     <w:unhideWhenUsed/>
-    <w:qFormat/>
-    <w:uiPriority w:val="99"/>
+    <w:rsid w:val="004201D1"/>
     <w:rPr>
       <w:color w:val="605E5C"/>
       <w:shd w:val="clear" w:color="auto" w:fill="E1DFDD"/>
     </w:rPr>
   </w:style>
-  <w:style w:type="character" w:customStyle="1" w:styleId="32">
-    <w:name w:val="Unresolved Mention"/>
-    <w:basedOn w:val="13"/>
+  <w:style w:type="character" w:customStyle="1" w:styleId="41">
+    <w:name w:val="未处理的提及4"/>
+    <w:basedOn w:val="a0"/>
+    <w:uiPriority w:val="99"/>
     <w:semiHidden/>
     <w:unhideWhenUsed/>
-    <w:uiPriority w:val="99"/>
+    <w:rsid w:val="005424A6"/>
     <w:rPr>
       <w:color w:val="605E5C"/>
       <w:shd w:val="clear" w:color="auto" w:fill="E1DFDD"/>
     </w:rPr>
   </w:style>
-  <w:style w:type="character" w:customStyle="1" w:styleId="33">
+  <w:style w:type="character" w:styleId="af4">
+    <w:name w:val="Unresolved Mention"/>
+    <w:basedOn w:val="a0"/>
+    <w:uiPriority w:val="99"/>
+    <w:semiHidden/>
+    <w:unhideWhenUsed/>
+    <w:rsid w:val="00673A28"/>
+    <w:rPr>
+      <w:color w:val="605E5C"/>
+      <w:shd w:val="clear" w:color="auto" w:fill="E1DFDD"/>
+    </w:rPr>
+  </w:style>
+  <w:style w:type="character" w:customStyle="1" w:styleId="40">
     <w:name w:val="标题 4 字符"/>
-    <w:basedOn w:val="13"/>
+    <w:aliases w:val="第三层条 字符,第四层 字符,(１)黑小三 字符,36标题4 字符,标题 4 Char Char 字符,1.1.1.1 字符,1.1.1.1标题 4 字符,H4 字符,h4 字符,PIM 4 字符,第四层1 Char 字符,第四层1 字符,四级标题 字符,四级 字符,bullet 字符,bl 字符,bb 字符,论文标题 3 字符,论文标题3 字符,四级标题 Char 字符,36标题 4 字符,第三层条1.1 字符,1.1.1.1 标题 4 字符,第三层条1 字符,第三层条2 字符"/>
+    <w:basedOn w:val="a0"/>
     <w:link w:val="4"/>
     <w:uiPriority w:val="9"/>
+    <w:rsid w:val="005F2F94"/>
     <w:rPr>
-      <w:rFonts w:ascii="微软雅黑" w:hAnsi="微软雅黑" w:eastAsia="微软雅黑" w:cstheme="majorBidi"/>
+      <w:rFonts w:ascii="微软雅黑" w:eastAsia="微软雅黑" w:hAnsi="微软雅黑" w:cstheme="majorBidi"/>
       <w:b/>
       <w:sz w:val="22"/>
     </w:rPr>
@@ -5084,6 +6634,12 @@
     </a:fmtScheme>
   </a:themeElements>
   <a:objectDefaults/>
+  <a:extraClrSchemeLst/>
+  <a:extLst>
+    <a:ext uri="{05A4C25C-085E-4340-85A3-A5531E510DB2}">
+      <thm15:themeFamily xmlns:thm15="http://schemas.microsoft.com/office/thememl/2012/main" name="Office Theme" id="{62F939B6-93AF-4DB8-9C6B-D6C7DFDC589F}" vid="{4A3C46E8-61CC-4603-A589-7422A47A8E4A}"/>
+    </a:ext>
+  </a:extLst>
 </a:theme>
 </file>
 
@@ -5093,6 +6649,8 @@
 
 <file path=customXml/itemProps1.xml><?xml version="1.0" encoding="utf-8"?>
 <ds:datastoreItem xmlns:ds="http://schemas.openxmlformats.org/officeDocument/2006/customXml" ds:itemID="{DDF1A78E-C4A7-484E-9D69-F91F718B7FD6}">
-  <ds:schemaRefs/>
+  <ds:schemaRefs>
+    <ds:schemaRef ds:uri="http://schemas.openxmlformats.org/officeDocument/2006/bibliography"/>
+  </ds:schemaRefs>
 </ds:datastoreItem>
 </file>
--- a/插件详细手册/7.行走图/关于行走图优化核心.docx
+++ b/插件详细手册/7.行走图/关于行走图优化核心.docx
@@ -437,22 +437,12 @@
           <w:rFonts w:hint="eastAsia"/>
         </w:rPr>
       </w:pPr>
-      <w:bookmarkStart w:id="0" w:name="_图片碰撞体"/>
-      <w:bookmarkStart w:id="1" w:name="_行走图碰撞体"/>
-      <w:bookmarkEnd w:id="0"/>
-      <w:bookmarkEnd w:id="1"/>
       <w:r>
         <w:rPr>
           <w:rFonts w:hint="eastAsia"/>
         </w:rPr>
         <w:lastRenderedPageBreak/>
-        <w:t>行走图</w:t>
-      </w:r>
-      <w:r>
-        <w:rPr>
-          <w:rFonts w:hint="eastAsia"/>
-        </w:rPr>
-        <w:t>碰撞体</w:t>
+        <w:t>行走图属性</w:t>
       </w:r>
     </w:p>
     <w:p>
@@ -466,7 +456,7 @@
         <w:rPr>
           <w:rFonts w:hint="eastAsia"/>
         </w:rPr>
-        <w:t>定义</w:t>
+        <w:t>帧数</w:t>
       </w:r>
     </w:p>
     <w:p>
@@ -479,224 +469,116 @@
           <w:b/>
           <w:bCs/>
         </w:rPr>
-        <w:t>碰撞体：</w:t>
-      </w:r>
-      <w:r>
-        <w:rPr>
-          <w:rFonts w:hint="eastAsia"/>
-        </w:rPr>
-        <w:t>是指游戏中用于模拟碰撞检测的多边形。</w:t>
-      </w:r>
-    </w:p>
-    <w:p>
-      <w:pPr>
-        <w:spacing w:after="0"/>
-      </w:pPr>
-      <w:r>
-        <w:rPr>
-          <w:rFonts w:hint="eastAsia"/>
-        </w:rPr>
-        <w:t>（你可以百度搜索“碰撞体”，这里只是一个</w:t>
-      </w:r>
-      <w:r>
-        <w:rPr>
-          <w:rFonts w:hint="eastAsia"/>
-        </w:rPr>
-        <w:t>2d</w:t>
-      </w:r>
-      <w:r>
-        <w:rPr>
-          <w:rFonts w:hint="eastAsia"/>
-        </w:rPr>
-        <w:t>多边形检测用的对象）</w:t>
-      </w:r>
-    </w:p>
-    <w:p>
-      <w:pPr>
-        <w:spacing w:after="0"/>
-      </w:pPr>
-    </w:p>
-    <w:p>
-      <w:pPr>
-        <w:spacing w:after="0"/>
-      </w:pPr>
-      <w:r>
-        <w:rPr>
-          <w:rFonts w:hint="eastAsia"/>
-          <w:b/>
-          <w:bCs/>
-        </w:rPr>
-        <w:t>矩形</w:t>
-      </w:r>
-      <w:r>
-        <w:rPr>
-          <w:rFonts w:hint="eastAsia"/>
-          <w:b/>
-          <w:bCs/>
-        </w:rPr>
-        <w:t>碰撞体：</w:t>
-      </w:r>
-      <w:r>
-        <w:rPr>
-          <w:rFonts w:hint="eastAsia"/>
-        </w:rPr>
-        <w:t>是指设置资源后，系统自动根据</w:t>
-      </w:r>
-      <w:r>
-        <w:rPr>
-          <w:rFonts w:hint="eastAsia"/>
-        </w:rPr>
-        <w:t xml:space="preserve"> </w:t>
-      </w:r>
-      <w:r>
-        <w:rPr>
-          <w:rFonts w:hint="eastAsia"/>
-        </w:rPr>
-        <w:t>资源大小</w:t>
-      </w:r>
-      <w:r>
-        <w:rPr>
-          <w:rFonts w:hint="eastAsia"/>
-        </w:rPr>
-        <w:t>+</w:t>
-      </w:r>
-      <w:r>
-        <w:rPr>
-          <w:rFonts w:hint="eastAsia"/>
-        </w:rPr>
-        <w:t>贴图变换</w:t>
-      </w:r>
-      <w:r>
-        <w:rPr>
-          <w:rFonts w:hint="eastAsia"/>
-        </w:rPr>
-        <w:t xml:space="preserve"> </w:t>
-      </w:r>
-      <w:r>
-        <w:rPr>
-          <w:rFonts w:hint="eastAsia"/>
-        </w:rPr>
-        <w:t>来确定的碰撞体。</w:t>
-      </w:r>
-    </w:p>
-    <w:p>
-      <w:pPr>
-        <w:spacing w:after="0"/>
-      </w:pPr>
-      <w:r>
-        <w:rPr>
-          <w:rFonts w:hint="eastAsia"/>
-        </w:rPr>
-        <w:t>目前常用于检测鼠标是否接触到</w:t>
-      </w:r>
-      <w:r>
-        <w:rPr>
-          <w:rFonts w:hint="eastAsia"/>
-        </w:rPr>
-        <w:t>行走图</w:t>
-      </w:r>
-      <w:r>
-        <w:rPr>
-          <w:rFonts w:hint="eastAsia"/>
-        </w:rPr>
-        <w:t>。</w:t>
-      </w:r>
-    </w:p>
-    <w:p>
-      <w:pPr>
-        <w:spacing w:after="0"/>
-      </w:pPr>
-    </w:p>
-    <w:p>
-      <w:pPr>
-        <w:pStyle w:val="3"/>
-        <w:rPr>
-          <w:rFonts w:hint="eastAsia"/>
-        </w:rPr>
-      </w:pPr>
-      <w:r>
-        <w:rPr>
-          <w:rFonts w:hint="eastAsia"/>
-        </w:rPr>
-        <w:t>查看方法</w:t>
-      </w:r>
-    </w:p>
-    <w:p>
-      <w:pPr>
-        <w:spacing w:after="0"/>
-      </w:pPr>
-      <w:r>
-        <w:rPr>
-          <w:rFonts w:hint="eastAsia"/>
-        </w:rPr>
-        <w:t>核心中提供了</w:t>
-      </w:r>
-      <w:r>
-        <w:rPr>
-          <w:rFonts w:hint="eastAsia"/>
-        </w:rPr>
-        <w:t xml:space="preserve"> </w:t>
-      </w:r>
-      <w:r>
-        <w:rPr>
-          <w:rFonts w:hint="eastAsia"/>
-        </w:rPr>
-        <w:t>行走图</w:t>
-      </w:r>
-      <w:r>
-        <w:rPr>
-          <w:rFonts w:hint="eastAsia"/>
-        </w:rPr>
-        <w:t>碰撞体</w:t>
-      </w:r>
-      <w:r>
-        <w:rPr>
-          <w:rFonts w:hint="eastAsia"/>
-        </w:rPr>
-        <w:t xml:space="preserve"> </w:t>
-      </w:r>
-      <w:r>
-        <w:rPr>
-          <w:rFonts w:hint="eastAsia"/>
-        </w:rPr>
-        <w:t>的显示。</w:t>
-      </w:r>
-    </w:p>
-    <w:p>
-      <w:pPr>
-        <w:spacing w:after="0"/>
-      </w:pPr>
-      <w:r>
-        <w:rPr>
-          <w:rFonts w:hint="eastAsia"/>
-        </w:rPr>
-        <w:t>使用下面插件指令能显示碰撞体：</w:t>
-      </w:r>
-    </w:p>
-    <w:p>
-      <w:pPr>
-        <w:adjustRightInd/>
+        <w:t>帧数：</w:t>
+      </w:r>
+      <w:r>
+        <w:rPr>
+          <w:rFonts w:hint="eastAsia"/>
+        </w:rPr>
+        <w:t>指行走图播放行走动画的帧数。</w:t>
+      </w:r>
+    </w:p>
+    <w:p>
+      <w:pPr>
+        <w:spacing w:after="0"/>
+      </w:pPr>
+      <w:r>
+        <w:rPr>
+          <w:rFonts w:hint="eastAsia"/>
+        </w:rPr>
+        <w:t>以</w:t>
+      </w:r>
+      <w:proofErr w:type="gramStart"/>
+      <w:r>
+        <w:rPr>
+          <w:rFonts w:hint="eastAsia"/>
+        </w:rPr>
+        <w:t>单行走图为例</w:t>
+      </w:r>
+      <w:proofErr w:type="gramEnd"/>
+      <w:r>
+        <w:rPr>
+          <w:rFonts w:hint="eastAsia"/>
+        </w:rPr>
+        <w:t>，</w:t>
+      </w:r>
+      <w:proofErr w:type="gramStart"/>
+      <w:r>
+        <w:rPr>
+          <w:rFonts w:hint="eastAsia"/>
+        </w:rPr>
+        <w:t>单行走图一共</w:t>
+      </w:r>
+      <w:proofErr w:type="gramEnd"/>
+      <w:r>
+        <w:rPr>
+          <w:rFonts w:hint="eastAsia"/>
+        </w:rPr>
+        <w:t>有</w:t>
+      </w:r>
+      <w:r>
+        <w:rPr>
+          <w:rFonts w:hint="eastAsia"/>
+        </w:rPr>
+        <w:t>3x4=12</w:t>
+      </w:r>
+      <w:r>
+        <w:rPr>
+          <w:rFonts w:hint="eastAsia"/>
+        </w:rPr>
+        <w:t>个等分，横向的</w:t>
+      </w:r>
+      <w:r>
+        <w:rPr>
+          <w:rFonts w:hint="eastAsia"/>
+        </w:rPr>
+        <w:t>3</w:t>
+      </w:r>
+      <w:r>
+        <w:rPr>
+          <w:rFonts w:hint="eastAsia"/>
+        </w:rPr>
+        <w:t>列为帧数。</w:t>
+      </w:r>
+    </w:p>
+    <w:p>
+      <w:pPr>
+        <w:spacing w:after="0"/>
+      </w:pPr>
+      <w:r>
+        <w:rPr>
+          <w:rFonts w:hint="eastAsia"/>
+        </w:rPr>
+        <w:t>并且第</w:t>
+      </w:r>
+      <w:r>
+        <w:rPr>
+          <w:rFonts w:hint="eastAsia"/>
+        </w:rPr>
+        <w:t>2</w:t>
+      </w:r>
+      <w:r>
+        <w:rPr>
+          <w:rFonts w:hint="eastAsia"/>
+        </w:rPr>
+        <w:t>帧为初始帧。</w:t>
+      </w:r>
+    </w:p>
+    <w:p>
+      <w:pPr>
         <w:snapToGrid/>
         <w:spacing w:after="0"/>
         <w:jc w:val="center"/>
-        <w:rPr>
-          <w:rFonts w:ascii="宋体" w:eastAsia="宋体" w:hAnsi="宋体" w:cs="宋体" w:hint="eastAsia"/>
-          <w:sz w:val="24"/>
-          <w:szCs w:val="24"/>
-        </w:rPr>
-      </w:pPr>
-      <w:r>
-        <w:rPr>
-          <w:rFonts w:ascii="宋体" w:eastAsia="宋体" w:hAnsi="宋体" w:cs="宋体"/>
+      </w:pPr>
+      <w:r>
+        <w:rPr>
           <w:noProof/>
-          <w:sz w:val="24"/>
-          <w:szCs w:val="24"/>
         </w:rPr>
         <w:drawing>
-          <wp:inline distT="0" distB="0" distL="0" distR="0" wp14:anchorId="293E68B9" wp14:editId="44CC7923">
-            <wp:extent cx="4351020" cy="457200"/>
+          <wp:inline distT="0" distB="0" distL="0" distR="0" wp14:anchorId="5A79B0A6" wp14:editId="097AA8F3">
+            <wp:extent cx="1371600" cy="1828800"/>
             <wp:effectExtent l="0" t="0" r="0" b="0"/>
-            <wp:docPr id="762098093" name="图片 3"/>
+            <wp:docPr id="1121006636" name="图片 2"/>
             <wp:cNvGraphicFramePr>
               <a:graphicFrameLocks xmlns:a="http://schemas.openxmlformats.org/drawingml/2006/main" noChangeAspect="1"/>
             </wp:cNvGraphicFramePr>
@@ -704,13 +586,1797 @@
               <a:graphicData uri="http://schemas.openxmlformats.org/drawingml/2006/picture">
                 <pic:pic xmlns:pic="http://schemas.openxmlformats.org/drawingml/2006/picture">
                   <pic:nvPicPr>
-                    <pic:cNvPr id="0" name="Picture 8"/>
+                    <pic:cNvPr id="0" name="Picture 1"/>
                     <pic:cNvPicPr>
                       <a:picLocks noChangeAspect="1" noChangeArrowheads="1"/>
                     </pic:cNvPicPr>
                   </pic:nvPicPr>
                   <pic:blipFill>
                     <a:blip r:embed="rId7">
+                      <a:extLst>
+                        <a:ext uri="{28A0092B-C50C-407E-A947-70E740481C1C}">
+                          <a14:useLocalDpi xmlns:a14="http://schemas.microsoft.com/office/drawing/2010/main" val="0"/>
+                        </a:ext>
+                      </a:extLst>
+                    </a:blip>
+                    <a:srcRect/>
+                    <a:stretch>
+                      <a:fillRect/>
+                    </a:stretch>
+                  </pic:blipFill>
+                  <pic:spPr bwMode="auto">
+                    <a:xfrm>
+                      <a:off x="0" y="0"/>
+                      <a:ext cx="1371600" cy="1828800"/>
+                    </a:xfrm>
+                    <a:prstGeom prst="rect">
+                      <a:avLst/>
+                    </a:prstGeom>
+                    <a:noFill/>
+                    <a:ln>
+                      <a:noFill/>
+                    </a:ln>
+                  </pic:spPr>
+                </pic:pic>
+              </a:graphicData>
+            </a:graphic>
+          </wp:inline>
+        </w:drawing>
+      </w:r>
+      <w:r>
+        <w:rPr>
+          <w:noProof/>
+        </w:rPr>
+        <w:drawing>
+          <wp:inline distT="0" distB="0" distL="0" distR="0" wp14:anchorId="41B0212F" wp14:editId="1CF5D6AD">
+            <wp:extent cx="1357313" cy="1809750"/>
+            <wp:effectExtent l="19050" t="19050" r="14605" b="19050"/>
+            <wp:docPr id="323880645" name="图片 3"/>
+            <wp:cNvGraphicFramePr>
+              <a:graphicFrameLocks xmlns:a="http://schemas.openxmlformats.org/drawingml/2006/main" noChangeAspect="1"/>
+            </wp:cNvGraphicFramePr>
+            <a:graphic xmlns:a="http://schemas.openxmlformats.org/drawingml/2006/main">
+              <a:graphicData uri="http://schemas.openxmlformats.org/drawingml/2006/picture">
+                <pic:pic xmlns:pic="http://schemas.openxmlformats.org/drawingml/2006/picture">
+                  <pic:nvPicPr>
+                    <pic:cNvPr id="0" name="Picture 3"/>
+                    <pic:cNvPicPr>
+                      <a:picLocks noChangeAspect="1" noChangeArrowheads="1"/>
+                    </pic:cNvPicPr>
+                  </pic:nvPicPr>
+                  <pic:blipFill>
+                    <a:blip r:embed="rId8">
+                      <a:extLst>
+                        <a:ext uri="{28A0092B-C50C-407E-A947-70E740481C1C}">
+                          <a14:useLocalDpi xmlns:a14="http://schemas.microsoft.com/office/drawing/2010/main" val="0"/>
+                        </a:ext>
+                      </a:extLst>
+                    </a:blip>
+                    <a:srcRect/>
+                    <a:stretch>
+                      <a:fillRect/>
+                    </a:stretch>
+                  </pic:blipFill>
+                  <pic:spPr bwMode="auto">
+                    <a:xfrm>
+                      <a:off x="0" y="0"/>
+                      <a:ext cx="1358585" cy="1811446"/>
+                    </a:xfrm>
+                    <a:prstGeom prst="rect">
+                      <a:avLst/>
+                    </a:prstGeom>
+                    <a:noFill/>
+                    <a:ln w="9525">
+                      <a:solidFill>
+                        <a:schemeClr val="tx1"/>
+                      </a:solidFill>
+                    </a:ln>
+                  </pic:spPr>
+                </pic:pic>
+              </a:graphicData>
+            </a:graphic>
+          </wp:inline>
+        </w:drawing>
+      </w:r>
+    </w:p>
+    <w:p>
+      <w:pPr>
+        <w:spacing w:after="0"/>
+      </w:pPr>
+      <w:r>
+        <w:rPr>
+          <w:rFonts w:hint="eastAsia"/>
+        </w:rPr>
+        <w:t>使用插件</w:t>
+      </w:r>
+      <w:r>
+        <w:rPr>
+          <w:rFonts w:hint="eastAsia"/>
+        </w:rPr>
+        <w:t xml:space="preserve"> </w:t>
+      </w:r>
+      <w:r>
+        <w:rPr>
+          <w:rFonts w:hint="eastAsia"/>
+        </w:rPr>
+        <w:t>多帧行走图</w:t>
+      </w:r>
+      <w:r>
+        <w:rPr>
+          <w:rFonts w:hint="eastAsia"/>
+        </w:rPr>
+        <w:t xml:space="preserve"> </w:t>
+      </w:r>
+      <w:r>
+        <w:rPr>
+          <w:rFonts w:hint="eastAsia"/>
+        </w:rPr>
+        <w:t>可以</w:t>
+      </w:r>
+      <w:r>
+        <w:rPr>
+          <w:rFonts w:hint="eastAsia"/>
+        </w:rPr>
+        <w:t>扩充横向的帧</w:t>
+      </w:r>
+      <w:r>
+        <w:rPr>
+          <w:rFonts w:hint="eastAsia"/>
+        </w:rPr>
+        <w:t>数</w:t>
+      </w:r>
+      <w:r>
+        <w:rPr>
+          <w:rFonts w:hint="eastAsia"/>
+        </w:rPr>
+        <w:t>，</w:t>
+      </w:r>
+    </w:p>
+    <w:p>
+      <w:pPr>
+        <w:spacing w:after="0"/>
+      </w:pPr>
+      <w:r>
+        <w:rPr>
+          <w:rFonts w:hint="eastAsia"/>
+        </w:rPr>
+        <w:t>如下图</w:t>
+      </w:r>
+      <w:r>
+        <w:rPr>
+          <w:rFonts w:hint="eastAsia"/>
+        </w:rPr>
+        <w:t>默认分成</w:t>
+      </w:r>
+      <w:r>
+        <w:rPr>
+          <w:rFonts w:hint="eastAsia"/>
+        </w:rPr>
+        <w:t>3</w:t>
+      </w:r>
+      <w:r>
+        <w:rPr>
+          <w:rFonts w:hint="eastAsia"/>
+        </w:rPr>
+        <w:t>(</w:t>
+      </w:r>
+      <w:r>
+        <w:rPr>
+          <w:rFonts w:hint="eastAsia"/>
+        </w:rPr>
+        <w:t>帧数</w:t>
+      </w:r>
+      <w:r>
+        <w:rPr>
+          <w:rFonts w:hint="eastAsia"/>
+        </w:rPr>
+        <w:t>)</w:t>
+      </w:r>
+      <w:r>
+        <w:t>x4</w:t>
+      </w:r>
+      <w:r>
+        <w:rPr>
+          <w:rFonts w:hint="eastAsia"/>
+        </w:rPr>
+        <w:t>(</w:t>
+      </w:r>
+      <w:r>
+        <w:rPr>
+          <w:rFonts w:hint="eastAsia"/>
+        </w:rPr>
+        <w:t>方向</w:t>
+      </w:r>
+      <w:r>
+        <w:rPr>
+          <w:rFonts w:hint="eastAsia"/>
+        </w:rPr>
+        <w:t>)</w:t>
+      </w:r>
+      <w:r>
+        <w:t>=12</w:t>
+      </w:r>
+      <w:r>
+        <w:rPr>
+          <w:rFonts w:hint="eastAsia"/>
+        </w:rPr>
+        <w:t>等分，修改为</w:t>
+      </w:r>
+      <w:r>
+        <w:rPr>
+          <w:rFonts w:hint="eastAsia"/>
+        </w:rPr>
+        <w:t>n</w:t>
+      </w:r>
+      <w:r>
+        <w:rPr>
+          <w:rFonts w:hint="eastAsia"/>
+        </w:rPr>
+        <w:t>帧后，</w:t>
+      </w:r>
+      <w:r>
+        <w:rPr>
+          <w:rFonts w:hint="eastAsia"/>
+        </w:rPr>
+        <w:t>行走图</w:t>
+      </w:r>
+      <w:r>
+        <w:rPr>
+          <w:rFonts w:hint="eastAsia"/>
+        </w:rPr>
+        <w:t>将分成</w:t>
+      </w:r>
+      <w:r>
+        <w:t>nx4</w:t>
+      </w:r>
+      <w:r>
+        <w:rPr>
+          <w:rFonts w:hint="eastAsia"/>
+        </w:rPr>
+        <w:t>等分</w:t>
+      </w:r>
+      <w:r>
+        <w:rPr>
+          <w:rFonts w:hint="eastAsia"/>
+        </w:rPr>
+        <w:t>。</w:t>
+      </w:r>
+    </w:p>
+    <w:p>
+      <w:pPr>
+        <w:snapToGrid/>
+        <w:spacing w:after="0"/>
+        <w:jc w:val="center"/>
+      </w:pPr>
+      <w:r>
+        <w:rPr>
+          <w:noProof/>
+        </w:rPr>
+        <w:drawing>
+          <wp:inline distT="0" distB="0" distL="0" distR="0" wp14:anchorId="1E397315" wp14:editId="1D00A401">
+            <wp:extent cx="2834640" cy="1259840"/>
+            <wp:effectExtent l="0" t="0" r="3810" b="0"/>
+            <wp:docPr id="1612380404" name="图片 4"/>
+            <wp:cNvGraphicFramePr>
+              <a:graphicFrameLocks xmlns:a="http://schemas.openxmlformats.org/drawingml/2006/main" noChangeAspect="1"/>
+            </wp:cNvGraphicFramePr>
+            <a:graphic xmlns:a="http://schemas.openxmlformats.org/drawingml/2006/main">
+              <a:graphicData uri="http://schemas.openxmlformats.org/drawingml/2006/picture">
+                <pic:pic xmlns:pic="http://schemas.openxmlformats.org/drawingml/2006/picture">
+                  <pic:nvPicPr>
+                    <pic:cNvPr id="0" name="Picture 5"/>
+                    <pic:cNvPicPr>
+                      <a:picLocks noChangeAspect="1" noChangeArrowheads="1"/>
+                    </pic:cNvPicPr>
+                  </pic:nvPicPr>
+                  <pic:blipFill>
+                    <a:blip r:embed="rId9">
+                      <a:extLst>
+                        <a:ext uri="{28A0092B-C50C-407E-A947-70E740481C1C}">
+                          <a14:useLocalDpi xmlns:a14="http://schemas.microsoft.com/office/drawing/2010/main" val="0"/>
+                        </a:ext>
+                      </a:extLst>
+                    </a:blip>
+                    <a:srcRect/>
+                    <a:stretch>
+                      <a:fillRect/>
+                    </a:stretch>
+                  </pic:blipFill>
+                  <pic:spPr bwMode="auto">
+                    <a:xfrm>
+                      <a:off x="0" y="0"/>
+                      <a:ext cx="2841107" cy="1262714"/>
+                    </a:xfrm>
+                    <a:prstGeom prst="rect">
+                      <a:avLst/>
+                    </a:prstGeom>
+                    <a:noFill/>
+                    <a:ln>
+                      <a:noFill/>
+                    </a:ln>
+                  </pic:spPr>
+                </pic:pic>
+              </a:graphicData>
+            </a:graphic>
+          </wp:inline>
+        </w:drawing>
+      </w:r>
+      <w:r>
+        <w:rPr>
+          <w:noProof/>
+        </w:rPr>
+        <w:drawing>
+          <wp:inline distT="0" distB="0" distL="0" distR="0" wp14:anchorId="3CA076C2" wp14:editId="72F8B362">
+            <wp:extent cx="1844040" cy="1229360"/>
+            <wp:effectExtent l="19050" t="19050" r="22860" b="27940"/>
+            <wp:docPr id="2139709291" name="图片 5"/>
+            <wp:cNvGraphicFramePr>
+              <a:graphicFrameLocks xmlns:a="http://schemas.openxmlformats.org/drawingml/2006/main" noChangeAspect="1"/>
+            </wp:cNvGraphicFramePr>
+            <a:graphic xmlns:a="http://schemas.openxmlformats.org/drawingml/2006/main">
+              <a:graphicData uri="http://schemas.openxmlformats.org/drawingml/2006/picture">
+                <pic:pic xmlns:pic="http://schemas.openxmlformats.org/drawingml/2006/picture">
+                  <pic:nvPicPr>
+                    <pic:cNvPr id="0" name="Picture 7"/>
+                    <pic:cNvPicPr>
+                      <a:picLocks noChangeAspect="1" noChangeArrowheads="1"/>
+                    </pic:cNvPicPr>
+                  </pic:nvPicPr>
+                  <pic:blipFill>
+                    <a:blip r:embed="rId10">
+                      <a:extLst>
+                        <a:ext uri="{28A0092B-C50C-407E-A947-70E740481C1C}">
+                          <a14:useLocalDpi xmlns:a14="http://schemas.microsoft.com/office/drawing/2010/main" val="0"/>
+                        </a:ext>
+                      </a:extLst>
+                    </a:blip>
+                    <a:srcRect/>
+                    <a:stretch>
+                      <a:fillRect/>
+                    </a:stretch>
+                  </pic:blipFill>
+                  <pic:spPr bwMode="auto">
+                    <a:xfrm>
+                      <a:off x="0" y="0"/>
+                      <a:ext cx="1844040" cy="1229360"/>
+                    </a:xfrm>
+                    <a:prstGeom prst="rect">
+                      <a:avLst/>
+                    </a:prstGeom>
+                    <a:noFill/>
+                    <a:ln w="9525">
+                      <a:solidFill>
+                        <a:schemeClr val="tx1"/>
+                      </a:solidFill>
+                    </a:ln>
+                  </pic:spPr>
+                </pic:pic>
+              </a:graphicData>
+            </a:graphic>
+          </wp:inline>
+        </w:drawing>
+      </w:r>
+    </w:p>
+    <w:p>
+      <w:r>
+        <w:rPr>
+          <w:rFonts w:hint="eastAsia"/>
+        </w:rPr>
+        <w:t>（多帧行走图插件的介绍可以去看看文档“</w:t>
+      </w:r>
+      <w:r>
+        <w:rPr>
+          <w:rFonts w:hint="eastAsia"/>
+          <w:color w:val="0070C0"/>
+        </w:rPr>
+        <w:t>7.</w:t>
+      </w:r>
+      <w:r>
+        <w:rPr>
+          <w:rFonts w:hint="eastAsia"/>
+          <w:color w:val="0070C0"/>
+        </w:rPr>
+        <w:t>行走图</w:t>
+      </w:r>
+      <w:r>
+        <w:rPr>
+          <w:rFonts w:hint="eastAsia"/>
+          <w:color w:val="0070C0"/>
+        </w:rPr>
+        <w:t xml:space="preserve"> &gt; </w:t>
+      </w:r>
+      <w:r>
+        <w:rPr>
+          <w:rFonts w:hint="eastAsia"/>
+          <w:color w:val="0070C0"/>
+        </w:rPr>
+        <w:t>关于多帧行走图</w:t>
+      </w:r>
+      <w:r>
+        <w:rPr>
+          <w:rFonts w:hint="eastAsia"/>
+          <w:color w:val="0070C0"/>
+        </w:rPr>
+        <w:t>.docx</w:t>
+      </w:r>
+      <w:r>
+        <w:rPr>
+          <w:rFonts w:hint="eastAsia"/>
+        </w:rPr>
+        <w:t>”）</w:t>
+      </w:r>
+    </w:p>
+    <w:p>
+      <w:pPr>
+        <w:spacing w:after="0"/>
+      </w:pPr>
+    </w:p>
+    <w:p>
+      <w:pPr>
+        <w:pStyle w:val="3"/>
+        <w:rPr>
+          <w:rFonts w:hint="eastAsia"/>
+        </w:rPr>
+      </w:pPr>
+      <w:bookmarkStart w:id="0" w:name="_朝向"/>
+      <w:bookmarkEnd w:id="0"/>
+      <w:r>
+        <w:rPr>
+          <w:rFonts w:hint="eastAsia"/>
+        </w:rPr>
+        <w:t>朝向</w:t>
+      </w:r>
+    </w:p>
+    <w:p>
+      <w:pPr>
+        <w:spacing w:after="0"/>
+      </w:pPr>
+      <w:r>
+        <w:rPr>
+          <w:rFonts w:hint="eastAsia"/>
+          <w:b/>
+          <w:bCs/>
+        </w:rPr>
+        <w:t>朝向</w:t>
+      </w:r>
+      <w:r>
+        <w:rPr>
+          <w:rFonts w:hint="eastAsia"/>
+          <w:b/>
+          <w:bCs/>
+        </w:rPr>
+        <w:t>：</w:t>
+      </w:r>
+      <w:r>
+        <w:rPr>
+          <w:rFonts w:hint="eastAsia"/>
+        </w:rPr>
+        <w:t>指行走图的朝向。</w:t>
+      </w:r>
+    </w:p>
+    <w:p>
+      <w:pPr>
+        <w:spacing w:after="0"/>
+      </w:pPr>
+      <w:r>
+        <w:rPr>
+          <w:rFonts w:hint="eastAsia"/>
+        </w:rPr>
+        <w:t>以</w:t>
+      </w:r>
+      <w:proofErr w:type="gramStart"/>
+      <w:r>
+        <w:rPr>
+          <w:rFonts w:hint="eastAsia"/>
+        </w:rPr>
+        <w:t>单行走图为例</w:t>
+      </w:r>
+      <w:proofErr w:type="gramEnd"/>
+      <w:r>
+        <w:rPr>
+          <w:rFonts w:hint="eastAsia"/>
+        </w:rPr>
+        <w:t>，</w:t>
+      </w:r>
+      <w:proofErr w:type="gramStart"/>
+      <w:r>
+        <w:rPr>
+          <w:rFonts w:hint="eastAsia"/>
+        </w:rPr>
+        <w:t>单行走图一共</w:t>
+      </w:r>
+      <w:proofErr w:type="gramEnd"/>
+      <w:r>
+        <w:rPr>
+          <w:rFonts w:hint="eastAsia"/>
+        </w:rPr>
+        <w:t>有</w:t>
+      </w:r>
+      <w:r>
+        <w:rPr>
+          <w:rFonts w:hint="eastAsia"/>
+        </w:rPr>
+        <w:t>3x4=12</w:t>
+      </w:r>
+      <w:r>
+        <w:rPr>
+          <w:rFonts w:hint="eastAsia"/>
+        </w:rPr>
+        <w:t>个等分，纵向的</w:t>
+      </w:r>
+      <w:r>
+        <w:rPr>
+          <w:rFonts w:hint="eastAsia"/>
+        </w:rPr>
+        <w:t>4</w:t>
+      </w:r>
+      <w:r>
+        <w:rPr>
+          <w:rFonts w:hint="eastAsia"/>
+        </w:rPr>
+        <w:t>行为朝向。</w:t>
+      </w:r>
+    </w:p>
+    <w:p>
+      <w:pPr>
+        <w:snapToGrid/>
+        <w:spacing w:after="0"/>
+        <w:jc w:val="center"/>
+      </w:pPr>
+      <w:r>
+        <w:rPr>
+          <w:noProof/>
+        </w:rPr>
+        <w:drawing>
+          <wp:inline distT="0" distB="0" distL="0" distR="0" wp14:anchorId="4A06BEAC" wp14:editId="7FCDA0ED">
+            <wp:extent cx="1205865" cy="1607820"/>
+            <wp:effectExtent l="0" t="0" r="0" b="0"/>
+            <wp:docPr id="1596853440" name="图片 6"/>
+            <wp:cNvGraphicFramePr>
+              <a:graphicFrameLocks xmlns:a="http://schemas.openxmlformats.org/drawingml/2006/main" noChangeAspect="1"/>
+            </wp:cNvGraphicFramePr>
+            <a:graphic xmlns:a="http://schemas.openxmlformats.org/drawingml/2006/main">
+              <a:graphicData uri="http://schemas.openxmlformats.org/drawingml/2006/picture">
+                <pic:pic xmlns:pic="http://schemas.openxmlformats.org/drawingml/2006/picture">
+                  <pic:nvPicPr>
+                    <pic:cNvPr id="0" name="Picture 9"/>
+                    <pic:cNvPicPr>
+                      <a:picLocks noChangeAspect="1" noChangeArrowheads="1"/>
+                    </pic:cNvPicPr>
+                  </pic:nvPicPr>
+                  <pic:blipFill>
+                    <a:blip r:embed="rId11">
+                      <a:extLst>
+                        <a:ext uri="{28A0092B-C50C-407E-A947-70E740481C1C}">
+                          <a14:useLocalDpi xmlns:a14="http://schemas.microsoft.com/office/drawing/2010/main" val="0"/>
+                        </a:ext>
+                      </a:extLst>
+                    </a:blip>
+                    <a:srcRect/>
+                    <a:stretch>
+                      <a:fillRect/>
+                    </a:stretch>
+                  </pic:blipFill>
+                  <pic:spPr bwMode="auto">
+                    <a:xfrm>
+                      <a:off x="0" y="0"/>
+                      <a:ext cx="1205865" cy="1607820"/>
+                    </a:xfrm>
+                    <a:prstGeom prst="rect">
+                      <a:avLst/>
+                    </a:prstGeom>
+                    <a:noFill/>
+                    <a:ln>
+                      <a:noFill/>
+                    </a:ln>
+                  </pic:spPr>
+                </pic:pic>
+              </a:graphicData>
+            </a:graphic>
+          </wp:inline>
+        </w:drawing>
+      </w:r>
+      <w:r>
+        <w:rPr>
+          <w:noProof/>
+        </w:rPr>
+        <w:drawing>
+          <wp:inline distT="0" distB="0" distL="0" distR="0" wp14:anchorId="0EA39924" wp14:editId="3536A311">
+            <wp:extent cx="1203960" cy="1605280"/>
+            <wp:effectExtent l="0" t="0" r="0" b="0"/>
+            <wp:docPr id="451350138" name="图片 3"/>
+            <wp:cNvGraphicFramePr>
+              <a:graphicFrameLocks xmlns:a="http://schemas.openxmlformats.org/drawingml/2006/main" noChangeAspect="1"/>
+            </wp:cNvGraphicFramePr>
+            <a:graphic xmlns:a="http://schemas.openxmlformats.org/drawingml/2006/main">
+              <a:graphicData uri="http://schemas.openxmlformats.org/drawingml/2006/picture">
+                <pic:pic xmlns:pic="http://schemas.openxmlformats.org/drawingml/2006/picture">
+                  <pic:nvPicPr>
+                    <pic:cNvPr id="0" name="Picture 3"/>
+                    <pic:cNvPicPr>
+                      <a:picLocks noChangeAspect="1" noChangeArrowheads="1"/>
+                    </pic:cNvPicPr>
+                  </pic:nvPicPr>
+                  <pic:blipFill>
+                    <a:blip r:embed="rId8">
+                      <a:extLst>
+                        <a:ext uri="{28A0092B-C50C-407E-A947-70E740481C1C}">
+                          <a14:useLocalDpi xmlns:a14="http://schemas.microsoft.com/office/drawing/2010/main" val="0"/>
+                        </a:ext>
+                      </a:extLst>
+                    </a:blip>
+                    <a:srcRect/>
+                    <a:stretch>
+                      <a:fillRect/>
+                    </a:stretch>
+                  </pic:blipFill>
+                  <pic:spPr bwMode="auto">
+                    <a:xfrm>
+                      <a:off x="0" y="0"/>
+                      <a:ext cx="1203960" cy="1605280"/>
+                    </a:xfrm>
+                    <a:prstGeom prst="rect">
+                      <a:avLst/>
+                    </a:prstGeom>
+                    <a:noFill/>
+                    <a:ln>
+                      <a:noFill/>
+                    </a:ln>
+                  </pic:spPr>
+                </pic:pic>
+              </a:graphicData>
+            </a:graphic>
+          </wp:inline>
+        </w:drawing>
+      </w:r>
+    </w:p>
+    <w:p>
+      <w:pPr>
+        <w:spacing w:after="0"/>
+      </w:pPr>
+      <w:r>
+        <w:rPr>
+          <w:rFonts w:hint="eastAsia"/>
+        </w:rPr>
+        <w:lastRenderedPageBreak/>
+        <w:t>注意，游戏脚本中，朝向的值为：</w:t>
+      </w:r>
+      <w:r>
+        <w:rPr>
+          <w:rFonts w:hint="eastAsia"/>
+        </w:rPr>
+        <w:t>2</w:t>
+      </w:r>
+      <w:r>
+        <w:rPr>
+          <w:rFonts w:hint="eastAsia"/>
+        </w:rPr>
+        <w:t>下</w:t>
+      </w:r>
+      <w:r>
+        <w:rPr>
+          <w:rFonts w:hint="eastAsia"/>
+        </w:rPr>
+        <w:t>/4</w:t>
+      </w:r>
+      <w:r>
+        <w:rPr>
+          <w:rFonts w:hint="eastAsia"/>
+        </w:rPr>
+        <w:t>左</w:t>
+      </w:r>
+      <w:r>
+        <w:rPr>
+          <w:rFonts w:hint="eastAsia"/>
+        </w:rPr>
+        <w:t>/6</w:t>
+      </w:r>
+      <w:r>
+        <w:rPr>
+          <w:rFonts w:hint="eastAsia"/>
+        </w:rPr>
+        <w:t>右</w:t>
+      </w:r>
+      <w:r>
+        <w:rPr>
+          <w:rFonts w:hint="eastAsia"/>
+        </w:rPr>
+        <w:t>/8</w:t>
+      </w:r>
+      <w:r>
+        <w:rPr>
+          <w:rFonts w:hint="eastAsia"/>
+        </w:rPr>
+        <w:t>上。</w:t>
+      </w:r>
+    </w:p>
+    <w:p>
+      <w:pPr>
+        <w:spacing w:after="0"/>
+      </w:pPr>
+      <w:r>
+        <w:rPr>
+          <w:rFonts w:hint="eastAsia"/>
+        </w:rPr>
+        <w:t>这对应了小键盘的四个方向。（如果有八方向行走图，</w:t>
+      </w:r>
+      <w:r>
+        <w:rPr>
+          <w:rFonts w:hint="eastAsia"/>
+        </w:rPr>
+        <w:t>1/3/7/9</w:t>
+      </w:r>
+      <w:r>
+        <w:rPr>
+          <w:rFonts w:hint="eastAsia"/>
+        </w:rPr>
+        <w:t>将对应斜向朝向）</w:t>
+      </w:r>
+    </w:p>
+    <w:p>
+      <w:pPr>
+        <w:spacing w:after="0"/>
+        <w:jc w:val="center"/>
+      </w:pPr>
+      <w:r>
+        <w:rPr>
+          <w:noProof/>
+        </w:rPr>
+        <w:drawing>
+          <wp:inline distT="0" distB="0" distL="0" distR="0" wp14:anchorId="0C1A845E" wp14:editId="7054BEAC">
+            <wp:extent cx="2276724" cy="2409825"/>
+            <wp:effectExtent l="0" t="0" r="9525" b="0"/>
+            <wp:docPr id="1920820315" name="图片 7"/>
+            <wp:cNvGraphicFramePr>
+              <a:graphicFrameLocks xmlns:a="http://schemas.openxmlformats.org/drawingml/2006/main" noChangeAspect="1"/>
+            </wp:cNvGraphicFramePr>
+            <a:graphic xmlns:a="http://schemas.openxmlformats.org/drawingml/2006/main">
+              <a:graphicData uri="http://schemas.openxmlformats.org/drawingml/2006/picture">
+                <pic:pic xmlns:pic="http://schemas.openxmlformats.org/drawingml/2006/picture">
+                  <pic:nvPicPr>
+                    <pic:cNvPr id="0" name="Picture 11"/>
+                    <pic:cNvPicPr>
+                      <a:picLocks noChangeAspect="1" noChangeArrowheads="1"/>
+                    </pic:cNvPicPr>
+                  </pic:nvPicPr>
+                  <pic:blipFill>
+                    <a:blip r:embed="rId12">
+                      <a:extLst>
+                        <a:ext uri="{28A0092B-C50C-407E-A947-70E740481C1C}">
+                          <a14:useLocalDpi xmlns:a14="http://schemas.microsoft.com/office/drawing/2010/main" val="0"/>
+                        </a:ext>
+                      </a:extLst>
+                    </a:blip>
+                    <a:srcRect/>
+                    <a:stretch>
+                      <a:fillRect/>
+                    </a:stretch>
+                  </pic:blipFill>
+                  <pic:spPr bwMode="auto">
+                    <a:xfrm>
+                      <a:off x="0" y="0"/>
+                      <a:ext cx="2279399" cy="2412657"/>
+                    </a:xfrm>
+                    <a:prstGeom prst="rect">
+                      <a:avLst/>
+                    </a:prstGeom>
+                    <a:noFill/>
+                    <a:ln>
+                      <a:noFill/>
+                    </a:ln>
+                  </pic:spPr>
+                </pic:pic>
+              </a:graphicData>
+            </a:graphic>
+          </wp:inline>
+        </w:drawing>
+      </w:r>
+      <w:r>
+        <w:rPr>
+          <w:rFonts w:hint="eastAsia"/>
+        </w:rPr>
+        <w:t xml:space="preserve"> </w:t>
+      </w:r>
+      <w:r>
+        <w:rPr>
+          <w:noProof/>
+        </w:rPr>
+        <w:drawing>
+          <wp:inline distT="0" distB="0" distL="0" distR="0" wp14:anchorId="7E23B2FC" wp14:editId="3A9659F8">
+            <wp:extent cx="2415322" cy="2411009"/>
+            <wp:effectExtent l="0" t="0" r="4445" b="8890"/>
+            <wp:docPr id="29125826" name="图片 8"/>
+            <wp:cNvGraphicFramePr>
+              <a:graphicFrameLocks xmlns:a="http://schemas.openxmlformats.org/drawingml/2006/main" noChangeAspect="1"/>
+            </wp:cNvGraphicFramePr>
+            <a:graphic xmlns:a="http://schemas.openxmlformats.org/drawingml/2006/main">
+              <a:graphicData uri="http://schemas.openxmlformats.org/drawingml/2006/picture">
+                <pic:pic xmlns:pic="http://schemas.openxmlformats.org/drawingml/2006/picture">
+                  <pic:nvPicPr>
+                    <pic:cNvPr id="0" name="Picture 13"/>
+                    <pic:cNvPicPr>
+                      <a:picLocks noChangeAspect="1" noChangeArrowheads="1"/>
+                    </pic:cNvPicPr>
+                  </pic:nvPicPr>
+                  <pic:blipFill>
+                    <a:blip r:embed="rId13">
+                      <a:extLst>
+                        <a:ext uri="{28A0092B-C50C-407E-A947-70E740481C1C}">
+                          <a14:useLocalDpi xmlns:a14="http://schemas.microsoft.com/office/drawing/2010/main" val="0"/>
+                        </a:ext>
+                      </a:extLst>
+                    </a:blip>
+                    <a:srcRect/>
+                    <a:stretch>
+                      <a:fillRect/>
+                    </a:stretch>
+                  </pic:blipFill>
+                  <pic:spPr bwMode="auto">
+                    <a:xfrm>
+                      <a:off x="0" y="0"/>
+                      <a:ext cx="2424225" cy="2419896"/>
+                    </a:xfrm>
+                    <a:prstGeom prst="rect">
+                      <a:avLst/>
+                    </a:prstGeom>
+                    <a:noFill/>
+                    <a:ln>
+                      <a:noFill/>
+                    </a:ln>
+                  </pic:spPr>
+                </pic:pic>
+              </a:graphicData>
+            </a:graphic>
+          </wp:inline>
+        </w:drawing>
+      </w:r>
+    </w:p>
+    <w:tbl>
+      <w:tblPr>
+        <w:tblStyle w:val="af"/>
+        <w:tblW w:w="0" w:type="auto"/>
+        <w:shd w:val="clear" w:color="auto" w:fill="DEEAF6" w:themeFill="accent1" w:themeFillTint="33"/>
+        <w:tblLook w:val="04A0" w:firstRow="1" w:lastRow="0" w:firstColumn="1" w:lastColumn="0" w:noHBand="0" w:noVBand="1"/>
+      </w:tblPr>
+      <w:tblGrid>
+        <w:gridCol w:w="8522"/>
+      </w:tblGrid>
+      <w:tr>
+        <w:tc>
+          <w:tcPr>
+            <w:tcW w:w="8522" w:type="dxa"/>
+            <w:shd w:val="clear" w:color="auto" w:fill="DEEAF6" w:themeFill="accent1" w:themeFillTint="33"/>
+          </w:tcPr>
+          <w:p>
+            <w:pPr>
+              <w:spacing w:after="0"/>
+            </w:pPr>
+            <w:r>
+              <w:rPr>
+                <w:rFonts w:hint="eastAsia"/>
+              </w:rPr>
+              <w:t>行走</w:t>
+            </w:r>
+            <w:proofErr w:type="gramStart"/>
+            <w:r>
+              <w:rPr>
+                <w:rFonts w:hint="eastAsia"/>
+              </w:rPr>
+              <w:t>图资源</w:t>
+            </w:r>
+            <w:proofErr w:type="gramEnd"/>
+            <w:r>
+              <w:rPr>
+                <w:rFonts w:hint="eastAsia"/>
+              </w:rPr>
+              <w:t>中的朝向也是从上往下按照</w:t>
+            </w:r>
+            <w:r>
+              <w:rPr>
+                <w:rFonts w:hint="eastAsia"/>
+              </w:rPr>
+              <w:t>2/4/6/8</w:t>
+            </w:r>
+            <w:r>
+              <w:rPr>
+                <w:rFonts w:hint="eastAsia"/>
+              </w:rPr>
+              <w:t>顺序排列，</w:t>
+            </w:r>
+          </w:p>
+          <w:p>
+            <w:pPr>
+              <w:spacing w:after="0"/>
+            </w:pPr>
+            <w:r>
+              <w:rPr>
+                <w:rFonts w:hint="eastAsia"/>
+              </w:rPr>
+              <w:t>所以你看到的行走图都是</w:t>
+            </w:r>
+            <w:r>
+              <w:rPr>
+                <w:rFonts w:hint="eastAsia"/>
+              </w:rPr>
+              <w:t xml:space="preserve"> </w:t>
+            </w:r>
+            <w:r>
+              <w:rPr>
+                <w:rFonts w:hint="eastAsia"/>
+              </w:rPr>
+              <w:t>下</w:t>
+            </w:r>
+            <w:r>
+              <w:rPr>
+                <w:rFonts w:hint="eastAsia"/>
+              </w:rPr>
+              <w:t>/</w:t>
+            </w:r>
+            <w:r>
+              <w:rPr>
+                <w:rFonts w:hint="eastAsia"/>
+              </w:rPr>
+              <w:t>左</w:t>
+            </w:r>
+            <w:r>
+              <w:rPr>
+                <w:rFonts w:hint="eastAsia"/>
+              </w:rPr>
+              <w:t>/</w:t>
+            </w:r>
+            <w:r>
+              <w:rPr>
+                <w:rFonts w:hint="eastAsia"/>
+              </w:rPr>
+              <w:t>右</w:t>
+            </w:r>
+            <w:r>
+              <w:rPr>
+                <w:rFonts w:hint="eastAsia"/>
+              </w:rPr>
+              <w:t>/</w:t>
+            </w:r>
+            <w:r>
+              <w:rPr>
+                <w:rFonts w:hint="eastAsia"/>
+              </w:rPr>
+              <w:t>上</w:t>
+            </w:r>
+            <w:r>
+              <w:rPr>
+                <w:rFonts w:hint="eastAsia"/>
+              </w:rPr>
+              <w:t xml:space="preserve"> </w:t>
+            </w:r>
+            <w:r>
+              <w:rPr>
+                <w:rFonts w:hint="eastAsia"/>
+              </w:rPr>
+              <w:t>的顺序。</w:t>
+            </w:r>
+          </w:p>
+        </w:tc>
+      </w:tr>
+    </w:tbl>
+    <w:p>
+      <w:pPr>
+        <w:spacing w:after="0"/>
+      </w:pPr>
+    </w:p>
+    <w:p>
+      <w:pPr>
+        <w:pStyle w:val="3"/>
+        <w:rPr>
+          <w:rFonts w:hint="eastAsia"/>
+        </w:rPr>
+      </w:pPr>
+      <w:bookmarkStart w:id="1" w:name="_碰撞体"/>
+      <w:bookmarkStart w:id="2" w:name="_中心锚点"/>
+      <w:bookmarkEnd w:id="1"/>
+      <w:bookmarkEnd w:id="2"/>
+      <w:r>
+        <w:rPr>
+          <w:rFonts w:hint="eastAsia"/>
+        </w:rPr>
+        <w:t>中心锚点</w:t>
+      </w:r>
+    </w:p>
+    <w:p>
+      <w:pPr>
+        <w:pStyle w:val="4"/>
+        <w:spacing w:before="0" w:after="120"/>
+        <w:rPr>
+          <w:rFonts w:hint="eastAsia"/>
+        </w:rPr>
+      </w:pPr>
+      <w:r>
+        <w:rPr>
+          <w:rFonts w:hint="eastAsia"/>
+        </w:rPr>
+        <w:t>1）纵向比例</w:t>
+      </w:r>
+    </w:p>
+    <w:p>
+      <w:pPr>
+        <w:spacing w:after="0"/>
+      </w:pPr>
+      <w:r>
+        <w:rPr>
+          <w:rFonts w:hint="eastAsia"/>
+        </w:rPr>
+        <w:t>行走图的中心</w:t>
+      </w:r>
+      <w:proofErr w:type="gramStart"/>
+      <w:r>
+        <w:rPr>
+          <w:rFonts w:hint="eastAsia"/>
+        </w:rPr>
+        <w:t>锚</w:t>
+      </w:r>
+      <w:proofErr w:type="gramEnd"/>
+      <w:r>
+        <w:rPr>
+          <w:rFonts w:hint="eastAsia"/>
+        </w:rPr>
+        <w:t>点在事件正下方的点，如</w:t>
+      </w:r>
+      <w:r>
+        <w:rPr>
+          <w:rFonts w:hint="eastAsia"/>
+        </w:rPr>
+        <w:t>果只改变高度，</w:t>
+      </w:r>
+      <w:r>
+        <w:rPr>
+          <w:rFonts w:hint="eastAsia"/>
+        </w:rPr>
+        <w:t>可以按照</w:t>
+      </w:r>
+      <w:r>
+        <w:rPr>
+          <w:rFonts w:hint="eastAsia"/>
+        </w:rPr>
+        <w:t>4</w:t>
+      </w:r>
+      <w:r>
+        <w:t>8</w:t>
+      </w:r>
+      <w:r>
+        <w:rPr>
+          <w:rFonts w:hint="eastAsia"/>
+        </w:rPr>
+        <w:t>的倍数</w:t>
+      </w:r>
+      <w:r>
+        <w:rPr>
+          <w:rFonts w:hint="eastAsia"/>
+        </w:rPr>
+        <w:t>改变，也可以自定义高度</w:t>
+      </w:r>
+      <w:r>
+        <w:rPr>
+          <w:rFonts w:hint="eastAsia"/>
+        </w:rPr>
+        <w:t>。</w:t>
+      </w:r>
+    </w:p>
+    <w:p>
+      <w:pPr>
+        <w:spacing w:after="0"/>
+        <w:jc w:val="center"/>
+      </w:pPr>
+      <w:r>
+        <w:rPr>
+          <w:noProof/>
+        </w:rPr>
+        <w:drawing>
+          <wp:inline distT="0" distB="0" distL="0" distR="0" wp14:anchorId="350652A4" wp14:editId="4E9D255C">
+            <wp:extent cx="457200" cy="914400"/>
+            <wp:effectExtent l="19050" t="19050" r="19050" b="19050"/>
+            <wp:docPr id="1525233159" name="图片 14"/>
+            <wp:cNvGraphicFramePr>
+              <a:graphicFrameLocks xmlns:a="http://schemas.openxmlformats.org/drawingml/2006/main" noChangeAspect="1"/>
+            </wp:cNvGraphicFramePr>
+            <a:graphic xmlns:a="http://schemas.openxmlformats.org/drawingml/2006/main">
+              <a:graphicData uri="http://schemas.openxmlformats.org/drawingml/2006/picture">
+                <pic:pic xmlns:pic="http://schemas.openxmlformats.org/drawingml/2006/picture">
+                  <pic:nvPicPr>
+                    <pic:cNvPr id="0" name="Picture 27"/>
+                    <pic:cNvPicPr>
+                      <a:picLocks noChangeAspect="1" noChangeArrowheads="1"/>
+                    </pic:cNvPicPr>
+                  </pic:nvPicPr>
+                  <pic:blipFill>
+                    <a:blip r:embed="rId14">
+                      <a:extLst>
+                        <a:ext uri="{28A0092B-C50C-407E-A947-70E740481C1C}">
+                          <a14:useLocalDpi xmlns:a14="http://schemas.microsoft.com/office/drawing/2010/main" val="0"/>
+                        </a:ext>
+                      </a:extLst>
+                    </a:blip>
+                    <a:srcRect/>
+                    <a:stretch>
+                      <a:fillRect/>
+                    </a:stretch>
+                  </pic:blipFill>
+                  <pic:spPr bwMode="auto">
+                    <a:xfrm>
+                      <a:off x="0" y="0"/>
+                      <a:ext cx="457200" cy="914400"/>
+                    </a:xfrm>
+                    <a:prstGeom prst="rect">
+                      <a:avLst/>
+                    </a:prstGeom>
+                    <a:noFill/>
+                    <a:ln w="9525">
+                      <a:solidFill>
+                        <a:schemeClr val="tx1"/>
+                      </a:solidFill>
+                    </a:ln>
+                  </pic:spPr>
+                </pic:pic>
+              </a:graphicData>
+            </a:graphic>
+          </wp:inline>
+        </w:drawing>
+      </w:r>
+      <w:r>
+        <w:rPr>
+          <w:rFonts w:hint="eastAsia"/>
+        </w:rPr>
+        <w:t xml:space="preserve"> </w:t>
+      </w:r>
+      <w:r>
+        <w:rPr>
+          <w:noProof/>
+        </w:rPr>
+        <w:drawing>
+          <wp:inline distT="0" distB="0" distL="0" distR="0" wp14:anchorId="7DAF14B5" wp14:editId="40BA5F3C">
+            <wp:extent cx="1729740" cy="1439434"/>
+            <wp:effectExtent l="0" t="0" r="3810" b="8890"/>
+            <wp:docPr id="2055994157" name="图片 15"/>
+            <wp:cNvGraphicFramePr>
+              <a:graphicFrameLocks xmlns:a="http://schemas.openxmlformats.org/drawingml/2006/main" noChangeAspect="1"/>
+            </wp:cNvGraphicFramePr>
+            <a:graphic xmlns:a="http://schemas.openxmlformats.org/drawingml/2006/main">
+              <a:graphicData uri="http://schemas.openxmlformats.org/drawingml/2006/picture">
+                <pic:pic xmlns:pic="http://schemas.openxmlformats.org/drawingml/2006/picture">
+                  <pic:nvPicPr>
+                    <pic:cNvPr id="0" name="Picture 29"/>
+                    <pic:cNvPicPr>
+                      <a:picLocks noChangeAspect="1" noChangeArrowheads="1"/>
+                    </pic:cNvPicPr>
+                  </pic:nvPicPr>
+                  <pic:blipFill>
+                    <a:blip r:embed="rId15">
+                      <a:extLst>
+                        <a:ext uri="{28A0092B-C50C-407E-A947-70E740481C1C}">
+                          <a14:useLocalDpi xmlns:a14="http://schemas.microsoft.com/office/drawing/2010/main" val="0"/>
+                        </a:ext>
+                      </a:extLst>
+                    </a:blip>
+                    <a:srcRect/>
+                    <a:stretch>
+                      <a:fillRect/>
+                    </a:stretch>
+                  </pic:blipFill>
+                  <pic:spPr bwMode="auto">
+                    <a:xfrm>
+                      <a:off x="0" y="0"/>
+                      <a:ext cx="1737526" cy="1445913"/>
+                    </a:xfrm>
+                    <a:prstGeom prst="rect">
+                      <a:avLst/>
+                    </a:prstGeom>
+                    <a:noFill/>
+                    <a:ln>
+                      <a:noFill/>
+                    </a:ln>
+                  </pic:spPr>
+                </pic:pic>
+              </a:graphicData>
+            </a:graphic>
+          </wp:inline>
+        </w:drawing>
+      </w:r>
+      <w:r>
+        <w:rPr>
+          <w:rFonts w:hint="eastAsia"/>
+        </w:rPr>
+        <w:t xml:space="preserve"> </w:t>
+      </w:r>
+      <w:r>
+        <w:rPr>
+          <w:noProof/>
+        </w:rPr>
+        <w:drawing>
+          <wp:inline distT="0" distB="0" distL="0" distR="0" wp14:anchorId="48E467D3" wp14:editId="7D6FDA1F">
+            <wp:extent cx="2286000" cy="1439769"/>
+            <wp:effectExtent l="0" t="0" r="0" b="8255"/>
+            <wp:docPr id="1632544953" name="图片 16"/>
+            <wp:cNvGraphicFramePr>
+              <a:graphicFrameLocks xmlns:a="http://schemas.openxmlformats.org/drawingml/2006/main" noChangeAspect="1"/>
+            </wp:cNvGraphicFramePr>
+            <a:graphic xmlns:a="http://schemas.openxmlformats.org/drawingml/2006/main">
+              <a:graphicData uri="http://schemas.openxmlformats.org/drawingml/2006/picture">
+                <pic:pic xmlns:pic="http://schemas.openxmlformats.org/drawingml/2006/picture">
+                  <pic:nvPicPr>
+                    <pic:cNvPr id="0" name="Picture 31"/>
+                    <pic:cNvPicPr>
+                      <a:picLocks noChangeAspect="1" noChangeArrowheads="1"/>
+                    </pic:cNvPicPr>
+                  </pic:nvPicPr>
+                  <pic:blipFill>
+                    <a:blip r:embed="rId16">
+                      <a:extLst>
+                        <a:ext uri="{28A0092B-C50C-407E-A947-70E740481C1C}">
+                          <a14:useLocalDpi xmlns:a14="http://schemas.microsoft.com/office/drawing/2010/main" val="0"/>
+                        </a:ext>
+                      </a:extLst>
+                    </a:blip>
+                    <a:srcRect/>
+                    <a:stretch>
+                      <a:fillRect/>
+                    </a:stretch>
+                  </pic:blipFill>
+                  <pic:spPr bwMode="auto">
+                    <a:xfrm>
+                      <a:off x="0" y="0"/>
+                      <a:ext cx="2295310" cy="1445633"/>
+                    </a:xfrm>
+                    <a:prstGeom prst="rect">
+                      <a:avLst/>
+                    </a:prstGeom>
+                    <a:noFill/>
+                    <a:ln>
+                      <a:noFill/>
+                    </a:ln>
+                  </pic:spPr>
+                </pic:pic>
+              </a:graphicData>
+            </a:graphic>
+          </wp:inline>
+        </w:drawing>
+      </w:r>
+    </w:p>
+    <w:p>
+      <w:pPr>
+        <w:pStyle w:val="4"/>
+        <w:spacing w:before="0" w:after="120"/>
+        <w:rPr>
+          <w:rFonts w:hint="eastAsia"/>
+        </w:rPr>
+      </w:pPr>
+      <w:r>
+        <w:t>2</w:t>
+      </w:r>
+      <w:r>
+        <w:rPr>
+          <w:rFonts w:hint="eastAsia"/>
+        </w:rPr>
+        <w:t>）横向比例</w:t>
+      </w:r>
+    </w:p>
+    <w:p>
+      <w:pPr>
+        <w:spacing w:after="0"/>
+      </w:pPr>
+      <w:r>
+        <w:rPr>
+          <w:rFonts w:hint="eastAsia"/>
+        </w:rPr>
+        <w:t>如果你要改变宽度，需要注意</w:t>
+      </w:r>
+      <w:r>
+        <w:rPr>
+          <w:rFonts w:hint="eastAsia"/>
+          <w:b/>
+          <w:bCs/>
+        </w:rPr>
+        <w:t>宽度</w:t>
+      </w:r>
+      <w:r>
+        <w:rPr>
+          <w:rFonts w:hint="eastAsia"/>
+        </w:rPr>
+        <w:t>问题</w:t>
+      </w:r>
+      <w:r>
+        <w:rPr>
+          <w:rFonts w:hint="eastAsia"/>
+        </w:rPr>
+        <w:t>，偶数比例会出现</w:t>
+      </w:r>
+      <w:proofErr w:type="gramStart"/>
+      <w:r>
+        <w:rPr>
+          <w:rFonts w:hint="eastAsia"/>
+        </w:rPr>
+        <w:t>半个图块</w:t>
+      </w:r>
+      <w:proofErr w:type="gramEnd"/>
+      <w:r>
+        <w:rPr>
+          <w:rFonts w:hint="eastAsia"/>
+        </w:rPr>
+        <w:t>的占用情况。</w:t>
+      </w:r>
+    </w:p>
+    <w:p>
+      <w:pPr>
+        <w:spacing w:after="0"/>
+      </w:pPr>
+      <w:r>
+        <w:rPr>
+          <w:rFonts w:hint="eastAsia"/>
+        </w:rPr>
+        <w:t>所以横向的比例建议用</w:t>
+      </w:r>
+      <w:r>
+        <w:t>1,3,5,</w:t>
+      </w:r>
+      <w:r>
+        <w:rPr>
+          <w:rFonts w:hint="eastAsia"/>
+        </w:rPr>
+        <w:t>7</w:t>
+      </w:r>
+      <w:r>
+        <w:rPr>
+          <w:rFonts w:hint="eastAsia"/>
+        </w:rPr>
+        <w:t>……奇数比例的宽度。</w:t>
+      </w:r>
+    </w:p>
+    <w:p>
+      <w:pPr>
+        <w:spacing w:after="0"/>
+        <w:jc w:val="center"/>
+        <w:rPr>
+          <w:rFonts w:ascii="宋体" w:eastAsia="宋体" w:hAnsi="宋体" w:cs="宋体" w:hint="eastAsia"/>
+          <w:sz w:val="24"/>
+          <w:szCs w:val="24"/>
+        </w:rPr>
+      </w:pPr>
+      <w:r>
+        <w:rPr>
+          <w:noProof/>
+        </w:rPr>
+        <w:drawing>
+          <wp:inline distT="0" distB="0" distL="0" distR="0" wp14:anchorId="470FDA9C" wp14:editId="46427C8C">
+            <wp:extent cx="1333500" cy="889000"/>
+            <wp:effectExtent l="19050" t="19050" r="19050" b="25400"/>
+            <wp:docPr id="67606215" name="图片 17"/>
+            <wp:cNvGraphicFramePr>
+              <a:graphicFrameLocks xmlns:a="http://schemas.openxmlformats.org/drawingml/2006/main" noChangeAspect="1"/>
+            </wp:cNvGraphicFramePr>
+            <a:graphic xmlns:a="http://schemas.openxmlformats.org/drawingml/2006/main">
+              <a:graphicData uri="http://schemas.openxmlformats.org/drawingml/2006/picture">
+                <pic:pic xmlns:pic="http://schemas.openxmlformats.org/drawingml/2006/picture">
+                  <pic:nvPicPr>
+                    <pic:cNvPr id="0" name="Picture 33"/>
+                    <pic:cNvPicPr>
+                      <a:picLocks noChangeAspect="1" noChangeArrowheads="1"/>
+                    </pic:cNvPicPr>
+                  </pic:nvPicPr>
+                  <pic:blipFill>
+                    <a:blip r:embed="rId17">
+                      <a:extLst>
+                        <a:ext uri="{28A0092B-C50C-407E-A947-70E740481C1C}">
+                          <a14:useLocalDpi xmlns:a14="http://schemas.microsoft.com/office/drawing/2010/main" val="0"/>
+                        </a:ext>
+                      </a:extLst>
+                    </a:blip>
+                    <a:srcRect/>
+                    <a:stretch>
+                      <a:fillRect/>
+                    </a:stretch>
+                  </pic:blipFill>
+                  <pic:spPr bwMode="auto">
+                    <a:xfrm>
+                      <a:off x="0" y="0"/>
+                      <a:ext cx="1333500" cy="889000"/>
+                    </a:xfrm>
+                    <a:prstGeom prst="rect">
+                      <a:avLst/>
+                    </a:prstGeom>
+                    <a:noFill/>
+                    <a:ln w="9525">
+                      <a:solidFill>
+                        <a:schemeClr val="tx1"/>
+                      </a:solidFill>
+                    </a:ln>
+                  </pic:spPr>
+                </pic:pic>
+              </a:graphicData>
+            </a:graphic>
+          </wp:inline>
+        </w:drawing>
+      </w:r>
+      <w:r>
+        <w:rPr>
+          <w:rFonts w:ascii="宋体" w:eastAsia="宋体" w:hAnsi="宋体" w:cs="宋体" w:hint="eastAsia"/>
+          <w:sz w:val="24"/>
+          <w:szCs w:val="24"/>
+        </w:rPr>
+        <w:t xml:space="preserve"> </w:t>
+      </w:r>
+      <w:r>
+        <w:rPr>
+          <w:noProof/>
+        </w:rPr>
+        <w:drawing>
+          <wp:inline distT="0" distB="0" distL="0" distR="0" wp14:anchorId="7FB0D395" wp14:editId="3DB1FB55">
+            <wp:extent cx="1493520" cy="1217122"/>
+            <wp:effectExtent l="0" t="0" r="0" b="2540"/>
+            <wp:docPr id="633916729" name="图片 18"/>
+            <wp:cNvGraphicFramePr>
+              <a:graphicFrameLocks xmlns:a="http://schemas.openxmlformats.org/drawingml/2006/main" noChangeAspect="1"/>
+            </wp:cNvGraphicFramePr>
+            <a:graphic xmlns:a="http://schemas.openxmlformats.org/drawingml/2006/main">
+              <a:graphicData uri="http://schemas.openxmlformats.org/drawingml/2006/picture">
+                <pic:pic xmlns:pic="http://schemas.openxmlformats.org/drawingml/2006/picture">
+                  <pic:nvPicPr>
+                    <pic:cNvPr id="0" name="Picture 35"/>
+                    <pic:cNvPicPr>
+                      <a:picLocks noChangeAspect="1" noChangeArrowheads="1"/>
+                    </pic:cNvPicPr>
+                  </pic:nvPicPr>
+                  <pic:blipFill>
+                    <a:blip r:embed="rId18">
+                      <a:extLst>
+                        <a:ext uri="{28A0092B-C50C-407E-A947-70E740481C1C}">
+                          <a14:useLocalDpi xmlns:a14="http://schemas.microsoft.com/office/drawing/2010/main" val="0"/>
+                        </a:ext>
+                      </a:extLst>
+                    </a:blip>
+                    <a:srcRect/>
+                    <a:stretch>
+                      <a:fillRect/>
+                    </a:stretch>
+                  </pic:blipFill>
+                  <pic:spPr bwMode="auto">
+                    <a:xfrm>
+                      <a:off x="0" y="0"/>
+                      <a:ext cx="1501812" cy="1223880"/>
+                    </a:xfrm>
+                    <a:prstGeom prst="rect">
+                      <a:avLst/>
+                    </a:prstGeom>
+                    <a:noFill/>
+                    <a:ln>
+                      <a:noFill/>
+                    </a:ln>
+                  </pic:spPr>
+                </pic:pic>
+              </a:graphicData>
+            </a:graphic>
+          </wp:inline>
+        </w:drawing>
+      </w:r>
+      <w:r>
+        <w:rPr>
+          <w:rFonts w:ascii="宋体" w:eastAsia="宋体" w:hAnsi="宋体" w:cs="宋体" w:hint="eastAsia"/>
+          <w:sz w:val="24"/>
+          <w:szCs w:val="24"/>
+        </w:rPr>
+        <w:t xml:space="preserve"> </w:t>
+      </w:r>
+      <w:r>
+        <w:rPr>
+          <w:noProof/>
+        </w:rPr>
+        <w:drawing>
+          <wp:inline distT="0" distB="0" distL="0" distR="0" wp14:anchorId="7003BDA0" wp14:editId="5A8E837B">
+            <wp:extent cx="1844040" cy="1228052"/>
+            <wp:effectExtent l="0" t="0" r="3810" b="0"/>
+            <wp:docPr id="1373683217" name="图片 19"/>
+            <wp:cNvGraphicFramePr>
+              <a:graphicFrameLocks xmlns:a="http://schemas.openxmlformats.org/drawingml/2006/main" noChangeAspect="1"/>
+            </wp:cNvGraphicFramePr>
+            <a:graphic xmlns:a="http://schemas.openxmlformats.org/drawingml/2006/main">
+              <a:graphicData uri="http://schemas.openxmlformats.org/drawingml/2006/picture">
+                <pic:pic xmlns:pic="http://schemas.openxmlformats.org/drawingml/2006/picture">
+                  <pic:nvPicPr>
+                    <pic:cNvPr id="0" name="Picture 37"/>
+                    <pic:cNvPicPr>
+                      <a:picLocks noChangeAspect="1" noChangeArrowheads="1"/>
+                    </pic:cNvPicPr>
+                  </pic:nvPicPr>
+                  <pic:blipFill>
+                    <a:blip r:embed="rId19">
+                      <a:extLst>
+                        <a:ext uri="{28A0092B-C50C-407E-A947-70E740481C1C}">
+                          <a14:useLocalDpi xmlns:a14="http://schemas.microsoft.com/office/drawing/2010/main" val="0"/>
+                        </a:ext>
+                      </a:extLst>
+                    </a:blip>
+                    <a:srcRect/>
+                    <a:stretch>
+                      <a:fillRect/>
+                    </a:stretch>
+                  </pic:blipFill>
+                  <pic:spPr bwMode="auto">
+                    <a:xfrm>
+                      <a:off x="0" y="0"/>
+                      <a:ext cx="1847936" cy="1230646"/>
+                    </a:xfrm>
+                    <a:prstGeom prst="rect">
+                      <a:avLst/>
+                    </a:prstGeom>
+                    <a:noFill/>
+                    <a:ln>
+                      <a:noFill/>
+                    </a:ln>
+                  </pic:spPr>
+                </pic:pic>
+              </a:graphicData>
+            </a:graphic>
+          </wp:inline>
+        </w:drawing>
+      </w:r>
+    </w:p>
+    <w:p>
+      <w:pPr>
+        <w:spacing w:after="0"/>
+      </w:pPr>
+    </w:p>
+    <w:p>
+      <w:pPr>
+        <w:spacing w:after="0"/>
+      </w:pPr>
+    </w:p>
+    <w:p>
+      <w:pPr>
+        <w:pStyle w:val="3"/>
+        <w:rPr>
+          <w:rFonts w:hint="eastAsia"/>
+        </w:rPr>
+      </w:pPr>
+      <w:r>
+        <w:rPr>
+          <w:rFonts w:hint="eastAsia"/>
+        </w:rPr>
+        <w:lastRenderedPageBreak/>
+        <w:t>碰撞体</w:t>
+      </w:r>
+    </w:p>
+    <w:p>
+      <w:pPr>
+        <w:pStyle w:val="4"/>
+        <w:spacing w:before="0" w:after="120"/>
+        <w:rPr>
+          <w:rFonts w:hint="eastAsia"/>
+        </w:rPr>
+      </w:pPr>
+      <w:r>
+        <w:rPr>
+          <w:rFonts w:hint="eastAsia"/>
+        </w:rPr>
+        <w:t>1</w:t>
+      </w:r>
+      <w:r>
+        <w:rPr>
+          <w:rFonts w:hint="eastAsia"/>
+        </w:rPr>
+        <w:t>）</w:t>
+      </w:r>
+      <w:r>
+        <w:rPr>
+          <w:rFonts w:hint="eastAsia"/>
+        </w:rPr>
+        <w:t>定义</w:t>
+      </w:r>
+    </w:p>
+    <w:p>
+      <w:pPr>
+        <w:spacing w:after="0"/>
+      </w:pPr>
+      <w:r>
+        <w:rPr>
+          <w:rFonts w:hint="eastAsia"/>
+          <w:b/>
+          <w:bCs/>
+        </w:rPr>
+        <w:t>碰撞体：</w:t>
+      </w:r>
+      <w:r>
+        <w:rPr>
+          <w:rFonts w:hint="eastAsia"/>
+        </w:rPr>
+        <w:t>是指游戏中用于模拟碰撞检测的多边形。</w:t>
+      </w:r>
+    </w:p>
+    <w:p>
+      <w:r>
+        <w:rPr>
+          <w:rFonts w:hint="eastAsia"/>
+        </w:rPr>
+        <w:t>（你可以百度搜索“碰撞体”，这里只是一个</w:t>
+      </w:r>
+      <w:r>
+        <w:rPr>
+          <w:rFonts w:hint="eastAsia"/>
+        </w:rPr>
+        <w:t>2d</w:t>
+      </w:r>
+      <w:r>
+        <w:rPr>
+          <w:rFonts w:hint="eastAsia"/>
+        </w:rPr>
+        <w:t>多边形检测用的对象）</w:t>
+      </w:r>
+    </w:p>
+    <w:p>
+      <w:pPr>
+        <w:spacing w:after="0"/>
+      </w:pPr>
+      <w:r>
+        <w:rPr>
+          <w:rFonts w:hint="eastAsia"/>
+          <w:b/>
+          <w:bCs/>
+        </w:rPr>
+        <w:t>矩形</w:t>
+      </w:r>
+      <w:r>
+        <w:rPr>
+          <w:rFonts w:hint="eastAsia"/>
+          <w:b/>
+          <w:bCs/>
+        </w:rPr>
+        <w:t>碰撞体：</w:t>
+      </w:r>
+      <w:r>
+        <w:rPr>
+          <w:rFonts w:hint="eastAsia"/>
+        </w:rPr>
+        <w:t>是指设置资源后，系统自动根据</w:t>
+      </w:r>
+      <w:r>
+        <w:rPr>
+          <w:rFonts w:hint="eastAsia"/>
+        </w:rPr>
+        <w:t xml:space="preserve"> </w:t>
+      </w:r>
+      <w:r>
+        <w:rPr>
+          <w:rFonts w:hint="eastAsia"/>
+        </w:rPr>
+        <w:t>资源大小</w:t>
+      </w:r>
+      <w:r>
+        <w:rPr>
+          <w:rFonts w:hint="eastAsia"/>
+        </w:rPr>
+        <w:t>+</w:t>
+      </w:r>
+      <w:r>
+        <w:rPr>
+          <w:rFonts w:hint="eastAsia"/>
+        </w:rPr>
+        <w:t>贴图变换</w:t>
+      </w:r>
+      <w:r>
+        <w:rPr>
+          <w:rFonts w:hint="eastAsia"/>
+        </w:rPr>
+        <w:t xml:space="preserve"> </w:t>
+      </w:r>
+      <w:r>
+        <w:rPr>
+          <w:rFonts w:hint="eastAsia"/>
+        </w:rPr>
+        <w:t>来确定的碰撞体。</w:t>
+      </w:r>
+    </w:p>
+    <w:p>
+      <w:r>
+        <w:rPr>
+          <w:rFonts w:hint="eastAsia"/>
+        </w:rPr>
+        <w:t>目前常用于检测鼠标是否接触到行走图。</w:t>
+      </w:r>
+    </w:p>
+    <w:p>
+      <w:pPr>
+        <w:spacing w:after="0"/>
+      </w:pPr>
+      <w:r>
+        <w:rPr>
+          <w:rFonts w:hint="eastAsia"/>
+        </w:rPr>
+        <w:t>行走图优化</w:t>
+      </w:r>
+      <w:r>
+        <w:rPr>
+          <w:rFonts w:hint="eastAsia"/>
+        </w:rPr>
+        <w:t>核心</w:t>
+      </w:r>
+      <w:r>
+        <w:rPr>
+          <w:rFonts w:hint="eastAsia"/>
+        </w:rPr>
+        <w:t>插件</w:t>
+      </w:r>
+      <w:r>
+        <w:rPr>
+          <w:rFonts w:hint="eastAsia"/>
+        </w:rPr>
+        <w:t>提供了</w:t>
+      </w:r>
+      <w:r>
+        <w:rPr>
+          <w:rFonts w:hint="eastAsia"/>
+        </w:rPr>
+        <w:t xml:space="preserve"> </w:t>
+      </w:r>
+      <w:r>
+        <w:rPr>
+          <w:rFonts w:hint="eastAsia"/>
+        </w:rPr>
+        <w:t>行走图碰撞体</w:t>
+      </w:r>
+      <w:r>
+        <w:rPr>
+          <w:rFonts w:hint="eastAsia"/>
+        </w:rPr>
+        <w:t xml:space="preserve"> </w:t>
+      </w:r>
+      <w:r>
+        <w:rPr>
+          <w:rFonts w:hint="eastAsia"/>
+        </w:rPr>
+        <w:t>的显示。</w:t>
+      </w:r>
+    </w:p>
+    <w:p>
+      <w:pPr>
+        <w:spacing w:after="0"/>
+      </w:pPr>
+      <w:r>
+        <w:rPr>
+          <w:rFonts w:hint="eastAsia"/>
+        </w:rPr>
+        <w:t>使用下面插件指令能显示碰撞体：</w:t>
+      </w:r>
+    </w:p>
+    <w:p>
+      <w:pPr>
+        <w:adjustRightInd/>
+        <w:snapToGrid/>
+        <w:spacing w:after="0"/>
+        <w:jc w:val="center"/>
+        <w:rPr>
+          <w:rFonts w:ascii="宋体" w:eastAsia="宋体" w:hAnsi="宋体" w:cs="宋体" w:hint="eastAsia"/>
+          <w:sz w:val="24"/>
+          <w:szCs w:val="24"/>
+        </w:rPr>
+      </w:pPr>
+      <w:r>
+        <w:rPr>
+          <w:noProof/>
+        </w:rPr>
+        <w:drawing>
+          <wp:inline distT="0" distB="0" distL="0" distR="0" wp14:anchorId="1CB26E3D" wp14:editId="6356D6C7">
+            <wp:extent cx="4351020" cy="457200"/>
+            <wp:effectExtent l="0" t="0" r="0" b="0"/>
+            <wp:docPr id="1040612056" name="图片 1"/>
+            <wp:cNvGraphicFramePr>
+              <a:graphicFrameLocks xmlns:a="http://schemas.openxmlformats.org/drawingml/2006/main" noChangeAspect="1"/>
+            </wp:cNvGraphicFramePr>
+            <a:graphic xmlns:a="http://schemas.openxmlformats.org/drawingml/2006/main">
+              <a:graphicData uri="http://schemas.openxmlformats.org/drawingml/2006/picture">
+                <pic:pic xmlns:pic="http://schemas.openxmlformats.org/drawingml/2006/picture">
+                  <pic:nvPicPr>
+                    <pic:cNvPr id="0" name="Picture 5"/>
+                    <pic:cNvPicPr>
+                      <a:picLocks noChangeAspect="1" noChangeArrowheads="1"/>
+                    </pic:cNvPicPr>
+                  </pic:nvPicPr>
+                  <pic:blipFill>
+                    <a:blip r:embed="rId20">
                       <a:extLst>
                         <a:ext uri="{28A0092B-C50C-407E-A947-70E740481C1C}">
                           <a14:useLocalDpi xmlns:a14="http://schemas.microsoft.com/office/drawing/2010/main" val="0"/>
@@ -763,20 +2429,36 @@
           <w:rFonts w:hint="eastAsia"/>
           <w:color w:val="00B050"/>
         </w:rPr>
-        <w:t>行走图</w:t>
-      </w:r>
+        <w:t>行走</w:t>
+      </w:r>
+      <w:proofErr w:type="gramStart"/>
       <w:r>
         <w:rPr>
           <w:rFonts w:hint="eastAsia"/>
           <w:color w:val="00B050"/>
         </w:rPr>
-        <w:t>管理层</w:t>
+        <w:t>图</w:t>
       </w:r>
       <w:r>
         <w:rPr>
           <w:rFonts w:hint="eastAsia"/>
           <w:color w:val="00B050"/>
         </w:rPr>
+        <w:t>管理</w:t>
+      </w:r>
+      <w:proofErr w:type="gramEnd"/>
+      <w:r>
+        <w:rPr>
+          <w:rFonts w:hint="eastAsia"/>
+          <w:color w:val="00B050"/>
+        </w:rPr>
+        <w:t>层</w:t>
+      </w:r>
+      <w:r>
+        <w:rPr>
+          <w:rFonts w:hint="eastAsia"/>
+          <w:color w:val="00B050"/>
+        </w:rPr>
         <w:t xml:space="preserve"> </w:t>
       </w:r>
       <w:r>
@@ -795,19 +2477,7 @@
         <w:rPr>
           <w:rFonts w:hint="eastAsia"/>
         </w:rPr>
-        <w:t>紫红色</w:t>
-      </w:r>
-      <w:r>
-        <w:rPr>
-          <w:rFonts w:hint="eastAsia"/>
-        </w:rPr>
-        <w:t>的</w:t>
-      </w:r>
-      <w:r>
-        <w:rPr>
-          <w:rFonts w:hint="eastAsia"/>
-        </w:rPr>
-        <w:t>矩形</w:t>
+        <w:t>紫红色的矩形</w:t>
       </w:r>
       <w:r>
         <w:rPr>
@@ -815,11 +2485,43 @@
         </w:rPr>
         <w:t>+</w:t>
       </w:r>
-      <w:r>
-        <w:rPr>
-          <w:rFonts w:hint="eastAsia"/>
-        </w:rPr>
-        <w:t>锚点：</w:t>
+      <w:proofErr w:type="gramStart"/>
+      <w:r>
+        <w:rPr>
+          <w:rFonts w:hint="eastAsia"/>
+        </w:rPr>
+        <w:t>中心</w:t>
+      </w:r>
+      <w:r>
+        <w:rPr>
+          <w:rFonts w:hint="eastAsia"/>
+        </w:rPr>
+        <w:t>锚点</w:t>
+      </w:r>
+      <w:proofErr w:type="gramEnd"/>
+      <w:r>
+        <w:rPr>
+          <w:rFonts w:hint="eastAsia"/>
+        </w:rPr>
+        <w:t>+id</w:t>
+      </w:r>
+      <w:r>
+        <w:rPr>
+          <w:rFonts w:hint="eastAsia"/>
+        </w:rPr>
+        <w:t>数字</w:t>
+      </w:r>
+      <w:r>
+        <w:rPr>
+          <w:rFonts w:hint="eastAsia"/>
+        </w:rPr>
+        <w:t xml:space="preserve"> </w:t>
+      </w:r>
+      <w:r>
+        <w:rPr>
+          <w:rFonts w:hint="eastAsia"/>
+        </w:rPr>
+        <w:t>。</w:t>
       </w:r>
     </w:p>
     <w:p>
@@ -836,16 +2538,13 @@
       </w:pPr>
       <w:r>
         <w:rPr>
-          <w:rFonts w:ascii="宋体" w:eastAsia="宋体" w:hAnsi="宋体" w:cs="宋体"/>
           <w:noProof/>
-          <w:sz w:val="24"/>
-          <w:szCs w:val="24"/>
         </w:rPr>
         <w:drawing>
-          <wp:inline distT="0" distB="0" distL="0" distR="0" wp14:anchorId="3E1E3106" wp14:editId="60B2E039">
-            <wp:extent cx="3407932" cy="2199196"/>
-            <wp:effectExtent l="0" t="0" r="2540" b="0"/>
-            <wp:docPr id="942538808" name="图片 4"/>
+          <wp:inline distT="0" distB="0" distL="0" distR="0" wp14:anchorId="288EBC24" wp14:editId="38E7E3BB">
+            <wp:extent cx="4390390" cy="2832135"/>
+            <wp:effectExtent l="0" t="0" r="0" b="6350"/>
+            <wp:docPr id="764144770" name="图片 2"/>
             <wp:cNvGraphicFramePr>
               <a:graphicFrameLocks xmlns:a="http://schemas.openxmlformats.org/drawingml/2006/main" noChangeAspect="1"/>
             </wp:cNvGraphicFramePr>
@@ -853,13 +2552,13 @@
               <a:graphicData uri="http://schemas.openxmlformats.org/drawingml/2006/picture">
                 <pic:pic xmlns:pic="http://schemas.openxmlformats.org/drawingml/2006/picture">
                   <pic:nvPicPr>
-                    <pic:cNvPr id="0" name="Picture 10"/>
+                    <pic:cNvPr id="0" name="Picture 7"/>
                     <pic:cNvPicPr>
                       <a:picLocks noChangeAspect="1" noChangeArrowheads="1"/>
                     </pic:cNvPicPr>
                   </pic:nvPicPr>
                   <pic:blipFill>
-                    <a:blip r:embed="rId8">
+                    <a:blip r:embed="rId21">
                       <a:extLst>
                         <a:ext uri="{28A0092B-C50C-407E-A947-70E740481C1C}">
                           <a14:useLocalDpi xmlns:a14="http://schemas.microsoft.com/office/drawing/2010/main" val="0"/>
@@ -874,7 +2573,7 @@
                   <pic:spPr bwMode="auto">
                     <a:xfrm>
                       <a:off x="0" y="0"/>
-                      <a:ext cx="3414652" cy="2203533"/>
+                      <a:ext cx="4394317" cy="2834668"/>
                     </a:xfrm>
                     <a:prstGeom prst="rect">
                       <a:avLst/>
@@ -896,103 +2595,113 @@
         <w:adjustRightInd/>
         <w:snapToGrid/>
         <w:spacing w:after="0"/>
+      </w:pPr>
+    </w:p>
+    <w:p>
+      <w:pPr>
+        <w:pStyle w:val="4"/>
+        <w:spacing w:before="0" w:after="120"/>
+        <w:rPr>
+          <w:rFonts w:hint="eastAsia"/>
+        </w:rPr>
+      </w:pPr>
+      <w:r>
+        <w:rPr>
+          <w:rFonts w:hint="eastAsia"/>
+        </w:rPr>
+        <w:t>2</w:t>
+      </w:r>
+      <w:r>
+        <w:rPr>
+          <w:rFonts w:hint="eastAsia"/>
+        </w:rPr>
+        <w:t>）</w:t>
+      </w:r>
+      <w:r>
+        <w:rPr>
+          <w:rFonts w:hint="eastAsia"/>
+        </w:rPr>
+        <w:t>碰撞体</w:t>
+      </w:r>
+      <w:r>
+        <w:rPr>
+          <w:rFonts w:hint="eastAsia"/>
+        </w:rPr>
+        <w:t>范围</w:t>
+      </w:r>
+    </w:p>
+    <w:p>
+      <w:pPr>
+        <w:spacing w:after="0"/>
+      </w:pPr>
+      <w:r>
+        <w:rPr>
+          <w:rFonts w:hint="eastAsia"/>
+        </w:rPr>
+        <w:t>以鼠标悬停响应开关为例</w:t>
+      </w:r>
+      <w:r>
+        <w:rPr>
+          <w:rFonts w:hint="eastAsia"/>
+        </w:rPr>
+        <w:t>，</w:t>
+      </w:r>
+    </w:p>
+    <w:p>
+      <w:pPr>
+        <w:spacing w:after="0"/>
+      </w:pPr>
+      <w:r>
+        <w:rPr>
+          <w:rFonts w:hint="eastAsia"/>
+        </w:rPr>
+        <w:t>比如</w:t>
+      </w:r>
+      <w:r>
+        <w:rPr>
+          <w:rFonts w:hint="eastAsia"/>
+        </w:rPr>
+        <w:t xml:space="preserve"> </w:t>
+      </w:r>
+      <w:r>
+        <w:rPr>
+          <w:rFonts w:hint="eastAsia"/>
+          <w:color w:val="00B050"/>
+        </w:rPr>
+        <w:t>鼠标管理层</w:t>
+      </w:r>
+      <w:r>
+        <w:rPr>
+          <w:rFonts w:hint="eastAsia"/>
+          <w:color w:val="00B050"/>
+        </w:rPr>
+        <w:t xml:space="preserve"> </w:t>
+      </w:r>
+      <w:r>
+        <w:rPr>
+          <w:rFonts w:hint="eastAsia"/>
+        </w:rPr>
+        <w:t>中，当鼠标接近小爱丽丝的行走图时，她会切换事件页。</w:t>
+      </w:r>
+    </w:p>
+    <w:p>
+      <w:pPr>
+        <w:jc w:val="center"/>
         <w:rPr>
           <w:rFonts w:ascii="宋体" w:eastAsia="宋体" w:hAnsi="宋体" w:cs="宋体" w:hint="eastAsia"/>
           <w:sz w:val="24"/>
           <w:szCs w:val="24"/>
         </w:rPr>
       </w:pPr>
-    </w:p>
-    <w:p>
-      <w:pPr>
-        <w:spacing w:after="0"/>
-      </w:pPr>
-      <w:r>
-        <w:br w:type="page"/>
-      </w:r>
-    </w:p>
-    <w:p>
-      <w:pPr>
-        <w:pStyle w:val="3"/>
-        <w:rPr>
-          <w:rFonts w:hint="eastAsia"/>
-        </w:rPr>
-      </w:pPr>
-      <w:r>
-        <w:lastRenderedPageBreak/>
-        <w:t>物体i</w:t>
-      </w:r>
-      <w:r>
-        <w:rPr>
-          <w:rFonts w:hint="eastAsia"/>
-        </w:rPr>
-        <w:t>d规范</w:t>
-      </w:r>
-    </w:p>
-    <w:p>
-      <w:pPr>
-        <w:spacing w:after="0"/>
-      </w:pPr>
-      <w:r>
-        <w:rPr>
-          <w:rFonts w:hint="eastAsia"/>
-        </w:rPr>
-        <w:t>打开</w:t>
-      </w:r>
-      <w:r>
-        <w:rPr>
-          <w:rFonts w:hint="eastAsia"/>
-        </w:rPr>
-        <w:t xml:space="preserve"> </w:t>
-      </w:r>
-      <w:r>
-        <w:t>”</w:t>
-      </w:r>
-      <w:r>
-        <w:rPr>
-          <w:rFonts w:hint="eastAsia"/>
-        </w:rPr>
-        <w:t>DEBUG</w:t>
-      </w:r>
-      <w:r>
-        <w:rPr>
-          <w:rFonts w:hint="eastAsia"/>
-        </w:rPr>
-        <w:t>碰撞体查看</w:t>
-      </w:r>
-      <w:r>
-        <w:t>”</w:t>
-      </w:r>
-      <w:r>
-        <w:rPr>
-          <w:rFonts w:hint="eastAsia"/>
-        </w:rPr>
-        <w:t xml:space="preserve"> </w:t>
-      </w:r>
-      <w:r>
-        <w:rPr>
-          <w:rFonts w:hint="eastAsia"/>
-        </w:rPr>
-        <w:t>时，你会发现玩家、事件、玩家队员的编号不一样。</w:t>
-      </w:r>
-    </w:p>
-    <w:p>
-      <w:pPr>
-        <w:spacing w:after="0"/>
-        <w:jc w:val="center"/>
-      </w:pPr>
-      <w:r>
-        <w:rPr>
-          <w:rFonts w:ascii="宋体" w:eastAsia="宋体" w:hAnsi="宋体" w:cs="宋体"/>
+      <w:r>
+        <w:rPr>
           <w:noProof/>
-          <w:sz w:val="24"/>
-          <w:szCs w:val="24"/>
         </w:rPr>
         <w:drawing>
-          <wp:inline distT="0" distB="0" distL="0" distR="0" wp14:anchorId="574473D4" wp14:editId="781C6BC5">
-            <wp:extent cx="3407932" cy="2199196"/>
-            <wp:effectExtent l="0" t="0" r="2540" b="0"/>
-            <wp:docPr id="1543493461" name="图片 4"/>
+          <wp:inline distT="0" distB="0" distL="0" distR="0" wp14:anchorId="19511924" wp14:editId="7A6206FA">
+            <wp:extent cx="1835342" cy="1447800"/>
+            <wp:effectExtent l="0" t="0" r="0" b="0"/>
+            <wp:docPr id="1043528088" name="图片 3"/>
             <wp:cNvGraphicFramePr>
               <a:graphicFrameLocks xmlns:a="http://schemas.openxmlformats.org/drawingml/2006/main" noChangeAspect="1"/>
             </wp:cNvGraphicFramePr>
@@ -1000,13 +2709,13 @@
               <a:graphicData uri="http://schemas.openxmlformats.org/drawingml/2006/picture">
                 <pic:pic xmlns:pic="http://schemas.openxmlformats.org/drawingml/2006/picture">
                   <pic:nvPicPr>
-                    <pic:cNvPr id="0" name="Picture 10"/>
+                    <pic:cNvPr id="0" name="Picture 9"/>
                     <pic:cNvPicPr>
                       <a:picLocks noChangeAspect="1" noChangeArrowheads="1"/>
                     </pic:cNvPicPr>
                   </pic:nvPicPr>
                   <pic:blipFill>
-                    <a:blip r:embed="rId8">
+                    <a:blip r:embed="rId22">
                       <a:extLst>
                         <a:ext uri="{28A0092B-C50C-407E-A947-70E740481C1C}">
                           <a14:useLocalDpi xmlns:a14="http://schemas.microsoft.com/office/drawing/2010/main" val="0"/>
@@ -1021,7 +2730,7 @@
                   <pic:spPr bwMode="auto">
                     <a:xfrm>
                       <a:off x="0" y="0"/>
-                      <a:ext cx="3414652" cy="2203533"/>
+                      <a:ext cx="1836110" cy="1448406"/>
                     </a:xfrm>
                     <a:prstGeom prst="rect">
                       <a:avLst/>
@@ -1037,125 +2746,23 @@
           </wp:inline>
         </w:drawing>
       </w:r>
-    </w:p>
-    <w:p>
-      <w:pPr>
-        <w:spacing w:after="0"/>
-      </w:pPr>
-      <w:r>
-        <w:t>使用插件指令，获取</w:t>
-      </w:r>
-      <w:r>
-        <w:rPr>
-          <w:rFonts w:hint="eastAsia"/>
-        </w:rPr>
-        <w:t xml:space="preserve"> </w:t>
-      </w:r>
-      <w:r>
-        <w:t>事件</w:t>
-      </w:r>
-      <w:r>
-        <w:t>id</w:t>
-      </w:r>
-      <w:r>
-        <w:rPr>
-          <w:rFonts w:hint="eastAsia"/>
-        </w:rPr>
-        <w:t>、玩家队员</w:t>
-      </w:r>
-      <w:r>
-        <w:rPr>
-          <w:rFonts w:hint="eastAsia"/>
-        </w:rPr>
-        <w:t>id</w:t>
-      </w:r>
-      <w:r>
-        <w:rPr>
-          <w:rFonts w:hint="eastAsia"/>
-        </w:rPr>
-        <w:t>、载具</w:t>
-      </w:r>
-      <w:r>
-        <w:rPr>
-          <w:rFonts w:hint="eastAsia"/>
-        </w:rPr>
-        <w:t xml:space="preserve">id </w:t>
-      </w:r>
-      <w:r>
-        <w:rPr>
-          <w:rFonts w:hint="eastAsia"/>
-        </w:rPr>
-        <w:t>时。</w:t>
-      </w:r>
-    </w:p>
-    <w:p>
-      <w:pPr>
-        <w:spacing w:after="0"/>
-      </w:pPr>
-      <w:r>
-        <w:rPr>
-          <w:rFonts w:hint="eastAsia"/>
-        </w:rPr>
-        <w:t>也</w:t>
-      </w:r>
-      <w:r>
-        <w:t>会提及找不到时</w:t>
-      </w:r>
-      <w:r>
-        <w:rPr>
-          <w:rFonts w:hint="eastAsia"/>
-        </w:rPr>
-        <w:t>返回</w:t>
-      </w:r>
-      <w:r>
-        <w:rPr>
-          <w:rFonts w:hint="eastAsia"/>
-        </w:rPr>
-        <w:t>-1</w:t>
-      </w:r>
-      <w:r>
-        <w:rPr>
-          <w:rFonts w:hint="eastAsia"/>
-        </w:rPr>
-        <w:t>，若为玩家则返回</w:t>
-      </w:r>
-      <w:r>
-        <w:rPr>
-          <w:rFonts w:hint="eastAsia"/>
-        </w:rPr>
-        <w:t>-2</w:t>
-      </w:r>
-      <w:r>
-        <w:rPr>
-          <w:rFonts w:hint="eastAsia"/>
-        </w:rPr>
-        <w:t>。</w:t>
-      </w:r>
-    </w:p>
-    <w:p>
-      <w:pPr>
-        <w:adjustRightInd/>
-        <w:snapToGrid/>
-        <w:spacing w:after="0"/>
-        <w:jc w:val="center"/>
+      <w:r>
         <w:rPr>
           <w:rFonts w:ascii="宋体" w:eastAsia="宋体" w:hAnsi="宋体" w:cs="宋体" w:hint="eastAsia"/>
           <w:sz w:val="24"/>
           <w:szCs w:val="24"/>
         </w:rPr>
-      </w:pPr>
-      <w:r>
-        <w:rPr>
-          <w:rFonts w:ascii="宋体" w:eastAsia="宋体" w:hAnsi="宋体" w:cs="宋体"/>
+        <w:t xml:space="preserve"> </w:t>
+      </w:r>
+      <w:r>
+        <w:rPr>
           <w:noProof/>
-          <w:sz w:val="24"/>
-          <w:szCs w:val="24"/>
         </w:rPr>
         <w:drawing>
-          <wp:inline distT="0" distB="0" distL="0" distR="0" wp14:anchorId="1BFC4410" wp14:editId="37CBDB3A">
-            <wp:extent cx="4802362" cy="1553569"/>
-            <wp:effectExtent l="0" t="0" r="0" b="8890"/>
-            <wp:docPr id="1202095886" name="图片 1"/>
+          <wp:inline distT="0" distB="0" distL="0" distR="0" wp14:anchorId="1AB49270" wp14:editId="30C54BDD">
+            <wp:extent cx="1854325" cy="1447800"/>
+            <wp:effectExtent l="0" t="0" r="0" b="0"/>
+            <wp:docPr id="1382598419" name="图片 4"/>
             <wp:cNvGraphicFramePr>
               <a:graphicFrameLocks xmlns:a="http://schemas.openxmlformats.org/drawingml/2006/main" noChangeAspect="1"/>
             </wp:cNvGraphicFramePr>
@@ -1163,13 +2770,13 @@
               <a:graphicData uri="http://schemas.openxmlformats.org/drawingml/2006/picture">
                 <pic:pic xmlns:pic="http://schemas.openxmlformats.org/drawingml/2006/picture">
                   <pic:nvPicPr>
-                    <pic:cNvPr id="0" name="Picture 27"/>
+                    <pic:cNvPr id="0" name="Picture 11"/>
                     <pic:cNvPicPr>
                       <a:picLocks noChangeAspect="1" noChangeArrowheads="1"/>
                     </pic:cNvPicPr>
                   </pic:nvPicPr>
                   <pic:blipFill>
-                    <a:blip r:embed="rId9">
+                    <a:blip r:embed="rId23">
                       <a:extLst>
                         <a:ext uri="{28A0092B-C50C-407E-A947-70E740481C1C}">
                           <a14:useLocalDpi xmlns:a14="http://schemas.microsoft.com/office/drawing/2010/main" val="0"/>
@@ -1184,7 +2791,1018 @@
                   <pic:spPr bwMode="auto">
                     <a:xfrm>
                       <a:off x="0" y="0"/>
-                      <a:ext cx="4810212" cy="1556109"/>
+                      <a:ext cx="1855260" cy="1448530"/>
+                    </a:xfrm>
+                    <a:prstGeom prst="rect">
+                      <a:avLst/>
+                    </a:prstGeom>
+                    <a:noFill/>
+                    <a:ln>
+                      <a:noFill/>
+                    </a:ln>
+                  </pic:spPr>
+                </pic:pic>
+              </a:graphicData>
+            </a:graphic>
+          </wp:inline>
+        </w:drawing>
+      </w:r>
+    </w:p>
+    <w:p>
+      <w:pPr>
+        <w:spacing w:after="0"/>
+      </w:pPr>
+      <w:r>
+        <w:rPr>
+          <w:rFonts w:hint="eastAsia"/>
+        </w:rPr>
+        <w:lastRenderedPageBreak/>
+        <w:t>碰撞体的范围，与行走图的大小相关，</w:t>
+      </w:r>
+    </w:p>
+    <w:p>
+      <w:pPr>
+        <w:spacing w:after="0"/>
+      </w:pPr>
+      <w:r>
+        <w:rPr>
+          <w:rFonts w:hint="eastAsia"/>
+        </w:rPr>
+        <w:t>如下图的，</w:t>
+      </w:r>
+      <w:r>
+        <w:rPr>
+          <w:rFonts w:hint="eastAsia"/>
+        </w:rPr>
+        <w:t>4</w:t>
+      </w:r>
+      <w:r>
+        <w:t>8</w:t>
+      </w:r>
+      <w:r>
+        <w:rPr>
+          <w:rFonts w:hint="eastAsia"/>
+        </w:rPr>
+        <w:t>x</w:t>
+      </w:r>
+      <w:r>
+        <w:t>96</w:t>
+      </w:r>
+      <w:r>
+        <w:rPr>
+          <w:rFonts w:hint="eastAsia"/>
+        </w:rPr>
+        <w:t>大小</w:t>
+      </w:r>
+      <w:r>
+        <w:rPr>
+          <w:rFonts w:hint="eastAsia"/>
+        </w:rPr>
+        <w:t>的情况。</w:t>
+      </w:r>
+    </w:p>
+    <w:p>
+      <w:pPr>
+        <w:snapToGrid/>
+        <w:spacing w:after="0"/>
+        <w:jc w:val="center"/>
+        <w:rPr>
+          <w:rFonts w:ascii="宋体" w:eastAsia="宋体" w:hAnsi="宋体" w:cs="宋体" w:hint="eastAsia"/>
+          <w:sz w:val="24"/>
+          <w:szCs w:val="24"/>
+        </w:rPr>
+      </w:pPr>
+      <w:r>
+        <w:rPr>
+          <w:noProof/>
+        </w:rPr>
+        <w:drawing>
+          <wp:inline distT="0" distB="0" distL="0" distR="0" wp14:anchorId="397617A4" wp14:editId="091C136F">
+            <wp:extent cx="1645920" cy="1369682"/>
+            <wp:effectExtent l="0" t="0" r="0" b="2540"/>
+            <wp:docPr id="628925723" name="图片 5"/>
+            <wp:cNvGraphicFramePr>
+              <a:graphicFrameLocks xmlns:a="http://schemas.openxmlformats.org/drawingml/2006/main" noChangeAspect="1"/>
+            </wp:cNvGraphicFramePr>
+            <a:graphic xmlns:a="http://schemas.openxmlformats.org/drawingml/2006/main">
+              <a:graphicData uri="http://schemas.openxmlformats.org/drawingml/2006/picture">
+                <pic:pic xmlns:pic="http://schemas.openxmlformats.org/drawingml/2006/picture">
+                  <pic:nvPicPr>
+                    <pic:cNvPr id="0" name="Picture 13"/>
+                    <pic:cNvPicPr>
+                      <a:picLocks noChangeAspect="1" noChangeArrowheads="1"/>
+                    </pic:cNvPicPr>
+                  </pic:nvPicPr>
+                  <pic:blipFill>
+                    <a:blip r:embed="rId24">
+                      <a:extLst>
+                        <a:ext uri="{28A0092B-C50C-407E-A947-70E740481C1C}">
+                          <a14:useLocalDpi xmlns:a14="http://schemas.microsoft.com/office/drawing/2010/main" val="0"/>
+                        </a:ext>
+                      </a:extLst>
+                    </a:blip>
+                    <a:srcRect/>
+                    <a:stretch>
+                      <a:fillRect/>
+                    </a:stretch>
+                  </pic:blipFill>
+                  <pic:spPr bwMode="auto">
+                    <a:xfrm>
+                      <a:off x="0" y="0"/>
+                      <a:ext cx="1655103" cy="1377323"/>
+                    </a:xfrm>
+                    <a:prstGeom prst="rect">
+                      <a:avLst/>
+                    </a:prstGeom>
+                    <a:noFill/>
+                    <a:ln>
+                      <a:noFill/>
+                    </a:ln>
+                  </pic:spPr>
+                </pic:pic>
+              </a:graphicData>
+            </a:graphic>
+          </wp:inline>
+        </w:drawing>
+      </w:r>
+      <w:r>
+        <w:rPr>
+          <w:rFonts w:ascii="宋体" w:eastAsia="宋体" w:hAnsi="宋体" w:cs="宋体" w:hint="eastAsia"/>
+          <w:sz w:val="24"/>
+          <w:szCs w:val="24"/>
+        </w:rPr>
+        <w:t xml:space="preserve"> </w:t>
+      </w:r>
+      <w:r>
+        <w:rPr>
+          <w:noProof/>
+        </w:rPr>
+        <w:drawing>
+          <wp:inline distT="0" distB="0" distL="0" distR="0" wp14:anchorId="508CBA55" wp14:editId="68D1EFD5">
+            <wp:extent cx="1722120" cy="1376462"/>
+            <wp:effectExtent l="0" t="0" r="0" b="0"/>
+            <wp:docPr id="565687950" name="图片 6"/>
+            <wp:cNvGraphicFramePr>
+              <a:graphicFrameLocks xmlns:a="http://schemas.openxmlformats.org/drawingml/2006/main" noChangeAspect="1"/>
+            </wp:cNvGraphicFramePr>
+            <a:graphic xmlns:a="http://schemas.openxmlformats.org/drawingml/2006/main">
+              <a:graphicData uri="http://schemas.openxmlformats.org/drawingml/2006/picture">
+                <pic:pic xmlns:pic="http://schemas.openxmlformats.org/drawingml/2006/picture">
+                  <pic:nvPicPr>
+                    <pic:cNvPr id="0" name="Picture 15"/>
+                    <pic:cNvPicPr>
+                      <a:picLocks noChangeAspect="1" noChangeArrowheads="1"/>
+                    </pic:cNvPicPr>
+                  </pic:nvPicPr>
+                  <pic:blipFill>
+                    <a:blip r:embed="rId25">
+                      <a:extLst>
+                        <a:ext uri="{28A0092B-C50C-407E-A947-70E740481C1C}">
+                          <a14:useLocalDpi xmlns:a14="http://schemas.microsoft.com/office/drawing/2010/main" val="0"/>
+                        </a:ext>
+                      </a:extLst>
+                    </a:blip>
+                    <a:srcRect/>
+                    <a:stretch>
+                      <a:fillRect/>
+                    </a:stretch>
+                  </pic:blipFill>
+                  <pic:spPr bwMode="auto">
+                    <a:xfrm>
+                      <a:off x="0" y="0"/>
+                      <a:ext cx="1726346" cy="1379840"/>
+                    </a:xfrm>
+                    <a:prstGeom prst="rect">
+                      <a:avLst/>
+                    </a:prstGeom>
+                    <a:noFill/>
+                    <a:ln>
+                      <a:noFill/>
+                    </a:ln>
+                  </pic:spPr>
+                </pic:pic>
+              </a:graphicData>
+            </a:graphic>
+          </wp:inline>
+        </w:drawing>
+      </w:r>
+      <w:r>
+        <w:rPr>
+          <w:rFonts w:ascii="宋体" w:eastAsia="宋体" w:hAnsi="宋体" w:cs="宋体"/>
+          <w:sz w:val="24"/>
+          <w:szCs w:val="24"/>
+        </w:rPr>
+        <w:t xml:space="preserve"> </w:t>
+      </w:r>
+      <w:r>
+        <w:rPr>
+          <w:noProof/>
+        </w:rPr>
+        <w:drawing>
+          <wp:inline distT="0" distB="0" distL="0" distR="0" wp14:anchorId="2149470D" wp14:editId="377D7232">
+            <wp:extent cx="1432064" cy="1379220"/>
+            <wp:effectExtent l="0" t="0" r="0" b="0"/>
+            <wp:docPr id="1529446222" name="图片 7"/>
+            <wp:cNvGraphicFramePr>
+              <a:graphicFrameLocks xmlns:a="http://schemas.openxmlformats.org/drawingml/2006/main" noChangeAspect="1"/>
+            </wp:cNvGraphicFramePr>
+            <a:graphic xmlns:a="http://schemas.openxmlformats.org/drawingml/2006/main">
+              <a:graphicData uri="http://schemas.openxmlformats.org/drawingml/2006/picture">
+                <pic:pic xmlns:pic="http://schemas.openxmlformats.org/drawingml/2006/picture">
+                  <pic:nvPicPr>
+                    <pic:cNvPr id="0" name="Picture 17"/>
+                    <pic:cNvPicPr>
+                      <a:picLocks noChangeAspect="1" noChangeArrowheads="1"/>
+                    </pic:cNvPicPr>
+                  </pic:nvPicPr>
+                  <pic:blipFill>
+                    <a:blip r:embed="rId26">
+                      <a:extLst>
+                        <a:ext uri="{28A0092B-C50C-407E-A947-70E740481C1C}">
+                          <a14:useLocalDpi xmlns:a14="http://schemas.microsoft.com/office/drawing/2010/main" val="0"/>
+                        </a:ext>
+                      </a:extLst>
+                    </a:blip>
+                    <a:srcRect/>
+                    <a:stretch>
+                      <a:fillRect/>
+                    </a:stretch>
+                  </pic:blipFill>
+                  <pic:spPr bwMode="auto">
+                    <a:xfrm>
+                      <a:off x="0" y="0"/>
+                      <a:ext cx="1434529" cy="1381594"/>
+                    </a:xfrm>
+                    <a:prstGeom prst="rect">
+                      <a:avLst/>
+                    </a:prstGeom>
+                    <a:noFill/>
+                    <a:ln>
+                      <a:noFill/>
+                    </a:ln>
+                  </pic:spPr>
+                </pic:pic>
+              </a:graphicData>
+            </a:graphic>
+          </wp:inline>
+        </w:drawing>
+      </w:r>
+    </w:p>
+    <w:p>
+      <w:pPr>
+        <w:spacing w:after="0"/>
+        <w:rPr>
+          <w:rFonts w:ascii="宋体" w:eastAsia="宋体" w:hAnsi="宋体" w:cs="宋体" w:hint="eastAsia"/>
+          <w:sz w:val="24"/>
+          <w:szCs w:val="24"/>
+        </w:rPr>
+      </w:pPr>
+    </w:p>
+    <w:p>
+      <w:pPr>
+        <w:pStyle w:val="4"/>
+        <w:spacing w:before="0" w:after="120"/>
+        <w:rPr>
+          <w:rFonts w:hint="eastAsia"/>
+        </w:rPr>
+      </w:pPr>
+      <w:r>
+        <w:rPr>
+          <w:rFonts w:hint="eastAsia"/>
+        </w:rPr>
+        <w:t>3</w:t>
+      </w:r>
+      <w:r>
+        <w:rPr>
+          <w:rFonts w:hint="eastAsia"/>
+        </w:rPr>
+        <w:t>）</w:t>
+      </w:r>
+      <w:r>
+        <w:rPr>
+          <w:rFonts w:hint="eastAsia"/>
+        </w:rPr>
+        <w:t>碰撞</w:t>
+      </w:r>
+      <w:proofErr w:type="gramStart"/>
+      <w:r>
+        <w:rPr>
+          <w:rFonts w:hint="eastAsia"/>
+        </w:rPr>
+        <w:t>体</w:t>
+      </w:r>
+      <w:r>
+        <w:rPr>
+          <w:rFonts w:hint="eastAsia"/>
+        </w:rPr>
+        <w:t>注意</w:t>
+      </w:r>
+      <w:proofErr w:type="gramEnd"/>
+      <w:r>
+        <w:rPr>
+          <w:rFonts w:hint="eastAsia"/>
+        </w:rPr>
+        <w:t>事项</w:t>
+      </w:r>
+    </w:p>
+    <w:p>
+      <w:pPr>
+        <w:spacing w:after="0"/>
+      </w:pPr>
+      <w:r>
+        <w:rPr>
+          <w:rFonts w:hint="eastAsia"/>
+        </w:rPr>
+        <w:t>注意，如果事件页第一页为高的行走图</w:t>
+      </w:r>
+      <w:r>
+        <w:rPr>
+          <w:rFonts w:hint="eastAsia"/>
+        </w:rPr>
+        <w:t>4</w:t>
+      </w:r>
+      <w:r>
+        <w:t>8</w:t>
+      </w:r>
+      <w:r>
+        <w:rPr>
+          <w:rFonts w:hint="eastAsia"/>
+        </w:rPr>
+        <w:t>x</w:t>
+      </w:r>
+      <w:r>
+        <w:t>144</w:t>
+      </w:r>
+      <w:r>
+        <w:rPr>
+          <w:rFonts w:hint="eastAsia"/>
+        </w:rPr>
+        <w:t>，而第二页为小的行走图</w:t>
+      </w:r>
+      <w:r>
+        <w:rPr>
+          <w:rFonts w:hint="eastAsia"/>
+        </w:rPr>
+        <w:t>4</w:t>
+      </w:r>
+      <w:r>
+        <w:t>8</w:t>
+      </w:r>
+      <w:r>
+        <w:rPr>
+          <w:rFonts w:hint="eastAsia"/>
+        </w:rPr>
+        <w:t>x</w:t>
+      </w:r>
+      <w:r>
+        <w:t>96</w:t>
+      </w:r>
+      <w:r>
+        <w:rPr>
+          <w:rFonts w:hint="eastAsia"/>
+        </w:rPr>
+        <w:t>，</w:t>
+      </w:r>
+    </w:p>
+    <w:p>
+      <w:r>
+        <w:rPr>
+          <w:rFonts w:hint="eastAsia"/>
+        </w:rPr>
+        <w:t>那么当鼠标悬浮在缺失区域时，会出现事件页不停地来回切换的问题。</w:t>
+      </w:r>
+    </w:p>
+    <w:p>
+      <w:pPr>
+        <w:jc w:val="center"/>
+        <w:rPr>
+          <w:rFonts w:ascii="宋体" w:eastAsia="宋体" w:hAnsi="宋体" w:cs="宋体" w:hint="eastAsia"/>
+          <w:sz w:val="24"/>
+          <w:szCs w:val="24"/>
+        </w:rPr>
+      </w:pPr>
+      <w:r>
+        <w:rPr>
+          <w:noProof/>
+        </w:rPr>
+        <w:drawing>
+          <wp:inline distT="0" distB="0" distL="0" distR="0" wp14:anchorId="1EA4EB28" wp14:editId="12F3A861">
+            <wp:extent cx="2095500" cy="2133600"/>
+            <wp:effectExtent l="0" t="0" r="0" b="0"/>
+            <wp:docPr id="558958478" name="图片 8"/>
+            <wp:cNvGraphicFramePr>
+              <a:graphicFrameLocks xmlns:a="http://schemas.openxmlformats.org/drawingml/2006/main" noChangeAspect="1"/>
+            </wp:cNvGraphicFramePr>
+            <a:graphic xmlns:a="http://schemas.openxmlformats.org/drawingml/2006/main">
+              <a:graphicData uri="http://schemas.openxmlformats.org/drawingml/2006/picture">
+                <pic:pic xmlns:pic="http://schemas.openxmlformats.org/drawingml/2006/picture">
+                  <pic:nvPicPr>
+                    <pic:cNvPr id="0" name="Picture 19"/>
+                    <pic:cNvPicPr>
+                      <a:picLocks noChangeAspect="1" noChangeArrowheads="1"/>
+                    </pic:cNvPicPr>
+                  </pic:nvPicPr>
+                  <pic:blipFill>
+                    <a:blip r:embed="rId27">
+                      <a:extLst>
+                        <a:ext uri="{28A0092B-C50C-407E-A947-70E740481C1C}">
+                          <a14:useLocalDpi xmlns:a14="http://schemas.microsoft.com/office/drawing/2010/main" val="0"/>
+                        </a:ext>
+                      </a:extLst>
+                    </a:blip>
+                    <a:srcRect/>
+                    <a:stretch>
+                      <a:fillRect/>
+                    </a:stretch>
+                  </pic:blipFill>
+                  <pic:spPr bwMode="auto">
+                    <a:xfrm>
+                      <a:off x="0" y="0"/>
+                      <a:ext cx="2095500" cy="2133600"/>
+                    </a:xfrm>
+                    <a:prstGeom prst="rect">
+                      <a:avLst/>
+                    </a:prstGeom>
+                    <a:noFill/>
+                    <a:ln>
+                      <a:noFill/>
+                    </a:ln>
+                  </pic:spPr>
+                </pic:pic>
+              </a:graphicData>
+            </a:graphic>
+          </wp:inline>
+        </w:drawing>
+      </w:r>
+      <w:r>
+        <w:rPr>
+          <w:rFonts w:ascii="宋体" w:eastAsia="宋体" w:hAnsi="宋体" w:cs="宋体" w:hint="eastAsia"/>
+          <w:sz w:val="24"/>
+          <w:szCs w:val="24"/>
+        </w:rPr>
+        <w:t xml:space="preserve"> </w:t>
+      </w:r>
+      <w:r>
+        <w:rPr>
+          <w:noProof/>
+        </w:rPr>
+        <w:drawing>
+          <wp:inline distT="0" distB="0" distL="0" distR="0" wp14:anchorId="36923301" wp14:editId="4A0D24AB">
+            <wp:extent cx="2125980" cy="1699260"/>
+            <wp:effectExtent l="0" t="0" r="7620" b="0"/>
+            <wp:docPr id="1411568986" name="图片 9"/>
+            <wp:cNvGraphicFramePr>
+              <a:graphicFrameLocks xmlns:a="http://schemas.openxmlformats.org/drawingml/2006/main" noChangeAspect="1"/>
+            </wp:cNvGraphicFramePr>
+            <a:graphic xmlns:a="http://schemas.openxmlformats.org/drawingml/2006/main">
+              <a:graphicData uri="http://schemas.openxmlformats.org/drawingml/2006/picture">
+                <pic:pic xmlns:pic="http://schemas.openxmlformats.org/drawingml/2006/picture">
+                  <pic:nvPicPr>
+                    <pic:cNvPr id="0" name="Picture 21"/>
+                    <pic:cNvPicPr>
+                      <a:picLocks noChangeAspect="1" noChangeArrowheads="1"/>
+                    </pic:cNvPicPr>
+                  </pic:nvPicPr>
+                  <pic:blipFill>
+                    <a:blip r:embed="rId25">
+                      <a:extLst>
+                        <a:ext uri="{28A0092B-C50C-407E-A947-70E740481C1C}">
+                          <a14:useLocalDpi xmlns:a14="http://schemas.microsoft.com/office/drawing/2010/main" val="0"/>
+                        </a:ext>
+                      </a:extLst>
+                    </a:blip>
+                    <a:srcRect/>
+                    <a:stretch>
+                      <a:fillRect/>
+                    </a:stretch>
+                  </pic:blipFill>
+                  <pic:spPr bwMode="auto">
+                    <a:xfrm>
+                      <a:off x="0" y="0"/>
+                      <a:ext cx="2125980" cy="1699260"/>
+                    </a:xfrm>
+                    <a:prstGeom prst="rect">
+                      <a:avLst/>
+                    </a:prstGeom>
+                    <a:noFill/>
+                    <a:ln>
+                      <a:noFill/>
+                    </a:ln>
+                  </pic:spPr>
+                </pic:pic>
+              </a:graphicData>
+            </a:graphic>
+          </wp:inline>
+        </w:drawing>
+      </w:r>
+    </w:p>
+    <w:p>
+      <w:pPr>
+        <w:jc w:val="center"/>
+        <w:rPr>
+          <w:rFonts w:ascii="宋体" w:eastAsia="宋体" w:hAnsi="宋体" w:cs="宋体" w:hint="eastAsia"/>
+          <w:sz w:val="24"/>
+          <w:szCs w:val="24"/>
+        </w:rPr>
+      </w:pPr>
+      <w:r>
+        <w:rPr>
+          <w:noProof/>
+        </w:rPr>
+        <w:drawing>
+          <wp:inline distT="0" distB="0" distL="0" distR="0" wp14:anchorId="1DA31659" wp14:editId="516A11C1">
+            <wp:extent cx="4351020" cy="775813"/>
+            <wp:effectExtent l="0" t="0" r="0" b="5715"/>
+            <wp:docPr id="1085700364" name="图片 10"/>
+            <wp:cNvGraphicFramePr>
+              <a:graphicFrameLocks xmlns:a="http://schemas.openxmlformats.org/drawingml/2006/main" noChangeAspect="1"/>
+            </wp:cNvGraphicFramePr>
+            <a:graphic xmlns:a="http://schemas.openxmlformats.org/drawingml/2006/main">
+              <a:graphicData uri="http://schemas.openxmlformats.org/drawingml/2006/picture">
+                <pic:pic xmlns:pic="http://schemas.openxmlformats.org/drawingml/2006/picture">
+                  <pic:nvPicPr>
+                    <pic:cNvPr id="0" name="Picture 23"/>
+                    <pic:cNvPicPr>
+                      <a:picLocks noChangeAspect="1" noChangeArrowheads="1"/>
+                    </pic:cNvPicPr>
+                  </pic:nvPicPr>
+                  <pic:blipFill>
+                    <a:blip r:embed="rId28">
+                      <a:extLst>
+                        <a:ext uri="{28A0092B-C50C-407E-A947-70E740481C1C}">
+                          <a14:useLocalDpi xmlns:a14="http://schemas.microsoft.com/office/drawing/2010/main" val="0"/>
+                        </a:ext>
+                      </a:extLst>
+                    </a:blip>
+                    <a:srcRect/>
+                    <a:stretch>
+                      <a:fillRect/>
+                    </a:stretch>
+                  </pic:blipFill>
+                  <pic:spPr bwMode="auto">
+                    <a:xfrm>
+                      <a:off x="0" y="0"/>
+                      <a:ext cx="4394590" cy="783582"/>
+                    </a:xfrm>
+                    <a:prstGeom prst="rect">
+                      <a:avLst/>
+                    </a:prstGeom>
+                    <a:noFill/>
+                    <a:ln>
+                      <a:noFill/>
+                    </a:ln>
+                  </pic:spPr>
+                </pic:pic>
+              </a:graphicData>
+            </a:graphic>
+          </wp:inline>
+        </w:drawing>
+      </w:r>
+    </w:p>
+    <w:p>
+      <w:r>
+        <w:rPr>
+          <w:rFonts w:hint="eastAsia"/>
+        </w:rPr>
+        <w:t>这是因为切换事件页后，行走图变了，</w:t>
+      </w:r>
+      <w:r>
+        <w:rPr>
+          <w:rFonts w:hint="eastAsia"/>
+        </w:rPr>
+        <w:t>碰撞</w:t>
+      </w:r>
+      <w:proofErr w:type="gramStart"/>
+      <w:r>
+        <w:rPr>
+          <w:rFonts w:hint="eastAsia"/>
+        </w:rPr>
+        <w:t>体</w:t>
+      </w:r>
+      <w:r>
+        <w:rPr>
+          <w:rFonts w:hint="eastAsia"/>
+        </w:rPr>
+        <w:t>范围</w:t>
+      </w:r>
+      <w:proofErr w:type="gramEnd"/>
+      <w:r>
+        <w:rPr>
+          <w:rFonts w:hint="eastAsia"/>
+        </w:rPr>
+        <w:t>也变了，导致两个事件页之间反复来回</w:t>
+      </w:r>
+      <w:r>
+        <w:rPr>
+          <w:rFonts w:hint="eastAsia"/>
+        </w:rPr>
+        <w:t>切换</w:t>
+      </w:r>
+      <w:r>
+        <w:rPr>
+          <w:rFonts w:hint="eastAsia"/>
+        </w:rPr>
+        <w:t>。</w:t>
+      </w:r>
+    </w:p>
+    <w:p>
+      <w:pPr>
+        <w:spacing w:after="0"/>
+      </w:pPr>
+      <w:r>
+        <w:rPr>
+          <w:rFonts w:hint="eastAsia"/>
+        </w:rPr>
+        <w:t>因此，要注意保持行走</w:t>
+      </w:r>
+      <w:proofErr w:type="gramStart"/>
+      <w:r>
+        <w:rPr>
+          <w:rFonts w:hint="eastAsia"/>
+        </w:rPr>
+        <w:t>图大小</w:t>
+      </w:r>
+      <w:proofErr w:type="gramEnd"/>
+      <w:r>
+        <w:rPr>
+          <w:rFonts w:hint="eastAsia"/>
+        </w:rPr>
+        <w:t>一致。</w:t>
+      </w:r>
+    </w:p>
+    <w:p>
+      <w:r>
+        <w:rPr>
+          <w:rFonts w:hint="eastAsia"/>
+        </w:rPr>
+        <w:t>如果事件页为空白时，也要配置空的</w:t>
+      </w:r>
+      <w:r>
+        <w:rPr>
+          <w:rFonts w:hint="eastAsia"/>
+        </w:rPr>
+        <w:t>相同大小</w:t>
+      </w:r>
+      <w:r>
+        <w:rPr>
+          <w:rFonts w:hint="eastAsia"/>
+        </w:rPr>
+        <w:t>透明图片，以确保</w:t>
+      </w:r>
+      <w:r>
+        <w:rPr>
+          <w:rFonts w:hint="eastAsia"/>
+        </w:rPr>
+        <w:t xml:space="preserve"> </w:t>
+      </w:r>
+      <w:r>
+        <w:rPr>
+          <w:rFonts w:hint="eastAsia"/>
+        </w:rPr>
+        <w:t>碰撞</w:t>
+      </w:r>
+      <w:proofErr w:type="gramStart"/>
+      <w:r>
+        <w:rPr>
+          <w:rFonts w:hint="eastAsia"/>
+        </w:rPr>
+        <w:t>体</w:t>
+      </w:r>
+      <w:r>
+        <w:rPr>
+          <w:rFonts w:hint="eastAsia"/>
+        </w:rPr>
+        <w:t>范围</w:t>
+      </w:r>
+      <w:proofErr w:type="gramEnd"/>
+      <w:r>
+        <w:rPr>
+          <w:rFonts w:hint="eastAsia"/>
+        </w:rPr>
+        <w:t xml:space="preserve"> </w:t>
+      </w:r>
+      <w:r>
+        <w:rPr>
+          <w:rFonts w:hint="eastAsia"/>
+        </w:rPr>
+        <w:t>不变。</w:t>
+      </w:r>
+    </w:p>
+    <w:p>
+      <w:pPr>
+        <w:adjustRightInd/>
+        <w:snapToGrid/>
+        <w:spacing w:after="0"/>
+        <w:rPr>
+          <w:rFonts w:ascii="宋体" w:eastAsia="宋体" w:hAnsi="宋体" w:cs="宋体" w:hint="eastAsia"/>
+          <w:sz w:val="24"/>
+          <w:szCs w:val="24"/>
+        </w:rPr>
+      </w:pPr>
+      <w:r>
+        <w:rPr>
+          <w:rFonts w:ascii="宋体" w:eastAsia="宋体" w:hAnsi="宋体" w:cs="宋体" w:hint="eastAsia"/>
+          <w:sz w:val="24"/>
+          <w:szCs w:val="24"/>
+        </w:rPr>
+        <w:br w:type="page"/>
+      </w:r>
+    </w:p>
+    <w:p>
+      <w:pPr>
+        <w:pStyle w:val="3"/>
+        <w:rPr>
+          <w:rFonts w:hint="eastAsia"/>
+        </w:rPr>
+      </w:pPr>
+      <w:r>
+        <w:lastRenderedPageBreak/>
+        <w:t>物体i</w:t>
+      </w:r>
+      <w:r>
+        <w:rPr>
+          <w:rFonts w:hint="eastAsia"/>
+        </w:rPr>
+        <w:t>d规范</w:t>
+      </w:r>
+    </w:p>
+    <w:p>
+      <w:pPr>
+        <w:spacing w:after="0"/>
+      </w:pPr>
+      <w:r>
+        <w:rPr>
+          <w:rFonts w:hint="eastAsia"/>
+        </w:rPr>
+        <w:t>打开</w:t>
+      </w:r>
+      <w:r>
+        <w:rPr>
+          <w:rFonts w:hint="eastAsia"/>
+        </w:rPr>
+        <w:t xml:space="preserve"> </w:t>
+      </w:r>
+      <w:proofErr w:type="gramStart"/>
+      <w:r>
+        <w:t>”</w:t>
+      </w:r>
+      <w:proofErr w:type="gramEnd"/>
+      <w:r>
+        <w:rPr>
+          <w:rFonts w:hint="eastAsia"/>
+        </w:rPr>
+        <w:t>DEBUG</w:t>
+      </w:r>
+      <w:r>
+        <w:rPr>
+          <w:rFonts w:hint="eastAsia"/>
+        </w:rPr>
+        <w:t>碰撞体查看</w:t>
+      </w:r>
+      <w:proofErr w:type="gramStart"/>
+      <w:r>
+        <w:t>”</w:t>
+      </w:r>
+      <w:proofErr w:type="gramEnd"/>
+      <w:r>
+        <w:rPr>
+          <w:rFonts w:hint="eastAsia"/>
+        </w:rPr>
+        <w:t xml:space="preserve"> </w:t>
+      </w:r>
+      <w:r>
+        <w:rPr>
+          <w:rFonts w:hint="eastAsia"/>
+        </w:rPr>
+        <w:t>时，你会发现玩家、事件、玩家队员的编号不一样。</w:t>
+      </w:r>
+    </w:p>
+    <w:p>
+      <w:pPr>
+        <w:spacing w:after="0"/>
+        <w:jc w:val="center"/>
+      </w:pPr>
+      <w:r>
+        <w:rPr>
+          <w:noProof/>
+        </w:rPr>
+        <w:drawing>
+          <wp:inline distT="0" distB="0" distL="0" distR="0" wp14:anchorId="1E96C086" wp14:editId="54B0EA4E">
+            <wp:extent cx="4192216" cy="2704298"/>
+            <wp:effectExtent l="0" t="0" r="0" b="1270"/>
+            <wp:docPr id="1559161444" name="图片 2"/>
+            <wp:cNvGraphicFramePr>
+              <a:graphicFrameLocks xmlns:a="http://schemas.openxmlformats.org/drawingml/2006/main" noChangeAspect="1"/>
+            </wp:cNvGraphicFramePr>
+            <a:graphic xmlns:a="http://schemas.openxmlformats.org/drawingml/2006/main">
+              <a:graphicData uri="http://schemas.openxmlformats.org/drawingml/2006/picture">
+                <pic:pic xmlns:pic="http://schemas.openxmlformats.org/drawingml/2006/picture">
+                  <pic:nvPicPr>
+                    <pic:cNvPr id="0" name="Picture 7"/>
+                    <pic:cNvPicPr>
+                      <a:picLocks noChangeAspect="1" noChangeArrowheads="1"/>
+                    </pic:cNvPicPr>
+                  </pic:nvPicPr>
+                  <pic:blipFill>
+                    <a:blip r:embed="rId21">
+                      <a:extLst>
+                        <a:ext uri="{28A0092B-C50C-407E-A947-70E740481C1C}">
+                          <a14:useLocalDpi xmlns:a14="http://schemas.microsoft.com/office/drawing/2010/main" val="0"/>
+                        </a:ext>
+                      </a:extLst>
+                    </a:blip>
+                    <a:srcRect/>
+                    <a:stretch>
+                      <a:fillRect/>
+                    </a:stretch>
+                  </pic:blipFill>
+                  <pic:spPr bwMode="auto">
+                    <a:xfrm>
+                      <a:off x="0" y="0"/>
+                      <a:ext cx="4199641" cy="2709088"/>
+                    </a:xfrm>
+                    <a:prstGeom prst="rect">
+                      <a:avLst/>
+                    </a:prstGeom>
+                    <a:noFill/>
+                    <a:ln>
+                      <a:noFill/>
+                    </a:ln>
+                  </pic:spPr>
+                </pic:pic>
+              </a:graphicData>
+            </a:graphic>
+          </wp:inline>
+        </w:drawing>
+      </w:r>
+    </w:p>
+    <w:p>
+      <w:pPr>
+        <w:spacing w:after="0"/>
+      </w:pPr>
+      <w:r>
+        <w:t>使用插件指令，获取</w:t>
+      </w:r>
+      <w:r>
+        <w:rPr>
+          <w:rFonts w:hint="eastAsia"/>
+        </w:rPr>
+        <w:t xml:space="preserve"> </w:t>
+      </w:r>
+      <w:r>
+        <w:t>事件</w:t>
+      </w:r>
+      <w:r>
+        <w:t>id</w:t>
+      </w:r>
+      <w:r>
+        <w:rPr>
+          <w:rFonts w:hint="eastAsia"/>
+        </w:rPr>
+        <w:t>、玩家队员</w:t>
+      </w:r>
+      <w:r>
+        <w:rPr>
+          <w:rFonts w:hint="eastAsia"/>
+        </w:rPr>
+        <w:t>id</w:t>
+      </w:r>
+      <w:r>
+        <w:rPr>
+          <w:rFonts w:hint="eastAsia"/>
+        </w:rPr>
+        <w:t>、</w:t>
+      </w:r>
+      <w:proofErr w:type="gramStart"/>
+      <w:r>
+        <w:rPr>
+          <w:rFonts w:hint="eastAsia"/>
+        </w:rPr>
+        <w:t>载具</w:t>
+      </w:r>
+      <w:proofErr w:type="gramEnd"/>
+      <w:r>
+        <w:rPr>
+          <w:rFonts w:hint="eastAsia"/>
+        </w:rPr>
+        <w:t xml:space="preserve">id </w:t>
+      </w:r>
+      <w:r>
+        <w:rPr>
+          <w:rFonts w:hint="eastAsia"/>
+        </w:rPr>
+        <w:t>时</w:t>
+      </w:r>
+      <w:r>
+        <w:rPr>
+          <w:rFonts w:hint="eastAsia"/>
+        </w:rPr>
+        <w:t>，</w:t>
+      </w:r>
+    </w:p>
+    <w:p>
+      <w:pPr>
+        <w:spacing w:after="0"/>
+      </w:pPr>
+      <w:r>
+        <w:rPr>
+          <w:rFonts w:hint="eastAsia"/>
+        </w:rPr>
+        <w:t>也</w:t>
+      </w:r>
+      <w:r>
+        <w:t>会</w:t>
+      </w:r>
+      <w:r>
+        <w:rPr>
+          <w:rFonts w:hint="eastAsia"/>
+        </w:rPr>
+        <w:t>发现写了</w:t>
+      </w:r>
+      <w:r>
+        <w:t>找不到时</w:t>
+      </w:r>
+      <w:r>
+        <w:rPr>
+          <w:rFonts w:hint="eastAsia"/>
+        </w:rPr>
+        <w:t>返回</w:t>
+      </w:r>
+      <w:r>
+        <w:rPr>
+          <w:rFonts w:hint="eastAsia"/>
+        </w:rPr>
+        <w:t>-1</w:t>
+      </w:r>
+      <w:r>
+        <w:rPr>
+          <w:rFonts w:hint="eastAsia"/>
+        </w:rPr>
+        <w:t>，若为玩家则返回</w:t>
+      </w:r>
+      <w:r>
+        <w:rPr>
+          <w:rFonts w:hint="eastAsia"/>
+        </w:rPr>
+        <w:t>-2</w:t>
+      </w:r>
+      <w:r>
+        <w:rPr>
+          <w:rFonts w:hint="eastAsia"/>
+        </w:rPr>
+        <w:t>。</w:t>
+      </w:r>
+    </w:p>
+    <w:p>
+      <w:pPr>
+        <w:adjustRightInd/>
+        <w:snapToGrid/>
+        <w:spacing w:after="0"/>
+        <w:jc w:val="center"/>
+        <w:rPr>
+          <w:rFonts w:ascii="宋体" w:eastAsia="宋体" w:hAnsi="宋体" w:cs="宋体" w:hint="eastAsia"/>
+          <w:sz w:val="24"/>
+          <w:szCs w:val="24"/>
+        </w:rPr>
+      </w:pPr>
+      <w:r>
+        <w:rPr>
+          <w:noProof/>
+        </w:rPr>
+        <w:drawing>
+          <wp:inline distT="0" distB="0" distL="0" distR="0" wp14:anchorId="0A2F6A23" wp14:editId="245A9AF2">
+            <wp:extent cx="5274310" cy="1702435"/>
+            <wp:effectExtent l="0" t="0" r="2540" b="0"/>
+            <wp:docPr id="1395090790" name="图片 11"/>
+            <wp:cNvGraphicFramePr>
+              <a:graphicFrameLocks xmlns:a="http://schemas.openxmlformats.org/drawingml/2006/main" noChangeAspect="1"/>
+            </wp:cNvGraphicFramePr>
+            <a:graphic xmlns:a="http://schemas.openxmlformats.org/drawingml/2006/main">
+              <a:graphicData uri="http://schemas.openxmlformats.org/drawingml/2006/picture">
+                <pic:pic xmlns:pic="http://schemas.openxmlformats.org/drawingml/2006/picture">
+                  <pic:nvPicPr>
+                    <pic:cNvPr id="0" name="Picture 25"/>
+                    <pic:cNvPicPr>
+                      <a:picLocks noChangeAspect="1" noChangeArrowheads="1"/>
+                    </pic:cNvPicPr>
+                  </pic:nvPicPr>
+                  <pic:blipFill>
+                    <a:blip r:embed="rId29">
+                      <a:extLst>
+                        <a:ext uri="{28A0092B-C50C-407E-A947-70E740481C1C}">
+                          <a14:useLocalDpi xmlns:a14="http://schemas.microsoft.com/office/drawing/2010/main" val="0"/>
+                        </a:ext>
+                      </a:extLst>
+                    </a:blip>
+                    <a:srcRect/>
+                    <a:stretch>
+                      <a:fillRect/>
+                    </a:stretch>
+                  </pic:blipFill>
+                  <pic:spPr bwMode="auto">
+                    <a:xfrm>
+                      <a:off x="0" y="0"/>
+                      <a:ext cx="5274310" cy="1702435"/>
                     </a:xfrm>
                     <a:prstGeom prst="rect">
                       <a:avLst/>
@@ -1423,7 +4041,6 @@
         <w:tc>
           <w:tcPr>
             <w:tcW w:w="1717" w:type="dxa"/>
-            <w:shd w:val="clear" w:color="auto" w:fill="auto"/>
             <w:vAlign w:val="center"/>
           </w:tcPr>
           <w:p>
@@ -1637,7 +4254,6 @@
         <w:tc>
           <w:tcPr>
             <w:tcW w:w="1717" w:type="dxa"/>
-            <w:shd w:val="clear" w:color="auto" w:fill="auto"/>
             <w:vAlign w:val="center"/>
           </w:tcPr>
           <w:p>
@@ -1848,7 +4464,6 @@
         <w:tc>
           <w:tcPr>
             <w:tcW w:w="1717" w:type="dxa"/>
-            <w:shd w:val="clear" w:color="auto" w:fill="auto"/>
             <w:vAlign w:val="center"/>
           </w:tcPr>
           <w:p>
@@ -2157,54 +4772,23 @@
           <w:rFonts w:hint="eastAsia"/>
         </w:rPr>
       </w:pPr>
-      <w:bookmarkStart w:id="2" w:name="_输入设备"/>
-      <w:bookmarkStart w:id="3" w:name="_按键关系表"/>
-      <w:bookmarkEnd w:id="2"/>
-      <w:bookmarkEnd w:id="3"/>
       <w:r>
         <w:rPr>
           <w:rFonts w:hint="eastAsia"/>
         </w:rPr>
         <w:lastRenderedPageBreak/>
-        <w:t>层级与</w:t>
-      </w:r>
-      <w:r>
-        <w:rPr>
-          <w:rFonts w:hint="eastAsia"/>
-        </w:rPr>
-        <w:t>堆叠级</w:t>
-      </w:r>
-    </w:p>
-    <w:p>
-      <w:pPr>
-        <w:pStyle w:val="3"/>
-        <w:rPr>
-          <w:rFonts w:hint="eastAsia"/>
-        </w:rPr>
-      </w:pPr>
-      <w:r>
-        <w:rPr>
-          <w:rFonts w:hint="eastAsia"/>
-        </w:rPr>
-        <w:t>定义</w:t>
-      </w:r>
-    </w:p>
-    <w:p>
-      <w:pPr>
-        <w:spacing w:after="0"/>
-      </w:pPr>
-      <w:r>
-        <w:rPr>
-          <w:b/>
-          <w:bCs/>
-        </w:rPr>
-        <w:t>层级：</w:t>
-      </w:r>
-      <w:r>
-        <w:rPr>
-          <w:rFonts w:hint="eastAsia"/>
-        </w:rPr>
-        <w:t>指界面中</w:t>
+        <w:t>行走图规则（指向）</w:t>
+      </w:r>
+    </w:p>
+    <w:p>
+      <w:pPr>
+        <w:spacing w:after="0"/>
+      </w:pPr>
+      <w:r>
+        <w:rPr>
+          <w:rFonts w:hint="eastAsia"/>
+        </w:rPr>
+        <w:t>行走图分为</w:t>
       </w:r>
       <w:r>
         <w:rPr>
@@ -2216,7 +4800,7 @@
         <w:rPr>
           <w:rFonts w:hint="eastAsia"/>
         </w:rPr>
-        <w:t>固定定义</w:t>
+        <w:t>行走图规则和行走图属性</w:t>
       </w:r>
       <w:r>
         <w:rPr>
@@ -2228,120 +4812,76 @@
         <w:rPr>
           <w:rFonts w:hint="eastAsia"/>
         </w:rPr>
-        <w:t>并且用于区分层次的</w:t>
-      </w:r>
-      <w:r>
-        <w:rPr>
-          <w:rFonts w:hint="eastAsia"/>
-        </w:rPr>
-        <w:t xml:space="preserve"> </w:t>
-      </w:r>
-      <w:r>
-        <w:rPr>
-          <w:rFonts w:hint="eastAsia"/>
-        </w:rPr>
-        <w:t>贴图。</w:t>
-      </w:r>
-    </w:p>
-    <w:p>
-      <w:r>
-        <w:rPr>
-          <w:rFonts w:hint="eastAsia"/>
-        </w:rPr>
-        <w:t>每个层级都有名字，比如：下层、图块层、中层、图片对象层</w:t>
-      </w:r>
-      <w:r>
-        <w:rPr>
-          <w:rFonts w:hint="eastAsia"/>
-        </w:rPr>
-        <w:t xml:space="preserve"> </w:t>
-      </w:r>
-      <w:r>
-        <w:t>等。</w:t>
-      </w:r>
-    </w:p>
-    <w:p>
-      <w:pPr>
-        <w:spacing w:after="0"/>
-      </w:pPr>
-      <w:r>
-        <w:rPr>
-          <w:rFonts w:hint="eastAsia"/>
-          <w:b/>
-          <w:bCs/>
-        </w:rPr>
-        <w:t>堆叠级</w:t>
-      </w:r>
-      <w:r>
-        <w:rPr>
-          <w:b/>
-          <w:bCs/>
-        </w:rPr>
-        <w:t>：</w:t>
-      </w:r>
-      <w:r>
-        <w:rPr>
-          <w:rFonts w:hint="eastAsia"/>
-        </w:rPr>
-        <w:t>指处于相同层级下，区分贴图先后顺序的</w:t>
-      </w:r>
-      <w:r>
-        <w:rPr>
-          <w:rFonts w:hint="eastAsia"/>
-        </w:rPr>
-        <w:t xml:space="preserve"> </w:t>
-      </w:r>
-      <w:r>
-        <w:rPr>
-          <w:rFonts w:hint="eastAsia"/>
-        </w:rPr>
-        <w:t>数字</w:t>
-      </w:r>
-      <w:r>
-        <w:t>参数</w:t>
-      </w:r>
-      <w:r>
-        <w:rPr>
-          <w:rFonts w:hint="eastAsia"/>
-        </w:rPr>
-        <w:t>。</w:t>
-      </w:r>
-    </w:p>
-    <w:p>
-      <w:r>
-        <w:rPr>
-          <w:rFonts w:hint="eastAsia"/>
-        </w:rPr>
-        <w:t>堆叠级也叫图片层级，</w:t>
-      </w:r>
-      <w:r>
-        <w:t>数字</w:t>
-      </w:r>
-      <w:r>
-        <w:rPr>
-          <w:rFonts w:hint="eastAsia"/>
-        </w:rPr>
-        <w:t>值越大，越在上面。</w:t>
-      </w:r>
-    </w:p>
-    <w:p>
-      <w:pPr>
-        <w:spacing w:after="0"/>
-      </w:pPr>
-      <w:r>
-        <w:rPr>
-          <w:rFonts w:hint="eastAsia"/>
-        </w:rPr>
-        <w:t>界面、层级、堆叠级的关系如下图。</w:t>
+        <w:t>两个部分。</w:t>
+      </w:r>
+    </w:p>
+    <w:p>
+      <w:pPr>
+        <w:spacing w:after="0"/>
+      </w:pPr>
+      <w:r>
+        <w:rPr>
+          <w:rFonts w:hint="eastAsia"/>
+        </w:rPr>
+        <w:t>行走图规则分为：单行走图、八行走图、</w:t>
+      </w:r>
+      <w:proofErr w:type="gramStart"/>
+      <w:r>
+        <w:rPr>
+          <w:rFonts w:hint="eastAsia"/>
+        </w:rPr>
+        <w:t>图块行走</w:t>
+      </w:r>
+      <w:proofErr w:type="gramEnd"/>
+      <w:r>
+        <w:rPr>
+          <w:rFonts w:hint="eastAsia"/>
+        </w:rPr>
+        <w:t>图、其他规则（比如动画序列）。</w:t>
+      </w:r>
+    </w:p>
+    <w:p>
+      <w:pPr>
+        <w:spacing w:after="0"/>
+      </w:pPr>
+      <w:r>
+        <w:rPr>
+          <w:rFonts w:hint="eastAsia"/>
+        </w:rPr>
+        <w:t>行走图属性分为：帧数、朝向、</w:t>
+      </w:r>
+      <w:r>
+        <w:rPr>
+          <w:rFonts w:hint="eastAsia"/>
+        </w:rPr>
+        <w:t>中心锚点</w:t>
+      </w:r>
+      <w:r>
+        <w:rPr>
+          <w:rFonts w:hint="eastAsia"/>
+        </w:rPr>
+        <w:t>、</w:t>
+      </w:r>
+      <w:r>
+        <w:rPr>
+          <w:rFonts w:hint="eastAsia"/>
+        </w:rPr>
+        <w:t>碰撞体。</w:t>
       </w:r>
     </w:p>
     <w:p>
       <w:pPr>
         <w:spacing w:after="0"/>
         <w:jc w:val="center"/>
-      </w:pPr>
-      <w:r>
-        <w:object w:dxaOrig="8917" w:dyaOrig="4416" w14:anchorId="6366EE09">
+        <w:rPr>
+          <w:rFonts w:hint="eastAsia"/>
+        </w:rPr>
+      </w:pPr>
+      <w:r>
+        <w:rPr>
+          <w:rFonts w:hint="eastAsia"/>
+        </w:rPr>
+        <w:object w:dxaOrig="9228" w:dyaOrig="4560" w14:anchorId="14E1501E">
           <v:shapetype id="_x0000_t75" coordsize="21600,21600" o:spt="75" o:preferrelative="t" path="m@4@5l@4@11@9@11@9@5xe" filled="f" stroked="f">
             <v:stroke joinstyle="miter"/>
             <v:formulas>
@@ -2361,10 +4901,366 @@
             <v:path o:extrusionok="f" gradientshapeok="t" o:connecttype="rect"/>
             <o:lock v:ext="edit" aspectratio="t"/>
           </v:shapetype>
-          <v:shape id="_x0000_i1025" type="#_x0000_t75" style="width:334.2pt;height:166.2pt" o:ole="">
-            <v:imagedata r:id="rId10" o:title=""/>
+          <v:shape id="_x0000_i1025" type="#_x0000_t75" style="width:396.6pt;height:196.2pt" o:ole="">
+            <v:imagedata r:id="rId30" o:title=""/>
           </v:shape>
-          <o:OLEObject Type="Embed" ProgID="Visio.Drawing.15" ShapeID="_x0000_i1025" DrawAspect="Content" ObjectID="_1807766968" r:id="rId11"/>
+          <o:OLEObject Type="Embed" ProgID="Visio.Drawing.15" ShapeID="_x0000_i1025" DrawAspect="Content" ObjectID="_1829192749" r:id="rId31"/>
+        </w:object>
+      </w:r>
+    </w:p>
+    <w:p>
+      <w:pPr>
+        <w:spacing w:after="0"/>
+        <w:rPr>
+          <w:rFonts w:hint="eastAsia"/>
+        </w:rPr>
+      </w:pPr>
+      <w:r>
+        <w:rPr>
+          <w:rFonts w:hint="eastAsia"/>
+        </w:rPr>
+        <w:t>行走图规则相关介绍可以去看看文档：“</w:t>
+      </w:r>
+      <w:r>
+        <w:rPr>
+          <w:rFonts w:hint="eastAsia"/>
+          <w:color w:val="0070C0"/>
+        </w:rPr>
+        <w:t>7.</w:t>
+      </w:r>
+      <w:r>
+        <w:rPr>
+          <w:rFonts w:hint="eastAsia"/>
+          <w:color w:val="0070C0"/>
+        </w:rPr>
+        <w:t>行走图</w:t>
+      </w:r>
+      <w:r>
+        <w:rPr>
+          <w:rFonts w:hint="eastAsia"/>
+          <w:color w:val="0070C0"/>
+        </w:rPr>
+        <w:t xml:space="preserve"> &gt; </w:t>
+      </w:r>
+      <w:r>
+        <w:rPr>
+          <w:rFonts w:hint="eastAsia"/>
+          <w:color w:val="0070C0"/>
+        </w:rPr>
+        <w:t>关于行走图与图块</w:t>
+      </w:r>
+      <w:r>
+        <w:rPr>
+          <w:rFonts w:hint="eastAsia"/>
+          <w:color w:val="0070C0"/>
+        </w:rPr>
+        <w:t>.docx</w:t>
+      </w:r>
+      <w:r>
+        <w:rPr>
+          <w:rFonts w:hint="eastAsia"/>
+        </w:rPr>
+        <w:t>”。</w:t>
+      </w:r>
+    </w:p>
+    <w:p>
+      <w:pPr>
+        <w:spacing w:after="0"/>
+      </w:pPr>
+      <w:r>
+        <w:rPr>
+          <w:rFonts w:hint="eastAsia"/>
+        </w:rPr>
+        <w:t>另外</w:t>
+      </w:r>
+      <w:r>
+        <w:rPr>
+          <w:rFonts w:hint="eastAsia"/>
+        </w:rPr>
+        <w:t xml:space="preserve"> </w:t>
+      </w:r>
+      <w:hyperlink w:anchor="_层级与堆叠级" w:history="1">
+        <w:r>
+          <w:rPr>
+            <w:rStyle w:val="a4"/>
+            <w:rFonts w:hint="eastAsia"/>
+          </w:rPr>
+          <w:t>层级与</w:t>
+        </w:r>
+        <w:proofErr w:type="gramStart"/>
+        <w:r>
+          <w:rPr>
+            <w:rStyle w:val="a4"/>
+            <w:rFonts w:hint="eastAsia"/>
+          </w:rPr>
+          <w:t>堆叠级</w:t>
+        </w:r>
+        <w:proofErr w:type="gramEnd"/>
+      </w:hyperlink>
+      <w:r>
+        <w:rPr>
+          <w:rFonts w:hint="eastAsia"/>
+        </w:rPr>
+        <w:t xml:space="preserve"> </w:t>
+      </w:r>
+      <w:r>
+        <w:rPr>
+          <w:rFonts w:hint="eastAsia"/>
+        </w:rPr>
+        <w:t>其实也属于行走图属性，但由于不常用，所以没列出来。</w:t>
+      </w:r>
+    </w:p>
+    <w:p>
+      <w:pPr>
+        <w:adjustRightInd/>
+        <w:snapToGrid/>
+        <w:spacing w:after="0"/>
+      </w:pPr>
+    </w:p>
+    <w:p>
+      <w:pPr>
+        <w:adjustRightInd/>
+        <w:snapToGrid/>
+        <w:spacing w:after="0"/>
+      </w:pPr>
+      <w:r>
+        <w:br w:type="page"/>
+      </w:r>
+    </w:p>
+    <w:p>
+      <w:pPr>
+        <w:pStyle w:val="2"/>
+        <w:rPr>
+          <w:rFonts w:hint="eastAsia"/>
+        </w:rPr>
+      </w:pPr>
+      <w:bookmarkStart w:id="3" w:name="_输入设备"/>
+      <w:bookmarkStart w:id="4" w:name="_按键关系表"/>
+      <w:bookmarkStart w:id="5" w:name="_层级与堆叠级"/>
+      <w:bookmarkEnd w:id="3"/>
+      <w:bookmarkEnd w:id="4"/>
+      <w:bookmarkEnd w:id="5"/>
+      <w:r>
+        <w:rPr>
+          <w:rFonts w:hint="eastAsia"/>
+        </w:rPr>
+        <w:lastRenderedPageBreak/>
+        <w:t>层级与</w:t>
+      </w:r>
+      <w:r>
+        <w:rPr>
+          <w:rFonts w:hint="eastAsia"/>
+        </w:rPr>
+        <w:t>堆叠级</w:t>
+      </w:r>
+    </w:p>
+    <w:p>
+      <w:pPr>
+        <w:pStyle w:val="3"/>
+        <w:rPr>
+          <w:rFonts w:hint="eastAsia"/>
+        </w:rPr>
+      </w:pPr>
+      <w:r>
+        <w:rPr>
+          <w:rFonts w:hint="eastAsia"/>
+        </w:rPr>
+        <w:t>定义</w:t>
+      </w:r>
+    </w:p>
+    <w:p>
+      <w:pPr>
+        <w:spacing w:after="0"/>
+      </w:pPr>
+      <w:r>
+        <w:rPr>
+          <w:b/>
+          <w:bCs/>
+        </w:rPr>
+        <w:t>层级：</w:t>
+      </w:r>
+      <w:r>
+        <w:rPr>
+          <w:rFonts w:hint="eastAsia"/>
+        </w:rPr>
+        <w:t>指界面中</w:t>
+      </w:r>
+      <w:r>
+        <w:rPr>
+          <w:rFonts w:hint="eastAsia"/>
+        </w:rPr>
+        <w:t xml:space="preserve"> </w:t>
+      </w:r>
+      <w:r>
+        <w:rPr>
+          <w:rFonts w:hint="eastAsia"/>
+        </w:rPr>
+        <w:t>固定定义</w:t>
+      </w:r>
+      <w:r>
+        <w:rPr>
+          <w:rFonts w:hint="eastAsia"/>
+        </w:rPr>
+        <w:t xml:space="preserve"> </w:t>
+      </w:r>
+      <w:r>
+        <w:rPr>
+          <w:rFonts w:hint="eastAsia"/>
+        </w:rPr>
+        <w:t>并且用于区分层次的</w:t>
+      </w:r>
+      <w:r>
+        <w:rPr>
+          <w:rFonts w:hint="eastAsia"/>
+        </w:rPr>
+        <w:t xml:space="preserve"> </w:t>
+      </w:r>
+      <w:r>
+        <w:rPr>
+          <w:rFonts w:hint="eastAsia"/>
+        </w:rPr>
+        <w:t>贴图。</w:t>
+      </w:r>
+    </w:p>
+    <w:p>
+      <w:r>
+        <w:rPr>
+          <w:rFonts w:hint="eastAsia"/>
+        </w:rPr>
+        <w:t>每个层级都有名字，比如：下层、</w:t>
+      </w:r>
+      <w:proofErr w:type="gramStart"/>
+      <w:r>
+        <w:rPr>
+          <w:rFonts w:hint="eastAsia"/>
+        </w:rPr>
+        <w:t>图块层</w:t>
+      </w:r>
+      <w:proofErr w:type="gramEnd"/>
+      <w:r>
+        <w:rPr>
+          <w:rFonts w:hint="eastAsia"/>
+        </w:rPr>
+        <w:t>、中层、图片对象层</w:t>
+      </w:r>
+      <w:r>
+        <w:rPr>
+          <w:rFonts w:hint="eastAsia"/>
+        </w:rPr>
+        <w:t xml:space="preserve"> </w:t>
+      </w:r>
+      <w:r>
+        <w:t>等。</w:t>
+      </w:r>
+    </w:p>
+    <w:p>
+      <w:pPr>
+        <w:spacing w:after="0"/>
+      </w:pPr>
+      <w:r>
+        <w:rPr>
+          <w:rFonts w:hint="eastAsia"/>
+          <w:b/>
+          <w:bCs/>
+        </w:rPr>
+        <w:t>堆叠级</w:t>
+      </w:r>
+      <w:r>
+        <w:rPr>
+          <w:b/>
+          <w:bCs/>
+        </w:rPr>
+        <w:t>：</w:t>
+      </w:r>
+      <w:r>
+        <w:rPr>
+          <w:rFonts w:hint="eastAsia"/>
+        </w:rPr>
+        <w:t>指处于相同层级下，区分贴图先后顺序的</w:t>
+      </w:r>
+      <w:r>
+        <w:rPr>
+          <w:rFonts w:hint="eastAsia"/>
+        </w:rPr>
+        <w:t xml:space="preserve"> </w:t>
+      </w:r>
+      <w:r>
+        <w:rPr>
+          <w:rFonts w:hint="eastAsia"/>
+        </w:rPr>
+        <w:t>数字</w:t>
+      </w:r>
+      <w:r>
+        <w:t>参数</w:t>
+      </w:r>
+      <w:r>
+        <w:rPr>
+          <w:rFonts w:hint="eastAsia"/>
+        </w:rPr>
+        <w:t>。</w:t>
+      </w:r>
+    </w:p>
+    <w:p>
+      <w:proofErr w:type="gramStart"/>
+      <w:r>
+        <w:rPr>
+          <w:rFonts w:hint="eastAsia"/>
+        </w:rPr>
+        <w:t>堆叠级</w:t>
+      </w:r>
+      <w:proofErr w:type="gramEnd"/>
+      <w:r>
+        <w:rPr>
+          <w:rFonts w:hint="eastAsia"/>
+        </w:rPr>
+        <w:t>也叫图片层级，</w:t>
+      </w:r>
+      <w:r>
+        <w:t>数字</w:t>
+      </w:r>
+      <w:r>
+        <w:rPr>
+          <w:rFonts w:hint="eastAsia"/>
+        </w:rPr>
+        <w:t>值越大，越在上面。</w:t>
+      </w:r>
+    </w:p>
+    <w:p>
+      <w:pPr>
+        <w:spacing w:after="0"/>
+      </w:pPr>
+      <w:r>
+        <w:rPr>
+          <w:rFonts w:hint="eastAsia"/>
+        </w:rPr>
+        <w:t>界面、层级、</w:t>
+      </w:r>
+      <w:proofErr w:type="gramStart"/>
+      <w:r>
+        <w:rPr>
+          <w:rFonts w:hint="eastAsia"/>
+        </w:rPr>
+        <w:t>堆叠级</w:t>
+      </w:r>
+      <w:proofErr w:type="gramEnd"/>
+      <w:r>
+        <w:rPr>
+          <w:rFonts w:hint="eastAsia"/>
+        </w:rPr>
+        <w:t>的关系如下图。</w:t>
+      </w:r>
+    </w:p>
+    <w:p>
+      <w:pPr>
+        <w:spacing w:after="0"/>
+        <w:jc w:val="center"/>
+      </w:pPr>
+      <w:r>
+        <w:object w:dxaOrig="8917" w:dyaOrig="4416" w14:anchorId="6366EE09">
+          <v:shape id="_x0000_i1026" type="#_x0000_t75" style="width:334.2pt;height:166.2pt" o:ole="">
+            <v:imagedata r:id="rId32" o:title=""/>
+          </v:shape>
+          <o:OLEObject Type="Embed" ProgID="Visio.Drawing.15" ShapeID="_x0000_i1026" DrawAspect="Content" ObjectID="_1829192750" r:id="rId33"/>
         </w:object>
       </w:r>
     </w:p>
@@ -2378,29 +5274,49 @@
         <w:rPr>
           <w:rFonts w:hint="eastAsia"/>
         </w:rPr>
-        <w:t>（堆叠级也称</w:t>
-      </w:r>
+        <w:t>（</w:t>
+      </w:r>
+      <w:proofErr w:type="gramStart"/>
+      <w:r>
+        <w:rPr>
+          <w:rFonts w:hint="eastAsia"/>
+        </w:rPr>
+        <w:t>堆叠级</w:t>
+      </w:r>
+      <w:proofErr w:type="gramEnd"/>
+      <w:r>
+        <w:rPr>
+          <w:rFonts w:hint="eastAsia"/>
+        </w:rPr>
+        <w:t>也称</w:t>
+      </w:r>
+      <w:proofErr w:type="gramStart"/>
       <w:r>
         <w:t>”</w:t>
       </w:r>
+      <w:proofErr w:type="gramEnd"/>
       <w:r>
         <w:rPr>
           <w:rFonts w:hint="eastAsia"/>
         </w:rPr>
         <w:t>图片层级</w:t>
       </w:r>
+      <w:proofErr w:type="gramStart"/>
       <w:r>
         <w:t>”</w:t>
       </w:r>
+      <w:proofErr w:type="gramEnd"/>
       <w:r>
         <w:rPr>
           <w:rFonts w:hint="eastAsia"/>
         </w:rPr>
         <w:t>，可以去看</w:t>
       </w:r>
+      <w:proofErr w:type="gramStart"/>
       <w:r>
         <w:t>”</w:t>
       </w:r>
+      <w:proofErr w:type="gramEnd"/>
       <w:r>
         <w:rPr>
           <w:color w:val="0070C0"/>
@@ -2433,9 +5349,11 @@
         </w:rPr>
         <w:t>.docx</w:t>
       </w:r>
+      <w:proofErr w:type="gramStart"/>
       <w:r>
         <w:t>”</w:t>
       </w:r>
+      <w:proofErr w:type="gramEnd"/>
       <w:r>
         <w:rPr>
           <w:rFonts w:hint="eastAsia"/>
@@ -2447,8 +5365,17 @@
           <w:rFonts w:hint="eastAsia"/>
           <w:color w:val="0070C0"/>
         </w:rPr>
-        <w:t>层级与堆叠级</w:t>
-      </w:r>
+        <w:t>层级与</w:t>
+      </w:r>
+      <w:proofErr w:type="gramStart"/>
+      <w:r>
+        <w:rPr>
+          <w:rFonts w:hint="eastAsia"/>
+          <w:color w:val="0070C0"/>
+        </w:rPr>
+        <w:t>堆叠级</w:t>
+      </w:r>
+      <w:proofErr w:type="gramEnd"/>
       <w:r>
         <w:rPr>
           <w:rFonts w:hint="eastAsia"/>
@@ -2530,16 +5457,13 @@
       </w:pPr>
       <w:r>
         <w:rPr>
-          <w:rFonts w:ascii="宋体" w:eastAsia="宋体" w:hAnsi="宋体" w:cs="宋体"/>
           <w:noProof/>
-          <w:sz w:val="24"/>
-          <w:szCs w:val="24"/>
         </w:rPr>
         <w:drawing>
-          <wp:inline distT="0" distB="0" distL="0" distR="0" wp14:anchorId="2BD69424" wp14:editId="0B1DCE77">
-            <wp:extent cx="4368800" cy="539154"/>
+          <wp:inline distT="0" distB="0" distL="0" distR="0" wp14:anchorId="1F12A5EB" wp14:editId="54E71E9E">
+            <wp:extent cx="4191000" cy="514350"/>
             <wp:effectExtent l="0" t="0" r="0" b="0"/>
-            <wp:docPr id="697997400" name="图片 1"/>
+            <wp:docPr id="219896702" name="图片 4"/>
             <wp:cNvGraphicFramePr>
               <a:graphicFrameLocks xmlns:a="http://schemas.openxmlformats.org/drawingml/2006/main" noChangeAspect="1"/>
             </wp:cNvGraphicFramePr>
@@ -2547,13 +5471,13 @@
               <a:graphicData uri="http://schemas.openxmlformats.org/drawingml/2006/picture">
                 <pic:pic xmlns:pic="http://schemas.openxmlformats.org/drawingml/2006/picture">
                   <pic:nvPicPr>
-                    <pic:cNvPr id="0" name="Picture 2"/>
+                    <pic:cNvPr id="0" name="Picture 11"/>
                     <pic:cNvPicPr>
                       <a:picLocks noChangeAspect="1" noChangeArrowheads="1"/>
                     </pic:cNvPicPr>
                   </pic:nvPicPr>
                   <pic:blipFill>
-                    <a:blip r:embed="rId12">
+                    <a:blip r:embed="rId34">
                       <a:extLst>
                         <a:ext uri="{28A0092B-C50C-407E-A947-70E740481C1C}">
                           <a14:useLocalDpi xmlns:a14="http://schemas.microsoft.com/office/drawing/2010/main" val="0"/>
@@ -2568,7 +5492,7 @@
                   <pic:spPr bwMode="auto">
                     <a:xfrm>
                       <a:off x="0" y="0"/>
-                      <a:ext cx="4396336" cy="542552"/>
+                      <a:ext cx="4191000" cy="514350"/>
                     </a:xfrm>
                     <a:prstGeom prst="rect">
                       <a:avLst/>
@@ -2676,16 +5600,13 @@
       </w:pPr>
       <w:r>
         <w:rPr>
-          <w:rFonts w:ascii="宋体" w:eastAsia="宋体" w:hAnsi="宋体" w:cs="宋体"/>
           <w:noProof/>
-          <w:sz w:val="24"/>
-          <w:szCs w:val="24"/>
         </w:rPr>
         <w:drawing>
-          <wp:inline distT="0" distB="0" distL="0" distR="0" wp14:anchorId="6CA1D050" wp14:editId="3093D666">
-            <wp:extent cx="3314700" cy="1298475"/>
-            <wp:effectExtent l="0" t="0" r="0" b="0"/>
-            <wp:docPr id="1849110405" name="图片 1"/>
+          <wp:inline distT="0" distB="0" distL="0" distR="0" wp14:anchorId="1D276798" wp14:editId="479B95D4">
+            <wp:extent cx="3867150" cy="1514475"/>
+            <wp:effectExtent l="0" t="0" r="0" b="9525"/>
+            <wp:docPr id="1003783417" name="图片 5"/>
             <wp:cNvGraphicFramePr>
               <a:graphicFrameLocks xmlns:a="http://schemas.openxmlformats.org/drawingml/2006/main" noChangeAspect="1"/>
             </wp:cNvGraphicFramePr>
@@ -2693,13 +5614,13 @@
               <a:graphicData uri="http://schemas.openxmlformats.org/drawingml/2006/picture">
                 <pic:pic xmlns:pic="http://schemas.openxmlformats.org/drawingml/2006/picture">
                   <pic:nvPicPr>
-                    <pic:cNvPr id="0" name="Picture 2"/>
+                    <pic:cNvPr id="0" name="Picture 13"/>
                     <pic:cNvPicPr>
                       <a:picLocks noChangeAspect="1" noChangeArrowheads="1"/>
                     </pic:cNvPicPr>
                   </pic:nvPicPr>
                   <pic:blipFill>
-                    <a:blip r:embed="rId13">
+                    <a:blip r:embed="rId35">
                       <a:extLst>
                         <a:ext uri="{28A0092B-C50C-407E-A947-70E740481C1C}">
                           <a14:useLocalDpi xmlns:a14="http://schemas.microsoft.com/office/drawing/2010/main" val="0"/>
@@ -2714,7 +5635,7 @@
                   <pic:spPr bwMode="auto">
                     <a:xfrm>
                       <a:off x="0" y="0"/>
-                      <a:ext cx="3318812" cy="1300086"/>
+                      <a:ext cx="3867150" cy="1514475"/>
                     </a:xfrm>
                     <a:prstGeom prst="rect">
                       <a:avLst/>
@@ -2784,8 +5705,16 @@
         <w:rPr>
           <w:rFonts w:hint="eastAsia"/>
         </w:rPr>
-        <w:t>地图界面中，物体和图块被</w:t>
-      </w:r>
+        <w:t>地图界面中，物体</w:t>
+      </w:r>
+      <w:proofErr w:type="gramStart"/>
+      <w:r>
+        <w:rPr>
+          <w:rFonts w:hint="eastAsia"/>
+        </w:rPr>
+        <w:t>和图块被</w:t>
+      </w:r>
+      <w:proofErr w:type="gramEnd"/>
       <w:r>
         <w:rPr>
           <w:rFonts w:hint="eastAsia"/>
@@ -2821,10 +5750,10 @@
           <w:noProof/>
         </w:rPr>
         <w:drawing>
-          <wp:inline distT="0" distB="0" distL="0" distR="0" wp14:anchorId="14E984FE" wp14:editId="3515F202">
-            <wp:extent cx="3928966" cy="1948873"/>
-            <wp:effectExtent l="0" t="0" r="0" b="0"/>
-            <wp:docPr id="1167859418" name="图片 2"/>
+          <wp:inline distT="0" distB="0" distL="0" distR="0" wp14:anchorId="4DA86CAE" wp14:editId="23BAD28C">
+            <wp:extent cx="4838700" cy="2400126"/>
+            <wp:effectExtent l="0" t="0" r="0" b="635"/>
+            <wp:docPr id="1004350997" name="图片 6"/>
             <wp:cNvGraphicFramePr>
               <a:graphicFrameLocks xmlns:a="http://schemas.openxmlformats.org/drawingml/2006/main" noChangeAspect="1"/>
             </wp:cNvGraphicFramePr>
@@ -2832,13 +5761,13 @@
               <a:graphicData uri="http://schemas.openxmlformats.org/drawingml/2006/picture">
                 <pic:pic xmlns:pic="http://schemas.openxmlformats.org/drawingml/2006/picture">
                   <pic:nvPicPr>
-                    <pic:cNvPr id="0" name="Picture 4"/>
+                    <pic:cNvPr id="0" name="Picture 15"/>
                     <pic:cNvPicPr>
                       <a:picLocks noChangeAspect="1" noChangeArrowheads="1"/>
                     </pic:cNvPicPr>
                   </pic:nvPicPr>
                   <pic:blipFill>
-                    <a:blip r:embed="rId14" cstate="print">
+                    <a:blip r:embed="rId36">
                       <a:extLst>
                         <a:ext uri="{28A0092B-C50C-407E-A947-70E740481C1C}">
                           <a14:useLocalDpi xmlns:a14="http://schemas.microsoft.com/office/drawing/2010/main" val="0"/>
@@ -2853,7 +5782,7 @@
                   <pic:spPr bwMode="auto">
                     <a:xfrm>
                       <a:off x="0" y="0"/>
-                      <a:ext cx="3962875" cy="1965693"/>
+                      <a:ext cx="4846868" cy="2404178"/>
                     </a:xfrm>
                     <a:prstGeom prst="rect">
                       <a:avLst/>
@@ -2890,10 +5819,10 @@
           <w:noProof/>
         </w:rPr>
         <w:drawing>
-          <wp:inline distT="0" distB="0" distL="0" distR="0" wp14:anchorId="16A312E7" wp14:editId="6CCAFC33">
-            <wp:extent cx="4826279" cy="3897745"/>
-            <wp:effectExtent l="0" t="0" r="0" b="7620"/>
-            <wp:docPr id="1594698690" name="图片 3"/>
+          <wp:inline distT="0" distB="0" distL="0" distR="0" wp14:anchorId="5DE4E1EA" wp14:editId="155CC081">
+            <wp:extent cx="4717630" cy="3810000"/>
+            <wp:effectExtent l="0" t="0" r="6985" b="0"/>
+            <wp:docPr id="1050258964" name="图片 7"/>
             <wp:cNvGraphicFramePr>
               <a:graphicFrameLocks xmlns:a="http://schemas.openxmlformats.org/drawingml/2006/main" noChangeAspect="1"/>
             </wp:cNvGraphicFramePr>
@@ -2901,13 +5830,13 @@
               <a:graphicData uri="http://schemas.openxmlformats.org/drawingml/2006/picture">
                 <pic:pic xmlns:pic="http://schemas.openxmlformats.org/drawingml/2006/picture">
                   <pic:nvPicPr>
-                    <pic:cNvPr id="0" name="Picture 6"/>
+                    <pic:cNvPr id="0" name="Picture 17"/>
                     <pic:cNvPicPr>
                       <a:picLocks noChangeAspect="1" noChangeArrowheads="1"/>
                     </pic:cNvPicPr>
                   </pic:nvPicPr>
                   <pic:blipFill>
-                    <a:blip r:embed="rId15">
+                    <a:blip r:embed="rId37">
                       <a:extLst>
                         <a:ext uri="{28A0092B-C50C-407E-A947-70E740481C1C}">
                           <a14:useLocalDpi xmlns:a14="http://schemas.microsoft.com/office/drawing/2010/main" val="0"/>
@@ -2922,7 +5851,7 @@
                   <pic:spPr bwMode="auto">
                     <a:xfrm>
                       <a:off x="0" y="0"/>
-                      <a:ext cx="4848761" cy="3915902"/>
+                      <a:ext cx="4719877" cy="3811815"/>
                     </a:xfrm>
                     <a:prstGeom prst="rect">
                       <a:avLst/>
@@ -2959,11 +5888,19 @@
             <w:pPr>
               <w:spacing w:after="0"/>
             </w:pPr>
-            <w:r>
-              <w:rPr>
-                <w:rFonts w:hint="eastAsia"/>
-              </w:rPr>
-              <w:t>图块分为有星号和无星号两种，</w:t>
+            <w:proofErr w:type="gramStart"/>
+            <w:r>
+              <w:rPr>
+                <w:rFonts w:hint="eastAsia"/>
+              </w:rPr>
+              <w:t>图块分为</w:t>
+            </w:r>
+            <w:proofErr w:type="gramEnd"/>
+            <w:r>
+              <w:rPr>
+                <w:rFonts w:hint="eastAsia"/>
+              </w:rPr>
+              <w:t>有星号和无星号两种，</w:t>
             </w:r>
           </w:p>
           <w:p>
@@ -2974,8 +5911,16 @@
               <w:rPr>
                 <w:rFonts w:hint="eastAsia"/>
               </w:rPr>
-              <w:t>星号图块层</w:t>
-            </w:r>
+              <w:t>星号</w:t>
+            </w:r>
+            <w:proofErr w:type="gramStart"/>
+            <w:r>
+              <w:rPr>
+                <w:rFonts w:hint="eastAsia"/>
+              </w:rPr>
+              <w:t>图块层</w:t>
+            </w:r>
+            <w:proofErr w:type="gramEnd"/>
             <w:r>
               <w:rPr>
                 <w:rFonts w:hint="eastAsia"/>
@@ -3021,7 +5966,21 @@
               <w:rPr>
                 <w:rFonts w:hint="eastAsia"/>
               </w:rPr>
-              <w:t>这也是为什么星号图块能挡住事件。</w:t>
+              <w:t>这也是为什么</w:t>
+            </w:r>
+            <w:proofErr w:type="gramStart"/>
+            <w:r>
+              <w:rPr>
+                <w:rFonts w:hint="eastAsia"/>
+              </w:rPr>
+              <w:t>星号图块能</w:t>
+            </w:r>
+            <w:proofErr w:type="gramEnd"/>
+            <w:r>
+              <w:rPr>
+                <w:rFonts w:hint="eastAsia"/>
+              </w:rPr>
+              <w:t>挡住事件。</w:t>
             </w:r>
           </w:p>
         </w:tc>
@@ -3129,16 +6088,13 @@
       </w:pPr>
       <w:r>
         <w:rPr>
-          <w:rFonts w:ascii="宋体" w:eastAsia="宋体" w:hAnsi="宋体" w:cs="宋体"/>
           <w:noProof/>
-          <w:sz w:val="24"/>
-          <w:szCs w:val="24"/>
         </w:rPr>
         <w:drawing>
-          <wp:inline distT="0" distB="0" distL="0" distR="0" wp14:anchorId="182689F7" wp14:editId="77E10311">
-            <wp:extent cx="1893295" cy="1219200"/>
-            <wp:effectExtent l="0" t="0" r="0" b="0"/>
-            <wp:docPr id="497987268" name="图片 5"/>
+          <wp:inline distT="0" distB="0" distL="0" distR="0" wp14:anchorId="027B45F1" wp14:editId="517195D7">
+            <wp:extent cx="2019300" cy="1304925"/>
+            <wp:effectExtent l="0" t="0" r="0" b="9525"/>
+            <wp:docPr id="171439758" name="图片 8"/>
             <wp:cNvGraphicFramePr>
               <a:graphicFrameLocks xmlns:a="http://schemas.openxmlformats.org/drawingml/2006/main" noChangeAspect="1"/>
             </wp:cNvGraphicFramePr>
@@ -3146,13 +6102,13 @@
               <a:graphicData uri="http://schemas.openxmlformats.org/drawingml/2006/picture">
                 <pic:pic xmlns:pic="http://schemas.openxmlformats.org/drawingml/2006/picture">
                   <pic:nvPicPr>
-                    <pic:cNvPr id="0" name="Picture 13"/>
+                    <pic:cNvPr id="0" name="Picture 19"/>
                     <pic:cNvPicPr>
                       <a:picLocks noChangeAspect="1" noChangeArrowheads="1"/>
                     </pic:cNvPicPr>
                   </pic:nvPicPr>
                   <pic:blipFill>
-                    <a:blip r:embed="rId16">
+                    <a:blip r:embed="rId38">
                       <a:extLst>
                         <a:ext uri="{28A0092B-C50C-407E-A947-70E740481C1C}">
                           <a14:useLocalDpi xmlns:a14="http://schemas.microsoft.com/office/drawing/2010/main" val="0"/>
@@ -3167,7 +6123,7 @@
                   <pic:spPr bwMode="auto">
                     <a:xfrm>
                       <a:off x="0" y="0"/>
-                      <a:ext cx="1927586" cy="1241282"/>
+                      <a:ext cx="2019300" cy="1304925"/>
                     </a:xfrm>
                     <a:prstGeom prst="rect">
                       <a:avLst/>
@@ -3250,8 +6206,17 @@
                   <w:rStyle w:val="a4"/>
                   <w:rFonts w:hint="eastAsia"/>
                 </w:rPr>
-                <w:t>修改层级与堆叠级</w:t>
+                <w:t>修改层级与</w:t>
               </w:r>
+              <w:proofErr w:type="gramStart"/>
+              <w:r>
+                <w:rPr>
+                  <w:rStyle w:val="a4"/>
+                  <w:rFonts w:hint="eastAsia"/>
+                </w:rPr>
+                <w:t>堆叠级</w:t>
+              </w:r>
+              <w:proofErr w:type="gramEnd"/>
             </w:hyperlink>
             <w:r>
               <w:rPr>
@@ -3355,12 +6320,14 @@
         </w:rPr>
         <w:t>"</w:t>
       </w:r>
+      <w:proofErr w:type="gramStart"/>
       <w:r>
         <w:rPr>
           <w:rFonts w:hint="eastAsia"/>
         </w:rPr>
         <w:t>物原</w:t>
       </w:r>
+      <w:proofErr w:type="gramEnd"/>
       <w:r>
         <w:rPr>
           <w:rFonts w:hint="eastAsia"/>
@@ -3451,6 +6418,7 @@
         </w:rPr>
         <w:t>"</w:t>
       </w:r>
+      <w:proofErr w:type="gramStart"/>
       <w:r>
         <w:rPr>
           <w:rFonts w:hint="eastAsia"/>
@@ -3463,6 +6431,7 @@
         </w:rPr>
         <w:t>"</w:t>
       </w:r>
+      <w:proofErr w:type="gramEnd"/>
       <w:r>
         <w:rPr>
           <w:rFonts w:hint="eastAsia"/>
@@ -3503,16 +6472,13 @@
       </w:pPr>
       <w:r>
         <w:rPr>
-          <w:rFonts w:ascii="宋体" w:eastAsia="宋体" w:hAnsi="宋体" w:cs="宋体"/>
           <w:noProof/>
-          <w:sz w:val="24"/>
-          <w:szCs w:val="24"/>
         </w:rPr>
         <w:drawing>
-          <wp:inline distT="0" distB="0" distL="0" distR="0" wp14:anchorId="5E3C0C2A" wp14:editId="1F938430">
-            <wp:extent cx="2933700" cy="1149225"/>
-            <wp:effectExtent l="0" t="0" r="0" b="0"/>
-            <wp:docPr id="368623715" name="图片 1"/>
+          <wp:inline distT="0" distB="0" distL="0" distR="0" wp14:anchorId="21809424" wp14:editId="037AA3AD">
+            <wp:extent cx="3867150" cy="1514475"/>
+            <wp:effectExtent l="0" t="0" r="0" b="9525"/>
+            <wp:docPr id="484474455" name="图片 9"/>
             <wp:cNvGraphicFramePr>
               <a:graphicFrameLocks xmlns:a="http://schemas.openxmlformats.org/drawingml/2006/main" noChangeAspect="1"/>
             </wp:cNvGraphicFramePr>
@@ -3520,13 +6486,13 @@
               <a:graphicData uri="http://schemas.openxmlformats.org/drawingml/2006/picture">
                 <pic:pic xmlns:pic="http://schemas.openxmlformats.org/drawingml/2006/picture">
                   <pic:nvPicPr>
-                    <pic:cNvPr id="0" name="Picture 2"/>
+                    <pic:cNvPr id="0" name="Picture 21"/>
                     <pic:cNvPicPr>
                       <a:picLocks noChangeAspect="1" noChangeArrowheads="1"/>
                     </pic:cNvPicPr>
                   </pic:nvPicPr>
                   <pic:blipFill>
-                    <a:blip r:embed="rId13">
+                    <a:blip r:embed="rId35">
                       <a:extLst>
                         <a:ext uri="{28A0092B-C50C-407E-A947-70E740481C1C}">
                           <a14:useLocalDpi xmlns:a14="http://schemas.microsoft.com/office/drawing/2010/main" val="0"/>
@@ -3541,7 +6507,7 @@
                   <pic:spPr bwMode="auto">
                     <a:xfrm>
                       <a:off x="0" y="0"/>
-                      <a:ext cx="2948324" cy="1154954"/>
+                      <a:ext cx="3867150" cy="1514475"/>
                     </a:xfrm>
                     <a:prstGeom prst="rect">
                       <a:avLst/>
@@ -3673,10 +6639,10 @@
           <w:noProof/>
         </w:rPr>
         <w:drawing>
-          <wp:inline distT="0" distB="0" distL="0" distR="0" wp14:anchorId="03BBB33F" wp14:editId="12E6F110">
-            <wp:extent cx="4495800" cy="631881"/>
+          <wp:inline distT="0" distB="0" distL="0" distR="0" wp14:anchorId="37D4B01B" wp14:editId="5CEE0D93">
+            <wp:extent cx="4505325" cy="637117"/>
             <wp:effectExtent l="0" t="0" r="0" b="0"/>
-            <wp:docPr id="1111726536" name="图片 4"/>
+            <wp:docPr id="369554310" name="图片 10"/>
             <wp:cNvGraphicFramePr>
               <a:graphicFrameLocks xmlns:a="http://schemas.openxmlformats.org/drawingml/2006/main" noChangeAspect="1"/>
             </wp:cNvGraphicFramePr>
@@ -3684,13 +6650,13 @@
               <a:graphicData uri="http://schemas.openxmlformats.org/drawingml/2006/picture">
                 <pic:pic xmlns:pic="http://schemas.openxmlformats.org/drawingml/2006/picture">
                   <pic:nvPicPr>
-                    <pic:cNvPr id="0" name="Picture 8"/>
+                    <pic:cNvPr id="0" name="Picture 23"/>
                     <pic:cNvPicPr>
                       <a:picLocks noChangeAspect="1" noChangeArrowheads="1"/>
                     </pic:cNvPicPr>
                   </pic:nvPicPr>
                   <pic:blipFill>
-                    <a:blip r:embed="rId17">
+                    <a:blip r:embed="rId39">
                       <a:extLst>
                         <a:ext uri="{28A0092B-C50C-407E-A947-70E740481C1C}">
                           <a14:useLocalDpi xmlns:a14="http://schemas.microsoft.com/office/drawing/2010/main" val="0"/>
@@ -3705,7 +6671,7 @@
                   <pic:spPr bwMode="auto">
                     <a:xfrm>
                       <a:off x="0" y="0"/>
-                      <a:ext cx="4535178" cy="637415"/>
+                      <a:ext cx="4514196" cy="638371"/>
                     </a:xfrm>
                     <a:prstGeom prst="rect">
                       <a:avLst/>
@@ -3732,10 +6698,10 @@
           <w:noProof/>
         </w:rPr>
         <w:drawing>
-          <wp:inline distT="0" distB="0" distL="0" distR="0" wp14:anchorId="22BC61F0" wp14:editId="51CDEA11">
-            <wp:extent cx="4480560" cy="619572"/>
-            <wp:effectExtent l="0" t="0" r="0" b="9525"/>
-            <wp:docPr id="2081438042" name="图片 5"/>
+          <wp:inline distT="0" distB="0" distL="0" distR="0" wp14:anchorId="4FC4956C" wp14:editId="67225470">
+            <wp:extent cx="4514850" cy="628650"/>
+            <wp:effectExtent l="0" t="0" r="0" b="0"/>
+            <wp:docPr id="157925412" name="图片 11"/>
             <wp:cNvGraphicFramePr>
               <a:graphicFrameLocks xmlns:a="http://schemas.openxmlformats.org/drawingml/2006/main" noChangeAspect="1"/>
             </wp:cNvGraphicFramePr>
@@ -3743,13 +6709,13 @@
               <a:graphicData uri="http://schemas.openxmlformats.org/drawingml/2006/picture">
                 <pic:pic xmlns:pic="http://schemas.openxmlformats.org/drawingml/2006/picture">
                   <pic:nvPicPr>
-                    <pic:cNvPr id="0" name="Picture 10"/>
+                    <pic:cNvPr id="0" name="Picture 25"/>
                     <pic:cNvPicPr>
                       <a:picLocks noChangeAspect="1" noChangeArrowheads="1"/>
                     </pic:cNvPicPr>
                   </pic:nvPicPr>
                   <pic:blipFill>
-                    <a:blip r:embed="rId18">
+                    <a:blip r:embed="rId40">
                       <a:extLst>
                         <a:ext uri="{28A0092B-C50C-407E-A947-70E740481C1C}">
                           <a14:useLocalDpi xmlns:a14="http://schemas.microsoft.com/office/drawing/2010/main" val="0"/>
@@ -3764,7 +6730,7 @@
                   <pic:spPr bwMode="auto">
                     <a:xfrm>
                       <a:off x="0" y="0"/>
-                      <a:ext cx="4495888" cy="621692"/>
+                      <a:ext cx="4514850" cy="628650"/>
                     </a:xfrm>
                     <a:prstGeom prst="rect">
                       <a:avLst/>
@@ -3791,10 +6757,10 @@
           <w:noProof/>
         </w:rPr>
         <w:drawing>
-          <wp:inline distT="0" distB="0" distL="0" distR="0" wp14:anchorId="273E320A" wp14:editId="652D3A69">
-            <wp:extent cx="1485900" cy="891540"/>
-            <wp:effectExtent l="0" t="0" r="0" b="3810"/>
-            <wp:docPr id="640155696" name="图片 2"/>
+          <wp:inline distT="0" distB="0" distL="0" distR="0" wp14:anchorId="49C40543" wp14:editId="0D8978A6">
+            <wp:extent cx="1485900" cy="895350"/>
+            <wp:effectExtent l="0" t="0" r="0" b="0"/>
+            <wp:docPr id="1916593783" name="图片 12"/>
             <wp:cNvGraphicFramePr>
               <a:graphicFrameLocks xmlns:a="http://schemas.openxmlformats.org/drawingml/2006/main" noChangeAspect="1"/>
             </wp:cNvGraphicFramePr>
@@ -3802,13 +6768,13 @@
               <a:graphicData uri="http://schemas.openxmlformats.org/drawingml/2006/picture">
                 <pic:pic xmlns:pic="http://schemas.openxmlformats.org/drawingml/2006/picture">
                   <pic:nvPicPr>
-                    <pic:cNvPr id="0" name="Picture 4"/>
+                    <pic:cNvPr id="0" name="Picture 27"/>
                     <pic:cNvPicPr>
                       <a:picLocks noChangeAspect="1" noChangeArrowheads="1"/>
                     </pic:cNvPicPr>
                   </pic:nvPicPr>
                   <pic:blipFill>
-                    <a:blip r:embed="rId19">
+                    <a:blip r:embed="rId41">
                       <a:extLst>
                         <a:ext uri="{28A0092B-C50C-407E-A947-70E740481C1C}">
                           <a14:useLocalDpi xmlns:a14="http://schemas.microsoft.com/office/drawing/2010/main" val="0"/>
@@ -3823,7 +6789,7 @@
                   <pic:spPr bwMode="auto">
                     <a:xfrm>
                       <a:off x="0" y="0"/>
-                      <a:ext cx="1485900" cy="891540"/>
+                      <a:ext cx="1485900" cy="895350"/>
                     </a:xfrm>
                     <a:prstGeom prst="rect">
                       <a:avLst/>
@@ -3844,10 +6810,10 @@
           <w:noProof/>
         </w:rPr>
         <w:drawing>
-          <wp:inline distT="0" distB="0" distL="0" distR="0" wp14:anchorId="602DE397" wp14:editId="71493368">
+          <wp:inline distT="0" distB="0" distL="0" distR="0" wp14:anchorId="5B084502" wp14:editId="15F8A4B0">
             <wp:extent cx="1181100" cy="876300"/>
             <wp:effectExtent l="0" t="0" r="0" b="0"/>
-            <wp:docPr id="695332584" name="图片 3"/>
+            <wp:docPr id="1418783020" name="图片 13"/>
             <wp:cNvGraphicFramePr>
               <a:graphicFrameLocks xmlns:a="http://schemas.openxmlformats.org/drawingml/2006/main" noChangeAspect="1"/>
             </wp:cNvGraphicFramePr>
@@ -3855,13 +6821,13 @@
               <a:graphicData uri="http://schemas.openxmlformats.org/drawingml/2006/picture">
                 <pic:pic xmlns:pic="http://schemas.openxmlformats.org/drawingml/2006/picture">
                   <pic:nvPicPr>
-                    <pic:cNvPr id="0" name="Picture 6"/>
+                    <pic:cNvPr id="0" name="Picture 29"/>
                     <pic:cNvPicPr>
                       <a:picLocks noChangeAspect="1" noChangeArrowheads="1"/>
                     </pic:cNvPicPr>
                   </pic:nvPicPr>
                   <pic:blipFill>
-                    <a:blip r:embed="rId20">
+                    <a:blip r:embed="rId42">
                       <a:extLst>
                         <a:ext uri="{28A0092B-C50C-407E-A947-70E740481C1C}">
                           <a14:useLocalDpi xmlns:a14="http://schemas.microsoft.com/office/drawing/2010/main" val="0"/>
@@ -3932,8 +6898,8 @@
           <w:bCs/>
         </w:rPr>
       </w:pPr>
-      <w:bookmarkStart w:id="4" w:name="_1）变化的堆叠级"/>
-      <w:bookmarkEnd w:id="4"/>
+      <w:bookmarkStart w:id="6" w:name="_1）变化的堆叠级"/>
+      <w:bookmarkEnd w:id="6"/>
       <w:r>
         <w:rPr>
           <w:rFonts w:hint="eastAsia"/>
@@ -4005,8 +6971,16 @@
         <w:rPr>
           <w:rFonts w:hint="eastAsia"/>
         </w:rPr>
-        <w:t>物体的堆叠级</w:t>
-      </w:r>
+        <w:t>物体的</w:t>
+      </w:r>
+      <w:proofErr w:type="gramStart"/>
+      <w:r>
+        <w:rPr>
+          <w:rFonts w:hint="eastAsia"/>
+        </w:rPr>
+        <w:t>堆叠级</w:t>
+      </w:r>
+      <w:proofErr w:type="gramEnd"/>
       <w:r>
         <w:rPr>
           <w:rFonts w:hint="eastAsia"/>
@@ -4063,7 +7037,21 @@
         <w:rPr>
           <w:rFonts w:hint="eastAsia"/>
         </w:rPr>
-        <w:t>你会发现堆叠级的值为</w:t>
+        <w:t>你会发现</w:t>
+      </w:r>
+      <w:proofErr w:type="gramStart"/>
+      <w:r>
+        <w:rPr>
+          <w:rFonts w:hint="eastAsia"/>
+        </w:rPr>
+        <w:t>堆叠级</w:t>
+      </w:r>
+      <w:proofErr w:type="gramEnd"/>
+      <w:r>
+        <w:rPr>
+          <w:rFonts w:hint="eastAsia"/>
+        </w:rPr>
+        <w:t>的值为</w:t>
       </w:r>
       <w:r>
         <w:rPr>
@@ -4110,16 +7098,13 @@
       </w:pPr>
       <w:r>
         <w:rPr>
-          <w:rFonts w:ascii="宋体" w:eastAsia="宋体" w:hAnsi="宋体" w:cs="宋体"/>
           <w:noProof/>
-          <w:sz w:val="24"/>
-          <w:szCs w:val="24"/>
         </w:rPr>
         <w:drawing>
-          <wp:inline distT="0" distB="0" distL="0" distR="0" wp14:anchorId="48E4B5F1" wp14:editId="10363BE3">
-            <wp:extent cx="2031365" cy="938234"/>
-            <wp:effectExtent l="0" t="0" r="6985" b="0"/>
-            <wp:docPr id="142225701" name="图片 6"/>
+          <wp:inline distT="0" distB="0" distL="0" distR="0" wp14:anchorId="5CFA5041" wp14:editId="4447A9B1">
+            <wp:extent cx="2038350" cy="944195"/>
+            <wp:effectExtent l="0" t="0" r="0" b="8890"/>
+            <wp:docPr id="48328357" name="图片 14"/>
             <wp:cNvGraphicFramePr>
               <a:graphicFrameLocks xmlns:a="http://schemas.openxmlformats.org/drawingml/2006/main" noChangeAspect="1"/>
             </wp:cNvGraphicFramePr>
@@ -4127,13 +7112,13 @@
               <a:graphicData uri="http://schemas.openxmlformats.org/drawingml/2006/picture">
                 <pic:pic xmlns:pic="http://schemas.openxmlformats.org/drawingml/2006/picture">
                   <pic:nvPicPr>
-                    <pic:cNvPr id="0" name="Picture 12"/>
+                    <pic:cNvPr id="0" name="Picture 31"/>
                     <pic:cNvPicPr>
                       <a:picLocks noChangeAspect="1" noChangeArrowheads="1"/>
                     </pic:cNvPicPr>
                   </pic:nvPicPr>
                   <pic:blipFill>
-                    <a:blip r:embed="rId21">
+                    <a:blip r:embed="rId43">
                       <a:extLst>
                         <a:ext uri="{28A0092B-C50C-407E-A947-70E740481C1C}">
                           <a14:useLocalDpi xmlns:a14="http://schemas.microsoft.com/office/drawing/2010/main" val="0"/>
@@ -4148,7 +7133,7 @@
                   <pic:spPr bwMode="auto">
                     <a:xfrm>
                       <a:off x="0" y="0"/>
-                      <a:ext cx="2048010" cy="945922"/>
+                      <a:ext cx="2052279" cy="950647"/>
                     </a:xfrm>
                     <a:prstGeom prst="rect">
                       <a:avLst/>
@@ -4166,16 +7151,21 @@
       </w:r>
       <w:r>
         <w:rPr>
-          <w:rFonts w:ascii="宋体" w:eastAsia="宋体" w:hAnsi="宋体" w:cs="宋体"/>
-          <w:noProof/>
+          <w:rFonts w:ascii="宋体" w:eastAsia="宋体" w:hAnsi="宋体" w:cs="宋体" w:hint="eastAsia"/>
           <w:sz w:val="24"/>
           <w:szCs w:val="24"/>
         </w:rPr>
+        <w:t xml:space="preserve"> </w:t>
+      </w:r>
+      <w:r>
+        <w:rPr>
+          <w:noProof/>
+        </w:rPr>
         <w:drawing>
-          <wp:inline distT="0" distB="0" distL="0" distR="0" wp14:anchorId="64154017" wp14:editId="4DACE681">
-            <wp:extent cx="2407920" cy="943260"/>
-            <wp:effectExtent l="0" t="0" r="0" b="9525"/>
-            <wp:docPr id="1773634710" name="图片 1"/>
+          <wp:inline distT="0" distB="0" distL="0" distR="0" wp14:anchorId="4AE02BC9" wp14:editId="04BE2637">
+            <wp:extent cx="2428875" cy="951210"/>
+            <wp:effectExtent l="0" t="0" r="0" b="1905"/>
+            <wp:docPr id="1696247672" name="图片 15"/>
             <wp:cNvGraphicFramePr>
               <a:graphicFrameLocks xmlns:a="http://schemas.openxmlformats.org/drawingml/2006/main" noChangeAspect="1"/>
             </wp:cNvGraphicFramePr>
@@ -4183,13 +7173,13 @@
               <a:graphicData uri="http://schemas.openxmlformats.org/drawingml/2006/picture">
                 <pic:pic xmlns:pic="http://schemas.openxmlformats.org/drawingml/2006/picture">
                   <pic:nvPicPr>
-                    <pic:cNvPr id="0" name="Picture 2"/>
+                    <pic:cNvPr id="0" name="Picture 33"/>
                     <pic:cNvPicPr>
                       <a:picLocks noChangeAspect="1" noChangeArrowheads="1"/>
                     </pic:cNvPicPr>
                   </pic:nvPicPr>
                   <pic:blipFill>
-                    <a:blip r:embed="rId13">
+                    <a:blip r:embed="rId35">
                       <a:extLst>
                         <a:ext uri="{28A0092B-C50C-407E-A947-70E740481C1C}">
                           <a14:useLocalDpi xmlns:a14="http://schemas.microsoft.com/office/drawing/2010/main" val="0"/>
@@ -4204,7 +7194,7 @@
                   <pic:spPr bwMode="auto">
                     <a:xfrm>
                       <a:off x="0" y="0"/>
-                      <a:ext cx="2431936" cy="952668"/>
+                      <a:ext cx="2446687" cy="958186"/>
                     </a:xfrm>
                     <a:prstGeom prst="rect">
                       <a:avLst/>
@@ -4286,8 +7276,8 @@
           <w:bCs/>
         </w:rPr>
       </w:pPr>
-      <w:bookmarkStart w:id="5" w:name="_2）固定的堆叠级"/>
-      <w:bookmarkEnd w:id="5"/>
+      <w:bookmarkStart w:id="7" w:name="_2）固定的堆叠级"/>
+      <w:bookmarkEnd w:id="7"/>
       <w:r>
         <w:rPr>
           <w:rFonts w:hint="eastAsia"/>
@@ -4356,7 +7346,21 @@
         <w:rPr>
           <w:rFonts w:hint="eastAsia"/>
         </w:rPr>
-        <w:t>物体的堆叠级是固定值，不会受到任何其他因素影响。</w:t>
+        <w:t>物体的</w:t>
+      </w:r>
+      <w:proofErr w:type="gramStart"/>
+      <w:r>
+        <w:rPr>
+          <w:rFonts w:hint="eastAsia"/>
+        </w:rPr>
+        <w:t>堆叠级</w:t>
+      </w:r>
+      <w:proofErr w:type="gramEnd"/>
+      <w:r>
+        <w:rPr>
+          <w:rFonts w:hint="eastAsia"/>
+        </w:rPr>
+        <w:t>是固定值，不会受到任何其他因素影响。</w:t>
       </w:r>
     </w:p>
     <w:p>
@@ -4441,7 +7445,21 @@
         <w:rPr>
           <w:rFonts w:hint="eastAsia"/>
         </w:rPr>
-        <w:t>处于这些层级时，会根据堆叠级与界面装饰插件相互排序。</w:t>
+        <w:t>处于这些层级时，会根据</w:t>
+      </w:r>
+      <w:proofErr w:type="gramStart"/>
+      <w:r>
+        <w:rPr>
+          <w:rFonts w:hint="eastAsia"/>
+        </w:rPr>
+        <w:t>堆叠级</w:t>
+      </w:r>
+      <w:proofErr w:type="gramEnd"/>
+      <w:r>
+        <w:rPr>
+          <w:rFonts w:hint="eastAsia"/>
+        </w:rPr>
+        <w:t>与界面装饰插件相互排序。</w:t>
       </w:r>
     </w:p>
     <w:p>
@@ -4458,7 +7476,14 @@
         <w:rPr>
           <w:rFonts w:hint="eastAsia"/>
         </w:rPr>
-        <w:t>小爱丽丝处于</w:t>
+        <w:t>小爱丽</w:t>
+      </w:r>
+      <w:proofErr w:type="gramStart"/>
+      <w:r>
+        <w:rPr>
+          <w:rFonts w:hint="eastAsia"/>
+        </w:rPr>
+        <w:t>丝处于</w:t>
       </w:r>
       <w:r>
         <w:rPr>
@@ -4484,6 +7509,7 @@
         </w:rPr>
         <w:t>堆叠级</w:t>
       </w:r>
+      <w:proofErr w:type="gramEnd"/>
       <w:r>
         <w:rPr>
           <w:rFonts w:hint="eastAsia"/>
@@ -4502,6 +7528,7 @@
         </w:rPr>
         <w:t xml:space="preserve"> </w:t>
       </w:r>
+      <w:proofErr w:type="gramStart"/>
       <w:r>
         <w:rPr>
           <w:rFonts w:hint="eastAsia"/>
@@ -4520,6 +7547,7 @@
         </w:rPr>
         <w:t>堆叠级</w:t>
       </w:r>
+      <w:proofErr w:type="gramEnd"/>
       <w:r>
         <w:rPr>
           <w:rFonts w:hint="eastAsia"/>
@@ -4556,10 +7584,10 @@
           <w:noProof/>
         </w:rPr>
         <w:drawing>
-          <wp:inline distT="0" distB="0" distL="0" distR="0" wp14:anchorId="67ED902E" wp14:editId="1FC11825">
+          <wp:inline distT="0" distB="0" distL="0" distR="0" wp14:anchorId="173CC6AC" wp14:editId="119E687D">
             <wp:extent cx="1181100" cy="876300"/>
             <wp:effectExtent l="0" t="0" r="0" b="0"/>
-            <wp:docPr id="1274926424" name="图片 3"/>
+            <wp:docPr id="746985119" name="图片 13"/>
             <wp:cNvGraphicFramePr>
               <a:graphicFrameLocks xmlns:a="http://schemas.openxmlformats.org/drawingml/2006/main" noChangeAspect="1"/>
             </wp:cNvGraphicFramePr>
@@ -4567,13 +7595,13 @@
               <a:graphicData uri="http://schemas.openxmlformats.org/drawingml/2006/picture">
                 <pic:pic xmlns:pic="http://schemas.openxmlformats.org/drawingml/2006/picture">
                   <pic:nvPicPr>
-                    <pic:cNvPr id="0" name="Picture 6"/>
+                    <pic:cNvPr id="0" name="Picture 29"/>
                     <pic:cNvPicPr>
                       <a:picLocks noChangeAspect="1" noChangeArrowheads="1"/>
                     </pic:cNvPicPr>
                   </pic:nvPicPr>
                   <pic:blipFill>
-                    <a:blip r:embed="rId20">
+                    <a:blip r:embed="rId42">
                       <a:extLst>
                         <a:ext uri="{28A0092B-C50C-407E-A947-70E740481C1C}">
                           <a14:useLocalDpi xmlns:a14="http://schemas.microsoft.com/office/drawing/2010/main" val="0"/>
@@ -4612,16 +7640,13 @@
       </w:r>
       <w:r>
         <w:rPr>
-          <w:rFonts w:ascii="宋体" w:eastAsia="宋体" w:hAnsi="宋体" w:cs="宋体"/>
           <w:noProof/>
-          <w:sz w:val="24"/>
-          <w:szCs w:val="24"/>
         </w:rPr>
         <w:drawing>
-          <wp:inline distT="0" distB="0" distL="0" distR="0" wp14:anchorId="31338EAA" wp14:editId="2EC2715C">
-            <wp:extent cx="3093720" cy="2051476"/>
-            <wp:effectExtent l="0" t="0" r="0" b="6350"/>
-            <wp:docPr id="180625282" name="图片 1"/>
+          <wp:inline distT="0" distB="0" distL="0" distR="0" wp14:anchorId="03FF2DFB" wp14:editId="3E56FA10">
+            <wp:extent cx="2945770" cy="1952625"/>
+            <wp:effectExtent l="0" t="0" r="6985" b="0"/>
+            <wp:docPr id="1996822053" name="图片 16"/>
             <wp:cNvGraphicFramePr>
               <a:graphicFrameLocks xmlns:a="http://schemas.openxmlformats.org/drawingml/2006/main" noChangeAspect="1"/>
             </wp:cNvGraphicFramePr>
@@ -4629,13 +7654,13 @@
               <a:graphicData uri="http://schemas.openxmlformats.org/drawingml/2006/picture">
                 <pic:pic xmlns:pic="http://schemas.openxmlformats.org/drawingml/2006/picture">
                   <pic:nvPicPr>
-                    <pic:cNvPr id="0" name="Picture 2"/>
+                    <pic:cNvPr id="0" name="Picture 35"/>
                     <pic:cNvPicPr>
                       <a:picLocks noChangeAspect="1" noChangeArrowheads="1"/>
                     </pic:cNvPicPr>
                   </pic:nvPicPr>
                   <pic:blipFill>
-                    <a:blip r:embed="rId22">
+                    <a:blip r:embed="rId44">
                       <a:extLst>
                         <a:ext uri="{28A0092B-C50C-407E-A947-70E740481C1C}">
                           <a14:useLocalDpi xmlns:a14="http://schemas.microsoft.com/office/drawing/2010/main" val="0"/>
@@ -4650,7 +7675,7 @@
                   <pic:spPr bwMode="auto">
                     <a:xfrm>
                       <a:off x="0" y="0"/>
-                      <a:ext cx="3095961" cy="2052962"/>
+                      <a:ext cx="2948770" cy="1954614"/>
                     </a:xfrm>
                     <a:prstGeom prst="rect">
                       <a:avLst/>
@@ -4691,8 +7716,8 @@
           <w:rFonts w:hint="eastAsia"/>
         </w:rPr>
       </w:pPr>
-      <w:bookmarkStart w:id="6" w:name="_修改层级与堆叠级"/>
-      <w:bookmarkEnd w:id="6"/>
+      <w:bookmarkStart w:id="8" w:name="_修改层级与堆叠级"/>
+      <w:bookmarkEnd w:id="8"/>
       <w:r>
         <w:rPr>
           <w:rFonts w:hint="eastAsia"/>
@@ -4819,8 +7844,16 @@
         <w:rPr>
           <w:rFonts w:hint="eastAsia"/>
         </w:rPr>
-        <w:t>层级与堆叠级</w:t>
-      </w:r>
+        <w:t>层级与</w:t>
+      </w:r>
+      <w:proofErr w:type="gramStart"/>
+      <w:r>
+        <w:rPr>
+          <w:rFonts w:hint="eastAsia"/>
+        </w:rPr>
+        <w:t>堆叠级</w:t>
+      </w:r>
+      <w:proofErr w:type="gramEnd"/>
       <w:r>
         <w:rPr>
           <w:rFonts w:hint="eastAsia"/>
@@ -4875,16 +7908,13 @@
       </w:pPr>
       <w:r>
         <w:rPr>
-          <w:rFonts w:ascii="宋体" w:eastAsia="宋体" w:hAnsi="宋体" w:cs="宋体"/>
           <w:noProof/>
-          <w:sz w:val="24"/>
-          <w:szCs w:val="24"/>
         </w:rPr>
         <w:drawing>
-          <wp:inline distT="0" distB="0" distL="0" distR="0" wp14:anchorId="10910607" wp14:editId="7EF06669">
-            <wp:extent cx="3992880" cy="1326313"/>
-            <wp:effectExtent l="0" t="0" r="7620" b="7620"/>
-            <wp:docPr id="1649230915" name="图片 2"/>
+          <wp:inline distT="0" distB="0" distL="0" distR="0" wp14:anchorId="7C7539CE" wp14:editId="4D53D758">
+            <wp:extent cx="4114800" cy="1365820"/>
+            <wp:effectExtent l="0" t="0" r="0" b="6350"/>
+            <wp:docPr id="1835358349" name="图片 17"/>
             <wp:cNvGraphicFramePr>
               <a:graphicFrameLocks xmlns:a="http://schemas.openxmlformats.org/drawingml/2006/main" noChangeAspect="1"/>
             </wp:cNvGraphicFramePr>
@@ -4892,13 +7922,13 @@
               <a:graphicData uri="http://schemas.openxmlformats.org/drawingml/2006/picture">
                 <pic:pic xmlns:pic="http://schemas.openxmlformats.org/drawingml/2006/picture">
                   <pic:nvPicPr>
-                    <pic:cNvPr id="0" name="Picture 4"/>
+                    <pic:cNvPr id="0" name="Picture 37"/>
                     <pic:cNvPicPr>
                       <a:picLocks noChangeAspect="1" noChangeArrowheads="1"/>
                     </pic:cNvPicPr>
                   </pic:nvPicPr>
                   <pic:blipFill>
-                    <a:blip r:embed="rId23">
+                    <a:blip r:embed="rId45">
                       <a:extLst>
                         <a:ext uri="{28A0092B-C50C-407E-A947-70E740481C1C}">
                           <a14:useLocalDpi xmlns:a14="http://schemas.microsoft.com/office/drawing/2010/main" val="0"/>
@@ -4913,7 +7943,7 @@
                   <pic:spPr bwMode="auto">
                     <a:xfrm>
                       <a:off x="0" y="0"/>
-                      <a:ext cx="4016704" cy="1334227"/>
+                      <a:ext cx="4123004" cy="1368543"/>
                     </a:xfrm>
                     <a:prstGeom prst="rect">
                       <a:avLst/>
@@ -4942,16 +7972,13 @@
       </w:pPr>
       <w:r>
         <w:rPr>
-          <w:rFonts w:ascii="宋体" w:eastAsia="宋体" w:hAnsi="宋体" w:cs="宋体"/>
           <w:noProof/>
-          <w:sz w:val="24"/>
-          <w:szCs w:val="24"/>
         </w:rPr>
         <w:drawing>
-          <wp:inline distT="0" distB="0" distL="0" distR="0" wp14:anchorId="79ECED5A" wp14:editId="0798F6D6">
-            <wp:extent cx="4001770" cy="2957243"/>
-            <wp:effectExtent l="0" t="0" r="0" b="0"/>
-            <wp:docPr id="1289436105" name="图片 3"/>
+          <wp:inline distT="0" distB="0" distL="0" distR="0" wp14:anchorId="62B01B6F" wp14:editId="7658DAF7">
+            <wp:extent cx="4086225" cy="3019655"/>
+            <wp:effectExtent l="0" t="0" r="0" b="9525"/>
+            <wp:docPr id="465710354" name="图片 18"/>
             <wp:cNvGraphicFramePr>
               <a:graphicFrameLocks xmlns:a="http://schemas.openxmlformats.org/drawingml/2006/main" noChangeAspect="1"/>
             </wp:cNvGraphicFramePr>
@@ -4959,13 +7986,13 @@
               <a:graphicData uri="http://schemas.openxmlformats.org/drawingml/2006/picture">
                 <pic:pic xmlns:pic="http://schemas.openxmlformats.org/drawingml/2006/picture">
                   <pic:nvPicPr>
-                    <pic:cNvPr id="0" name="Picture 6"/>
+                    <pic:cNvPr id="0" name="Picture 39"/>
                     <pic:cNvPicPr>
                       <a:picLocks noChangeAspect="1" noChangeArrowheads="1"/>
                     </pic:cNvPicPr>
                   </pic:nvPicPr>
                   <pic:blipFill>
-                    <a:blip r:embed="rId24">
+                    <a:blip r:embed="rId46">
                       <a:extLst>
                         <a:ext uri="{28A0092B-C50C-407E-A947-70E740481C1C}">
                           <a14:useLocalDpi xmlns:a14="http://schemas.microsoft.com/office/drawing/2010/main" val="0"/>
@@ -4980,7 +8007,7 @@
                   <pic:spPr bwMode="auto">
                     <a:xfrm>
                       <a:off x="0" y="0"/>
-                      <a:ext cx="4006548" cy="2960774"/>
+                      <a:ext cx="4093659" cy="3025148"/>
                     </a:xfrm>
                     <a:prstGeom prst="rect">
                       <a:avLst/>
@@ -5019,8 +8046,17 @@
             <w:rStyle w:val="a4"/>
             <w:rFonts w:hint="eastAsia"/>
           </w:rPr>
-          <w:t>变化的堆叠级</w:t>
+          <w:t>变化的</w:t>
         </w:r>
+        <w:proofErr w:type="gramStart"/>
+        <w:r>
+          <w:rPr>
+            <w:rStyle w:val="a4"/>
+            <w:rFonts w:hint="eastAsia"/>
+          </w:rPr>
+          <w:t>堆叠级</w:t>
+        </w:r>
+        <w:proofErr w:type="gramEnd"/>
       </w:hyperlink>
       <w:r>
         <w:rPr>
@@ -5046,8 +8082,17 @@
             <w:rStyle w:val="a4"/>
             <w:rFonts w:hint="eastAsia"/>
           </w:rPr>
-          <w:t>固定的堆叠级</w:t>
+          <w:t>固定的</w:t>
         </w:r>
+        <w:proofErr w:type="gramStart"/>
+        <w:r>
+          <w:rPr>
+            <w:rStyle w:val="a4"/>
+            <w:rFonts w:hint="eastAsia"/>
+          </w:rPr>
+          <w:t>堆叠级</w:t>
+        </w:r>
+        <w:proofErr w:type="gramEnd"/>
       </w:hyperlink>
       <w:r>
         <w:rPr>
@@ -5081,7 +8126,21 @@
         <w:rPr>
           <w:rFonts w:hint="eastAsia"/>
         </w:rPr>
-        <w:t>（堆叠级可以设置为小数、负数）</w:t>
+        <w:t>（</w:t>
+      </w:r>
+      <w:proofErr w:type="gramStart"/>
+      <w:r>
+        <w:rPr>
+          <w:rFonts w:hint="eastAsia"/>
+        </w:rPr>
+        <w:t>堆叠级</w:t>
+      </w:r>
+      <w:proofErr w:type="gramEnd"/>
+      <w:r>
+        <w:rPr>
+          <w:rFonts w:hint="eastAsia"/>
+        </w:rPr>
+        <w:t>可以设置为小数、负数）</w:t>
       </w:r>
     </w:p>
     <w:p>
@@ -5094,10 +8153,10 @@
           <w:noProof/>
         </w:rPr>
         <w:drawing>
-          <wp:inline distT="0" distB="0" distL="0" distR="0" wp14:anchorId="329DA825" wp14:editId="65485AB2">
-            <wp:extent cx="4495800" cy="631881"/>
+          <wp:inline distT="0" distB="0" distL="0" distR="0" wp14:anchorId="489FA028" wp14:editId="2ECFF141">
+            <wp:extent cx="4505325" cy="637117"/>
             <wp:effectExtent l="0" t="0" r="0" b="0"/>
-            <wp:docPr id="483271364" name="图片 4"/>
+            <wp:docPr id="1439574296" name="图片 10"/>
             <wp:cNvGraphicFramePr>
               <a:graphicFrameLocks xmlns:a="http://schemas.openxmlformats.org/drawingml/2006/main" noChangeAspect="1"/>
             </wp:cNvGraphicFramePr>
@@ -5105,13 +8164,13 @@
               <a:graphicData uri="http://schemas.openxmlformats.org/drawingml/2006/picture">
                 <pic:pic xmlns:pic="http://schemas.openxmlformats.org/drawingml/2006/picture">
                   <pic:nvPicPr>
-                    <pic:cNvPr id="0" name="Picture 8"/>
+                    <pic:cNvPr id="0" name="Picture 23"/>
                     <pic:cNvPicPr>
                       <a:picLocks noChangeAspect="1" noChangeArrowheads="1"/>
                     </pic:cNvPicPr>
                   </pic:nvPicPr>
                   <pic:blipFill>
-                    <a:blip r:embed="rId17">
+                    <a:blip r:embed="rId39">
                       <a:extLst>
                         <a:ext uri="{28A0092B-C50C-407E-A947-70E740481C1C}">
                           <a14:useLocalDpi xmlns:a14="http://schemas.microsoft.com/office/drawing/2010/main" val="0"/>
@@ -5126,7 +8185,7 @@
                   <pic:spPr bwMode="auto">
                     <a:xfrm>
                       <a:off x="0" y="0"/>
-                      <a:ext cx="4535178" cy="637415"/>
+                      <a:ext cx="4514196" cy="638371"/>
                     </a:xfrm>
                     <a:prstGeom prst="rect">
                       <a:avLst/>
@@ -5145,6 +8204,7 @@
     </w:p>
     <w:p>
       <w:pPr>
+        <w:spacing w:after="0"/>
         <w:jc w:val="center"/>
       </w:pPr>
       <w:r>
@@ -5152,10 +8212,10 @@
           <w:noProof/>
         </w:rPr>
         <w:drawing>
-          <wp:inline distT="0" distB="0" distL="0" distR="0" wp14:anchorId="23CC54E7" wp14:editId="70E1ED85">
-            <wp:extent cx="4480560" cy="619572"/>
-            <wp:effectExtent l="0" t="0" r="0" b="9525"/>
-            <wp:docPr id="1298671512" name="图片 5"/>
+          <wp:inline distT="0" distB="0" distL="0" distR="0" wp14:anchorId="7A671277" wp14:editId="5F3C66D9">
+            <wp:extent cx="4514850" cy="628650"/>
+            <wp:effectExtent l="0" t="0" r="0" b="0"/>
+            <wp:docPr id="290909233" name="图片 11"/>
             <wp:cNvGraphicFramePr>
               <a:graphicFrameLocks xmlns:a="http://schemas.openxmlformats.org/drawingml/2006/main" noChangeAspect="1"/>
             </wp:cNvGraphicFramePr>
@@ -5163,13 +8223,13 @@
               <a:graphicData uri="http://schemas.openxmlformats.org/drawingml/2006/picture">
                 <pic:pic xmlns:pic="http://schemas.openxmlformats.org/drawingml/2006/picture">
                   <pic:nvPicPr>
-                    <pic:cNvPr id="0" name="Picture 10"/>
+                    <pic:cNvPr id="0" name="Picture 25"/>
                     <pic:cNvPicPr>
                       <a:picLocks noChangeAspect="1" noChangeArrowheads="1"/>
                     </pic:cNvPicPr>
                   </pic:nvPicPr>
                   <pic:blipFill>
-                    <a:blip r:embed="rId18">
+                    <a:blip r:embed="rId40">
                       <a:extLst>
                         <a:ext uri="{28A0092B-C50C-407E-A947-70E740481C1C}">
                           <a14:useLocalDpi xmlns:a14="http://schemas.microsoft.com/office/drawing/2010/main" val="0"/>
@@ -5184,7 +8244,7 @@
                   <pic:spPr bwMode="auto">
                     <a:xfrm>
                       <a:off x="0" y="0"/>
-                      <a:ext cx="4495888" cy="621692"/>
+                      <a:ext cx="4514850" cy="628650"/>
                     </a:xfrm>
                     <a:prstGeom prst="rect">
                       <a:avLst/>
@@ -5373,7 +8433,7 @@
       </w:pPr>
     </w:p>
     <w:sectPr>
-      <w:headerReference w:type="default" r:id="rId25"/>
+      <w:headerReference w:type="default" r:id="rId47"/>
       <w:pgSz w:w="11906" w:h="16838"/>
       <w:pgMar w:top="1440" w:right="1800" w:bottom="1440" w:left="1800" w:header="851" w:footer="992" w:gutter="0"/>
       <w:cols w:space="425"/>
